--- a/docs/기능정의서_기술검토_부록.docx
+++ b/docs/기능정의서_기술검토_부록.docx
@@ -184,7 +184,7 @@
                 <w:color w:val="16243A"/>
                 <w:sz w:val="19"/>
               </w:rPr>
-              <w:t>v1.0 · 2026-08-25</w:t>
+              <w:t>v1.1 · 2026-08-25</w:t>
             </w:r>
           </w:p>
         </w:tc>
@@ -245,7 +245,7 @@
                 <w:color w:val="16243A"/>
                 <w:sz w:val="19"/>
               </w:rPr>
-              <w:t>글로벌 개인정보 문서 서비스 기능정의서 v2.0</w:t>
+              <w:t>글로벌 개인정보 문서 서비스 기능정의서 v2.1</w:t>
             </w:r>
           </w:p>
         </w:tc>
@@ -1068,6 +1068,537 @@
     </w:p>
     <w:p>
       <w:pPr>
+        <w:pStyle w:val="Heading2"/>
+      </w:pPr>
+      <w:r>
+        <w:t>1.1 SET-04 판정 근거와 경계</w:t>
+      </w:r>
+    </w:p>
+    <w:p>
+      <w:r>
+        <w:rPr>
+          <w:rFonts w:ascii="Arial Unicode MS" w:hAnsi="Arial Unicode MS" w:eastAsia="Arial Unicode MS"/>
+          <w:color w:val="16243A"/>
+          <w:sz w:val="22"/>
+        </w:rPr>
+        <w:t>SET-04는 특정 서비스의 위법 여부를 판정하는 법률 규칙이 아닙니다. 아동, 민감·생체 정보, 자동화된 중대한 결정, 지속적 감시, 개인정보 판매·공유처럼 국가별 추가 의무가 겹치는 처리 유형을 일반 SaaS용 자동 문서 경로에서 제외하는 제품 안전장치입니다. 기준일은 2026-08-25이며 실제 적용은 관할별 법률 검토가 필요합니다.</w:t>
+      </w:r>
+    </w:p>
+    <w:tbl>
+      <w:tblPr>
+        <w:tblStyle w:val="TableGrid"/>
+        <w:tblW w:type="dxa" w:w="9360"/>
+        <w:jc w:val="left"/>
+        <w:tblLayout w:type="fixed"/>
+        <w:tblLook w:firstColumn="1" w:firstRow="1" w:lastColumn="0" w:lastRow="0" w:noHBand="0" w:noVBand="1" w:val="04A0"/>
+        <w:tblInd w:w="120" w:type="dxa"/>
+      </w:tblPr>
+      <w:tblGrid>
+        <w:gridCol w:w="2700"/>
+        <w:gridCol w:w="6660"/>
+      </w:tblGrid>
+      <w:tr>
+        <w:trPr>
+          <w:tblHeader w:val="true"/>
+          <w:cantSplit/>
+        </w:trPr>
+        <w:tc>
+          <w:tcPr>
+            <w:tcW w:type="dxa" w:w="2700"/>
+            <w:shd w:fill="E8EEF9"/>
+            <w:tcMar>
+              <w:top w:w="80" w:type="dxa"/>
+              <w:start w:w="120" w:type="dxa"/>
+              <w:bottom w:w="80" w:type="dxa"/>
+              <w:end w:w="120" w:type="dxa"/>
+            </w:tcMar>
+            <w:vAlign w:val="center"/>
+          </w:tcPr>
+          <w:p>
+            <w:pPr>
+              <w:keepNext/>
+              <w:spacing w:before="0" w:after="0" w:line="276" w:lineRule="auto"/>
+              <w:jc w:val="left"/>
+            </w:pPr>
+            <w:r/>
+            <w:r>
+              <w:rPr>
+                <w:rFonts w:ascii="Arial Unicode MS" w:hAnsi="Arial Unicode MS" w:eastAsia="Arial Unicode MS"/>
+                <w:b/>
+                <w:color w:val="16243A"/>
+                <w:sz w:val="17"/>
+              </w:rPr>
+              <w:t>제품 판정 기준</w:t>
+            </w:r>
+          </w:p>
+        </w:tc>
+        <w:tc>
+          <w:tcPr>
+            <w:tcW w:type="dxa" w:w="6660"/>
+            <w:shd w:fill="E8EEF9"/>
+            <w:tcMar>
+              <w:top w:w="80" w:type="dxa"/>
+              <w:start w:w="120" w:type="dxa"/>
+              <w:bottom w:w="80" w:type="dxa"/>
+              <w:end w:w="120" w:type="dxa"/>
+            </w:tcMar>
+            <w:vAlign w:val="center"/>
+          </w:tcPr>
+          <w:p>
+            <w:pPr>
+              <w:keepNext/>
+              <w:spacing w:before="0" w:after="0" w:line="276" w:lineRule="auto"/>
+              <w:jc w:val="left"/>
+            </w:pPr>
+            <w:r/>
+            <w:r>
+              <w:rPr>
+                <w:rFonts w:ascii="Arial Unicode MS" w:hAnsi="Arial Unicode MS" w:eastAsia="Arial Unicode MS"/>
+                <w:b/>
+                <w:color w:val="16243A"/>
+                <w:sz w:val="17"/>
+              </w:rPr>
+              <w:t>공식 자료에서 확인한 강화 영역</w:t>
+            </w:r>
+          </w:p>
+        </w:tc>
+      </w:tr>
+      <w:tr>
+        <w:trPr>
+          <w:cantSplit/>
+        </w:trPr>
+        <w:tc>
+          <w:tcPr>
+            <w:tcW w:type="dxa" w:w="2700"/>
+            <w:tcMar>
+              <w:top w:w="80" w:type="dxa"/>
+              <w:start w:w="120" w:type="dxa"/>
+              <w:bottom w:w="80" w:type="dxa"/>
+              <w:end w:w="120" w:type="dxa"/>
+            </w:tcMar>
+            <w:vAlign w:val="center"/>
+          </w:tcPr>
+          <w:p>
+            <w:pPr>
+              <w:spacing w:before="0" w:after="0" w:line="276" w:lineRule="auto"/>
+              <w:jc w:val="left"/>
+            </w:pPr>
+            <w:r/>
+            <w:r>
+              <w:rPr>
+                <w:rFonts w:ascii="Arial Unicode MS" w:hAnsi="Arial Unicode MS" w:eastAsia="Arial Unicode MS"/>
+                <w:b w:val="0"/>
+                <w:color w:val="16243A"/>
+                <w:sz w:val="17"/>
+              </w:rPr>
+              <w:t>아동·청소년 대상</w:t>
+            </w:r>
+          </w:p>
+        </w:tc>
+        <w:tc>
+          <w:tcPr>
+            <w:tcW w:type="dxa" w:w="6660"/>
+            <w:tcMar>
+              <w:top w:w="80" w:type="dxa"/>
+              <w:start w:w="120" w:type="dxa"/>
+              <w:bottom w:w="80" w:type="dxa"/>
+              <w:end w:w="120" w:type="dxa"/>
+            </w:tcMar>
+            <w:vAlign w:val="center"/>
+          </w:tcPr>
+          <w:p>
+            <w:pPr>
+              <w:spacing w:before="0" w:after="0" w:line="276" w:lineRule="auto"/>
+              <w:jc w:val="left"/>
+            </w:pPr>
+            <w:r/>
+            <w:r>
+              <w:rPr>
+                <w:rFonts w:ascii="Arial Unicode MS" w:hAnsi="Arial Unicode MS" w:eastAsia="Arial Unicode MS"/>
+                <w:b w:val="0"/>
+                <w:color w:val="16243A"/>
+                <w:sz w:val="17"/>
+              </w:rPr>
+              <w:t>한국의 만 14세 미만 법정대리인 동의, 캘리포니아의 미성년자 민감정보, 싱가포르의 아동 데이터 지침</w:t>
+            </w:r>
+          </w:p>
+        </w:tc>
+      </w:tr>
+      <w:tr>
+        <w:trPr>
+          <w:cantSplit/>
+        </w:trPr>
+        <w:tc>
+          <w:tcPr>
+            <w:tcW w:type="dxa" w:w="2700"/>
+            <w:tcMar>
+              <w:top w:w="80" w:type="dxa"/>
+              <w:start w:w="120" w:type="dxa"/>
+              <w:bottom w:w="80" w:type="dxa"/>
+              <w:end w:w="120" w:type="dxa"/>
+            </w:tcMar>
+            <w:vAlign w:val="center"/>
+          </w:tcPr>
+          <w:p>
+            <w:pPr>
+              <w:spacing w:before="0" w:after="0" w:line="276" w:lineRule="auto"/>
+              <w:jc w:val="left"/>
+            </w:pPr>
+            <w:r/>
+            <w:r>
+              <w:rPr>
+                <w:rFonts w:ascii="Arial Unicode MS" w:hAnsi="Arial Unicode MS" w:eastAsia="Arial Unicode MS"/>
+                <w:b w:val="0"/>
+                <w:color w:val="16243A"/>
+                <w:sz w:val="17"/>
+              </w:rPr>
+              <w:t>민감·특별관리 정보</w:t>
+            </w:r>
+          </w:p>
+        </w:tc>
+        <w:tc>
+          <w:tcPr>
+            <w:tcW w:type="dxa" w:w="6660"/>
+            <w:tcMar>
+              <w:top w:w="80" w:type="dxa"/>
+              <w:start w:w="120" w:type="dxa"/>
+              <w:bottom w:w="80" w:type="dxa"/>
+              <w:end w:w="120" w:type="dxa"/>
+            </w:tcMar>
+            <w:vAlign w:val="center"/>
+          </w:tcPr>
+          <w:p>
+            <w:pPr>
+              <w:spacing w:before="0" w:after="0" w:line="276" w:lineRule="auto"/>
+              <w:jc w:val="left"/>
+            </w:pPr>
+            <w:r/>
+            <w:r>
+              <w:rPr>
+                <w:rFonts w:ascii="Arial Unicode MS" w:hAnsi="Arial Unicode MS" w:eastAsia="Arial Unicode MS"/>
+                <w:b w:val="0"/>
+                <w:color w:val="16243A"/>
+                <w:sz w:val="17"/>
+              </w:rPr>
+              <w:t>한국 민감정보, 캘리포니아 민감 개인정보, 일본 요배려 개인정보, 싱가포르 생체정보 지침</w:t>
+            </w:r>
+          </w:p>
+        </w:tc>
+      </w:tr>
+      <w:tr>
+        <w:trPr>
+          <w:cantSplit/>
+        </w:trPr>
+        <w:tc>
+          <w:tcPr>
+            <w:tcW w:type="dxa" w:w="2700"/>
+            <w:tcMar>
+              <w:top w:w="80" w:type="dxa"/>
+              <w:start w:w="120" w:type="dxa"/>
+              <w:bottom w:w="80" w:type="dxa"/>
+              <w:end w:w="120" w:type="dxa"/>
+            </w:tcMar>
+            <w:vAlign w:val="center"/>
+          </w:tcPr>
+          <w:p>
+            <w:pPr>
+              <w:spacing w:before="0" w:after="0" w:line="276" w:lineRule="auto"/>
+              <w:jc w:val="left"/>
+            </w:pPr>
+            <w:r/>
+            <w:r>
+              <w:rPr>
+                <w:rFonts w:ascii="Arial Unicode MS" w:hAnsi="Arial Unicode MS" w:eastAsia="Arial Unicode MS"/>
+                <w:b w:val="0"/>
+                <w:color w:val="16243A"/>
+                <w:sz w:val="17"/>
+              </w:rPr>
+              <w:t>중대한 자동화 결정</w:t>
+            </w:r>
+          </w:p>
+        </w:tc>
+        <w:tc>
+          <w:tcPr>
+            <w:tcW w:type="dxa" w:w="6660"/>
+            <w:tcMar>
+              <w:top w:w="80" w:type="dxa"/>
+              <w:start w:w="120" w:type="dxa"/>
+              <w:bottom w:w="80" w:type="dxa"/>
+              <w:end w:w="120" w:type="dxa"/>
+            </w:tcMar>
+            <w:vAlign w:val="center"/>
+          </w:tcPr>
+          <w:p>
+            <w:pPr>
+              <w:spacing w:before="0" w:after="0" w:line="276" w:lineRule="auto"/>
+              <w:jc w:val="left"/>
+            </w:pPr>
+            <w:r/>
+            <w:r>
+              <w:rPr>
+                <w:rFonts w:ascii="Arial Unicode MS" w:hAnsi="Arial Unicode MS" w:eastAsia="Arial Unicode MS"/>
+                <w:b w:val="0"/>
+                <w:color w:val="16243A"/>
+                <w:sz w:val="17"/>
+              </w:rPr>
+              <w:t>캘리포니아의 ADMT·중대한 결정 규정과 국가별 자동화 결정 권리 검토 필요</w:t>
+            </w:r>
+          </w:p>
+        </w:tc>
+      </w:tr>
+      <w:tr>
+        <w:trPr>
+          <w:cantSplit/>
+        </w:trPr>
+        <w:tc>
+          <w:tcPr>
+            <w:tcW w:type="dxa" w:w="2700"/>
+            <w:tcMar>
+              <w:top w:w="80" w:type="dxa"/>
+              <w:start w:w="120" w:type="dxa"/>
+              <w:bottom w:w="80" w:type="dxa"/>
+              <w:end w:w="120" w:type="dxa"/>
+            </w:tcMar>
+            <w:vAlign w:val="center"/>
+          </w:tcPr>
+          <w:p>
+            <w:pPr>
+              <w:spacing w:before="0" w:after="0" w:line="276" w:lineRule="auto"/>
+              <w:jc w:val="left"/>
+            </w:pPr>
+            <w:r/>
+            <w:r>
+              <w:rPr>
+                <w:rFonts w:ascii="Arial Unicode MS" w:hAnsi="Arial Unicode MS" w:eastAsia="Arial Unicode MS"/>
+                <w:b w:val="0"/>
+                <w:color w:val="16243A"/>
+                <w:sz w:val="17"/>
+              </w:rPr>
+              <w:t>지속적 감시·추적</w:t>
+            </w:r>
+          </w:p>
+        </w:tc>
+        <w:tc>
+          <w:tcPr>
+            <w:tcW w:type="dxa" w:w="6660"/>
+            <w:tcMar>
+              <w:top w:w="80" w:type="dxa"/>
+              <w:start w:w="120" w:type="dxa"/>
+              <w:bottom w:w="80" w:type="dxa"/>
+              <w:end w:w="120" w:type="dxa"/>
+            </w:tcMar>
+            <w:vAlign w:val="center"/>
+          </w:tcPr>
+          <w:p>
+            <w:pPr>
+              <w:spacing w:before="0" w:after="0" w:line="276" w:lineRule="auto"/>
+              <w:jc w:val="left"/>
+            </w:pPr>
+            <w:r/>
+            <w:r>
+              <w:rPr>
+                <w:rFonts w:ascii="Arial Unicode MS" w:hAnsi="Arial Unicode MS" w:eastAsia="Arial Unicode MS"/>
+                <w:b w:val="0"/>
+                <w:color w:val="16243A"/>
+                <w:sz w:val="17"/>
+              </w:rPr>
+              <w:t>생체 식별·정밀 위치·체계적 관찰에 대한 별도 위험평가와 보호조치</w:t>
+            </w:r>
+          </w:p>
+        </w:tc>
+      </w:tr>
+      <w:tr>
+        <w:trPr>
+          <w:cantSplit/>
+        </w:trPr>
+        <w:tc>
+          <w:tcPr>
+            <w:tcW w:type="dxa" w:w="2700"/>
+            <w:tcMar>
+              <w:top w:w="80" w:type="dxa"/>
+              <w:start w:w="120" w:type="dxa"/>
+              <w:bottom w:w="80" w:type="dxa"/>
+              <w:end w:w="120" w:type="dxa"/>
+            </w:tcMar>
+            <w:vAlign w:val="center"/>
+          </w:tcPr>
+          <w:p>
+            <w:pPr>
+              <w:spacing w:before="0" w:after="0" w:line="276" w:lineRule="auto"/>
+              <w:jc w:val="left"/>
+            </w:pPr>
+            <w:r/>
+            <w:r>
+              <w:rPr>
+                <w:rFonts w:ascii="Arial Unicode MS" w:hAnsi="Arial Unicode MS" w:eastAsia="Arial Unicode MS"/>
+                <w:b w:val="0"/>
+                <w:color w:val="16243A"/>
+                <w:sz w:val="17"/>
+              </w:rPr>
+              <w:t>판매·공유 중심 모델</w:t>
+            </w:r>
+          </w:p>
+        </w:tc>
+        <w:tc>
+          <w:tcPr>
+            <w:tcW w:type="dxa" w:w="6660"/>
+            <w:tcMar>
+              <w:top w:w="80" w:type="dxa"/>
+              <w:start w:w="120" w:type="dxa"/>
+              <w:bottom w:w="80" w:type="dxa"/>
+              <w:end w:w="120" w:type="dxa"/>
+            </w:tcMar>
+            <w:vAlign w:val="center"/>
+          </w:tcPr>
+          <w:p>
+            <w:pPr>
+              <w:spacing w:before="0" w:after="0" w:line="276" w:lineRule="auto"/>
+              <w:jc w:val="left"/>
+            </w:pPr>
+            <w:r/>
+            <w:r>
+              <w:rPr>
+                <w:rFonts w:ascii="Arial Unicode MS" w:hAnsi="Arial Unicode MS" w:eastAsia="Arial Unicode MS"/>
+                <w:b w:val="0"/>
+                <w:color w:val="16243A"/>
+                <w:sz w:val="17"/>
+              </w:rPr>
+              <w:t>판매·공유·데이터 브로커·맞춤광고에 적용되는 별도 고지와 거부권</w:t>
+            </w:r>
+          </w:p>
+        </w:tc>
+      </w:tr>
+    </w:tbl>
+    <w:p>
+      <w:pPr>
+        <w:spacing w:before="80" w:after="0"/>
+      </w:pPr>
+    </w:p>
+    <w:p>
+      <w:pPr>
+        <w:pStyle w:val="Heading2"/>
+      </w:pPr>
+      <w:r>
+        <w:t>1.2 SET-04 공식 검토 출처</w:t>
+      </w:r>
+    </w:p>
+    <w:p>
+      <w:pPr>
+        <w:spacing w:after="100"/>
+      </w:pPr>
+      <w:hyperlink r:id="rId11">
+        <w:r>
+          <w:rPr>
+            <w:rFonts w:ascii="Arial Unicode MS" w:hAnsi="Arial Unicode MS" w:eastAsia="Arial Unicode MS"/>
+            <w:color w:val="2454DB"/>
+            <w:u w:val="single"/>
+          </w:rPr>
+          <w:t>대한민국 개인정보 보호법 제22조의2·제23조</w:t>
+        </w:r>
+      </w:hyperlink>
+      <w:r>
+        <w:rPr>
+          <w:rFonts w:ascii="Arial Unicode MS" w:hAnsi="Arial Unicode MS" w:eastAsia="Arial Unicode MS"/>
+          <w:color w:val="5E6878"/>
+          <w:sz w:val="19"/>
+        </w:rPr>
+        <w:t xml:space="preserve"> — 아동의 개인정보 보호와 민감정보 처리 제한</w:t>
+      </w:r>
+    </w:p>
+    <w:p>
+      <w:pPr>
+        <w:spacing w:after="100"/>
+      </w:pPr>
+      <w:hyperlink r:id="rId12">
+        <w:r>
+          <w:rPr>
+            <w:rFonts w:ascii="Arial Unicode MS" w:hAnsi="Arial Unicode MS" w:eastAsia="Arial Unicode MS"/>
+            <w:color w:val="2454DB"/>
+            <w:u w:val="single"/>
+          </w:rPr>
+          <w:t>California CPPA Final Regulations</w:t>
+        </w:r>
+      </w:hyperlink>
+      <w:r>
+        <w:rPr>
+          <w:rFonts w:ascii="Arial Unicode MS" w:hAnsi="Arial Unicode MS" w:eastAsia="Arial Unicode MS"/>
+          <w:color w:val="5E6878"/>
+          <w:sz w:val="19"/>
+        </w:rPr>
+        <w:t xml:space="preserve"> — 민감 개인정보, ADMT, 중대한 결정, 체계적 관찰, 위험평가</w:t>
+      </w:r>
+    </w:p>
+    <w:p>
+      <w:pPr>
+        <w:spacing w:after="100"/>
+      </w:pPr>
+      <w:hyperlink r:id="rId13">
+        <w:r>
+          <w:rPr>
+            <w:rFonts w:ascii="Arial Unicode MS" w:hAnsi="Arial Unicode MS" w:eastAsia="Arial Unicode MS"/>
+            <w:color w:val="2454DB"/>
+            <w:u w:val="single"/>
+          </w:rPr>
+          <w:t>Japan PPC — APPI Laws and Policies</w:t>
+        </w:r>
+      </w:hyperlink>
+      <w:r>
+        <w:rPr>
+          <w:rFonts w:ascii="Arial Unicode MS" w:hAnsi="Arial Unicode MS" w:eastAsia="Arial Unicode MS"/>
+          <w:color w:val="5E6878"/>
+          <w:sz w:val="19"/>
+        </w:rPr>
+        <w:t xml:space="preserve"> — 요배려 개인정보와 APPI 공식 자료</w:t>
+      </w:r>
+    </w:p>
+    <w:p>
+      <w:pPr>
+        <w:spacing w:after="100"/>
+      </w:pPr>
+      <w:hyperlink r:id="rId14">
+        <w:r>
+          <w:rPr>
+            <w:rFonts w:ascii="Arial Unicode MS" w:hAnsi="Arial Unicode MS" w:eastAsia="Arial Unicode MS"/>
+            <w:color w:val="2454DB"/>
+            <w:u w:val="single"/>
+          </w:rPr>
+          <w:t>Singapore PDPC — Selected Topics</w:t>
+        </w:r>
+      </w:hyperlink>
+      <w:r>
+        <w:rPr>
+          <w:rFonts w:ascii="Arial Unicode MS" w:hAnsi="Arial Unicode MS" w:eastAsia="Arial Unicode MS"/>
+          <w:color w:val="5E6878"/>
+          <w:sz w:val="19"/>
+        </w:rPr>
+        <w:t xml:space="preserve"> — 미성년자·온라인 활동·고용 등 주제별 PDPA 지침</w:t>
+      </w:r>
+    </w:p>
+    <w:p>
+      <w:pPr>
+        <w:spacing w:after="100"/>
+      </w:pPr>
+      <w:hyperlink r:id="rId15">
+        <w:r>
+          <w:rPr>
+            <w:rFonts w:ascii="Arial Unicode MS" w:hAnsi="Arial Unicode MS" w:eastAsia="Arial Unicode MS"/>
+            <w:color w:val="2454DB"/>
+            <w:u w:val="single"/>
+          </w:rPr>
+          <w:t>Singapore PDPC — Biometric Data Guide</w:t>
+        </w:r>
+      </w:hyperlink>
+      <w:r>
+        <w:rPr>
+          <w:rFonts w:ascii="Arial Unicode MS" w:hAnsi="Arial Unicode MS" w:eastAsia="Arial Unicode MS"/>
+          <w:color w:val="5E6878"/>
+          <w:sz w:val="19"/>
+        </w:rPr>
+        <w:t xml:space="preserve"> — 생체정보의 책임 있는 이용과 보호조치</w:t>
+      </w:r>
+    </w:p>
+    <w:p>
+      <w:pPr>
         <w:pStyle w:val="Heading1"/>
       </w:pPr>
       <w:r>
@@ -3493,6 +4024,24 @@
           <w:sz w:val="21"/>
         </w:rPr>
         <w:t>가입 필수 동의가 없으면 실제 고객 계정을 만들 수 없다.</w:t>
+      </w:r>
+    </w:p>
+    <w:p>
+      <w:pPr>
+        <w:numPr>
+          <w:ilvl w:val="0"/>
+          <w:numId w:val="11"/>
+        </w:numPr>
+        <w:spacing w:after="100" w:line="300" w:lineRule="auto"/>
+        <w:ind w:left="540" w:hanging="271"/>
+      </w:pPr>
+      <w:r>
+        <w:rPr>
+          <w:rFonts w:ascii="Arial Unicode MS" w:hAnsi="Arial Unicode MS" w:eastAsia="Arial Unicode MS"/>
+          <w:color w:val="16243A"/>
+          <w:sz w:val="21"/>
+        </w:rPr>
+        <w:t>SET-04 다섯 기준 중 하나라도 해당하면 일반 자동 생성·발행 경로를 차단하고 판정 근거와 관할별 외부 검토 행동을 표시한다.</w:t>
       </w:r>
     </w:p>
     <w:p>
@@ -5737,7 +6286,7 @@
       <w:pPr>
         <w:spacing w:after="100"/>
       </w:pPr>
-      <w:hyperlink r:id="rId11">
+      <w:hyperlink r:id="rId16">
         <w:r>
           <w:rPr>
             <w:rFonts w:ascii="Arial Unicode MS" w:hAnsi="Arial Unicode MS" w:eastAsia="Arial Unicode MS"/>
@@ -5760,7 +6309,7 @@
       <w:pPr>
         <w:spacing w:after="100"/>
       </w:pPr>
-      <w:hyperlink r:id="rId12">
+      <w:hyperlink r:id="rId17">
         <w:r>
           <w:rPr>
             <w:rFonts w:ascii="Arial Unicode MS" w:hAnsi="Arial Unicode MS" w:eastAsia="Arial Unicode MS"/>
@@ -5783,7 +6332,7 @@
       <w:pPr>
         <w:spacing w:after="100"/>
       </w:pPr>
-      <w:hyperlink r:id="rId13">
+      <w:hyperlink r:id="rId18">
         <w:r>
           <w:rPr>
             <w:rFonts w:ascii="Arial Unicode MS" w:hAnsi="Arial Unicode MS" w:eastAsia="Arial Unicode MS"/>
@@ -5806,7 +6355,7 @@
       <w:pPr>
         <w:spacing w:after="100"/>
       </w:pPr>
-      <w:hyperlink r:id="rId14">
+      <w:hyperlink r:id="rId19">
         <w:r>
           <w:rPr>
             <w:rFonts w:ascii="Arial Unicode MS" w:hAnsi="Arial Unicode MS" w:eastAsia="Arial Unicode MS"/>
@@ -5829,7 +6378,7 @@
       <w:pPr>
         <w:spacing w:after="100"/>
       </w:pPr>
-      <w:hyperlink r:id="rId15">
+      <w:hyperlink r:id="rId20">
         <w:r>
           <w:rPr>
             <w:rFonts w:ascii="Arial Unicode MS" w:hAnsi="Arial Unicode MS" w:eastAsia="Arial Unicode MS"/>
@@ -5852,7 +6401,7 @@
       <w:pPr>
         <w:spacing w:after="100"/>
       </w:pPr>
-      <w:hyperlink r:id="rId16">
+      <w:hyperlink r:id="rId21">
         <w:r>
           <w:rPr>
             <w:rFonts w:ascii="Arial Unicode MS" w:hAnsi="Arial Unicode MS" w:eastAsia="Arial Unicode MS"/>
@@ -5875,7 +6424,7 @@
       <w:pPr>
         <w:spacing w:after="100"/>
       </w:pPr>
-      <w:hyperlink r:id="rId17">
+      <w:hyperlink r:id="rId22">
         <w:r>
           <w:rPr>
             <w:rFonts w:ascii="Arial Unicode MS" w:hAnsi="Arial Unicode MS" w:eastAsia="Arial Unicode MS"/>
@@ -5898,7 +6447,7 @@
       <w:pPr>
         <w:spacing w:after="100"/>
       </w:pPr>
-      <w:hyperlink r:id="rId18">
+      <w:hyperlink r:id="rId23">
         <w:r>
           <w:rPr>
             <w:rFonts w:ascii="Arial Unicode MS" w:hAnsi="Arial Unicode MS" w:eastAsia="Arial Unicode MS"/>
@@ -5921,7 +6470,7 @@
       <w:pPr>
         <w:spacing w:after="100"/>
       </w:pPr>
-      <w:hyperlink r:id="rId19">
+      <w:hyperlink r:id="rId24">
         <w:r>
           <w:rPr>
             <w:rFonts w:ascii="Arial Unicode MS" w:hAnsi="Arial Unicode MS" w:eastAsia="Arial Unicode MS"/>
@@ -5944,7 +6493,7 @@
       <w:pPr>
         <w:spacing w:after="100"/>
       </w:pPr>
-      <w:hyperlink r:id="rId20">
+      <w:hyperlink r:id="rId25">
         <w:r>
           <w:rPr>
             <w:rFonts w:ascii="Arial Unicode MS" w:hAnsi="Arial Unicode MS" w:eastAsia="Arial Unicode MS"/>
@@ -5967,7 +6516,7 @@
       <w:pPr>
         <w:spacing w:after="100"/>
       </w:pPr>
-      <w:hyperlink r:id="rId21">
+      <w:hyperlink r:id="rId26">
         <w:r>
           <w:rPr>
             <w:rFonts w:ascii="Arial Unicode MS" w:hAnsi="Arial Unicode MS" w:eastAsia="Arial Unicode MS"/>
@@ -5990,7 +6539,7 @@
       <w:pPr>
         <w:spacing w:after="100"/>
       </w:pPr>
-      <w:hyperlink r:id="rId22">
+      <w:hyperlink r:id="rId27">
         <w:r>
           <w:rPr>
             <w:rFonts w:ascii="Arial Unicode MS" w:hAnsi="Arial Unicode MS" w:eastAsia="Arial Unicode MS"/>
@@ -14763,7 +15312,7 @@
         <w:color w:val="5E6878"/>
         <w:sz w:val="17"/>
       </w:rPr>
-      <w:t>기술검토 부록   ·   FDS-APP-2026-08-v1.0</w:t>
+      <w:t>기술검토 부록   ·   FDS-APP-2026-08-v1.1</w:t>
     </w:r>
   </w:p>
 </w:hdr>

--- a/docs/기능정의서_기술검토_부록.docx
+++ b/docs/기능정의서_기술검토_부록.docx
@@ -184,7 +184,7 @@
                 <w:color w:val="16243A"/>
                 <w:sz w:val="19"/>
               </w:rPr>
-              <w:t>v1.1 · 2026-08-25</w:t>
+              <w:t>v1.2 · 2026-08-25</w:t>
             </w:r>
           </w:p>
         </w:tc>
@@ -245,7 +245,7 @@
                 <w:color w:val="16243A"/>
                 <w:sz w:val="19"/>
               </w:rPr>
-              <w:t>글로벌 개인정보 문서 서비스 기능정의서 v2.1</w:t>
+              <w:t>글로벌 개인정보 문서 서비스 기능정의서 v2.2</w:t>
             </w:r>
           </w:p>
         </w:tc>
@@ -15312,7 +15312,7 @@
         <w:color w:val="5E6878"/>
         <w:sz w:val="17"/>
       </w:rPr>
-      <w:t>기술검토 부록   ·   FDS-APP-2026-08-v1.1</w:t>
+      <w:t>기술검토 부록   ·   FDS-APP-2026-08-v1.2</w:t>
     </w:r>
   </w:p>
 </w:hdr>

--- a/docs/기능정의서_기술검토_부록.docx
+++ b/docs/기능정의서_기술검토_부록.docx
@@ -184,7 +184,7 @@
                 <w:color w:val="16243A"/>
                 <w:sz w:val="19"/>
               </w:rPr>
-              <w:t>v1.2 · 2026-08-25</w:t>
+              <w:t>v1.3 · 2026-08-25</w:t>
             </w:r>
           </w:p>
         </w:tc>
@@ -245,7 +245,7 @@
                 <w:color w:val="16243A"/>
                 <w:sz w:val="19"/>
               </w:rPr>
-              <w:t>글로벌 개인정보 문서 서비스 기능정의서 v2.2</w:t>
+              <w:t>글로벌 개인정보 문서 서비스 기능정의서 v2.3</w:t>
             </w:r>
           </w:p>
         </w:tc>
@@ -1027,7 +1027,7 @@
                 <w:color w:val="16243A"/>
                 <w:sz w:val="18"/>
               </w:rPr>
-              <w:t>검사·추출·조합·검증·diff·영향 계산</w:t>
+              <w:t>검사·추출·작성 시점 공식 출처 조회·조합·검증·diff</w:t>
             </w:r>
           </w:p>
         </w:tc>
@@ -2244,7 +2244,7 @@
                 <w:color w:val="16243A"/>
                 <w:sz w:val="17"/>
               </w:rPr>
-              <w:t>jurisdiction · version · legal_as_of · approval</w:t>
+              <w:t>jurisdiction · version · legal_as_of · source_snapshot_id · approval</w:t>
             </w:r>
           </w:p>
         </w:tc>
@@ -2394,7 +2394,7 @@
                 <w:color w:val="16243A"/>
                 <w:sz w:val="17"/>
               </w:rPr>
-              <w:t>특정 사실·규칙·조항으로 만든 불변 버전</w:t>
+              <w:t>특정 사실·공식 출처·규칙·조항으로 만든 불변 버전</w:t>
             </w:r>
           </w:p>
         </w:tc>
@@ -2422,7 +2422,7 @@
                 <w:color w:val="16243A"/>
                 <w:sz w:val="17"/>
               </w:rPr>
-              <w:t>version · content_hash · effective_at</w:t>
+              <w:t>version · source_snapshot_ids · content_hash · effective_at</w:t>
             </w:r>
           </w:p>
         </w:tc>
@@ -2483,7 +2483,7 @@
                 <w:color w:val="16243A"/>
                 <w:sz w:val="17"/>
               </w:rPr>
-              <w:t>공식 출처의 특정 시점 원문</w:t>
+              <w:t>문서 작성·재작성 시 조회한 공식 법령·지침 공개본</w:t>
             </w:r>
           </w:p>
         </w:tc>
@@ -2511,7 +2511,7 @@
                 <w:color w:val="16243A"/>
                 <w:sz w:val="17"/>
               </w:rPr>
-              <w:t>url · fetched_at · hash · rights_status</w:t>
+              <w:t>url · fetched_at · hash · legal_as_of · rights_status</w:t>
             </w:r>
           </w:p>
         </w:tc>
@@ -3202,7 +3202,7 @@
                 <w:color w:val="16243A"/>
                 <w:sz w:val="18"/>
               </w:rPr>
-              <w:t>법률 변경</w:t>
+              <w:t>법률 출처</w:t>
             </w:r>
           </w:p>
         </w:tc>
@@ -3230,7 +3230,7 @@
                 <w:color w:val="16243A"/>
                 <w:sz w:val="18"/>
               </w:rPr>
-              <w:t>감지 → 검토 대기 → 대상 아님/수정 필요 → 승인 → 영향 계산 → 고객 확인</w:t>
+              <w:t>대기 → 조회중 → 완료/실패 → 차이 검토 필요</w:t>
             </w:r>
           </w:p>
         </w:tc>
@@ -3258,7 +3258,7 @@
                 <w:color w:val="16243A"/>
                 <w:sz w:val="18"/>
               </w:rPr>
-              <w:t>감지만으로 법률 변경이나 고객 문서 수정으로 확정하지 않음</w:t>
+              <w:t>조회 실패 시 해당 국가 생성을 차단하고 차이만으로 문서를 자동 수정하지 않음</w:t>
             </w:r>
           </w:p>
         </w:tc>
@@ -3684,7 +3684,7 @@
                 <w:color w:val="16243A"/>
                 <w:sz w:val="18"/>
               </w:rPr>
-              <w:t>사실→규칙→조항→문서 버전, 출처 스냅샷→검토→영향→고객 승인 연결</w:t>
+              <w:t>사실·작성 시점 출처 스냅샷→규칙→조항→문서 버전→고객 승인 연결</w:t>
             </w:r>
           </w:p>
         </w:tc>
@@ -4095,7 +4095,25 @@
           <w:color w:val="16243A"/>
           <w:sz w:val="21"/>
         </w:rPr>
-        <w:t>확정 사실로 4개 국가 초안을 만들고 국가별 차이와 생성 근거를 확인할 수 있다.</w:t>
+        <w:t>국가별 초안 생성 요청 시 공식 법령·지침 공개본을 조회해 출처 URL·조회 시각·원문 해시·법률 기준일을 저장하고, 조회 실패 시 해당 국가 초안 생성을 차단한다.</w:t>
+      </w:r>
+    </w:p>
+    <w:p>
+      <w:pPr>
+        <w:numPr>
+          <w:ilvl w:val="0"/>
+          <w:numId w:val="11"/>
+        </w:numPr>
+        <w:spacing w:after="100" w:line="300" w:lineRule="auto"/>
+        <w:ind w:left="540" w:hanging="271"/>
+      </w:pPr>
+      <w:r>
+        <w:rPr>
+          <w:rFonts w:ascii="Arial Unicode MS" w:hAnsi="Arial Unicode MS" w:eastAsia="Arial Unicode MS"/>
+          <w:color w:val="16243A"/>
+          <w:sz w:val="21"/>
+        </w:rPr>
+        <w:t>확정 사실과 작성 시점의 국가별 법령·공식 지침으로 4개 국가 초안을 만들고 출처·차이·생성 근거를 확인할 수 있다.</w:t>
       </w:r>
     </w:p>
     <w:p>
@@ -4149,7 +4167,7 @@
           <w:color w:val="16243A"/>
           <w:sz w:val="21"/>
         </w:rPr>
-        <w:t>공식 출처 문구 변화는 검토 대기열만 만들며 규칙·조항 또는 고객 문서를 자동 변경하지 않는다.</w:t>
+        <w:t>공식 출처 문구가 달라져도 검토 대기열만 만들고 규칙·조항·고객 문서는 자동 변경하지 않는다.</w:t>
       </w:r>
     </w:p>
     <w:p>
@@ -15312,7 +15330,7 @@
         <w:color w:val="5E6878"/>
         <w:sz w:val="17"/>
       </w:rPr>
-      <w:t>기술검토 부록   ·   FDS-APP-2026-08-v1.2</w:t>
+      <w:t>기술검토 부록   ·   FDS-APP-2026-08-v1.3</w:t>
     </w:r>
   </w:p>
 </w:hdr>

--- a/docs/기능정의서_기술검토_부록.docx
+++ b/docs/기능정의서_기술검토_부록.docx
@@ -9,7 +9,7 @@
       </w:pPr>
       <w:r>
         <w:rPr>
-          <w:rFonts w:ascii="Arial Unicode MS" w:hAnsi="Arial Unicode MS" w:eastAsia="Arial Unicode MS"/>
+          <w:rFonts w:ascii="Apple SD Gothic Neo" w:hAnsi="Apple SD Gothic Neo" w:eastAsia="Apple SD Gothic Neo"/>
           <w:b/>
           <w:color w:val="2454DB"/>
           <w:sz w:val="18"/>
@@ -25,7 +25,7 @@
       </w:pPr>
       <w:r>
         <w:rPr>
-          <w:rFonts w:ascii="Arial Unicode MS" w:hAnsi="Arial Unicode MS" w:eastAsia="Arial Unicode MS"/>
+          <w:rFonts w:ascii="Apple SD Gothic Neo" w:hAnsi="Apple SD Gothic Neo" w:eastAsia="Apple SD Gothic Neo"/>
           <w:b/>
           <w:color w:val="16243A"/>
           <w:sz w:val="50"/>
@@ -42,7 +42,7 @@
       </w:pPr>
       <w:r>
         <w:rPr>
-          <w:rFonts w:ascii="Arial Unicode MS" w:hAnsi="Arial Unicode MS" w:eastAsia="Arial Unicode MS"/>
+          <w:rFonts w:ascii="Apple SD Gothic Neo" w:hAnsi="Apple SD Gothic Neo" w:eastAsia="Apple SD Gothic Neo"/>
           <w:color w:val="17356F"/>
           <w:sz w:val="27"/>
         </w:rPr>
@@ -88,7 +88,7 @@
             <w:r/>
             <w:r>
               <w:rPr>
-                <w:rFonts w:ascii="Arial Unicode MS" w:hAnsi="Arial Unicode MS" w:eastAsia="Arial Unicode MS"/>
+                <w:rFonts w:ascii="Apple SD Gothic Neo" w:hAnsi="Apple SD Gothic Neo" w:eastAsia="Apple SD Gothic Neo"/>
                 <w:b/>
                 <w:color w:val="16243A"/>
                 <w:sz w:val="19"/>
@@ -118,7 +118,7 @@
             <w:r/>
             <w:r>
               <w:rPr>
-                <w:rFonts w:ascii="Arial Unicode MS" w:hAnsi="Arial Unicode MS" w:eastAsia="Arial Unicode MS"/>
+                <w:rFonts w:ascii="Apple SD Gothic Neo" w:hAnsi="Apple SD Gothic Neo" w:eastAsia="Apple SD Gothic Neo"/>
                 <w:b/>
                 <w:color w:val="16243A"/>
                 <w:sz w:val="19"/>
@@ -151,7 +151,7 @@
             <w:r/>
             <w:r>
               <w:rPr>
-                <w:rFonts w:ascii="Arial Unicode MS" w:hAnsi="Arial Unicode MS" w:eastAsia="Arial Unicode MS"/>
+                <w:rFonts w:ascii="Apple SD Gothic Neo" w:hAnsi="Apple SD Gothic Neo" w:eastAsia="Apple SD Gothic Neo"/>
                 <w:b w:val="0"/>
                 <w:color w:val="16243A"/>
                 <w:sz w:val="19"/>
@@ -179,12 +179,12 @@
             <w:r/>
             <w:r>
               <w:rPr>
-                <w:rFonts w:ascii="Arial Unicode MS" w:hAnsi="Arial Unicode MS" w:eastAsia="Arial Unicode MS"/>
+                <w:rFonts w:ascii="Apple SD Gothic Neo" w:hAnsi="Apple SD Gothic Neo" w:eastAsia="Apple SD Gothic Neo"/>
                 <w:b w:val="0"/>
                 <w:color w:val="16243A"/>
                 <w:sz w:val="19"/>
               </w:rPr>
-              <w:t>v1.3 · 2026-08-25</w:t>
+              <w:t>v1.4 · 2026-08-25</w:t>
             </w:r>
           </w:p>
         </w:tc>
@@ -212,7 +212,7 @@
             <w:r/>
             <w:r>
               <w:rPr>
-                <w:rFonts w:ascii="Arial Unicode MS" w:hAnsi="Arial Unicode MS" w:eastAsia="Arial Unicode MS"/>
+                <w:rFonts w:ascii="Apple SD Gothic Neo" w:hAnsi="Apple SD Gothic Neo" w:eastAsia="Apple SD Gothic Neo"/>
                 <w:b w:val="0"/>
                 <w:color w:val="16243A"/>
                 <w:sz w:val="19"/>
@@ -240,12 +240,12 @@
             <w:r/>
             <w:r>
               <w:rPr>
-                <w:rFonts w:ascii="Arial Unicode MS" w:hAnsi="Arial Unicode MS" w:eastAsia="Arial Unicode MS"/>
+                <w:rFonts w:ascii="Apple SD Gothic Neo" w:hAnsi="Apple SD Gothic Neo" w:eastAsia="Apple SD Gothic Neo"/>
                 <w:b w:val="0"/>
                 <w:color w:val="16243A"/>
                 <w:sz w:val="19"/>
               </w:rPr>
-              <w:t>글로벌 개인정보 문서 서비스 기능정의서 v2.3</w:t>
+              <w:t>글로벌 개인정보 문서 서비스 기능정의서 v2.4</w:t>
             </w:r>
           </w:p>
         </w:tc>
@@ -273,7 +273,7 @@
             <w:r/>
             <w:r>
               <w:rPr>
-                <w:rFonts w:ascii="Arial Unicode MS" w:hAnsi="Arial Unicode MS" w:eastAsia="Arial Unicode MS"/>
+                <w:rFonts w:ascii="Apple SD Gothic Neo" w:hAnsi="Apple SD Gothic Neo" w:eastAsia="Apple SD Gothic Neo"/>
                 <w:b w:val="0"/>
                 <w:color w:val="16243A"/>
                 <w:sz w:val="19"/>
@@ -301,7 +301,7 @@
             <w:r/>
             <w:r>
               <w:rPr>
-                <w:rFonts w:ascii="Arial Unicode MS" w:hAnsi="Arial Unicode MS" w:eastAsia="Arial Unicode MS"/>
+                <w:rFonts w:ascii="Apple SD Gothic Neo" w:hAnsi="Apple SD Gothic Neo" w:eastAsia="Apple SD Gothic Neo"/>
                 <w:b w:val="0"/>
                 <w:color w:val="16243A"/>
                 <w:sz w:val="19"/>
@@ -334,7 +334,7 @@
             <w:r/>
             <w:r>
               <w:rPr>
-                <w:rFonts w:ascii="Arial Unicode MS" w:hAnsi="Arial Unicode MS" w:eastAsia="Arial Unicode MS"/>
+                <w:rFonts w:ascii="Apple SD Gothic Neo" w:hAnsi="Apple SD Gothic Neo" w:eastAsia="Apple SD Gothic Neo"/>
                 <w:b w:val="0"/>
                 <w:color w:val="16243A"/>
                 <w:sz w:val="19"/>
@@ -362,7 +362,7 @@
             <w:r/>
             <w:r>
               <w:rPr>
-                <w:rFonts w:ascii="Arial Unicode MS" w:hAnsi="Arial Unicode MS" w:eastAsia="Arial Unicode MS"/>
+                <w:rFonts w:ascii="Apple SD Gothic Neo" w:hAnsi="Apple SD Gothic Neo" w:eastAsia="Apple SD Gothic Neo"/>
                 <w:b w:val="0"/>
                 <w:color w:val="16243A"/>
                 <w:sz w:val="19"/>
@@ -395,7 +395,7 @@
             <w:r/>
             <w:r>
               <w:rPr>
-                <w:rFonts w:ascii="Arial Unicode MS" w:hAnsi="Arial Unicode MS" w:eastAsia="Arial Unicode MS"/>
+                <w:rFonts w:ascii="Apple SD Gothic Neo" w:hAnsi="Apple SD Gothic Neo" w:eastAsia="Apple SD Gothic Neo"/>
                 <w:b w:val="0"/>
                 <w:color w:val="16243A"/>
                 <w:sz w:val="19"/>
@@ -423,7 +423,7 @@
             <w:r/>
             <w:r>
               <w:rPr>
-                <w:rFonts w:ascii="Arial Unicode MS" w:hAnsi="Arial Unicode MS" w:eastAsia="Arial Unicode MS"/>
+                <w:rFonts w:ascii="Apple SD Gothic Neo" w:hAnsi="Apple SD Gothic Neo" w:eastAsia="Apple SD Gothic Neo"/>
                 <w:b w:val="0"/>
                 <w:color w:val="16243A"/>
                 <w:sz w:val="19"/>
@@ -473,7 +473,7 @@
             <w:r/>
             <w:r>
               <w:rPr>
-                <w:rFonts w:ascii="Arial Unicode MS" w:hAnsi="Arial Unicode MS" w:eastAsia="Arial Unicode MS"/>
+                <w:rFonts w:ascii="Apple SD Gothic Neo" w:hAnsi="Apple SD Gothic Neo" w:eastAsia="Apple SD Gothic Neo"/>
                 <w:b/>
                 <w:color w:val="8A6511"/>
                 <w:sz w:val="20"/>
@@ -482,7 +482,7 @@
             </w:r>
             <w:r>
               <w:rPr>
-                <w:rFonts w:ascii="Arial Unicode MS" w:hAnsi="Arial Unicode MS" w:eastAsia="Arial Unicode MS"/>
+                <w:rFonts w:ascii="Apple SD Gothic Neo" w:hAnsi="Apple SD Gothic Neo" w:eastAsia="Apple SD Gothic Neo"/>
                 <w:color w:val="16243A"/>
                 <w:sz w:val="20"/>
               </w:rPr>
@@ -545,7 +545,7 @@
             <w:r/>
             <w:r>
               <w:rPr>
-                <w:rFonts w:ascii="Arial Unicode MS" w:hAnsi="Arial Unicode MS" w:eastAsia="Arial Unicode MS"/>
+                <w:rFonts w:ascii="Apple SD Gothic Neo" w:hAnsi="Apple SD Gothic Neo" w:eastAsia="Apple SD Gothic Neo"/>
                 <w:b/>
                 <w:color w:val="16243A"/>
                 <w:sz w:val="18"/>
@@ -575,7 +575,7 @@
             <w:r/>
             <w:r>
               <w:rPr>
-                <w:rFonts w:ascii="Arial Unicode MS" w:hAnsi="Arial Unicode MS" w:eastAsia="Arial Unicode MS"/>
+                <w:rFonts w:ascii="Apple SD Gothic Neo" w:hAnsi="Apple SD Gothic Neo" w:eastAsia="Apple SD Gothic Neo"/>
                 <w:b/>
                 <w:color w:val="16243A"/>
                 <w:sz w:val="18"/>
@@ -605,7 +605,7 @@
             <w:r/>
             <w:r>
               <w:rPr>
-                <w:rFonts w:ascii="Arial Unicode MS" w:hAnsi="Arial Unicode MS" w:eastAsia="Arial Unicode MS"/>
+                <w:rFonts w:ascii="Apple SD Gothic Neo" w:hAnsi="Apple SD Gothic Neo" w:eastAsia="Apple SD Gothic Neo"/>
                 <w:b/>
                 <w:color w:val="16243A"/>
                 <w:sz w:val="18"/>
@@ -638,7 +638,7 @@
             <w:r/>
             <w:r>
               <w:rPr>
-                <w:rFonts w:ascii="Arial Unicode MS" w:hAnsi="Arial Unicode MS" w:eastAsia="Arial Unicode MS"/>
+                <w:rFonts w:ascii="Apple SD Gothic Neo" w:hAnsi="Apple SD Gothic Neo" w:eastAsia="Apple SD Gothic Neo"/>
                 <w:b/>
                 <w:color w:val="16243A"/>
                 <w:sz w:val="18"/>
@@ -666,12 +666,12 @@
             <w:r/>
             <w:r>
               <w:rPr>
-                <w:rFonts w:ascii="Arial Unicode MS" w:hAnsi="Arial Unicode MS" w:eastAsia="Arial Unicode MS"/>
+                <w:rFonts w:ascii="Apple SD Gothic Neo" w:hAnsi="Apple SD Gothic Neo" w:eastAsia="Apple SD Gothic Neo"/>
                 <w:b w:val="0"/>
                 <w:color w:val="16243A"/>
                 <w:sz w:val="18"/>
               </w:rPr>
-              <w:t>회사·프로젝트·자료·사실 확인·초안·승인·발행·버전·삭제</w:t>
+              <w:t>표시 주체·프로젝트·자료·사실 확인·초안·승인·발행·버전·삭제</w:t>
             </w:r>
           </w:p>
         </w:tc>
@@ -694,7 +694,7 @@
             <w:r/>
             <w:r>
               <w:rPr>
-                <w:rFonts w:ascii="Arial Unicode MS" w:hAnsi="Arial Unicode MS" w:eastAsia="Arial Unicode MS"/>
+                <w:rFonts w:ascii="Apple SD Gothic Neo" w:hAnsi="Apple SD Gothic Neo" w:eastAsia="Apple SD Gothic Neo"/>
                 <w:b w:val="0"/>
                 <w:color w:val="16243A"/>
                 <w:sz w:val="18"/>
@@ -727,7 +727,7 @@
             <w:r/>
             <w:r>
               <w:rPr>
-                <w:rFonts w:ascii="Arial Unicode MS" w:hAnsi="Arial Unicode MS" w:eastAsia="Arial Unicode MS"/>
+                <w:rFonts w:ascii="Apple SD Gothic Neo" w:hAnsi="Apple SD Gothic Neo" w:eastAsia="Apple SD Gothic Neo"/>
                 <w:b/>
                 <w:color w:val="16243A"/>
                 <w:sz w:val="18"/>
@@ -755,7 +755,7 @@
             <w:r/>
             <w:r>
               <w:rPr>
-                <w:rFonts w:ascii="Arial Unicode MS" w:hAnsi="Arial Unicode MS" w:eastAsia="Arial Unicode MS"/>
+                <w:rFonts w:ascii="Apple SD Gothic Neo" w:hAnsi="Apple SD Gothic Neo" w:eastAsia="Apple SD Gothic Neo"/>
                 <w:b w:val="0"/>
                 <w:color w:val="16243A"/>
                 <w:sz w:val="18"/>
@@ -783,7 +783,7 @@
             <w:r/>
             <w:r>
               <w:rPr>
-                <w:rFonts w:ascii="Arial Unicode MS" w:hAnsi="Arial Unicode MS" w:eastAsia="Arial Unicode MS"/>
+                <w:rFonts w:ascii="Apple SD Gothic Neo" w:hAnsi="Apple SD Gothic Neo" w:eastAsia="Apple SD Gothic Neo"/>
                 <w:b w:val="0"/>
                 <w:color w:val="16243A"/>
                 <w:sz w:val="18"/>
@@ -816,7 +816,7 @@
             <w:r/>
             <w:r>
               <w:rPr>
-                <w:rFonts w:ascii="Arial Unicode MS" w:hAnsi="Arial Unicode MS" w:eastAsia="Arial Unicode MS"/>
+                <w:rFonts w:ascii="Apple SD Gothic Neo" w:hAnsi="Apple SD Gothic Neo" w:eastAsia="Apple SD Gothic Neo"/>
                 <w:b/>
                 <w:color w:val="16243A"/>
                 <w:sz w:val="18"/>
@@ -844,7 +844,7 @@
             <w:r/>
             <w:r>
               <w:rPr>
-                <w:rFonts w:ascii="Arial Unicode MS" w:hAnsi="Arial Unicode MS" w:eastAsia="Arial Unicode MS"/>
+                <w:rFonts w:ascii="Apple SD Gothic Neo" w:hAnsi="Apple SD Gothic Neo" w:eastAsia="Apple SD Gothic Neo"/>
                 <w:b w:val="0"/>
                 <w:color w:val="16243A"/>
                 <w:sz w:val="18"/>
@@ -872,7 +872,7 @@
             <w:r/>
             <w:r>
               <w:rPr>
-                <w:rFonts w:ascii="Arial Unicode MS" w:hAnsi="Arial Unicode MS" w:eastAsia="Arial Unicode MS"/>
+                <w:rFonts w:ascii="Apple SD Gothic Neo" w:hAnsi="Apple SD Gothic Neo" w:eastAsia="Apple SD Gothic Neo"/>
                 <w:b w:val="0"/>
                 <w:color w:val="16243A"/>
                 <w:sz w:val="18"/>
@@ -905,7 +905,7 @@
             <w:r/>
             <w:r>
               <w:rPr>
-                <w:rFonts w:ascii="Arial Unicode MS" w:hAnsi="Arial Unicode MS" w:eastAsia="Arial Unicode MS"/>
+                <w:rFonts w:ascii="Apple SD Gothic Neo" w:hAnsi="Apple SD Gothic Neo" w:eastAsia="Apple SD Gothic Neo"/>
                 <w:b/>
                 <w:color w:val="16243A"/>
                 <w:sz w:val="18"/>
@@ -933,7 +933,7 @@
             <w:r/>
             <w:r>
               <w:rPr>
-                <w:rFonts w:ascii="Arial Unicode MS" w:hAnsi="Arial Unicode MS" w:eastAsia="Arial Unicode MS"/>
+                <w:rFonts w:ascii="Apple SD Gothic Neo" w:hAnsi="Apple SD Gothic Neo" w:eastAsia="Apple SD Gothic Neo"/>
                 <w:b w:val="0"/>
                 <w:color w:val="16243A"/>
                 <w:sz w:val="18"/>
@@ -961,7 +961,7 @@
             <w:r/>
             <w:r>
               <w:rPr>
-                <w:rFonts w:ascii="Arial Unicode MS" w:hAnsi="Arial Unicode MS" w:eastAsia="Arial Unicode MS"/>
+                <w:rFonts w:ascii="Apple SD Gothic Neo" w:hAnsi="Apple SD Gothic Neo" w:eastAsia="Apple SD Gothic Neo"/>
                 <w:b w:val="0"/>
                 <w:color w:val="16243A"/>
                 <w:sz w:val="18"/>
@@ -994,7 +994,7 @@
             <w:r/>
             <w:r>
               <w:rPr>
-                <w:rFonts w:ascii="Arial Unicode MS" w:hAnsi="Arial Unicode MS" w:eastAsia="Arial Unicode MS"/>
+                <w:rFonts w:ascii="Apple SD Gothic Neo" w:hAnsi="Apple SD Gothic Neo" w:eastAsia="Apple SD Gothic Neo"/>
                 <w:b/>
                 <w:color w:val="16243A"/>
                 <w:sz w:val="18"/>
@@ -1022,7 +1022,7 @@
             <w:r/>
             <w:r>
               <w:rPr>
-                <w:rFonts w:ascii="Arial Unicode MS" w:hAnsi="Arial Unicode MS" w:eastAsia="Arial Unicode MS"/>
+                <w:rFonts w:ascii="Apple SD Gothic Neo" w:hAnsi="Apple SD Gothic Neo" w:eastAsia="Apple SD Gothic Neo"/>
                 <w:b w:val="0"/>
                 <w:color w:val="16243A"/>
                 <w:sz w:val="18"/>
@@ -1050,7 +1050,7 @@
             <w:r/>
             <w:r>
               <w:rPr>
-                <w:rFonts w:ascii="Arial Unicode MS" w:hAnsi="Arial Unicode MS" w:eastAsia="Arial Unicode MS"/>
+                <w:rFonts w:ascii="Apple SD Gothic Neo" w:hAnsi="Apple SD Gothic Neo" w:eastAsia="Apple SD Gothic Neo"/>
                 <w:b w:val="0"/>
                 <w:color w:val="16243A"/>
                 <w:sz w:val="18"/>
@@ -1077,7 +1077,7 @@
     <w:p>
       <w:r>
         <w:rPr>
-          <w:rFonts w:ascii="Arial Unicode MS" w:hAnsi="Arial Unicode MS" w:eastAsia="Arial Unicode MS"/>
+          <w:rFonts w:ascii="Apple SD Gothic Neo" w:hAnsi="Apple SD Gothic Neo" w:eastAsia="Apple SD Gothic Neo"/>
           <w:color w:val="16243A"/>
           <w:sz w:val="22"/>
         </w:rPr>
@@ -1123,7 +1123,7 @@
             <w:r/>
             <w:r>
               <w:rPr>
-                <w:rFonts w:ascii="Arial Unicode MS" w:hAnsi="Arial Unicode MS" w:eastAsia="Arial Unicode MS"/>
+                <w:rFonts w:ascii="Apple SD Gothic Neo" w:hAnsi="Apple SD Gothic Neo" w:eastAsia="Apple SD Gothic Neo"/>
                 <w:b/>
                 <w:color w:val="16243A"/>
                 <w:sz w:val="17"/>
@@ -1153,7 +1153,7 @@
             <w:r/>
             <w:r>
               <w:rPr>
-                <w:rFonts w:ascii="Arial Unicode MS" w:hAnsi="Arial Unicode MS" w:eastAsia="Arial Unicode MS"/>
+                <w:rFonts w:ascii="Apple SD Gothic Neo" w:hAnsi="Apple SD Gothic Neo" w:eastAsia="Apple SD Gothic Neo"/>
                 <w:b/>
                 <w:color w:val="16243A"/>
                 <w:sz w:val="17"/>
@@ -1186,7 +1186,7 @@
             <w:r/>
             <w:r>
               <w:rPr>
-                <w:rFonts w:ascii="Arial Unicode MS" w:hAnsi="Arial Unicode MS" w:eastAsia="Arial Unicode MS"/>
+                <w:rFonts w:ascii="Apple SD Gothic Neo" w:hAnsi="Apple SD Gothic Neo" w:eastAsia="Apple SD Gothic Neo"/>
                 <w:b w:val="0"/>
                 <w:color w:val="16243A"/>
                 <w:sz w:val="17"/>
@@ -1214,7 +1214,7 @@
             <w:r/>
             <w:r>
               <w:rPr>
-                <w:rFonts w:ascii="Arial Unicode MS" w:hAnsi="Arial Unicode MS" w:eastAsia="Arial Unicode MS"/>
+                <w:rFonts w:ascii="Apple SD Gothic Neo" w:hAnsi="Apple SD Gothic Neo" w:eastAsia="Apple SD Gothic Neo"/>
                 <w:b w:val="0"/>
                 <w:color w:val="16243A"/>
                 <w:sz w:val="17"/>
@@ -1247,7 +1247,7 @@
             <w:r/>
             <w:r>
               <w:rPr>
-                <w:rFonts w:ascii="Arial Unicode MS" w:hAnsi="Arial Unicode MS" w:eastAsia="Arial Unicode MS"/>
+                <w:rFonts w:ascii="Apple SD Gothic Neo" w:hAnsi="Apple SD Gothic Neo" w:eastAsia="Apple SD Gothic Neo"/>
                 <w:b w:val="0"/>
                 <w:color w:val="16243A"/>
                 <w:sz w:val="17"/>
@@ -1275,7 +1275,7 @@
             <w:r/>
             <w:r>
               <w:rPr>
-                <w:rFonts w:ascii="Arial Unicode MS" w:hAnsi="Arial Unicode MS" w:eastAsia="Arial Unicode MS"/>
+                <w:rFonts w:ascii="Apple SD Gothic Neo" w:hAnsi="Apple SD Gothic Neo" w:eastAsia="Apple SD Gothic Neo"/>
                 <w:b w:val="0"/>
                 <w:color w:val="16243A"/>
                 <w:sz w:val="17"/>
@@ -1308,7 +1308,7 @@
             <w:r/>
             <w:r>
               <w:rPr>
-                <w:rFonts w:ascii="Arial Unicode MS" w:hAnsi="Arial Unicode MS" w:eastAsia="Arial Unicode MS"/>
+                <w:rFonts w:ascii="Apple SD Gothic Neo" w:hAnsi="Apple SD Gothic Neo" w:eastAsia="Apple SD Gothic Neo"/>
                 <w:b w:val="0"/>
                 <w:color w:val="16243A"/>
                 <w:sz w:val="17"/>
@@ -1336,7 +1336,7 @@
             <w:r/>
             <w:r>
               <w:rPr>
-                <w:rFonts w:ascii="Arial Unicode MS" w:hAnsi="Arial Unicode MS" w:eastAsia="Arial Unicode MS"/>
+                <w:rFonts w:ascii="Apple SD Gothic Neo" w:hAnsi="Apple SD Gothic Neo" w:eastAsia="Apple SD Gothic Neo"/>
                 <w:b w:val="0"/>
                 <w:color w:val="16243A"/>
                 <w:sz w:val="17"/>
@@ -1369,7 +1369,7 @@
             <w:r/>
             <w:r>
               <w:rPr>
-                <w:rFonts w:ascii="Arial Unicode MS" w:hAnsi="Arial Unicode MS" w:eastAsia="Arial Unicode MS"/>
+                <w:rFonts w:ascii="Apple SD Gothic Neo" w:hAnsi="Apple SD Gothic Neo" w:eastAsia="Apple SD Gothic Neo"/>
                 <w:b w:val="0"/>
                 <w:color w:val="16243A"/>
                 <w:sz w:val="17"/>
@@ -1397,7 +1397,7 @@
             <w:r/>
             <w:r>
               <w:rPr>
-                <w:rFonts w:ascii="Arial Unicode MS" w:hAnsi="Arial Unicode MS" w:eastAsia="Arial Unicode MS"/>
+                <w:rFonts w:ascii="Apple SD Gothic Neo" w:hAnsi="Apple SD Gothic Neo" w:eastAsia="Apple SD Gothic Neo"/>
                 <w:b w:val="0"/>
                 <w:color w:val="16243A"/>
                 <w:sz w:val="17"/>
@@ -1430,7 +1430,7 @@
             <w:r/>
             <w:r>
               <w:rPr>
-                <w:rFonts w:ascii="Arial Unicode MS" w:hAnsi="Arial Unicode MS" w:eastAsia="Arial Unicode MS"/>
+                <w:rFonts w:ascii="Apple SD Gothic Neo" w:hAnsi="Apple SD Gothic Neo" w:eastAsia="Apple SD Gothic Neo"/>
                 <w:b w:val="0"/>
                 <w:color w:val="16243A"/>
                 <w:sz w:val="17"/>
@@ -1458,7 +1458,7 @@
             <w:r/>
             <w:r>
               <w:rPr>
-                <w:rFonts w:ascii="Arial Unicode MS" w:hAnsi="Arial Unicode MS" w:eastAsia="Arial Unicode MS"/>
+                <w:rFonts w:ascii="Apple SD Gothic Neo" w:hAnsi="Apple SD Gothic Neo" w:eastAsia="Apple SD Gothic Neo"/>
                 <w:b w:val="0"/>
                 <w:color w:val="16243A"/>
                 <w:sz w:val="17"/>
@@ -1489,7 +1489,7 @@
       <w:hyperlink r:id="rId11">
         <w:r>
           <w:rPr>
-            <w:rFonts w:ascii="Arial Unicode MS" w:hAnsi="Arial Unicode MS" w:eastAsia="Arial Unicode MS"/>
+            <w:rFonts w:ascii="Apple SD Gothic Neo" w:hAnsi="Apple SD Gothic Neo" w:eastAsia="Apple SD Gothic Neo"/>
             <w:color w:val="2454DB"/>
             <w:u w:val="single"/>
           </w:rPr>
@@ -1498,7 +1498,7 @@
       </w:hyperlink>
       <w:r>
         <w:rPr>
-          <w:rFonts w:ascii="Arial Unicode MS" w:hAnsi="Arial Unicode MS" w:eastAsia="Arial Unicode MS"/>
+          <w:rFonts w:ascii="Apple SD Gothic Neo" w:hAnsi="Apple SD Gothic Neo" w:eastAsia="Apple SD Gothic Neo"/>
           <w:color w:val="5E6878"/>
           <w:sz w:val="19"/>
         </w:rPr>
@@ -1512,7 +1512,7 @@
       <w:hyperlink r:id="rId12">
         <w:r>
           <w:rPr>
-            <w:rFonts w:ascii="Arial Unicode MS" w:hAnsi="Arial Unicode MS" w:eastAsia="Arial Unicode MS"/>
+            <w:rFonts w:ascii="Apple SD Gothic Neo" w:hAnsi="Apple SD Gothic Neo" w:eastAsia="Apple SD Gothic Neo"/>
             <w:color w:val="2454DB"/>
             <w:u w:val="single"/>
           </w:rPr>
@@ -1521,7 +1521,7 @@
       </w:hyperlink>
       <w:r>
         <w:rPr>
-          <w:rFonts w:ascii="Arial Unicode MS" w:hAnsi="Arial Unicode MS" w:eastAsia="Arial Unicode MS"/>
+          <w:rFonts w:ascii="Apple SD Gothic Neo" w:hAnsi="Apple SD Gothic Neo" w:eastAsia="Apple SD Gothic Neo"/>
           <w:color w:val="5E6878"/>
           <w:sz w:val="19"/>
         </w:rPr>
@@ -1535,7 +1535,7 @@
       <w:hyperlink r:id="rId13">
         <w:r>
           <w:rPr>
-            <w:rFonts w:ascii="Arial Unicode MS" w:hAnsi="Arial Unicode MS" w:eastAsia="Arial Unicode MS"/>
+            <w:rFonts w:ascii="Apple SD Gothic Neo" w:hAnsi="Apple SD Gothic Neo" w:eastAsia="Apple SD Gothic Neo"/>
             <w:color w:val="2454DB"/>
             <w:u w:val="single"/>
           </w:rPr>
@@ -1544,7 +1544,7 @@
       </w:hyperlink>
       <w:r>
         <w:rPr>
-          <w:rFonts w:ascii="Arial Unicode MS" w:hAnsi="Arial Unicode MS" w:eastAsia="Arial Unicode MS"/>
+          <w:rFonts w:ascii="Apple SD Gothic Neo" w:hAnsi="Apple SD Gothic Neo" w:eastAsia="Apple SD Gothic Neo"/>
           <w:color w:val="5E6878"/>
           <w:sz w:val="19"/>
         </w:rPr>
@@ -1558,7 +1558,7 @@
       <w:hyperlink r:id="rId14">
         <w:r>
           <w:rPr>
-            <w:rFonts w:ascii="Arial Unicode MS" w:hAnsi="Arial Unicode MS" w:eastAsia="Arial Unicode MS"/>
+            <w:rFonts w:ascii="Apple SD Gothic Neo" w:hAnsi="Apple SD Gothic Neo" w:eastAsia="Apple SD Gothic Neo"/>
             <w:color w:val="2454DB"/>
             <w:u w:val="single"/>
           </w:rPr>
@@ -1567,7 +1567,7 @@
       </w:hyperlink>
       <w:r>
         <w:rPr>
-          <w:rFonts w:ascii="Arial Unicode MS" w:hAnsi="Arial Unicode MS" w:eastAsia="Arial Unicode MS"/>
+          <w:rFonts w:ascii="Apple SD Gothic Neo" w:hAnsi="Apple SD Gothic Neo" w:eastAsia="Apple SD Gothic Neo"/>
           <w:color w:val="5E6878"/>
           <w:sz w:val="19"/>
         </w:rPr>
@@ -1581,7 +1581,7 @@
       <w:hyperlink r:id="rId15">
         <w:r>
           <w:rPr>
-            <w:rFonts w:ascii="Arial Unicode MS" w:hAnsi="Arial Unicode MS" w:eastAsia="Arial Unicode MS"/>
+            <w:rFonts w:ascii="Apple SD Gothic Neo" w:hAnsi="Apple SD Gothic Neo" w:eastAsia="Apple SD Gothic Neo"/>
             <w:color w:val="2454DB"/>
             <w:u w:val="single"/>
           </w:rPr>
@@ -1590,7 +1590,7 @@
       </w:hyperlink>
       <w:r>
         <w:rPr>
-          <w:rFonts w:ascii="Arial Unicode MS" w:hAnsi="Arial Unicode MS" w:eastAsia="Arial Unicode MS"/>
+          <w:rFonts w:ascii="Apple SD Gothic Neo" w:hAnsi="Apple SD Gothic Neo" w:eastAsia="Apple SD Gothic Neo"/>
           <w:color w:val="5E6878"/>
           <w:sz w:val="19"/>
         </w:rPr>
@@ -1645,7 +1645,7 @@
             <w:r/>
             <w:r>
               <w:rPr>
-                <w:rFonts w:ascii="Arial Unicode MS" w:hAnsi="Arial Unicode MS" w:eastAsia="Arial Unicode MS"/>
+                <w:rFonts w:ascii="Apple SD Gothic Neo" w:hAnsi="Apple SD Gothic Neo" w:eastAsia="Apple SD Gothic Neo"/>
                 <w:b/>
                 <w:color w:val="16243A"/>
                 <w:sz w:val="17"/>
@@ -1675,7 +1675,7 @@
             <w:r/>
             <w:r>
               <w:rPr>
-                <w:rFonts w:ascii="Arial Unicode MS" w:hAnsi="Arial Unicode MS" w:eastAsia="Arial Unicode MS"/>
+                <w:rFonts w:ascii="Apple SD Gothic Neo" w:hAnsi="Apple SD Gothic Neo" w:eastAsia="Apple SD Gothic Neo"/>
                 <w:b/>
                 <w:color w:val="16243A"/>
                 <w:sz w:val="17"/>
@@ -1705,7 +1705,7 @@
             <w:r/>
             <w:r>
               <w:rPr>
-                <w:rFonts w:ascii="Arial Unicode MS" w:hAnsi="Arial Unicode MS" w:eastAsia="Arial Unicode MS"/>
+                <w:rFonts w:ascii="Apple SD Gothic Neo" w:hAnsi="Apple SD Gothic Neo" w:eastAsia="Apple SD Gothic Neo"/>
                 <w:b/>
                 <w:color w:val="16243A"/>
                 <w:sz w:val="17"/>
@@ -1738,7 +1738,7 @@
             <w:r/>
             <w:r>
               <w:rPr>
-                <w:rFonts w:ascii="Arial Unicode MS" w:hAnsi="Arial Unicode MS" w:eastAsia="Arial Unicode MS"/>
+                <w:rFonts w:ascii="Apple SD Gothic Neo" w:hAnsi="Apple SD Gothic Neo" w:eastAsia="Apple SD Gothic Neo"/>
                 <w:b/>
                 <w:color w:val="16243A"/>
                 <w:sz w:val="17"/>
@@ -1766,12 +1766,12 @@
             <w:r/>
             <w:r>
               <w:rPr>
-                <w:rFonts w:ascii="Arial Unicode MS" w:hAnsi="Arial Unicode MS" w:eastAsia="Arial Unicode MS"/>
+                <w:rFonts w:ascii="Apple SD Gothic Neo" w:hAnsi="Apple SD Gothic Neo" w:eastAsia="Apple SD Gothic Neo"/>
                 <w:b w:val="0"/>
                 <w:color w:val="16243A"/>
                 <w:sz w:val="17"/>
               </w:rPr>
-              <w:t>문서 표시 주체와 연락·보호 담당 정보</w:t>
+              <w:t>법인·사업자 또는 개인 예비창업자의 문서 표시 주체와 연락·보호 담당 정보</w:t>
             </w:r>
           </w:p>
         </w:tc>
@@ -1794,12 +1794,12 @@
             <w:r/>
             <w:r>
               <w:rPr>
-                <w:rFonts w:ascii="Arial Unicode MS" w:hAnsi="Arial Unicode MS" w:eastAsia="Arial Unicode MS"/>
+                <w:rFonts w:ascii="Apple SD Gothic Neo" w:hAnsi="Apple SD Gothic Neo" w:eastAsia="Apple SD Gothic Neo"/>
                 <w:b w:val="0"/>
                 <w:color w:val="16243A"/>
                 <w:sz w:val="17"/>
               </w:rPr>
-              <w:t>company_id · revision</w:t>
+              <w:t>company_id · subject_type · revision</w:t>
             </w:r>
           </w:p>
         </w:tc>
@@ -1827,7 +1827,7 @@
             <w:r/>
             <w:r>
               <w:rPr>
-                <w:rFonts w:ascii="Arial Unicode MS" w:hAnsi="Arial Unicode MS" w:eastAsia="Arial Unicode MS"/>
+                <w:rFonts w:ascii="Apple SD Gothic Neo" w:hAnsi="Apple SD Gothic Neo" w:eastAsia="Apple SD Gothic Neo"/>
                 <w:b/>
                 <w:color w:val="16243A"/>
                 <w:sz w:val="17"/>
@@ -1855,7 +1855,7 @@
             <w:r/>
             <w:r>
               <w:rPr>
-                <w:rFonts w:ascii="Arial Unicode MS" w:hAnsi="Arial Unicode MS" w:eastAsia="Arial Unicode MS"/>
+                <w:rFonts w:ascii="Apple SD Gothic Neo" w:hAnsi="Apple SD Gothic Neo" w:eastAsia="Apple SD Gothic Neo"/>
                 <w:b w:val="0"/>
                 <w:color w:val="16243A"/>
                 <w:sz w:val="17"/>
@@ -1883,7 +1883,7 @@
             <w:r/>
             <w:r>
               <w:rPr>
-                <w:rFonts w:ascii="Arial Unicode MS" w:hAnsi="Arial Unicode MS" w:eastAsia="Arial Unicode MS"/>
+                <w:rFonts w:ascii="Apple SD Gothic Neo" w:hAnsi="Apple SD Gothic Neo" w:eastAsia="Apple SD Gothic Neo"/>
                 <w:b w:val="0"/>
                 <w:color w:val="16243A"/>
                 <w:sz w:val="17"/>
@@ -1916,7 +1916,7 @@
             <w:r/>
             <w:r>
               <w:rPr>
-                <w:rFonts w:ascii="Arial Unicode MS" w:hAnsi="Arial Unicode MS" w:eastAsia="Arial Unicode MS"/>
+                <w:rFonts w:ascii="Apple SD Gothic Neo" w:hAnsi="Apple SD Gothic Neo" w:eastAsia="Apple SD Gothic Neo"/>
                 <w:b/>
                 <w:color w:val="16243A"/>
                 <w:sz w:val="17"/>
@@ -1944,7 +1944,7 @@
             <w:r/>
             <w:r>
               <w:rPr>
-                <w:rFonts w:ascii="Arial Unicode MS" w:hAnsi="Arial Unicode MS" w:eastAsia="Arial Unicode MS"/>
+                <w:rFonts w:ascii="Apple SD Gothic Neo" w:hAnsi="Apple SD Gothic Neo" w:eastAsia="Apple SD Gothic Neo"/>
                 <w:b w:val="0"/>
                 <w:color w:val="16243A"/>
                 <w:sz w:val="17"/>
@@ -1972,7 +1972,7 @@
             <w:r/>
             <w:r>
               <w:rPr>
-                <w:rFonts w:ascii="Arial Unicode MS" w:hAnsi="Arial Unicode MS" w:eastAsia="Arial Unicode MS"/>
+                <w:rFonts w:ascii="Apple SD Gothic Neo" w:hAnsi="Apple SD Gothic Neo" w:eastAsia="Apple SD Gothic Neo"/>
                 <w:b w:val="0"/>
                 <w:color w:val="16243A"/>
                 <w:sz w:val="17"/>
@@ -2005,7 +2005,7 @@
             <w:r/>
             <w:r>
               <w:rPr>
-                <w:rFonts w:ascii="Arial Unicode MS" w:hAnsi="Arial Unicode MS" w:eastAsia="Arial Unicode MS"/>
+                <w:rFonts w:ascii="Apple SD Gothic Neo" w:hAnsi="Apple SD Gothic Neo" w:eastAsia="Apple SD Gothic Neo"/>
                 <w:b/>
                 <w:color w:val="16243A"/>
                 <w:sz w:val="17"/>
@@ -2033,7 +2033,7 @@
             <w:r/>
             <w:r>
               <w:rPr>
-                <w:rFonts w:ascii="Arial Unicode MS" w:hAnsi="Arial Unicode MS" w:eastAsia="Arial Unicode MS"/>
+                <w:rFonts w:ascii="Apple SD Gothic Neo" w:hAnsi="Apple SD Gothic Neo" w:eastAsia="Apple SD Gothic Neo"/>
                 <w:b w:val="0"/>
                 <w:color w:val="16243A"/>
                 <w:sz w:val="17"/>
@@ -2061,7 +2061,7 @@
             <w:r/>
             <w:r>
               <w:rPr>
-                <w:rFonts w:ascii="Arial Unicode MS" w:hAnsi="Arial Unicode MS" w:eastAsia="Arial Unicode MS"/>
+                <w:rFonts w:ascii="Apple SD Gothic Neo" w:hAnsi="Apple SD Gothic Neo" w:eastAsia="Apple SD Gothic Neo"/>
                 <w:b w:val="0"/>
                 <w:color w:val="16243A"/>
                 <w:sz w:val="17"/>
@@ -2094,7 +2094,7 @@
             <w:r/>
             <w:r>
               <w:rPr>
-                <w:rFonts w:ascii="Arial Unicode MS" w:hAnsi="Arial Unicode MS" w:eastAsia="Arial Unicode MS"/>
+                <w:rFonts w:ascii="Apple SD Gothic Neo" w:hAnsi="Apple SD Gothic Neo" w:eastAsia="Apple SD Gothic Neo"/>
                 <w:b/>
                 <w:color w:val="16243A"/>
                 <w:sz w:val="17"/>
@@ -2122,7 +2122,7 @@
             <w:r/>
             <w:r>
               <w:rPr>
-                <w:rFonts w:ascii="Arial Unicode MS" w:hAnsi="Arial Unicode MS" w:eastAsia="Arial Unicode MS"/>
+                <w:rFonts w:ascii="Apple SD Gothic Neo" w:hAnsi="Apple SD Gothic Neo" w:eastAsia="Apple SD Gothic Neo"/>
                 <w:b w:val="0"/>
                 <w:color w:val="16243A"/>
                 <w:sz w:val="17"/>
@@ -2150,7 +2150,7 @@
             <w:r/>
             <w:r>
               <w:rPr>
-                <w:rFonts w:ascii="Arial Unicode MS" w:hAnsi="Arial Unicode MS" w:eastAsia="Arial Unicode MS"/>
+                <w:rFonts w:ascii="Apple SD Gothic Neo" w:hAnsi="Apple SD Gothic Neo" w:eastAsia="Apple SD Gothic Neo"/>
                 <w:b w:val="0"/>
                 <w:color w:val="16243A"/>
                 <w:sz w:val="17"/>
@@ -2183,7 +2183,7 @@
             <w:r/>
             <w:r>
               <w:rPr>
-                <w:rFonts w:ascii="Arial Unicode MS" w:hAnsi="Arial Unicode MS" w:eastAsia="Arial Unicode MS"/>
+                <w:rFonts w:ascii="Apple SD Gothic Neo" w:hAnsi="Apple SD Gothic Neo" w:eastAsia="Apple SD Gothic Neo"/>
                 <w:b/>
                 <w:color w:val="16243A"/>
                 <w:sz w:val="17"/>
@@ -2211,7 +2211,7 @@
             <w:r/>
             <w:r>
               <w:rPr>
-                <w:rFonts w:ascii="Arial Unicode MS" w:hAnsi="Arial Unicode MS" w:eastAsia="Arial Unicode MS"/>
+                <w:rFonts w:ascii="Apple SD Gothic Neo" w:hAnsi="Apple SD Gothic Neo" w:eastAsia="Apple SD Gothic Neo"/>
                 <w:b w:val="0"/>
                 <w:color w:val="16243A"/>
                 <w:sz w:val="17"/>
@@ -2239,7 +2239,7 @@
             <w:r/>
             <w:r>
               <w:rPr>
-                <w:rFonts w:ascii="Arial Unicode MS" w:hAnsi="Arial Unicode MS" w:eastAsia="Arial Unicode MS"/>
+                <w:rFonts w:ascii="Apple SD Gothic Neo" w:hAnsi="Apple SD Gothic Neo" w:eastAsia="Apple SD Gothic Neo"/>
                 <w:b w:val="0"/>
                 <w:color w:val="16243A"/>
                 <w:sz w:val="17"/>
@@ -2272,7 +2272,7 @@
             <w:r/>
             <w:r>
               <w:rPr>
-                <w:rFonts w:ascii="Arial Unicode MS" w:hAnsi="Arial Unicode MS" w:eastAsia="Arial Unicode MS"/>
+                <w:rFonts w:ascii="Apple SD Gothic Neo" w:hAnsi="Apple SD Gothic Neo" w:eastAsia="Apple SD Gothic Neo"/>
                 <w:b/>
                 <w:color w:val="16243A"/>
                 <w:sz w:val="17"/>
@@ -2300,7 +2300,7 @@
             <w:r/>
             <w:r>
               <w:rPr>
-                <w:rFonts w:ascii="Arial Unicode MS" w:hAnsi="Arial Unicode MS" w:eastAsia="Arial Unicode MS"/>
+                <w:rFonts w:ascii="Apple SD Gothic Neo" w:hAnsi="Apple SD Gothic Neo" w:eastAsia="Apple SD Gothic Neo"/>
                 <w:b w:val="0"/>
                 <w:color w:val="16243A"/>
                 <w:sz w:val="17"/>
@@ -2328,7 +2328,7 @@
             <w:r/>
             <w:r>
               <w:rPr>
-                <w:rFonts w:ascii="Arial Unicode MS" w:hAnsi="Arial Unicode MS" w:eastAsia="Arial Unicode MS"/>
+                <w:rFonts w:ascii="Apple SD Gothic Neo" w:hAnsi="Apple SD Gothic Neo" w:eastAsia="Apple SD Gothic Neo"/>
                 <w:b w:val="0"/>
                 <w:color w:val="16243A"/>
                 <w:sz w:val="17"/>
@@ -2361,7 +2361,7 @@
             <w:r/>
             <w:r>
               <w:rPr>
-                <w:rFonts w:ascii="Arial Unicode MS" w:hAnsi="Arial Unicode MS" w:eastAsia="Arial Unicode MS"/>
+                <w:rFonts w:ascii="Apple SD Gothic Neo" w:hAnsi="Apple SD Gothic Neo" w:eastAsia="Apple SD Gothic Neo"/>
                 <w:b/>
                 <w:color w:val="16243A"/>
                 <w:sz w:val="17"/>
@@ -2389,7 +2389,7 @@
             <w:r/>
             <w:r>
               <w:rPr>
-                <w:rFonts w:ascii="Arial Unicode MS" w:hAnsi="Arial Unicode MS" w:eastAsia="Arial Unicode MS"/>
+                <w:rFonts w:ascii="Apple SD Gothic Neo" w:hAnsi="Apple SD Gothic Neo" w:eastAsia="Apple SD Gothic Neo"/>
                 <w:b w:val="0"/>
                 <w:color w:val="16243A"/>
                 <w:sz w:val="17"/>
@@ -2417,7 +2417,7 @@
             <w:r/>
             <w:r>
               <w:rPr>
-                <w:rFonts w:ascii="Arial Unicode MS" w:hAnsi="Arial Unicode MS" w:eastAsia="Arial Unicode MS"/>
+                <w:rFonts w:ascii="Apple SD Gothic Neo" w:hAnsi="Apple SD Gothic Neo" w:eastAsia="Apple SD Gothic Neo"/>
                 <w:b w:val="0"/>
                 <w:color w:val="16243A"/>
                 <w:sz w:val="17"/>
@@ -2450,7 +2450,7 @@
             <w:r/>
             <w:r>
               <w:rPr>
-                <w:rFonts w:ascii="Arial Unicode MS" w:hAnsi="Arial Unicode MS" w:eastAsia="Arial Unicode MS"/>
+                <w:rFonts w:ascii="Apple SD Gothic Neo" w:hAnsi="Apple SD Gothic Neo" w:eastAsia="Apple SD Gothic Neo"/>
                 <w:b/>
                 <w:color w:val="16243A"/>
                 <w:sz w:val="17"/>
@@ -2478,7 +2478,7 @@
             <w:r/>
             <w:r>
               <w:rPr>
-                <w:rFonts w:ascii="Arial Unicode MS" w:hAnsi="Arial Unicode MS" w:eastAsia="Arial Unicode MS"/>
+                <w:rFonts w:ascii="Apple SD Gothic Neo" w:hAnsi="Apple SD Gothic Neo" w:eastAsia="Apple SD Gothic Neo"/>
                 <w:b w:val="0"/>
                 <w:color w:val="16243A"/>
                 <w:sz w:val="17"/>
@@ -2506,7 +2506,7 @@
             <w:r/>
             <w:r>
               <w:rPr>
-                <w:rFonts w:ascii="Arial Unicode MS" w:hAnsi="Arial Unicode MS" w:eastAsia="Arial Unicode MS"/>
+                <w:rFonts w:ascii="Apple SD Gothic Neo" w:hAnsi="Apple SD Gothic Neo" w:eastAsia="Apple SD Gothic Neo"/>
                 <w:b w:val="0"/>
                 <w:color w:val="16243A"/>
                 <w:sz w:val="17"/>
@@ -2539,7 +2539,7 @@
             <w:r/>
             <w:r>
               <w:rPr>
-                <w:rFonts w:ascii="Arial Unicode MS" w:hAnsi="Arial Unicode MS" w:eastAsia="Arial Unicode MS"/>
+                <w:rFonts w:ascii="Apple SD Gothic Neo" w:hAnsi="Apple SD Gothic Neo" w:eastAsia="Apple SD Gothic Neo"/>
                 <w:b/>
                 <w:color w:val="16243A"/>
                 <w:sz w:val="17"/>
@@ -2567,7 +2567,7 @@
             <w:r/>
             <w:r>
               <w:rPr>
-                <w:rFonts w:ascii="Arial Unicode MS" w:hAnsi="Arial Unicode MS" w:eastAsia="Arial Unicode MS"/>
+                <w:rFonts w:ascii="Apple SD Gothic Neo" w:hAnsi="Apple SD Gothic Neo" w:eastAsia="Apple SD Gothic Neo"/>
                 <w:b w:val="0"/>
                 <w:color w:val="16243A"/>
                 <w:sz w:val="17"/>
@@ -2595,7 +2595,7 @@
             <w:r/>
             <w:r>
               <w:rPr>
-                <w:rFonts w:ascii="Arial Unicode MS" w:hAnsi="Arial Unicode MS" w:eastAsia="Arial Unicode MS"/>
+                <w:rFonts w:ascii="Apple SD Gothic Neo" w:hAnsi="Apple SD Gothic Neo" w:eastAsia="Apple SD Gothic Neo"/>
                 <w:b w:val="0"/>
                 <w:color w:val="16243A"/>
                 <w:sz w:val="17"/>
@@ -2628,7 +2628,7 @@
             <w:r/>
             <w:r>
               <w:rPr>
-                <w:rFonts w:ascii="Arial Unicode MS" w:hAnsi="Arial Unicode MS" w:eastAsia="Arial Unicode MS"/>
+                <w:rFonts w:ascii="Apple SD Gothic Neo" w:hAnsi="Apple SD Gothic Neo" w:eastAsia="Apple SD Gothic Neo"/>
                 <w:b/>
                 <w:color w:val="16243A"/>
                 <w:sz w:val="17"/>
@@ -2656,7 +2656,7 @@
             <w:r/>
             <w:r>
               <w:rPr>
-                <w:rFonts w:ascii="Arial Unicode MS" w:hAnsi="Arial Unicode MS" w:eastAsia="Arial Unicode MS"/>
+                <w:rFonts w:ascii="Apple SD Gothic Neo" w:hAnsi="Apple SD Gothic Neo" w:eastAsia="Apple SD Gothic Neo"/>
                 <w:b w:val="0"/>
                 <w:color w:val="16243A"/>
                 <w:sz w:val="17"/>
@@ -2684,7 +2684,7 @@
             <w:r/>
             <w:r>
               <w:rPr>
-                <w:rFonts w:ascii="Arial Unicode MS" w:hAnsi="Arial Unicode MS" w:eastAsia="Arial Unicode MS"/>
+                <w:rFonts w:ascii="Apple SD Gothic Neo" w:hAnsi="Apple SD Gothic Neo" w:eastAsia="Apple SD Gothic Neo"/>
                 <w:b w:val="0"/>
                 <w:color w:val="16243A"/>
                 <w:sz w:val="17"/>
@@ -2717,7 +2717,7 @@
             <w:r/>
             <w:r>
               <w:rPr>
-                <w:rFonts w:ascii="Arial Unicode MS" w:hAnsi="Arial Unicode MS" w:eastAsia="Arial Unicode MS"/>
+                <w:rFonts w:ascii="Apple SD Gothic Neo" w:hAnsi="Apple SD Gothic Neo" w:eastAsia="Apple SD Gothic Neo"/>
                 <w:b/>
                 <w:color w:val="16243A"/>
                 <w:sz w:val="17"/>
@@ -2745,7 +2745,7 @@
             <w:r/>
             <w:r>
               <w:rPr>
-                <w:rFonts w:ascii="Arial Unicode MS" w:hAnsi="Arial Unicode MS" w:eastAsia="Arial Unicode MS"/>
+                <w:rFonts w:ascii="Apple SD Gothic Neo" w:hAnsi="Apple SD Gothic Neo" w:eastAsia="Apple SD Gothic Neo"/>
                 <w:b w:val="0"/>
                 <w:color w:val="16243A"/>
                 <w:sz w:val="17"/>
@@ -2773,7 +2773,7 @@
             <w:r/>
             <w:r>
               <w:rPr>
-                <w:rFonts w:ascii="Arial Unicode MS" w:hAnsi="Arial Unicode MS" w:eastAsia="Arial Unicode MS"/>
+                <w:rFonts w:ascii="Apple SD Gothic Neo" w:hAnsi="Apple SD Gothic Neo" w:eastAsia="Apple SD Gothic Neo"/>
                 <w:b w:val="0"/>
                 <w:color w:val="16243A"/>
                 <w:sz w:val="17"/>
@@ -2837,7 +2837,7 @@
             <w:r/>
             <w:r>
               <w:rPr>
-                <w:rFonts w:ascii="Arial Unicode MS" w:hAnsi="Arial Unicode MS" w:eastAsia="Arial Unicode MS"/>
+                <w:rFonts w:ascii="Apple SD Gothic Neo" w:hAnsi="Apple SD Gothic Neo" w:eastAsia="Apple SD Gothic Neo"/>
                 <w:b/>
                 <w:color w:val="16243A"/>
                 <w:sz w:val="18"/>
@@ -2867,7 +2867,7 @@
             <w:r/>
             <w:r>
               <w:rPr>
-                <w:rFonts w:ascii="Arial Unicode MS" w:hAnsi="Arial Unicode MS" w:eastAsia="Arial Unicode MS"/>
+                <w:rFonts w:ascii="Apple SD Gothic Neo" w:hAnsi="Apple SD Gothic Neo" w:eastAsia="Apple SD Gothic Neo"/>
                 <w:b/>
                 <w:color w:val="16243A"/>
                 <w:sz w:val="18"/>
@@ -2897,7 +2897,7 @@
             <w:r/>
             <w:r>
               <w:rPr>
-                <w:rFonts w:ascii="Arial Unicode MS" w:hAnsi="Arial Unicode MS" w:eastAsia="Arial Unicode MS"/>
+                <w:rFonts w:ascii="Apple SD Gothic Neo" w:hAnsi="Apple SD Gothic Neo" w:eastAsia="Apple SD Gothic Neo"/>
                 <w:b/>
                 <w:color w:val="16243A"/>
                 <w:sz w:val="18"/>
@@ -2930,7 +2930,7 @@
             <w:r/>
             <w:r>
               <w:rPr>
-                <w:rFonts w:ascii="Arial Unicode MS" w:hAnsi="Arial Unicode MS" w:eastAsia="Arial Unicode MS"/>
+                <w:rFonts w:ascii="Apple SD Gothic Neo" w:hAnsi="Apple SD Gothic Neo" w:eastAsia="Apple SD Gothic Neo"/>
                 <w:b/>
                 <w:color w:val="16243A"/>
                 <w:sz w:val="18"/>
@@ -2958,7 +2958,7 @@
             <w:r/>
             <w:r>
               <w:rPr>
-                <w:rFonts w:ascii="Arial Unicode MS" w:hAnsi="Arial Unicode MS" w:eastAsia="Arial Unicode MS"/>
+                <w:rFonts w:ascii="Apple SD Gothic Neo" w:hAnsi="Apple SD Gothic Neo" w:eastAsia="Apple SD Gothic Neo"/>
                 <w:b w:val="0"/>
                 <w:color w:val="16243A"/>
                 <w:sz w:val="18"/>
@@ -2986,7 +2986,7 @@
             <w:r/>
             <w:r>
               <w:rPr>
-                <w:rFonts w:ascii="Arial Unicode MS" w:hAnsi="Arial Unicode MS" w:eastAsia="Arial Unicode MS"/>
+                <w:rFonts w:ascii="Apple SD Gothic Neo" w:hAnsi="Apple SD Gothic Neo" w:eastAsia="Apple SD Gothic Neo"/>
                 <w:b w:val="0"/>
                 <w:color w:val="16243A"/>
                 <w:sz w:val="18"/>
@@ -3019,7 +3019,7 @@
             <w:r/>
             <w:r>
               <w:rPr>
-                <w:rFonts w:ascii="Arial Unicode MS" w:hAnsi="Arial Unicode MS" w:eastAsia="Arial Unicode MS"/>
+                <w:rFonts w:ascii="Apple SD Gothic Neo" w:hAnsi="Apple SD Gothic Neo" w:eastAsia="Apple SD Gothic Neo"/>
                 <w:b/>
                 <w:color w:val="16243A"/>
                 <w:sz w:val="18"/>
@@ -3047,7 +3047,7 @@
             <w:r/>
             <w:r>
               <w:rPr>
-                <w:rFonts w:ascii="Arial Unicode MS" w:hAnsi="Arial Unicode MS" w:eastAsia="Arial Unicode MS"/>
+                <w:rFonts w:ascii="Apple SD Gothic Neo" w:hAnsi="Apple SD Gothic Neo" w:eastAsia="Apple SD Gothic Neo"/>
                 <w:b w:val="0"/>
                 <w:color w:val="16243A"/>
                 <w:sz w:val="18"/>
@@ -3075,7 +3075,7 @@
             <w:r/>
             <w:r>
               <w:rPr>
-                <w:rFonts w:ascii="Arial Unicode MS" w:hAnsi="Arial Unicode MS" w:eastAsia="Arial Unicode MS"/>
+                <w:rFonts w:ascii="Apple SD Gothic Neo" w:hAnsi="Apple SD Gothic Neo" w:eastAsia="Apple SD Gothic Neo"/>
                 <w:b w:val="0"/>
                 <w:color w:val="16243A"/>
                 <w:sz w:val="18"/>
@@ -3108,7 +3108,7 @@
             <w:r/>
             <w:r>
               <w:rPr>
-                <w:rFonts w:ascii="Arial Unicode MS" w:hAnsi="Arial Unicode MS" w:eastAsia="Arial Unicode MS"/>
+                <w:rFonts w:ascii="Apple SD Gothic Neo" w:hAnsi="Apple SD Gothic Neo" w:eastAsia="Apple SD Gothic Neo"/>
                 <w:b/>
                 <w:color w:val="16243A"/>
                 <w:sz w:val="18"/>
@@ -3136,7 +3136,7 @@
             <w:r/>
             <w:r>
               <w:rPr>
-                <w:rFonts w:ascii="Arial Unicode MS" w:hAnsi="Arial Unicode MS" w:eastAsia="Arial Unicode MS"/>
+                <w:rFonts w:ascii="Apple SD Gothic Neo" w:hAnsi="Apple SD Gothic Neo" w:eastAsia="Apple SD Gothic Neo"/>
                 <w:b w:val="0"/>
                 <w:color w:val="16243A"/>
                 <w:sz w:val="18"/>
@@ -3164,7 +3164,7 @@
             <w:r/>
             <w:r>
               <w:rPr>
-                <w:rFonts w:ascii="Arial Unicode MS" w:hAnsi="Arial Unicode MS" w:eastAsia="Arial Unicode MS"/>
+                <w:rFonts w:ascii="Apple SD Gothic Neo" w:hAnsi="Apple SD Gothic Neo" w:eastAsia="Apple SD Gothic Neo"/>
                 <w:b w:val="0"/>
                 <w:color w:val="16243A"/>
                 <w:sz w:val="18"/>
@@ -3197,7 +3197,7 @@
             <w:r/>
             <w:r>
               <w:rPr>
-                <w:rFonts w:ascii="Arial Unicode MS" w:hAnsi="Arial Unicode MS" w:eastAsia="Arial Unicode MS"/>
+                <w:rFonts w:ascii="Apple SD Gothic Neo" w:hAnsi="Apple SD Gothic Neo" w:eastAsia="Apple SD Gothic Neo"/>
                 <w:b/>
                 <w:color w:val="16243A"/>
                 <w:sz w:val="18"/>
@@ -3225,7 +3225,7 @@
             <w:r/>
             <w:r>
               <w:rPr>
-                <w:rFonts w:ascii="Arial Unicode MS" w:hAnsi="Arial Unicode MS" w:eastAsia="Arial Unicode MS"/>
+                <w:rFonts w:ascii="Apple SD Gothic Neo" w:hAnsi="Apple SD Gothic Neo" w:eastAsia="Apple SD Gothic Neo"/>
                 <w:b w:val="0"/>
                 <w:color w:val="16243A"/>
                 <w:sz w:val="18"/>
@@ -3253,7 +3253,7 @@
             <w:r/>
             <w:r>
               <w:rPr>
-                <w:rFonts w:ascii="Arial Unicode MS" w:hAnsi="Arial Unicode MS" w:eastAsia="Arial Unicode MS"/>
+                <w:rFonts w:ascii="Apple SD Gothic Neo" w:hAnsi="Apple SD Gothic Neo" w:eastAsia="Apple SD Gothic Neo"/>
                 <w:b w:val="0"/>
                 <w:color w:val="16243A"/>
                 <w:sz w:val="18"/>
@@ -3286,7 +3286,7 @@
             <w:r/>
             <w:r>
               <w:rPr>
-                <w:rFonts w:ascii="Arial Unicode MS" w:hAnsi="Arial Unicode MS" w:eastAsia="Arial Unicode MS"/>
+                <w:rFonts w:ascii="Apple SD Gothic Neo" w:hAnsi="Apple SD Gothic Neo" w:eastAsia="Apple SD Gothic Neo"/>
                 <w:b/>
                 <w:color w:val="16243A"/>
                 <w:sz w:val="18"/>
@@ -3314,7 +3314,7 @@
             <w:r/>
             <w:r>
               <w:rPr>
-                <w:rFonts w:ascii="Arial Unicode MS" w:hAnsi="Arial Unicode MS" w:eastAsia="Arial Unicode MS"/>
+                <w:rFonts w:ascii="Apple SD Gothic Neo" w:hAnsi="Apple SD Gothic Neo" w:eastAsia="Apple SD Gothic Neo"/>
                 <w:b w:val="0"/>
                 <w:color w:val="16243A"/>
                 <w:sz w:val="18"/>
@@ -3342,7 +3342,7 @@
             <w:r/>
             <w:r>
               <w:rPr>
-                <w:rFonts w:ascii="Arial Unicode MS" w:hAnsi="Arial Unicode MS" w:eastAsia="Arial Unicode MS"/>
+                <w:rFonts w:ascii="Apple SD Gothic Neo" w:hAnsi="Apple SD Gothic Neo" w:eastAsia="Apple SD Gothic Neo"/>
                 <w:b w:val="0"/>
                 <w:color w:val="16243A"/>
                 <w:sz w:val="18"/>
@@ -3405,7 +3405,7 @@
             <w:r/>
             <w:r>
               <w:rPr>
-                <w:rFonts w:ascii="Arial Unicode MS" w:hAnsi="Arial Unicode MS" w:eastAsia="Arial Unicode MS"/>
+                <w:rFonts w:ascii="Apple SD Gothic Neo" w:hAnsi="Apple SD Gothic Neo" w:eastAsia="Apple SD Gothic Neo"/>
                 <w:b/>
                 <w:color w:val="16243A"/>
                 <w:sz w:val="18"/>
@@ -3435,7 +3435,7 @@
             <w:r/>
             <w:r>
               <w:rPr>
-                <w:rFonts w:ascii="Arial Unicode MS" w:hAnsi="Arial Unicode MS" w:eastAsia="Arial Unicode MS"/>
+                <w:rFonts w:ascii="Apple SD Gothic Neo" w:hAnsi="Apple SD Gothic Neo" w:eastAsia="Apple SD Gothic Neo"/>
                 <w:b/>
                 <w:color w:val="16243A"/>
                 <w:sz w:val="18"/>
@@ -3468,7 +3468,7 @@
             <w:r/>
             <w:r>
               <w:rPr>
-                <w:rFonts w:ascii="Arial Unicode MS" w:hAnsi="Arial Unicode MS" w:eastAsia="Arial Unicode MS"/>
+                <w:rFonts w:ascii="Apple SD Gothic Neo" w:hAnsi="Apple SD Gothic Neo" w:eastAsia="Apple SD Gothic Neo"/>
                 <w:b w:val="0"/>
                 <w:color w:val="16243A"/>
                 <w:sz w:val="18"/>
@@ -3496,7 +3496,7 @@
             <w:r/>
             <w:r>
               <w:rPr>
-                <w:rFonts w:ascii="Arial Unicode MS" w:hAnsi="Arial Unicode MS" w:eastAsia="Arial Unicode MS"/>
+                <w:rFonts w:ascii="Apple SD Gothic Neo" w:hAnsi="Apple SD Gothic Neo" w:eastAsia="Apple SD Gothic Neo"/>
                 <w:b w:val="0"/>
                 <w:color w:val="16243A"/>
                 <w:sz w:val="18"/>
@@ -3529,7 +3529,7 @@
             <w:r/>
             <w:r>
               <w:rPr>
-                <w:rFonts w:ascii="Arial Unicode MS" w:hAnsi="Arial Unicode MS" w:eastAsia="Arial Unicode MS"/>
+                <w:rFonts w:ascii="Apple SD Gothic Neo" w:hAnsi="Apple SD Gothic Neo" w:eastAsia="Apple SD Gothic Neo"/>
                 <w:b w:val="0"/>
                 <w:color w:val="16243A"/>
                 <w:sz w:val="18"/>
@@ -3557,7 +3557,7 @@
             <w:r/>
             <w:r>
               <w:rPr>
-                <w:rFonts w:ascii="Arial Unicode MS" w:hAnsi="Arial Unicode MS" w:eastAsia="Arial Unicode MS"/>
+                <w:rFonts w:ascii="Apple SD Gothic Neo" w:hAnsi="Apple SD Gothic Neo" w:eastAsia="Apple SD Gothic Neo"/>
                 <w:b w:val="0"/>
                 <w:color w:val="16243A"/>
                 <w:sz w:val="18"/>
@@ -3590,7 +3590,7 @@
             <w:r/>
             <w:r>
               <w:rPr>
-                <w:rFonts w:ascii="Arial Unicode MS" w:hAnsi="Arial Unicode MS" w:eastAsia="Arial Unicode MS"/>
+                <w:rFonts w:ascii="Apple SD Gothic Neo" w:hAnsi="Apple SD Gothic Neo" w:eastAsia="Apple SD Gothic Neo"/>
                 <w:b w:val="0"/>
                 <w:color w:val="16243A"/>
                 <w:sz w:val="18"/>
@@ -3618,7 +3618,7 @@
             <w:r/>
             <w:r>
               <w:rPr>
-                <w:rFonts w:ascii="Arial Unicode MS" w:hAnsi="Arial Unicode MS" w:eastAsia="Arial Unicode MS"/>
+                <w:rFonts w:ascii="Apple SD Gothic Neo" w:hAnsi="Apple SD Gothic Neo" w:eastAsia="Apple SD Gothic Neo"/>
                 <w:b w:val="0"/>
                 <w:color w:val="16243A"/>
                 <w:sz w:val="18"/>
@@ -3651,7 +3651,7 @@
             <w:r/>
             <w:r>
               <w:rPr>
-                <w:rFonts w:ascii="Arial Unicode MS" w:hAnsi="Arial Unicode MS" w:eastAsia="Arial Unicode MS"/>
+                <w:rFonts w:ascii="Apple SD Gothic Neo" w:hAnsi="Apple SD Gothic Neo" w:eastAsia="Apple SD Gothic Neo"/>
                 <w:b w:val="0"/>
                 <w:color w:val="16243A"/>
                 <w:sz w:val="18"/>
@@ -3679,7 +3679,7 @@
             <w:r/>
             <w:r>
               <w:rPr>
-                <w:rFonts w:ascii="Arial Unicode MS" w:hAnsi="Arial Unicode MS" w:eastAsia="Arial Unicode MS"/>
+                <w:rFonts w:ascii="Apple SD Gothic Neo" w:hAnsi="Apple SD Gothic Neo" w:eastAsia="Apple SD Gothic Neo"/>
                 <w:b w:val="0"/>
                 <w:color w:val="16243A"/>
                 <w:sz w:val="18"/>
@@ -3712,7 +3712,7 @@
             <w:r/>
             <w:r>
               <w:rPr>
-                <w:rFonts w:ascii="Arial Unicode MS" w:hAnsi="Arial Unicode MS" w:eastAsia="Arial Unicode MS"/>
+                <w:rFonts w:ascii="Apple SD Gothic Neo" w:hAnsi="Apple SD Gothic Neo" w:eastAsia="Apple SD Gothic Neo"/>
                 <w:b w:val="0"/>
                 <w:color w:val="16243A"/>
                 <w:sz w:val="18"/>
@@ -3740,7 +3740,7 @@
             <w:r/>
             <w:r>
               <w:rPr>
-                <w:rFonts w:ascii="Arial Unicode MS" w:hAnsi="Arial Unicode MS" w:eastAsia="Arial Unicode MS"/>
+                <w:rFonts w:ascii="Apple SD Gothic Neo" w:hAnsi="Apple SD Gothic Neo" w:eastAsia="Apple SD Gothic Neo"/>
                 <w:b w:val="0"/>
                 <w:color w:val="16243A"/>
                 <w:sz w:val="18"/>
@@ -3773,7 +3773,7 @@
             <w:r/>
             <w:r>
               <w:rPr>
-                <w:rFonts w:ascii="Arial Unicode MS" w:hAnsi="Arial Unicode MS" w:eastAsia="Arial Unicode MS"/>
+                <w:rFonts w:ascii="Apple SD Gothic Neo" w:hAnsi="Apple SD Gothic Neo" w:eastAsia="Apple SD Gothic Neo"/>
                 <w:b w:val="0"/>
                 <w:color w:val="16243A"/>
                 <w:sz w:val="18"/>
@@ -3801,7 +3801,7 @@
             <w:r/>
             <w:r>
               <w:rPr>
-                <w:rFonts w:ascii="Arial Unicode MS" w:hAnsi="Arial Unicode MS" w:eastAsia="Arial Unicode MS"/>
+                <w:rFonts w:ascii="Apple SD Gothic Neo" w:hAnsi="Apple SD Gothic Neo" w:eastAsia="Apple SD Gothic Neo"/>
                 <w:b w:val="0"/>
                 <w:color w:val="16243A"/>
                 <w:sz w:val="18"/>
@@ -3834,7 +3834,7 @@
             <w:r/>
             <w:r>
               <w:rPr>
-                <w:rFonts w:ascii="Arial Unicode MS" w:hAnsi="Arial Unicode MS" w:eastAsia="Arial Unicode MS"/>
+                <w:rFonts w:ascii="Apple SD Gothic Neo" w:hAnsi="Apple SD Gothic Neo" w:eastAsia="Apple SD Gothic Neo"/>
                 <w:b w:val="0"/>
                 <w:color w:val="16243A"/>
                 <w:sz w:val="18"/>
@@ -3862,7 +3862,7 @@
             <w:r/>
             <w:r>
               <w:rPr>
-                <w:rFonts w:ascii="Arial Unicode MS" w:hAnsi="Arial Unicode MS" w:eastAsia="Arial Unicode MS"/>
+                <w:rFonts w:ascii="Apple SD Gothic Neo" w:hAnsi="Apple SD Gothic Neo" w:eastAsia="Apple SD Gothic Neo"/>
                 <w:b w:val="0"/>
                 <w:color w:val="16243A"/>
                 <w:sz w:val="18"/>
@@ -3895,7 +3895,7 @@
             <w:r/>
             <w:r>
               <w:rPr>
-                <w:rFonts w:ascii="Arial Unicode MS" w:hAnsi="Arial Unicode MS" w:eastAsia="Arial Unicode MS"/>
+                <w:rFonts w:ascii="Apple SD Gothic Neo" w:hAnsi="Apple SD Gothic Neo" w:eastAsia="Apple SD Gothic Neo"/>
                 <w:b w:val="0"/>
                 <w:color w:val="16243A"/>
                 <w:sz w:val="18"/>
@@ -3923,7 +3923,7 @@
             <w:r/>
             <w:r>
               <w:rPr>
-                <w:rFonts w:ascii="Arial Unicode MS" w:hAnsi="Arial Unicode MS" w:eastAsia="Arial Unicode MS"/>
+                <w:rFonts w:ascii="Apple SD Gothic Neo" w:hAnsi="Apple SD Gothic Neo" w:eastAsia="Apple SD Gothic Neo"/>
                 <w:b w:val="0"/>
                 <w:color w:val="16243A"/>
                 <w:sz w:val="18"/>
@@ -3956,7 +3956,7 @@
             <w:r/>
             <w:r>
               <w:rPr>
-                <w:rFonts w:ascii="Arial Unicode MS" w:hAnsi="Arial Unicode MS" w:eastAsia="Arial Unicode MS"/>
+                <w:rFonts w:ascii="Apple SD Gothic Neo" w:hAnsi="Apple SD Gothic Neo" w:eastAsia="Apple SD Gothic Neo"/>
                 <w:b w:val="0"/>
                 <w:color w:val="16243A"/>
                 <w:sz w:val="18"/>
@@ -3984,7 +3984,7 @@
             <w:r/>
             <w:r>
               <w:rPr>
-                <w:rFonts w:ascii="Arial Unicode MS" w:hAnsi="Arial Unicode MS" w:eastAsia="Arial Unicode MS"/>
+                <w:rFonts w:ascii="Apple SD Gothic Neo" w:hAnsi="Apple SD Gothic Neo" w:eastAsia="Apple SD Gothic Neo"/>
                 <w:b w:val="0"/>
                 <w:color w:val="16243A"/>
                 <w:sz w:val="18"/>
@@ -4019,7 +4019,7 @@
       </w:pPr>
       <w:r>
         <w:rPr>
-          <w:rFonts w:ascii="Arial Unicode MS" w:hAnsi="Arial Unicode MS" w:eastAsia="Arial Unicode MS"/>
+          <w:rFonts w:ascii="Apple SD Gothic Neo" w:hAnsi="Apple SD Gothic Neo" w:eastAsia="Apple SD Gothic Neo"/>
           <w:color w:val="16243A"/>
           <w:sz w:val="21"/>
         </w:rPr>
@@ -4037,7 +4037,25 @@
       </w:pPr>
       <w:r>
         <w:rPr>
-          <w:rFonts w:ascii="Arial Unicode MS" w:hAnsi="Arial Unicode MS" w:eastAsia="Arial Unicode MS"/>
+          <w:rFonts w:ascii="Apple SD Gothic Neo" w:hAnsi="Apple SD Gothic Neo" w:eastAsia="Apple SD Gothic Neo"/>
+          <w:color w:val="16243A"/>
+          <w:sz w:val="21"/>
+        </w:rPr>
+        <w:t>개인 예비창업자는 회사 정보가 확정되지 않아도 초안 생성까지 진행할 수 있고, 표시 주체 명칭·주소·연락처가 미확정이면 공개 발행이 차단된다.</w:t>
+      </w:r>
+    </w:p>
+    <w:p>
+      <w:pPr>
+        <w:numPr>
+          <w:ilvl w:val="0"/>
+          <w:numId w:val="11"/>
+        </w:numPr>
+        <w:spacing w:after="100" w:line="300" w:lineRule="auto"/>
+        <w:ind w:left="540" w:hanging="271"/>
+      </w:pPr>
+      <w:r>
+        <w:rPr>
+          <w:rFonts w:ascii="Apple SD Gothic Neo" w:hAnsi="Apple SD Gothic Neo" w:eastAsia="Apple SD Gothic Neo"/>
           <w:color w:val="16243A"/>
           <w:sz w:val="21"/>
         </w:rPr>
@@ -4055,7 +4073,7 @@
       </w:pPr>
       <w:r>
         <w:rPr>
-          <w:rFonts w:ascii="Arial Unicode MS" w:hAnsi="Arial Unicode MS" w:eastAsia="Arial Unicode MS"/>
+          <w:rFonts w:ascii="Apple SD Gothic Neo" w:hAnsi="Apple SD Gothic Neo" w:eastAsia="Apple SD Gothic Neo"/>
           <w:color w:val="16243A"/>
           <w:sz w:val="21"/>
         </w:rPr>
@@ -4073,7 +4091,7 @@
       </w:pPr>
       <w:r>
         <w:rPr>
-          <w:rFonts w:ascii="Arial Unicode MS" w:hAnsi="Arial Unicode MS" w:eastAsia="Arial Unicode MS"/>
+          <w:rFonts w:ascii="Apple SD Gothic Neo" w:hAnsi="Apple SD Gothic Neo" w:eastAsia="Apple SD Gothic Neo"/>
           <w:color w:val="16243A"/>
           <w:sz w:val="21"/>
         </w:rPr>
@@ -4091,7 +4109,7 @@
       </w:pPr>
       <w:r>
         <w:rPr>
-          <w:rFonts w:ascii="Arial Unicode MS" w:hAnsi="Arial Unicode MS" w:eastAsia="Arial Unicode MS"/>
+          <w:rFonts w:ascii="Apple SD Gothic Neo" w:hAnsi="Apple SD Gothic Neo" w:eastAsia="Apple SD Gothic Neo"/>
           <w:color w:val="16243A"/>
           <w:sz w:val="21"/>
         </w:rPr>
@@ -4109,7 +4127,7 @@
       </w:pPr>
       <w:r>
         <w:rPr>
-          <w:rFonts w:ascii="Arial Unicode MS" w:hAnsi="Arial Unicode MS" w:eastAsia="Arial Unicode MS"/>
+          <w:rFonts w:ascii="Apple SD Gothic Neo" w:hAnsi="Apple SD Gothic Neo" w:eastAsia="Apple SD Gothic Neo"/>
           <w:color w:val="16243A"/>
           <w:sz w:val="21"/>
         </w:rPr>
@@ -4127,7 +4145,7 @@
       </w:pPr>
       <w:r>
         <w:rPr>
-          <w:rFonts w:ascii="Arial Unicode MS" w:hAnsi="Arial Unicode MS" w:eastAsia="Arial Unicode MS"/>
+          <w:rFonts w:ascii="Apple SD Gothic Neo" w:hAnsi="Apple SD Gothic Neo" w:eastAsia="Apple SD Gothic Neo"/>
           <w:color w:val="16243A"/>
           <w:sz w:val="21"/>
         </w:rPr>
@@ -4145,7 +4163,7 @@
       </w:pPr>
       <w:r>
         <w:rPr>
-          <w:rFonts w:ascii="Arial Unicode MS" w:hAnsi="Arial Unicode MS" w:eastAsia="Arial Unicode MS"/>
+          <w:rFonts w:ascii="Apple SD Gothic Neo" w:hAnsi="Apple SD Gothic Neo" w:eastAsia="Apple SD Gothic Neo"/>
           <w:color w:val="16243A"/>
           <w:sz w:val="21"/>
         </w:rPr>
@@ -4163,7 +4181,7 @@
       </w:pPr>
       <w:r>
         <w:rPr>
-          <w:rFonts w:ascii="Arial Unicode MS" w:hAnsi="Arial Unicode MS" w:eastAsia="Arial Unicode MS"/>
+          <w:rFonts w:ascii="Apple SD Gothic Neo" w:hAnsi="Apple SD Gothic Neo" w:eastAsia="Apple SD Gothic Neo"/>
           <w:color w:val="16243A"/>
           <w:sz w:val="21"/>
         </w:rPr>
@@ -4181,7 +4199,7 @@
       </w:pPr>
       <w:r>
         <w:rPr>
-          <w:rFonts w:ascii="Arial Unicode MS" w:hAnsi="Arial Unicode MS" w:eastAsia="Arial Unicode MS"/>
+          <w:rFonts w:ascii="Apple SD Gothic Neo" w:hAnsi="Apple SD Gothic Neo" w:eastAsia="Apple SD Gothic Neo"/>
           <w:color w:val="16243A"/>
           <w:sz w:val="21"/>
         </w:rPr>
@@ -4199,7 +4217,7 @@
       </w:pPr>
       <w:r>
         <w:rPr>
-          <w:rFonts w:ascii="Arial Unicode MS" w:hAnsi="Arial Unicode MS" w:eastAsia="Arial Unicode MS"/>
+          <w:rFonts w:ascii="Apple SD Gothic Neo" w:hAnsi="Apple SD Gothic Neo" w:eastAsia="Apple SD Gothic Neo"/>
           <w:color w:val="16243A"/>
           <w:sz w:val="21"/>
         </w:rPr>
@@ -4217,7 +4235,7 @@
       </w:pPr>
       <w:r>
         <w:rPr>
-          <w:rFonts w:ascii="Arial Unicode MS" w:hAnsi="Arial Unicode MS" w:eastAsia="Arial Unicode MS"/>
+          <w:rFonts w:ascii="Apple SD Gothic Neo" w:hAnsi="Apple SD Gothic Neo" w:eastAsia="Apple SD Gothic Neo"/>
           <w:color w:val="16243A"/>
           <w:sz w:val="21"/>
         </w:rPr>
@@ -4235,7 +4253,7 @@
       </w:pPr>
       <w:r>
         <w:rPr>
-          <w:rFonts w:ascii="Arial Unicode MS" w:hAnsi="Arial Unicode MS" w:eastAsia="Arial Unicode MS"/>
+          <w:rFonts w:ascii="Apple SD Gothic Neo" w:hAnsi="Apple SD Gothic Neo" w:eastAsia="Apple SD Gothic Neo"/>
           <w:color w:val="16243A"/>
           <w:sz w:val="21"/>
         </w:rPr>
@@ -4284,7 +4302,7 @@
             <w:r/>
             <w:r>
               <w:rPr>
-                <w:rFonts w:ascii="Arial Unicode MS" w:hAnsi="Arial Unicode MS" w:eastAsia="Arial Unicode MS"/>
+                <w:rFonts w:ascii="Apple SD Gothic Neo" w:hAnsi="Apple SD Gothic Neo" w:eastAsia="Apple SD Gothic Neo"/>
                 <w:b/>
                 <w:color w:val="8A6511"/>
                 <w:sz w:val="20"/>
@@ -4293,7 +4311,7 @@
             </w:r>
             <w:r>
               <w:rPr>
-                <w:rFonts w:ascii="Arial Unicode MS" w:hAnsi="Arial Unicode MS" w:eastAsia="Arial Unicode MS"/>
+                <w:rFonts w:ascii="Apple SD Gothic Neo" w:hAnsi="Apple SD Gothic Neo" w:eastAsia="Apple SD Gothic Neo"/>
                 <w:color w:val="16243A"/>
                 <w:sz w:val="20"/>
               </w:rPr>
@@ -4349,7 +4367,7 @@
             <w:r/>
             <w:r>
               <w:rPr>
-                <w:rFonts w:ascii="Arial Unicode MS" w:hAnsi="Arial Unicode MS" w:eastAsia="Arial Unicode MS"/>
+                <w:rFonts w:ascii="Apple SD Gothic Neo" w:hAnsi="Apple SD Gothic Neo" w:eastAsia="Apple SD Gothic Neo"/>
                 <w:b/>
                 <w:color w:val="16243A"/>
                 <w:sz w:val="16"/>
@@ -4379,7 +4397,7 @@
             <w:r/>
             <w:r>
               <w:rPr>
-                <w:rFonts w:ascii="Arial Unicode MS" w:hAnsi="Arial Unicode MS" w:eastAsia="Arial Unicode MS"/>
+                <w:rFonts w:ascii="Apple SD Gothic Neo" w:hAnsi="Apple SD Gothic Neo" w:eastAsia="Apple SD Gothic Neo"/>
                 <w:b/>
                 <w:color w:val="16243A"/>
                 <w:sz w:val="16"/>
@@ -4409,7 +4427,7 @@
             <w:r/>
             <w:r>
               <w:rPr>
-                <w:rFonts w:ascii="Arial Unicode MS" w:hAnsi="Arial Unicode MS" w:eastAsia="Arial Unicode MS"/>
+                <w:rFonts w:ascii="Apple SD Gothic Neo" w:hAnsi="Apple SD Gothic Neo" w:eastAsia="Apple SD Gothic Neo"/>
                 <w:b/>
                 <w:color w:val="16243A"/>
                 <w:sz w:val="16"/>
@@ -4439,7 +4457,7 @@
             <w:r/>
             <w:r>
               <w:rPr>
-                <w:rFonts w:ascii="Arial Unicode MS" w:hAnsi="Arial Unicode MS" w:eastAsia="Arial Unicode MS"/>
+                <w:rFonts w:ascii="Apple SD Gothic Neo" w:hAnsi="Apple SD Gothic Neo" w:eastAsia="Apple SD Gothic Neo"/>
                 <w:b/>
                 <w:color w:val="16243A"/>
                 <w:sz w:val="16"/>
@@ -4472,7 +4490,7 @@
             <w:r/>
             <w:r>
               <w:rPr>
-                <w:rFonts w:ascii="Arial Unicode MS" w:hAnsi="Arial Unicode MS" w:eastAsia="Arial Unicode MS"/>
+                <w:rFonts w:ascii="Apple SD Gothic Neo" w:hAnsi="Apple SD Gothic Neo" w:eastAsia="Apple SD Gothic Neo"/>
                 <w:b/>
                 <w:color w:val="16243A"/>
                 <w:sz w:val="16"/>
@@ -4500,7 +4518,7 @@
             <w:r/>
             <w:r>
               <w:rPr>
-                <w:rFonts w:ascii="Arial Unicode MS" w:hAnsi="Arial Unicode MS" w:eastAsia="Arial Unicode MS"/>
+                <w:rFonts w:ascii="Apple SD Gothic Neo" w:hAnsi="Apple SD Gothic Neo" w:eastAsia="Apple SD Gothic Neo"/>
                 <w:b w:val="0"/>
                 <w:color w:val="16243A"/>
                 <w:sz w:val="16"/>
@@ -4528,7 +4546,7 @@
             <w:r/>
             <w:r>
               <w:rPr>
-                <w:rFonts w:ascii="Arial Unicode MS" w:hAnsi="Arial Unicode MS" w:eastAsia="Arial Unicode MS"/>
+                <w:rFonts w:ascii="Apple SD Gothic Neo" w:hAnsi="Apple SD Gothic Neo" w:eastAsia="Apple SD Gothic Neo"/>
                 <w:b w:val="0"/>
                 <w:color w:val="16243A"/>
                 <w:sz w:val="16"/>
@@ -4556,7 +4574,7 @@
             <w:r/>
             <w:r>
               <w:rPr>
-                <w:rFonts w:ascii="Arial Unicode MS" w:hAnsi="Arial Unicode MS" w:eastAsia="Arial Unicode MS"/>
+                <w:rFonts w:ascii="Apple SD Gothic Neo" w:hAnsi="Apple SD Gothic Neo" w:eastAsia="Apple SD Gothic Neo"/>
                 <w:b w:val="0"/>
                 <w:color w:val="16243A"/>
                 <w:sz w:val="16"/>
@@ -4589,7 +4607,7 @@
             <w:r/>
             <w:r>
               <w:rPr>
-                <w:rFonts w:ascii="Arial Unicode MS" w:hAnsi="Arial Unicode MS" w:eastAsia="Arial Unicode MS"/>
+                <w:rFonts w:ascii="Apple SD Gothic Neo" w:hAnsi="Apple SD Gothic Neo" w:eastAsia="Apple SD Gothic Neo"/>
                 <w:b/>
                 <w:color w:val="16243A"/>
                 <w:sz w:val="16"/>
@@ -4617,7 +4635,7 @@
             <w:r/>
             <w:r>
               <w:rPr>
-                <w:rFonts w:ascii="Arial Unicode MS" w:hAnsi="Arial Unicode MS" w:eastAsia="Arial Unicode MS"/>
+                <w:rFonts w:ascii="Apple SD Gothic Neo" w:hAnsi="Apple SD Gothic Neo" w:eastAsia="Apple SD Gothic Neo"/>
                 <w:b w:val="0"/>
                 <w:color w:val="16243A"/>
                 <w:sz w:val="16"/>
@@ -4645,7 +4663,7 @@
             <w:r/>
             <w:r>
               <w:rPr>
-                <w:rFonts w:ascii="Arial Unicode MS" w:hAnsi="Arial Unicode MS" w:eastAsia="Arial Unicode MS"/>
+                <w:rFonts w:ascii="Apple SD Gothic Neo" w:hAnsi="Apple SD Gothic Neo" w:eastAsia="Apple SD Gothic Neo"/>
                 <w:b w:val="0"/>
                 <w:color w:val="16243A"/>
                 <w:sz w:val="16"/>
@@ -4673,7 +4691,7 @@
             <w:r/>
             <w:r>
               <w:rPr>
-                <w:rFonts w:ascii="Arial Unicode MS" w:hAnsi="Arial Unicode MS" w:eastAsia="Arial Unicode MS"/>
+                <w:rFonts w:ascii="Apple SD Gothic Neo" w:hAnsi="Apple SD Gothic Neo" w:eastAsia="Apple SD Gothic Neo"/>
                 <w:b w:val="0"/>
                 <w:color w:val="16243A"/>
                 <w:sz w:val="16"/>
@@ -4706,7 +4724,7 @@
             <w:r/>
             <w:r>
               <w:rPr>
-                <w:rFonts w:ascii="Arial Unicode MS" w:hAnsi="Arial Unicode MS" w:eastAsia="Arial Unicode MS"/>
+                <w:rFonts w:ascii="Apple SD Gothic Neo" w:hAnsi="Apple SD Gothic Neo" w:eastAsia="Apple SD Gothic Neo"/>
                 <w:b/>
                 <w:color w:val="16243A"/>
                 <w:sz w:val="16"/>
@@ -4734,7 +4752,7 @@
             <w:r/>
             <w:r>
               <w:rPr>
-                <w:rFonts w:ascii="Arial Unicode MS" w:hAnsi="Arial Unicode MS" w:eastAsia="Arial Unicode MS"/>
+                <w:rFonts w:ascii="Apple SD Gothic Neo" w:hAnsi="Apple SD Gothic Neo" w:eastAsia="Apple SD Gothic Neo"/>
                 <w:b w:val="0"/>
                 <w:color w:val="16243A"/>
                 <w:sz w:val="16"/>
@@ -4762,7 +4780,7 @@
             <w:r/>
             <w:r>
               <w:rPr>
-                <w:rFonts w:ascii="Arial Unicode MS" w:hAnsi="Arial Unicode MS" w:eastAsia="Arial Unicode MS"/>
+                <w:rFonts w:ascii="Apple SD Gothic Neo" w:hAnsi="Apple SD Gothic Neo" w:eastAsia="Apple SD Gothic Neo"/>
                 <w:b w:val="0"/>
                 <w:color w:val="16243A"/>
                 <w:sz w:val="16"/>
@@ -4790,7 +4808,7 @@
             <w:r/>
             <w:r>
               <w:rPr>
-                <w:rFonts w:ascii="Arial Unicode MS" w:hAnsi="Arial Unicode MS" w:eastAsia="Arial Unicode MS"/>
+                <w:rFonts w:ascii="Apple SD Gothic Neo" w:hAnsi="Apple SD Gothic Neo" w:eastAsia="Apple SD Gothic Neo"/>
                 <w:b w:val="0"/>
                 <w:color w:val="16243A"/>
                 <w:sz w:val="16"/>
@@ -4823,7 +4841,7 @@
             <w:r/>
             <w:r>
               <w:rPr>
-                <w:rFonts w:ascii="Arial Unicode MS" w:hAnsi="Arial Unicode MS" w:eastAsia="Arial Unicode MS"/>
+                <w:rFonts w:ascii="Apple SD Gothic Neo" w:hAnsi="Apple SD Gothic Neo" w:eastAsia="Apple SD Gothic Neo"/>
                 <w:b/>
                 <w:color w:val="16243A"/>
                 <w:sz w:val="16"/>
@@ -4851,7 +4869,7 @@
             <w:r/>
             <w:r>
               <w:rPr>
-                <w:rFonts w:ascii="Arial Unicode MS" w:hAnsi="Arial Unicode MS" w:eastAsia="Arial Unicode MS"/>
+                <w:rFonts w:ascii="Apple SD Gothic Neo" w:hAnsi="Apple SD Gothic Neo" w:eastAsia="Apple SD Gothic Neo"/>
                 <w:b w:val="0"/>
                 <w:color w:val="16243A"/>
                 <w:sz w:val="16"/>
@@ -4879,7 +4897,7 @@
             <w:r/>
             <w:r>
               <w:rPr>
-                <w:rFonts w:ascii="Arial Unicode MS" w:hAnsi="Arial Unicode MS" w:eastAsia="Arial Unicode MS"/>
+                <w:rFonts w:ascii="Apple SD Gothic Neo" w:hAnsi="Apple SD Gothic Neo" w:eastAsia="Apple SD Gothic Neo"/>
                 <w:b w:val="0"/>
                 <w:color w:val="16243A"/>
                 <w:sz w:val="16"/>
@@ -4907,7 +4925,7 @@
             <w:r/>
             <w:r>
               <w:rPr>
-                <w:rFonts w:ascii="Arial Unicode MS" w:hAnsi="Arial Unicode MS" w:eastAsia="Arial Unicode MS"/>
+                <w:rFonts w:ascii="Apple SD Gothic Neo" w:hAnsi="Apple SD Gothic Neo" w:eastAsia="Apple SD Gothic Neo"/>
                 <w:b w:val="0"/>
                 <w:color w:val="16243A"/>
                 <w:sz w:val="16"/>
@@ -4940,7 +4958,7 @@
             <w:r/>
             <w:r>
               <w:rPr>
-                <w:rFonts w:ascii="Arial Unicode MS" w:hAnsi="Arial Unicode MS" w:eastAsia="Arial Unicode MS"/>
+                <w:rFonts w:ascii="Apple SD Gothic Neo" w:hAnsi="Apple SD Gothic Neo" w:eastAsia="Apple SD Gothic Neo"/>
                 <w:b/>
                 <w:color w:val="16243A"/>
                 <w:sz w:val="16"/>
@@ -4968,7 +4986,7 @@
             <w:r/>
             <w:r>
               <w:rPr>
-                <w:rFonts w:ascii="Arial Unicode MS" w:hAnsi="Arial Unicode MS" w:eastAsia="Arial Unicode MS"/>
+                <w:rFonts w:ascii="Apple SD Gothic Neo" w:hAnsi="Apple SD Gothic Neo" w:eastAsia="Apple SD Gothic Neo"/>
                 <w:b w:val="0"/>
                 <w:color w:val="16243A"/>
                 <w:sz w:val="16"/>
@@ -4996,7 +5014,7 @@
             <w:r/>
             <w:r>
               <w:rPr>
-                <w:rFonts w:ascii="Arial Unicode MS" w:hAnsi="Arial Unicode MS" w:eastAsia="Arial Unicode MS"/>
+                <w:rFonts w:ascii="Apple SD Gothic Neo" w:hAnsi="Apple SD Gothic Neo" w:eastAsia="Apple SD Gothic Neo"/>
                 <w:b w:val="0"/>
                 <w:color w:val="16243A"/>
                 <w:sz w:val="16"/>
@@ -5024,7 +5042,7 @@
             <w:r/>
             <w:r>
               <w:rPr>
-                <w:rFonts w:ascii="Arial Unicode MS" w:hAnsi="Arial Unicode MS" w:eastAsia="Arial Unicode MS"/>
+                <w:rFonts w:ascii="Apple SD Gothic Neo" w:hAnsi="Apple SD Gothic Neo" w:eastAsia="Apple SD Gothic Neo"/>
                 <w:b w:val="0"/>
                 <w:color w:val="16243A"/>
                 <w:sz w:val="16"/>
@@ -5057,7 +5075,7 @@
             <w:r/>
             <w:r>
               <w:rPr>
-                <w:rFonts w:ascii="Arial Unicode MS" w:hAnsi="Arial Unicode MS" w:eastAsia="Arial Unicode MS"/>
+                <w:rFonts w:ascii="Apple SD Gothic Neo" w:hAnsi="Apple SD Gothic Neo" w:eastAsia="Apple SD Gothic Neo"/>
                 <w:b/>
                 <w:color w:val="16243A"/>
                 <w:sz w:val="16"/>
@@ -5085,7 +5103,7 @@
             <w:r/>
             <w:r>
               <w:rPr>
-                <w:rFonts w:ascii="Arial Unicode MS" w:hAnsi="Arial Unicode MS" w:eastAsia="Arial Unicode MS"/>
+                <w:rFonts w:ascii="Apple SD Gothic Neo" w:hAnsi="Apple SD Gothic Neo" w:eastAsia="Apple SD Gothic Neo"/>
                 <w:b w:val="0"/>
                 <w:color w:val="16243A"/>
                 <w:sz w:val="16"/>
@@ -5113,7 +5131,7 @@
             <w:r/>
             <w:r>
               <w:rPr>
-                <w:rFonts w:ascii="Arial Unicode MS" w:hAnsi="Arial Unicode MS" w:eastAsia="Arial Unicode MS"/>
+                <w:rFonts w:ascii="Apple SD Gothic Neo" w:hAnsi="Apple SD Gothic Neo" w:eastAsia="Apple SD Gothic Neo"/>
                 <w:b w:val="0"/>
                 <w:color w:val="16243A"/>
                 <w:sz w:val="16"/>
@@ -5141,7 +5159,7 @@
             <w:r/>
             <w:r>
               <w:rPr>
-                <w:rFonts w:ascii="Arial Unicode MS" w:hAnsi="Arial Unicode MS" w:eastAsia="Arial Unicode MS"/>
+                <w:rFonts w:ascii="Apple SD Gothic Neo" w:hAnsi="Apple SD Gothic Neo" w:eastAsia="Apple SD Gothic Neo"/>
                 <w:b w:val="0"/>
                 <w:color w:val="16243A"/>
                 <w:sz w:val="16"/>
@@ -5174,7 +5192,7 @@
             <w:r/>
             <w:r>
               <w:rPr>
-                <w:rFonts w:ascii="Arial Unicode MS" w:hAnsi="Arial Unicode MS" w:eastAsia="Arial Unicode MS"/>
+                <w:rFonts w:ascii="Apple SD Gothic Neo" w:hAnsi="Apple SD Gothic Neo" w:eastAsia="Apple SD Gothic Neo"/>
                 <w:b/>
                 <w:color w:val="16243A"/>
                 <w:sz w:val="16"/>
@@ -5202,7 +5220,7 @@
             <w:r/>
             <w:r>
               <w:rPr>
-                <w:rFonts w:ascii="Arial Unicode MS" w:hAnsi="Arial Unicode MS" w:eastAsia="Arial Unicode MS"/>
+                <w:rFonts w:ascii="Apple SD Gothic Neo" w:hAnsi="Apple SD Gothic Neo" w:eastAsia="Apple SD Gothic Neo"/>
                 <w:b w:val="0"/>
                 <w:color w:val="16243A"/>
                 <w:sz w:val="16"/>
@@ -5230,7 +5248,7 @@
             <w:r/>
             <w:r>
               <w:rPr>
-                <w:rFonts w:ascii="Arial Unicode MS" w:hAnsi="Arial Unicode MS" w:eastAsia="Arial Unicode MS"/>
+                <w:rFonts w:ascii="Apple SD Gothic Neo" w:hAnsi="Apple SD Gothic Neo" w:eastAsia="Apple SD Gothic Neo"/>
                 <w:b w:val="0"/>
                 <w:color w:val="16243A"/>
                 <w:sz w:val="16"/>
@@ -5258,7 +5276,7 @@
             <w:r/>
             <w:r>
               <w:rPr>
-                <w:rFonts w:ascii="Arial Unicode MS" w:hAnsi="Arial Unicode MS" w:eastAsia="Arial Unicode MS"/>
+                <w:rFonts w:ascii="Apple SD Gothic Neo" w:hAnsi="Apple SD Gothic Neo" w:eastAsia="Apple SD Gothic Neo"/>
                 <w:b w:val="0"/>
                 <w:color w:val="16243A"/>
                 <w:sz w:val="16"/>
@@ -5291,7 +5309,7 @@
             <w:r/>
             <w:r>
               <w:rPr>
-                <w:rFonts w:ascii="Arial Unicode MS" w:hAnsi="Arial Unicode MS" w:eastAsia="Arial Unicode MS"/>
+                <w:rFonts w:ascii="Apple SD Gothic Neo" w:hAnsi="Apple SD Gothic Neo" w:eastAsia="Apple SD Gothic Neo"/>
                 <w:b/>
                 <w:color w:val="16243A"/>
                 <w:sz w:val="16"/>
@@ -5319,7 +5337,7 @@
             <w:r/>
             <w:r>
               <w:rPr>
-                <w:rFonts w:ascii="Arial Unicode MS" w:hAnsi="Arial Unicode MS" w:eastAsia="Arial Unicode MS"/>
+                <w:rFonts w:ascii="Apple SD Gothic Neo" w:hAnsi="Apple SD Gothic Neo" w:eastAsia="Apple SD Gothic Neo"/>
                 <w:b w:val="0"/>
                 <w:color w:val="16243A"/>
                 <w:sz w:val="16"/>
@@ -5347,7 +5365,7 @@
             <w:r/>
             <w:r>
               <w:rPr>
-                <w:rFonts w:ascii="Arial Unicode MS" w:hAnsi="Arial Unicode MS" w:eastAsia="Arial Unicode MS"/>
+                <w:rFonts w:ascii="Apple SD Gothic Neo" w:hAnsi="Apple SD Gothic Neo" w:eastAsia="Apple SD Gothic Neo"/>
                 <w:b w:val="0"/>
                 <w:color w:val="16243A"/>
                 <w:sz w:val="16"/>
@@ -5375,7 +5393,7 @@
             <w:r/>
             <w:r>
               <w:rPr>
-                <w:rFonts w:ascii="Arial Unicode MS" w:hAnsi="Arial Unicode MS" w:eastAsia="Arial Unicode MS"/>
+                <w:rFonts w:ascii="Apple SD Gothic Neo" w:hAnsi="Apple SD Gothic Neo" w:eastAsia="Apple SD Gothic Neo"/>
                 <w:b w:val="0"/>
                 <w:color w:val="16243A"/>
                 <w:sz w:val="16"/>
@@ -5408,7 +5426,7 @@
             <w:r/>
             <w:r>
               <w:rPr>
-                <w:rFonts w:ascii="Arial Unicode MS" w:hAnsi="Arial Unicode MS" w:eastAsia="Arial Unicode MS"/>
+                <w:rFonts w:ascii="Apple SD Gothic Neo" w:hAnsi="Apple SD Gothic Neo" w:eastAsia="Apple SD Gothic Neo"/>
                 <w:b/>
                 <w:color w:val="16243A"/>
                 <w:sz w:val="16"/>
@@ -5436,7 +5454,7 @@
             <w:r/>
             <w:r>
               <w:rPr>
-                <w:rFonts w:ascii="Arial Unicode MS" w:hAnsi="Arial Unicode MS" w:eastAsia="Arial Unicode MS"/>
+                <w:rFonts w:ascii="Apple SD Gothic Neo" w:hAnsi="Apple SD Gothic Neo" w:eastAsia="Apple SD Gothic Neo"/>
                 <w:b w:val="0"/>
                 <w:color w:val="16243A"/>
                 <w:sz w:val="16"/>
@@ -5464,7 +5482,7 @@
             <w:r/>
             <w:r>
               <w:rPr>
-                <w:rFonts w:ascii="Arial Unicode MS" w:hAnsi="Arial Unicode MS" w:eastAsia="Arial Unicode MS"/>
+                <w:rFonts w:ascii="Apple SD Gothic Neo" w:hAnsi="Apple SD Gothic Neo" w:eastAsia="Apple SD Gothic Neo"/>
                 <w:b w:val="0"/>
                 <w:color w:val="16243A"/>
                 <w:sz w:val="16"/>
@@ -5492,7 +5510,7 @@
             <w:r/>
             <w:r>
               <w:rPr>
-                <w:rFonts w:ascii="Arial Unicode MS" w:hAnsi="Arial Unicode MS" w:eastAsia="Arial Unicode MS"/>
+                <w:rFonts w:ascii="Apple SD Gothic Neo" w:hAnsi="Apple SD Gothic Neo" w:eastAsia="Apple SD Gothic Neo"/>
                 <w:b w:val="0"/>
                 <w:color w:val="16243A"/>
                 <w:sz w:val="16"/>
@@ -5525,7 +5543,7 @@
             <w:r/>
             <w:r>
               <w:rPr>
-                <w:rFonts w:ascii="Arial Unicode MS" w:hAnsi="Arial Unicode MS" w:eastAsia="Arial Unicode MS"/>
+                <w:rFonts w:ascii="Apple SD Gothic Neo" w:hAnsi="Apple SD Gothic Neo" w:eastAsia="Apple SD Gothic Neo"/>
                 <w:b/>
                 <w:color w:val="16243A"/>
                 <w:sz w:val="16"/>
@@ -5553,7 +5571,7 @@
             <w:r/>
             <w:r>
               <w:rPr>
-                <w:rFonts w:ascii="Arial Unicode MS" w:hAnsi="Arial Unicode MS" w:eastAsia="Arial Unicode MS"/>
+                <w:rFonts w:ascii="Apple SD Gothic Neo" w:hAnsi="Apple SD Gothic Neo" w:eastAsia="Apple SD Gothic Neo"/>
                 <w:b w:val="0"/>
                 <w:color w:val="16243A"/>
                 <w:sz w:val="16"/>
@@ -5581,7 +5599,7 @@
             <w:r/>
             <w:r>
               <w:rPr>
-                <w:rFonts w:ascii="Arial Unicode MS" w:hAnsi="Arial Unicode MS" w:eastAsia="Arial Unicode MS"/>
+                <w:rFonts w:ascii="Apple SD Gothic Neo" w:hAnsi="Apple SD Gothic Neo" w:eastAsia="Apple SD Gothic Neo"/>
                 <w:b w:val="0"/>
                 <w:color w:val="16243A"/>
                 <w:sz w:val="16"/>
@@ -5609,7 +5627,7 @@
             <w:r/>
             <w:r>
               <w:rPr>
-                <w:rFonts w:ascii="Arial Unicode MS" w:hAnsi="Arial Unicode MS" w:eastAsia="Arial Unicode MS"/>
+                <w:rFonts w:ascii="Apple SD Gothic Neo" w:hAnsi="Apple SD Gothic Neo" w:eastAsia="Apple SD Gothic Neo"/>
                 <w:b w:val="0"/>
                 <w:color w:val="16243A"/>
                 <w:sz w:val="16"/>
@@ -5644,7 +5662,7 @@
       </w:pPr>
       <w:r>
         <w:rPr>
-          <w:rFonts w:ascii="Arial Unicode MS" w:hAnsi="Arial Unicode MS" w:eastAsia="Arial Unicode MS"/>
+          <w:rFonts w:ascii="Apple SD Gothic Neo" w:hAnsi="Apple SD Gothic Neo" w:eastAsia="Apple SD Gothic Neo"/>
           <w:color w:val="16243A"/>
           <w:sz w:val="21"/>
         </w:rPr>
@@ -5662,7 +5680,7 @@
       </w:pPr>
       <w:r>
         <w:rPr>
-          <w:rFonts w:ascii="Arial Unicode MS" w:hAnsi="Arial Unicode MS" w:eastAsia="Arial Unicode MS"/>
+          <w:rFonts w:ascii="Apple SD Gothic Neo" w:hAnsi="Apple SD Gothic Neo" w:eastAsia="Apple SD Gothic Neo"/>
           <w:color w:val="16243A"/>
           <w:sz w:val="21"/>
         </w:rPr>
@@ -5680,7 +5698,7 @@
       </w:pPr>
       <w:r>
         <w:rPr>
-          <w:rFonts w:ascii="Arial Unicode MS" w:hAnsi="Arial Unicode MS" w:eastAsia="Arial Unicode MS"/>
+          <w:rFonts w:ascii="Apple SD Gothic Neo" w:hAnsi="Apple SD Gothic Neo" w:eastAsia="Apple SD Gothic Neo"/>
           <w:color w:val="16243A"/>
           <w:sz w:val="21"/>
         </w:rPr>
@@ -5698,7 +5716,7 @@
       </w:pPr>
       <w:r>
         <w:rPr>
-          <w:rFonts w:ascii="Arial Unicode MS" w:hAnsi="Arial Unicode MS" w:eastAsia="Arial Unicode MS"/>
+          <w:rFonts w:ascii="Apple SD Gothic Neo" w:hAnsi="Apple SD Gothic Neo" w:eastAsia="Apple SD Gothic Neo"/>
           <w:color w:val="16243A"/>
           <w:sz w:val="21"/>
         </w:rPr>
@@ -5716,7 +5734,7 @@
       </w:pPr>
       <w:r>
         <w:rPr>
-          <w:rFonts w:ascii="Arial Unicode MS" w:hAnsi="Arial Unicode MS" w:eastAsia="Arial Unicode MS"/>
+          <w:rFonts w:ascii="Apple SD Gothic Neo" w:hAnsi="Apple SD Gothic Neo" w:eastAsia="Apple SD Gothic Neo"/>
           <w:color w:val="16243A"/>
           <w:sz w:val="21"/>
         </w:rPr>
@@ -5771,7 +5789,7 @@
             <w:r/>
             <w:r>
               <w:rPr>
-                <w:rFonts w:ascii="Arial Unicode MS" w:hAnsi="Arial Unicode MS" w:eastAsia="Arial Unicode MS"/>
+                <w:rFonts w:ascii="Apple SD Gothic Neo" w:hAnsi="Apple SD Gothic Neo" w:eastAsia="Apple SD Gothic Neo"/>
                 <w:b/>
                 <w:color w:val="16243A"/>
                 <w:sz w:val="18"/>
@@ -5801,7 +5819,7 @@
             <w:r/>
             <w:r>
               <w:rPr>
-                <w:rFonts w:ascii="Arial Unicode MS" w:hAnsi="Arial Unicode MS" w:eastAsia="Arial Unicode MS"/>
+                <w:rFonts w:ascii="Apple SD Gothic Neo" w:hAnsi="Apple SD Gothic Neo" w:eastAsia="Apple SD Gothic Neo"/>
                 <w:b/>
                 <w:color w:val="16243A"/>
                 <w:sz w:val="18"/>
@@ -5831,7 +5849,7 @@
             <w:r/>
             <w:r>
               <w:rPr>
-                <w:rFonts w:ascii="Arial Unicode MS" w:hAnsi="Arial Unicode MS" w:eastAsia="Arial Unicode MS"/>
+                <w:rFonts w:ascii="Apple SD Gothic Neo" w:hAnsi="Apple SD Gothic Neo" w:eastAsia="Apple SD Gothic Neo"/>
                 <w:b/>
                 <w:color w:val="16243A"/>
                 <w:sz w:val="18"/>
@@ -5864,7 +5882,7 @@
             <w:r/>
             <w:r>
               <w:rPr>
-                <w:rFonts w:ascii="Arial Unicode MS" w:hAnsi="Arial Unicode MS" w:eastAsia="Arial Unicode MS"/>
+                <w:rFonts w:ascii="Apple SD Gothic Neo" w:hAnsi="Apple SD Gothic Neo" w:eastAsia="Apple SD Gothic Neo"/>
                 <w:b/>
                 <w:color w:val="16243A"/>
                 <w:sz w:val="18"/>
@@ -5892,7 +5910,7 @@
             <w:r/>
             <w:r>
               <w:rPr>
-                <w:rFonts w:ascii="Arial Unicode MS" w:hAnsi="Arial Unicode MS" w:eastAsia="Arial Unicode MS"/>
+                <w:rFonts w:ascii="Apple SD Gothic Neo" w:hAnsi="Apple SD Gothic Neo" w:eastAsia="Apple SD Gothic Neo"/>
                 <w:b w:val="0"/>
                 <w:color w:val="16243A"/>
                 <w:sz w:val="18"/>
@@ -5920,7 +5938,7 @@
             <w:r/>
             <w:r>
               <w:rPr>
-                <w:rFonts w:ascii="Arial Unicode MS" w:hAnsi="Arial Unicode MS" w:eastAsia="Arial Unicode MS"/>
+                <w:rFonts w:ascii="Apple SD Gothic Neo" w:hAnsi="Apple SD Gothic Neo" w:eastAsia="Apple SD Gothic Neo"/>
                 <w:b w:val="0"/>
                 <w:color w:val="16243A"/>
                 <w:sz w:val="18"/>
@@ -5953,7 +5971,7 @@
             <w:r/>
             <w:r>
               <w:rPr>
-                <w:rFonts w:ascii="Arial Unicode MS" w:hAnsi="Arial Unicode MS" w:eastAsia="Arial Unicode MS"/>
+                <w:rFonts w:ascii="Apple SD Gothic Neo" w:hAnsi="Apple SD Gothic Neo" w:eastAsia="Apple SD Gothic Neo"/>
                 <w:b/>
                 <w:color w:val="16243A"/>
                 <w:sz w:val="18"/>
@@ -5981,7 +5999,7 @@
             <w:r/>
             <w:r>
               <w:rPr>
-                <w:rFonts w:ascii="Arial Unicode MS" w:hAnsi="Arial Unicode MS" w:eastAsia="Arial Unicode MS"/>
+                <w:rFonts w:ascii="Apple SD Gothic Neo" w:hAnsi="Apple SD Gothic Neo" w:eastAsia="Apple SD Gothic Neo"/>
                 <w:b w:val="0"/>
                 <w:color w:val="16243A"/>
                 <w:sz w:val="18"/>
@@ -6009,7 +6027,7 @@
             <w:r/>
             <w:r>
               <w:rPr>
-                <w:rFonts w:ascii="Arial Unicode MS" w:hAnsi="Arial Unicode MS" w:eastAsia="Arial Unicode MS"/>
+                <w:rFonts w:ascii="Apple SD Gothic Neo" w:hAnsi="Apple SD Gothic Neo" w:eastAsia="Apple SD Gothic Neo"/>
                 <w:b w:val="0"/>
                 <w:color w:val="16243A"/>
                 <w:sz w:val="18"/>
@@ -6042,7 +6060,7 @@
             <w:r/>
             <w:r>
               <w:rPr>
-                <w:rFonts w:ascii="Arial Unicode MS" w:hAnsi="Arial Unicode MS" w:eastAsia="Arial Unicode MS"/>
+                <w:rFonts w:ascii="Apple SD Gothic Neo" w:hAnsi="Apple SD Gothic Neo" w:eastAsia="Apple SD Gothic Neo"/>
                 <w:b/>
                 <w:color w:val="16243A"/>
                 <w:sz w:val="18"/>
@@ -6070,7 +6088,7 @@
             <w:r/>
             <w:r>
               <w:rPr>
-                <w:rFonts w:ascii="Arial Unicode MS" w:hAnsi="Arial Unicode MS" w:eastAsia="Arial Unicode MS"/>
+                <w:rFonts w:ascii="Apple SD Gothic Neo" w:hAnsi="Apple SD Gothic Neo" w:eastAsia="Apple SD Gothic Neo"/>
                 <w:b w:val="0"/>
                 <w:color w:val="16243A"/>
                 <w:sz w:val="18"/>
@@ -6098,7 +6116,7 @@
             <w:r/>
             <w:r>
               <w:rPr>
-                <w:rFonts w:ascii="Arial Unicode MS" w:hAnsi="Arial Unicode MS" w:eastAsia="Arial Unicode MS"/>
+                <w:rFonts w:ascii="Apple SD Gothic Neo" w:hAnsi="Apple SD Gothic Neo" w:eastAsia="Apple SD Gothic Neo"/>
                 <w:b w:val="0"/>
                 <w:color w:val="16243A"/>
                 <w:sz w:val="18"/>
@@ -6131,7 +6149,7 @@
             <w:r/>
             <w:r>
               <w:rPr>
-                <w:rFonts w:ascii="Arial Unicode MS" w:hAnsi="Arial Unicode MS" w:eastAsia="Arial Unicode MS"/>
+                <w:rFonts w:ascii="Apple SD Gothic Neo" w:hAnsi="Apple SD Gothic Neo" w:eastAsia="Apple SD Gothic Neo"/>
                 <w:b/>
                 <w:color w:val="16243A"/>
                 <w:sz w:val="18"/>
@@ -6159,7 +6177,7 @@
             <w:r/>
             <w:r>
               <w:rPr>
-                <w:rFonts w:ascii="Arial Unicode MS" w:hAnsi="Arial Unicode MS" w:eastAsia="Arial Unicode MS"/>
+                <w:rFonts w:ascii="Apple SD Gothic Neo" w:hAnsi="Apple SD Gothic Neo" w:eastAsia="Apple SD Gothic Neo"/>
                 <w:b w:val="0"/>
                 <w:color w:val="16243A"/>
                 <w:sz w:val="18"/>
@@ -6187,7 +6205,7 @@
             <w:r/>
             <w:r>
               <w:rPr>
-                <w:rFonts w:ascii="Arial Unicode MS" w:hAnsi="Arial Unicode MS" w:eastAsia="Arial Unicode MS"/>
+                <w:rFonts w:ascii="Apple SD Gothic Neo" w:hAnsi="Apple SD Gothic Neo" w:eastAsia="Apple SD Gothic Neo"/>
                 <w:b w:val="0"/>
                 <w:color w:val="16243A"/>
                 <w:sz w:val="18"/>
@@ -6220,7 +6238,7 @@
             <w:r/>
             <w:r>
               <w:rPr>
-                <w:rFonts w:ascii="Arial Unicode MS" w:hAnsi="Arial Unicode MS" w:eastAsia="Arial Unicode MS"/>
+                <w:rFonts w:ascii="Apple SD Gothic Neo" w:hAnsi="Apple SD Gothic Neo" w:eastAsia="Apple SD Gothic Neo"/>
                 <w:b/>
                 <w:color w:val="16243A"/>
                 <w:sz w:val="18"/>
@@ -6248,7 +6266,7 @@
             <w:r/>
             <w:r>
               <w:rPr>
-                <w:rFonts w:ascii="Arial Unicode MS" w:hAnsi="Arial Unicode MS" w:eastAsia="Arial Unicode MS"/>
+                <w:rFonts w:ascii="Apple SD Gothic Neo" w:hAnsi="Apple SD Gothic Neo" w:eastAsia="Apple SD Gothic Neo"/>
                 <w:b w:val="0"/>
                 <w:color w:val="16243A"/>
                 <w:sz w:val="18"/>
@@ -6276,7 +6294,7 @@
             <w:r/>
             <w:r>
               <w:rPr>
-                <w:rFonts w:ascii="Arial Unicode MS" w:hAnsi="Arial Unicode MS" w:eastAsia="Arial Unicode MS"/>
+                <w:rFonts w:ascii="Apple SD Gothic Neo" w:hAnsi="Apple SD Gothic Neo" w:eastAsia="Apple SD Gothic Neo"/>
                 <w:b w:val="0"/>
                 <w:color w:val="16243A"/>
                 <w:sz w:val="18"/>
@@ -6307,7 +6325,7 @@
       <w:hyperlink r:id="rId16">
         <w:r>
           <w:rPr>
-            <w:rFonts w:ascii="Arial Unicode MS" w:hAnsi="Arial Unicode MS" w:eastAsia="Arial Unicode MS"/>
+            <w:rFonts w:ascii="Apple SD Gothic Neo" w:hAnsi="Apple SD Gothic Neo" w:eastAsia="Apple SD Gothic Neo"/>
             <w:color w:val="2454DB"/>
             <w:u w:val="single"/>
           </w:rPr>
@@ -6316,7 +6334,7 @@
       </w:hyperlink>
       <w:r>
         <w:rPr>
-          <w:rFonts w:ascii="Arial Unicode MS" w:hAnsi="Arial Unicode MS" w:eastAsia="Arial Unicode MS"/>
+          <w:rFonts w:ascii="Apple SD Gothic Neo" w:hAnsi="Apple SD Gothic Neo" w:eastAsia="Apple SD Gothic Neo"/>
           <w:color w:val="5E6878"/>
           <w:sz w:val="19"/>
         </w:rPr>
@@ -6330,7 +6348,7 @@
       <w:hyperlink r:id="rId17">
         <w:r>
           <w:rPr>
-            <w:rFonts w:ascii="Arial Unicode MS" w:hAnsi="Arial Unicode MS" w:eastAsia="Arial Unicode MS"/>
+            <w:rFonts w:ascii="Apple SD Gothic Neo" w:hAnsi="Apple SD Gothic Neo" w:eastAsia="Apple SD Gothic Neo"/>
             <w:color w:val="2454DB"/>
             <w:u w:val="single"/>
           </w:rPr>
@@ -6339,7 +6357,7 @@
       </w:hyperlink>
       <w:r>
         <w:rPr>
-          <w:rFonts w:ascii="Arial Unicode MS" w:hAnsi="Arial Unicode MS" w:eastAsia="Arial Unicode MS"/>
+          <w:rFonts w:ascii="Apple SD Gothic Neo" w:hAnsi="Apple SD Gothic Neo" w:eastAsia="Apple SD Gothic Neo"/>
           <w:color w:val="5E6878"/>
           <w:sz w:val="19"/>
         </w:rPr>
@@ -6353,7 +6371,7 @@
       <w:hyperlink r:id="rId18">
         <w:r>
           <w:rPr>
-            <w:rFonts w:ascii="Arial Unicode MS" w:hAnsi="Arial Unicode MS" w:eastAsia="Arial Unicode MS"/>
+            <w:rFonts w:ascii="Apple SD Gothic Neo" w:hAnsi="Apple SD Gothic Neo" w:eastAsia="Apple SD Gothic Neo"/>
             <w:color w:val="2454DB"/>
             <w:u w:val="single"/>
           </w:rPr>
@@ -6362,7 +6380,7 @@
       </w:hyperlink>
       <w:r>
         <w:rPr>
-          <w:rFonts w:ascii="Arial Unicode MS" w:hAnsi="Arial Unicode MS" w:eastAsia="Arial Unicode MS"/>
+          <w:rFonts w:ascii="Apple SD Gothic Neo" w:hAnsi="Apple SD Gothic Neo" w:eastAsia="Apple SD Gothic Neo"/>
           <w:color w:val="5E6878"/>
           <w:sz w:val="19"/>
         </w:rPr>
@@ -6376,7 +6394,7 @@
       <w:hyperlink r:id="rId19">
         <w:r>
           <w:rPr>
-            <w:rFonts w:ascii="Arial Unicode MS" w:hAnsi="Arial Unicode MS" w:eastAsia="Arial Unicode MS"/>
+            <w:rFonts w:ascii="Apple SD Gothic Neo" w:hAnsi="Apple SD Gothic Neo" w:eastAsia="Apple SD Gothic Neo"/>
             <w:color w:val="2454DB"/>
             <w:u w:val="single"/>
           </w:rPr>
@@ -6385,7 +6403,7 @@
       </w:hyperlink>
       <w:r>
         <w:rPr>
-          <w:rFonts w:ascii="Arial Unicode MS" w:hAnsi="Arial Unicode MS" w:eastAsia="Arial Unicode MS"/>
+          <w:rFonts w:ascii="Apple SD Gothic Neo" w:hAnsi="Apple SD Gothic Neo" w:eastAsia="Apple SD Gothic Neo"/>
           <w:color w:val="5E6878"/>
           <w:sz w:val="19"/>
         </w:rPr>
@@ -6399,7 +6417,7 @@
       <w:hyperlink r:id="rId20">
         <w:r>
           <w:rPr>
-            <w:rFonts w:ascii="Arial Unicode MS" w:hAnsi="Arial Unicode MS" w:eastAsia="Arial Unicode MS"/>
+            <w:rFonts w:ascii="Apple SD Gothic Neo" w:hAnsi="Apple SD Gothic Neo" w:eastAsia="Apple SD Gothic Neo"/>
             <w:color w:val="2454DB"/>
             <w:u w:val="single"/>
           </w:rPr>
@@ -6408,7 +6426,7 @@
       </w:hyperlink>
       <w:r>
         <w:rPr>
-          <w:rFonts w:ascii="Arial Unicode MS" w:hAnsi="Arial Unicode MS" w:eastAsia="Arial Unicode MS"/>
+          <w:rFonts w:ascii="Apple SD Gothic Neo" w:hAnsi="Apple SD Gothic Neo" w:eastAsia="Apple SD Gothic Neo"/>
           <w:color w:val="5E6878"/>
           <w:sz w:val="19"/>
         </w:rPr>
@@ -6422,7 +6440,7 @@
       <w:hyperlink r:id="rId21">
         <w:r>
           <w:rPr>
-            <w:rFonts w:ascii="Arial Unicode MS" w:hAnsi="Arial Unicode MS" w:eastAsia="Arial Unicode MS"/>
+            <w:rFonts w:ascii="Apple SD Gothic Neo" w:hAnsi="Apple SD Gothic Neo" w:eastAsia="Apple SD Gothic Neo"/>
             <w:color w:val="2454DB"/>
             <w:u w:val="single"/>
           </w:rPr>
@@ -6431,7 +6449,7 @@
       </w:hyperlink>
       <w:r>
         <w:rPr>
-          <w:rFonts w:ascii="Arial Unicode MS" w:hAnsi="Arial Unicode MS" w:eastAsia="Arial Unicode MS"/>
+          <w:rFonts w:ascii="Apple SD Gothic Neo" w:hAnsi="Apple SD Gothic Neo" w:eastAsia="Apple SD Gothic Neo"/>
           <w:color w:val="5E6878"/>
           <w:sz w:val="19"/>
         </w:rPr>
@@ -6445,7 +6463,7 @@
       <w:hyperlink r:id="rId22">
         <w:r>
           <w:rPr>
-            <w:rFonts w:ascii="Arial Unicode MS" w:hAnsi="Arial Unicode MS" w:eastAsia="Arial Unicode MS"/>
+            <w:rFonts w:ascii="Apple SD Gothic Neo" w:hAnsi="Apple SD Gothic Neo" w:eastAsia="Apple SD Gothic Neo"/>
             <w:color w:val="2454DB"/>
             <w:u w:val="single"/>
           </w:rPr>
@@ -6454,7 +6472,7 @@
       </w:hyperlink>
       <w:r>
         <w:rPr>
-          <w:rFonts w:ascii="Arial Unicode MS" w:hAnsi="Arial Unicode MS" w:eastAsia="Arial Unicode MS"/>
+          <w:rFonts w:ascii="Apple SD Gothic Neo" w:hAnsi="Apple SD Gothic Neo" w:eastAsia="Apple SD Gothic Neo"/>
           <w:color w:val="5E6878"/>
           <w:sz w:val="19"/>
         </w:rPr>
@@ -6468,7 +6486,7 @@
       <w:hyperlink r:id="rId23">
         <w:r>
           <w:rPr>
-            <w:rFonts w:ascii="Arial Unicode MS" w:hAnsi="Arial Unicode MS" w:eastAsia="Arial Unicode MS"/>
+            <w:rFonts w:ascii="Apple SD Gothic Neo" w:hAnsi="Apple SD Gothic Neo" w:eastAsia="Apple SD Gothic Neo"/>
             <w:color w:val="2454DB"/>
             <w:u w:val="single"/>
           </w:rPr>
@@ -6477,7 +6495,7 @@
       </w:hyperlink>
       <w:r>
         <w:rPr>
-          <w:rFonts w:ascii="Arial Unicode MS" w:hAnsi="Arial Unicode MS" w:eastAsia="Arial Unicode MS"/>
+          <w:rFonts w:ascii="Apple SD Gothic Neo" w:hAnsi="Apple SD Gothic Neo" w:eastAsia="Apple SD Gothic Neo"/>
           <w:color w:val="5E6878"/>
           <w:sz w:val="19"/>
         </w:rPr>
@@ -6491,7 +6509,7 @@
       <w:hyperlink r:id="rId24">
         <w:r>
           <w:rPr>
-            <w:rFonts w:ascii="Arial Unicode MS" w:hAnsi="Arial Unicode MS" w:eastAsia="Arial Unicode MS"/>
+            <w:rFonts w:ascii="Apple SD Gothic Neo" w:hAnsi="Apple SD Gothic Neo" w:eastAsia="Apple SD Gothic Neo"/>
             <w:color w:val="2454DB"/>
             <w:u w:val="single"/>
           </w:rPr>
@@ -6500,7 +6518,7 @@
       </w:hyperlink>
       <w:r>
         <w:rPr>
-          <w:rFonts w:ascii="Arial Unicode MS" w:hAnsi="Arial Unicode MS" w:eastAsia="Arial Unicode MS"/>
+          <w:rFonts w:ascii="Apple SD Gothic Neo" w:hAnsi="Apple SD Gothic Neo" w:eastAsia="Apple SD Gothic Neo"/>
           <w:color w:val="5E6878"/>
           <w:sz w:val="19"/>
         </w:rPr>
@@ -6514,7 +6532,7 @@
       <w:hyperlink r:id="rId25">
         <w:r>
           <w:rPr>
-            <w:rFonts w:ascii="Arial Unicode MS" w:hAnsi="Arial Unicode MS" w:eastAsia="Arial Unicode MS"/>
+            <w:rFonts w:ascii="Apple SD Gothic Neo" w:hAnsi="Apple SD Gothic Neo" w:eastAsia="Apple SD Gothic Neo"/>
             <w:color w:val="2454DB"/>
             <w:u w:val="single"/>
           </w:rPr>
@@ -6523,7 +6541,7 @@
       </w:hyperlink>
       <w:r>
         <w:rPr>
-          <w:rFonts w:ascii="Arial Unicode MS" w:hAnsi="Arial Unicode MS" w:eastAsia="Arial Unicode MS"/>
+          <w:rFonts w:ascii="Apple SD Gothic Neo" w:hAnsi="Apple SD Gothic Neo" w:eastAsia="Apple SD Gothic Neo"/>
           <w:color w:val="5E6878"/>
           <w:sz w:val="19"/>
         </w:rPr>
@@ -6537,7 +6555,7 @@
       <w:hyperlink r:id="rId26">
         <w:r>
           <w:rPr>
-            <w:rFonts w:ascii="Arial Unicode MS" w:hAnsi="Arial Unicode MS" w:eastAsia="Arial Unicode MS"/>
+            <w:rFonts w:ascii="Apple SD Gothic Neo" w:hAnsi="Apple SD Gothic Neo" w:eastAsia="Apple SD Gothic Neo"/>
             <w:color w:val="2454DB"/>
             <w:u w:val="single"/>
           </w:rPr>
@@ -6546,7 +6564,7 @@
       </w:hyperlink>
       <w:r>
         <w:rPr>
-          <w:rFonts w:ascii="Arial Unicode MS" w:hAnsi="Arial Unicode MS" w:eastAsia="Arial Unicode MS"/>
+          <w:rFonts w:ascii="Apple SD Gothic Neo" w:hAnsi="Apple SD Gothic Neo" w:eastAsia="Apple SD Gothic Neo"/>
           <w:color w:val="5E6878"/>
           <w:sz w:val="19"/>
         </w:rPr>
@@ -6560,7 +6578,7 @@
       <w:hyperlink r:id="rId27">
         <w:r>
           <w:rPr>
-            <w:rFonts w:ascii="Arial Unicode MS" w:hAnsi="Arial Unicode MS" w:eastAsia="Arial Unicode MS"/>
+            <w:rFonts w:ascii="Apple SD Gothic Neo" w:hAnsi="Apple SD Gothic Neo" w:eastAsia="Apple SD Gothic Neo"/>
             <w:color w:val="2454DB"/>
             <w:u w:val="single"/>
           </w:rPr>
@@ -6569,7 +6587,7 @@
       </w:hyperlink>
       <w:r>
         <w:rPr>
-          <w:rFonts w:ascii="Arial Unicode MS" w:hAnsi="Arial Unicode MS" w:eastAsia="Arial Unicode MS"/>
+          <w:rFonts w:ascii="Apple SD Gothic Neo" w:hAnsi="Apple SD Gothic Neo" w:eastAsia="Apple SD Gothic Neo"/>
           <w:color w:val="5E6878"/>
           <w:sz w:val="19"/>
         </w:rPr>
@@ -6623,7 +6641,7 @@
             <w:r/>
             <w:r>
               <w:rPr>
-                <w:rFonts w:ascii="Arial Unicode MS" w:hAnsi="Arial Unicode MS" w:eastAsia="Arial Unicode MS"/>
+                <w:rFonts w:ascii="Apple SD Gothic Neo" w:hAnsi="Apple SD Gothic Neo" w:eastAsia="Apple SD Gothic Neo"/>
                 <w:b/>
                 <w:color w:val="16243A"/>
                 <w:sz w:val="18"/>
@@ -6653,7 +6671,7 @@
             <w:r/>
             <w:r>
               <w:rPr>
-                <w:rFonts w:ascii="Arial Unicode MS" w:hAnsi="Arial Unicode MS" w:eastAsia="Arial Unicode MS"/>
+                <w:rFonts w:ascii="Apple SD Gothic Neo" w:hAnsi="Apple SD Gothic Neo" w:eastAsia="Apple SD Gothic Neo"/>
                 <w:b/>
                 <w:color w:val="16243A"/>
                 <w:sz w:val="18"/>
@@ -6686,7 +6704,7 @@
             <w:r/>
             <w:r>
               <w:rPr>
-                <w:rFonts w:ascii="Arial Unicode MS" w:hAnsi="Arial Unicode MS" w:eastAsia="Arial Unicode MS"/>
+                <w:rFonts w:ascii="Apple SD Gothic Neo" w:hAnsi="Apple SD Gothic Neo" w:eastAsia="Apple SD Gothic Neo"/>
                 <w:b w:val="0"/>
                 <w:color w:val="16243A"/>
                 <w:sz w:val="18"/>
@@ -6714,7 +6732,7 @@
             <w:r/>
             <w:r>
               <w:rPr>
-                <w:rFonts w:ascii="Arial Unicode MS" w:hAnsi="Arial Unicode MS" w:eastAsia="Arial Unicode MS"/>
+                <w:rFonts w:ascii="Apple SD Gothic Neo" w:hAnsi="Apple SD Gothic Neo" w:eastAsia="Apple SD Gothic Neo"/>
                 <w:b w:val="0"/>
                 <w:color w:val="16243A"/>
                 <w:sz w:val="18"/>
@@ -6747,7 +6765,7 @@
             <w:r/>
             <w:r>
               <w:rPr>
-                <w:rFonts w:ascii="Arial Unicode MS" w:hAnsi="Arial Unicode MS" w:eastAsia="Arial Unicode MS"/>
+                <w:rFonts w:ascii="Apple SD Gothic Neo" w:hAnsi="Apple SD Gothic Neo" w:eastAsia="Apple SD Gothic Neo"/>
                 <w:b w:val="0"/>
                 <w:color w:val="16243A"/>
                 <w:sz w:val="18"/>
@@ -6775,7 +6793,7 @@
             <w:r/>
             <w:r>
               <w:rPr>
-                <w:rFonts w:ascii="Arial Unicode MS" w:hAnsi="Arial Unicode MS" w:eastAsia="Arial Unicode MS"/>
+                <w:rFonts w:ascii="Apple SD Gothic Neo" w:hAnsi="Apple SD Gothic Neo" w:eastAsia="Apple SD Gothic Neo"/>
                 <w:b w:val="0"/>
                 <w:color w:val="16243A"/>
                 <w:sz w:val="18"/>
@@ -6808,7 +6826,7 @@
             <w:r/>
             <w:r>
               <w:rPr>
-                <w:rFonts w:ascii="Arial Unicode MS" w:hAnsi="Arial Unicode MS" w:eastAsia="Arial Unicode MS"/>
+                <w:rFonts w:ascii="Apple SD Gothic Neo" w:hAnsi="Apple SD Gothic Neo" w:eastAsia="Apple SD Gothic Neo"/>
                 <w:b w:val="0"/>
                 <w:color w:val="16243A"/>
                 <w:sz w:val="18"/>
@@ -6836,7 +6854,7 @@
             <w:r/>
             <w:r>
               <w:rPr>
-                <w:rFonts w:ascii="Arial Unicode MS" w:hAnsi="Arial Unicode MS" w:eastAsia="Arial Unicode MS"/>
+                <w:rFonts w:ascii="Apple SD Gothic Neo" w:hAnsi="Apple SD Gothic Neo" w:eastAsia="Apple SD Gothic Neo"/>
                 <w:b w:val="0"/>
                 <w:color w:val="16243A"/>
                 <w:sz w:val="18"/>
@@ -6869,7 +6887,7 @@
             <w:r/>
             <w:r>
               <w:rPr>
-                <w:rFonts w:ascii="Arial Unicode MS" w:hAnsi="Arial Unicode MS" w:eastAsia="Arial Unicode MS"/>
+                <w:rFonts w:ascii="Apple SD Gothic Neo" w:hAnsi="Apple SD Gothic Neo" w:eastAsia="Apple SD Gothic Neo"/>
                 <w:b w:val="0"/>
                 <w:color w:val="16243A"/>
                 <w:sz w:val="18"/>
@@ -6897,7 +6915,7 @@
             <w:r/>
             <w:r>
               <w:rPr>
-                <w:rFonts w:ascii="Arial Unicode MS" w:hAnsi="Arial Unicode MS" w:eastAsia="Arial Unicode MS"/>
+                <w:rFonts w:ascii="Apple SD Gothic Neo" w:hAnsi="Apple SD Gothic Neo" w:eastAsia="Apple SD Gothic Neo"/>
                 <w:b w:val="0"/>
                 <w:color w:val="16243A"/>
                 <w:sz w:val="18"/>
@@ -6930,7 +6948,7 @@
             <w:r/>
             <w:r>
               <w:rPr>
-                <w:rFonts w:ascii="Arial Unicode MS" w:hAnsi="Arial Unicode MS" w:eastAsia="Arial Unicode MS"/>
+                <w:rFonts w:ascii="Apple SD Gothic Neo" w:hAnsi="Apple SD Gothic Neo" w:eastAsia="Apple SD Gothic Neo"/>
                 <w:b w:val="0"/>
                 <w:color w:val="16243A"/>
                 <w:sz w:val="18"/>
@@ -6958,7 +6976,7 @@
             <w:r/>
             <w:r>
               <w:rPr>
-                <w:rFonts w:ascii="Arial Unicode MS" w:hAnsi="Arial Unicode MS" w:eastAsia="Arial Unicode MS"/>
+                <w:rFonts w:ascii="Apple SD Gothic Neo" w:hAnsi="Apple SD Gothic Neo" w:eastAsia="Apple SD Gothic Neo"/>
                 <w:b w:val="0"/>
                 <w:color w:val="16243A"/>
                 <w:sz w:val="18"/>
@@ -6991,7 +7009,7 @@
             <w:r/>
             <w:r>
               <w:rPr>
-                <w:rFonts w:ascii="Arial Unicode MS" w:hAnsi="Arial Unicode MS" w:eastAsia="Arial Unicode MS"/>
+                <w:rFonts w:ascii="Apple SD Gothic Neo" w:hAnsi="Apple SD Gothic Neo" w:eastAsia="Apple SD Gothic Neo"/>
                 <w:b w:val="0"/>
                 <w:color w:val="16243A"/>
                 <w:sz w:val="18"/>
@@ -7019,7 +7037,7 @@
             <w:r/>
             <w:r>
               <w:rPr>
-                <w:rFonts w:ascii="Arial Unicode MS" w:hAnsi="Arial Unicode MS" w:eastAsia="Arial Unicode MS"/>
+                <w:rFonts w:ascii="Apple SD Gothic Neo" w:hAnsi="Apple SD Gothic Neo" w:eastAsia="Apple SD Gothic Neo"/>
                 <w:b w:val="0"/>
                 <w:color w:val="16243A"/>
                 <w:sz w:val="18"/>
@@ -7052,7 +7070,7 @@
             <w:r/>
             <w:r>
               <w:rPr>
-                <w:rFonts w:ascii="Arial Unicode MS" w:hAnsi="Arial Unicode MS" w:eastAsia="Arial Unicode MS"/>
+                <w:rFonts w:ascii="Apple SD Gothic Neo" w:hAnsi="Apple SD Gothic Neo" w:eastAsia="Apple SD Gothic Neo"/>
                 <w:b w:val="0"/>
                 <w:color w:val="16243A"/>
                 <w:sz w:val="18"/>
@@ -7080,7 +7098,7 @@
             <w:r/>
             <w:r>
               <w:rPr>
-                <w:rFonts w:ascii="Arial Unicode MS" w:hAnsi="Arial Unicode MS" w:eastAsia="Arial Unicode MS"/>
+                <w:rFonts w:ascii="Apple SD Gothic Neo" w:hAnsi="Apple SD Gothic Neo" w:eastAsia="Apple SD Gothic Neo"/>
                 <w:b w:val="0"/>
                 <w:color w:val="16243A"/>
                 <w:sz w:val="18"/>
@@ -7113,7 +7131,7 @@
             <w:r/>
             <w:r>
               <w:rPr>
-                <w:rFonts w:ascii="Arial Unicode MS" w:hAnsi="Arial Unicode MS" w:eastAsia="Arial Unicode MS"/>
+                <w:rFonts w:ascii="Apple SD Gothic Neo" w:hAnsi="Apple SD Gothic Neo" w:eastAsia="Apple SD Gothic Neo"/>
                 <w:b w:val="0"/>
                 <w:color w:val="16243A"/>
                 <w:sz w:val="18"/>
@@ -7141,7 +7159,7 @@
             <w:r/>
             <w:r>
               <w:rPr>
-                <w:rFonts w:ascii="Arial Unicode MS" w:hAnsi="Arial Unicode MS" w:eastAsia="Arial Unicode MS"/>
+                <w:rFonts w:ascii="Apple SD Gothic Neo" w:hAnsi="Apple SD Gothic Neo" w:eastAsia="Apple SD Gothic Neo"/>
                 <w:b w:val="0"/>
                 <w:color w:val="16243A"/>
                 <w:sz w:val="18"/>
@@ -7168,7 +7186,7 @@
     <w:p>
       <w:r>
         <w:rPr>
-          <w:rFonts w:ascii="Arial Unicode MS" w:hAnsi="Arial Unicode MS" w:eastAsia="Arial Unicode MS"/>
+          <w:rFonts w:ascii="Apple SD Gothic Neo" w:hAnsi="Apple SD Gothic Neo" w:eastAsia="Apple SD Gothic Neo"/>
           <w:color w:val="16243A"/>
           <w:sz w:val="22"/>
         </w:rPr>
@@ -7216,7 +7234,7 @@
             <w:r/>
             <w:r>
               <w:rPr>
-                <w:rFonts w:ascii="Arial Unicode MS" w:hAnsi="Arial Unicode MS" w:eastAsia="Arial Unicode MS"/>
+                <w:rFonts w:ascii="Apple SD Gothic Neo" w:hAnsi="Apple SD Gothic Neo" w:eastAsia="Apple SD Gothic Neo"/>
                 <w:b/>
                 <w:color w:val="16243A"/>
                 <w:sz w:val="17"/>
@@ -7246,7 +7264,7 @@
             <w:r/>
             <w:r>
               <w:rPr>
-                <w:rFonts w:ascii="Arial Unicode MS" w:hAnsi="Arial Unicode MS" w:eastAsia="Arial Unicode MS"/>
+                <w:rFonts w:ascii="Apple SD Gothic Neo" w:hAnsi="Apple SD Gothic Neo" w:eastAsia="Apple SD Gothic Neo"/>
                 <w:b/>
                 <w:color w:val="16243A"/>
                 <w:sz w:val="17"/>
@@ -7276,7 +7294,7 @@
             <w:r/>
             <w:r>
               <w:rPr>
-                <w:rFonts w:ascii="Arial Unicode MS" w:hAnsi="Arial Unicode MS" w:eastAsia="Arial Unicode MS"/>
+                <w:rFonts w:ascii="Apple SD Gothic Neo" w:hAnsi="Apple SD Gothic Neo" w:eastAsia="Apple SD Gothic Neo"/>
                 <w:b/>
                 <w:color w:val="16243A"/>
                 <w:sz w:val="17"/>
@@ -7306,7 +7324,7 @@
             <w:r/>
             <w:r>
               <w:rPr>
-                <w:rFonts w:ascii="Arial Unicode MS" w:hAnsi="Arial Unicode MS" w:eastAsia="Arial Unicode MS"/>
+                <w:rFonts w:ascii="Apple SD Gothic Neo" w:hAnsi="Apple SD Gothic Neo" w:eastAsia="Apple SD Gothic Neo"/>
                 <w:b/>
                 <w:color w:val="16243A"/>
                 <w:sz w:val="17"/>
@@ -7339,7 +7357,7 @@
             <w:r/>
             <w:r>
               <w:rPr>
-                <w:rFonts w:ascii="Arial Unicode MS" w:hAnsi="Arial Unicode MS" w:eastAsia="Arial Unicode MS"/>
+                <w:rFonts w:ascii="Apple SD Gothic Neo" w:hAnsi="Apple SD Gothic Neo" w:eastAsia="Apple SD Gothic Neo"/>
                 <w:b/>
                 <w:color w:val="16243A"/>
                 <w:sz w:val="17"/>
@@ -7367,7 +7385,7 @@
             <w:r/>
             <w:r>
               <w:rPr>
-                <w:rFonts w:ascii="Arial Unicode MS" w:hAnsi="Arial Unicode MS" w:eastAsia="Arial Unicode MS"/>
+                <w:rFonts w:ascii="Apple SD Gothic Neo" w:hAnsi="Apple SD Gothic Neo" w:eastAsia="Apple SD Gothic Neo"/>
                 <w:b w:val="0"/>
                 <w:color w:val="16243A"/>
                 <w:sz w:val="17"/>
@@ -7395,7 +7413,7 @@
             <w:r/>
             <w:r>
               <w:rPr>
-                <w:rFonts w:ascii="Arial Unicode MS" w:hAnsi="Arial Unicode MS" w:eastAsia="Arial Unicode MS"/>
+                <w:rFonts w:ascii="Apple SD Gothic Neo" w:hAnsi="Apple SD Gothic Neo" w:eastAsia="Apple SD Gothic Neo"/>
                 <w:b w:val="0"/>
                 <w:color w:val="16243A"/>
                 <w:sz w:val="17"/>
@@ -7423,7 +7441,7 @@
             <w:r/>
             <w:r>
               <w:rPr>
-                <w:rFonts w:ascii="Arial Unicode MS" w:hAnsi="Arial Unicode MS" w:eastAsia="Arial Unicode MS"/>
+                <w:rFonts w:ascii="Apple SD Gothic Neo" w:hAnsi="Apple SD Gothic Neo" w:eastAsia="Apple SD Gothic Neo"/>
                 <w:b w:val="0"/>
                 <w:color w:val="16243A"/>
                 <w:sz w:val="17"/>
@@ -7456,7 +7474,7 @@
             <w:r/>
             <w:r>
               <w:rPr>
-                <w:rFonts w:ascii="Arial Unicode MS" w:hAnsi="Arial Unicode MS" w:eastAsia="Arial Unicode MS"/>
+                <w:rFonts w:ascii="Apple SD Gothic Neo" w:hAnsi="Apple SD Gothic Neo" w:eastAsia="Apple SD Gothic Neo"/>
                 <w:b/>
                 <w:color w:val="16243A"/>
                 <w:sz w:val="17"/>
@@ -7484,7 +7502,7 @@
             <w:r/>
             <w:r>
               <w:rPr>
-                <w:rFonts w:ascii="Arial Unicode MS" w:hAnsi="Arial Unicode MS" w:eastAsia="Arial Unicode MS"/>
+                <w:rFonts w:ascii="Apple SD Gothic Neo" w:hAnsi="Apple SD Gothic Neo" w:eastAsia="Apple SD Gothic Neo"/>
                 <w:b w:val="0"/>
                 <w:color w:val="16243A"/>
                 <w:sz w:val="17"/>
@@ -7512,7 +7530,7 @@
             <w:r/>
             <w:r>
               <w:rPr>
-                <w:rFonts w:ascii="Arial Unicode MS" w:hAnsi="Arial Unicode MS" w:eastAsia="Arial Unicode MS"/>
+                <w:rFonts w:ascii="Apple SD Gothic Neo" w:hAnsi="Apple SD Gothic Neo" w:eastAsia="Apple SD Gothic Neo"/>
                 <w:b w:val="0"/>
                 <w:color w:val="16243A"/>
                 <w:sz w:val="17"/>
@@ -7540,7 +7558,7 @@
             <w:r/>
             <w:r>
               <w:rPr>
-                <w:rFonts w:ascii="Arial Unicode MS" w:hAnsi="Arial Unicode MS" w:eastAsia="Arial Unicode MS"/>
+                <w:rFonts w:ascii="Apple SD Gothic Neo" w:hAnsi="Apple SD Gothic Neo" w:eastAsia="Apple SD Gothic Neo"/>
                 <w:b w:val="0"/>
                 <w:color w:val="16243A"/>
                 <w:sz w:val="17"/>
@@ -7573,7 +7591,7 @@
             <w:r/>
             <w:r>
               <w:rPr>
-                <w:rFonts w:ascii="Arial Unicode MS" w:hAnsi="Arial Unicode MS" w:eastAsia="Arial Unicode MS"/>
+                <w:rFonts w:ascii="Apple SD Gothic Neo" w:hAnsi="Apple SD Gothic Neo" w:eastAsia="Apple SD Gothic Neo"/>
                 <w:b/>
                 <w:color w:val="16243A"/>
                 <w:sz w:val="17"/>
@@ -7601,7 +7619,7 @@
             <w:r/>
             <w:r>
               <w:rPr>
-                <w:rFonts w:ascii="Arial Unicode MS" w:hAnsi="Arial Unicode MS" w:eastAsia="Arial Unicode MS"/>
+                <w:rFonts w:ascii="Apple SD Gothic Neo" w:hAnsi="Apple SD Gothic Neo" w:eastAsia="Apple SD Gothic Neo"/>
                 <w:b w:val="0"/>
                 <w:color w:val="16243A"/>
                 <w:sz w:val="17"/>
@@ -7629,7 +7647,7 @@
             <w:r/>
             <w:r>
               <w:rPr>
-                <w:rFonts w:ascii="Arial Unicode MS" w:hAnsi="Arial Unicode MS" w:eastAsia="Arial Unicode MS"/>
+                <w:rFonts w:ascii="Apple SD Gothic Neo" w:hAnsi="Apple SD Gothic Neo" w:eastAsia="Apple SD Gothic Neo"/>
                 <w:b w:val="0"/>
                 <w:color w:val="16243A"/>
                 <w:sz w:val="17"/>
@@ -7657,7 +7675,7 @@
             <w:r/>
             <w:r>
               <w:rPr>
-                <w:rFonts w:ascii="Arial Unicode MS" w:hAnsi="Arial Unicode MS" w:eastAsia="Arial Unicode MS"/>
+                <w:rFonts w:ascii="Apple SD Gothic Neo" w:hAnsi="Apple SD Gothic Neo" w:eastAsia="Apple SD Gothic Neo"/>
                 <w:b w:val="0"/>
                 <w:color w:val="16243A"/>
                 <w:sz w:val="17"/>
@@ -7690,7 +7708,7 @@
             <w:r/>
             <w:r>
               <w:rPr>
-                <w:rFonts w:ascii="Arial Unicode MS" w:hAnsi="Arial Unicode MS" w:eastAsia="Arial Unicode MS"/>
+                <w:rFonts w:ascii="Apple SD Gothic Neo" w:hAnsi="Apple SD Gothic Neo" w:eastAsia="Apple SD Gothic Neo"/>
                 <w:b/>
                 <w:color w:val="16243A"/>
                 <w:sz w:val="17"/>
@@ -7718,7 +7736,7 @@
             <w:r/>
             <w:r>
               <w:rPr>
-                <w:rFonts w:ascii="Arial Unicode MS" w:hAnsi="Arial Unicode MS" w:eastAsia="Arial Unicode MS"/>
+                <w:rFonts w:ascii="Apple SD Gothic Neo" w:hAnsi="Apple SD Gothic Neo" w:eastAsia="Apple SD Gothic Neo"/>
                 <w:b w:val="0"/>
                 <w:color w:val="16243A"/>
                 <w:sz w:val="17"/>
@@ -7746,7 +7764,7 @@
             <w:r/>
             <w:r>
               <w:rPr>
-                <w:rFonts w:ascii="Arial Unicode MS" w:hAnsi="Arial Unicode MS" w:eastAsia="Arial Unicode MS"/>
+                <w:rFonts w:ascii="Apple SD Gothic Neo" w:hAnsi="Apple SD Gothic Neo" w:eastAsia="Apple SD Gothic Neo"/>
                 <w:b w:val="0"/>
                 <w:color w:val="16243A"/>
                 <w:sz w:val="17"/>
@@ -7774,7 +7792,7 @@
             <w:r/>
             <w:r>
               <w:rPr>
-                <w:rFonts w:ascii="Arial Unicode MS" w:hAnsi="Arial Unicode MS" w:eastAsia="Arial Unicode MS"/>
+                <w:rFonts w:ascii="Apple SD Gothic Neo" w:hAnsi="Apple SD Gothic Neo" w:eastAsia="Apple SD Gothic Neo"/>
                 <w:b w:val="0"/>
                 <w:color w:val="16243A"/>
                 <w:sz w:val="17"/>
@@ -7807,7 +7825,7 @@
             <w:r/>
             <w:r>
               <w:rPr>
-                <w:rFonts w:ascii="Arial Unicode MS" w:hAnsi="Arial Unicode MS" w:eastAsia="Arial Unicode MS"/>
+                <w:rFonts w:ascii="Apple SD Gothic Neo" w:hAnsi="Apple SD Gothic Neo" w:eastAsia="Apple SD Gothic Neo"/>
                 <w:b/>
                 <w:color w:val="16243A"/>
                 <w:sz w:val="17"/>
@@ -7835,7 +7853,7 @@
             <w:r/>
             <w:r>
               <w:rPr>
-                <w:rFonts w:ascii="Arial Unicode MS" w:hAnsi="Arial Unicode MS" w:eastAsia="Arial Unicode MS"/>
+                <w:rFonts w:ascii="Apple SD Gothic Neo" w:hAnsi="Apple SD Gothic Neo" w:eastAsia="Apple SD Gothic Neo"/>
                 <w:b w:val="0"/>
                 <w:color w:val="16243A"/>
                 <w:sz w:val="17"/>
@@ -7863,7 +7881,7 @@
             <w:r/>
             <w:r>
               <w:rPr>
-                <w:rFonts w:ascii="Arial Unicode MS" w:hAnsi="Arial Unicode MS" w:eastAsia="Arial Unicode MS"/>
+                <w:rFonts w:ascii="Apple SD Gothic Neo" w:hAnsi="Apple SD Gothic Neo" w:eastAsia="Apple SD Gothic Neo"/>
                 <w:b w:val="0"/>
                 <w:color w:val="16243A"/>
                 <w:sz w:val="17"/>
@@ -7891,7 +7909,7 @@
             <w:r/>
             <w:r>
               <w:rPr>
-                <w:rFonts w:ascii="Arial Unicode MS" w:hAnsi="Arial Unicode MS" w:eastAsia="Arial Unicode MS"/>
+                <w:rFonts w:ascii="Apple SD Gothic Neo" w:hAnsi="Apple SD Gothic Neo" w:eastAsia="Apple SD Gothic Neo"/>
                 <w:b w:val="0"/>
                 <w:color w:val="16243A"/>
                 <w:sz w:val="17"/>
@@ -7924,7 +7942,7 @@
             <w:r/>
             <w:r>
               <w:rPr>
-                <w:rFonts w:ascii="Arial Unicode MS" w:hAnsi="Arial Unicode MS" w:eastAsia="Arial Unicode MS"/>
+                <w:rFonts w:ascii="Apple SD Gothic Neo" w:hAnsi="Apple SD Gothic Neo" w:eastAsia="Apple SD Gothic Neo"/>
                 <w:b/>
                 <w:color w:val="16243A"/>
                 <w:sz w:val="17"/>
@@ -7952,7 +7970,7 @@
             <w:r/>
             <w:r>
               <w:rPr>
-                <w:rFonts w:ascii="Arial Unicode MS" w:hAnsi="Arial Unicode MS" w:eastAsia="Arial Unicode MS"/>
+                <w:rFonts w:ascii="Apple SD Gothic Neo" w:hAnsi="Apple SD Gothic Neo" w:eastAsia="Apple SD Gothic Neo"/>
                 <w:b w:val="0"/>
                 <w:color w:val="16243A"/>
                 <w:sz w:val="17"/>
@@ -7980,7 +7998,7 @@
             <w:r/>
             <w:r>
               <w:rPr>
-                <w:rFonts w:ascii="Arial Unicode MS" w:hAnsi="Arial Unicode MS" w:eastAsia="Arial Unicode MS"/>
+                <w:rFonts w:ascii="Apple SD Gothic Neo" w:hAnsi="Apple SD Gothic Neo" w:eastAsia="Apple SD Gothic Neo"/>
                 <w:b w:val="0"/>
                 <w:color w:val="16243A"/>
                 <w:sz w:val="17"/>
@@ -8008,7 +8026,7 @@
             <w:r/>
             <w:r>
               <w:rPr>
-                <w:rFonts w:ascii="Arial Unicode MS" w:hAnsi="Arial Unicode MS" w:eastAsia="Arial Unicode MS"/>
+                <w:rFonts w:ascii="Apple SD Gothic Neo" w:hAnsi="Apple SD Gothic Neo" w:eastAsia="Apple SD Gothic Neo"/>
                 <w:b w:val="0"/>
                 <w:color w:val="16243A"/>
                 <w:sz w:val="17"/>
@@ -8041,7 +8059,7 @@
             <w:r/>
             <w:r>
               <w:rPr>
-                <w:rFonts w:ascii="Arial Unicode MS" w:hAnsi="Arial Unicode MS" w:eastAsia="Arial Unicode MS"/>
+                <w:rFonts w:ascii="Apple SD Gothic Neo" w:hAnsi="Apple SD Gothic Neo" w:eastAsia="Apple SD Gothic Neo"/>
                 <w:b/>
                 <w:color w:val="16243A"/>
                 <w:sz w:val="17"/>
@@ -8069,7 +8087,7 @@
             <w:r/>
             <w:r>
               <w:rPr>
-                <w:rFonts w:ascii="Arial Unicode MS" w:hAnsi="Arial Unicode MS" w:eastAsia="Arial Unicode MS"/>
+                <w:rFonts w:ascii="Apple SD Gothic Neo" w:hAnsi="Apple SD Gothic Neo" w:eastAsia="Apple SD Gothic Neo"/>
                 <w:b w:val="0"/>
                 <w:color w:val="16243A"/>
                 <w:sz w:val="17"/>
@@ -8097,7 +8115,7 @@
             <w:r/>
             <w:r>
               <w:rPr>
-                <w:rFonts w:ascii="Arial Unicode MS" w:hAnsi="Arial Unicode MS" w:eastAsia="Arial Unicode MS"/>
+                <w:rFonts w:ascii="Apple SD Gothic Neo" w:hAnsi="Apple SD Gothic Neo" w:eastAsia="Apple SD Gothic Neo"/>
                 <w:b w:val="0"/>
                 <w:color w:val="16243A"/>
                 <w:sz w:val="17"/>
@@ -8125,7 +8143,7 @@
             <w:r/>
             <w:r>
               <w:rPr>
-                <w:rFonts w:ascii="Arial Unicode MS" w:hAnsi="Arial Unicode MS" w:eastAsia="Arial Unicode MS"/>
+                <w:rFonts w:ascii="Apple SD Gothic Neo" w:hAnsi="Apple SD Gothic Neo" w:eastAsia="Apple SD Gothic Neo"/>
                 <w:b w:val="0"/>
                 <w:color w:val="16243A"/>
                 <w:sz w:val="17"/>
@@ -8158,7 +8176,7 @@
             <w:r/>
             <w:r>
               <w:rPr>
-                <w:rFonts w:ascii="Arial Unicode MS" w:hAnsi="Arial Unicode MS" w:eastAsia="Arial Unicode MS"/>
+                <w:rFonts w:ascii="Apple SD Gothic Neo" w:hAnsi="Apple SD Gothic Neo" w:eastAsia="Apple SD Gothic Neo"/>
                 <w:b/>
                 <w:color w:val="16243A"/>
                 <w:sz w:val="17"/>
@@ -8186,7 +8204,7 @@
             <w:r/>
             <w:r>
               <w:rPr>
-                <w:rFonts w:ascii="Arial Unicode MS" w:hAnsi="Arial Unicode MS" w:eastAsia="Arial Unicode MS"/>
+                <w:rFonts w:ascii="Apple SD Gothic Neo" w:hAnsi="Apple SD Gothic Neo" w:eastAsia="Apple SD Gothic Neo"/>
                 <w:b w:val="0"/>
                 <w:color w:val="16243A"/>
                 <w:sz w:val="17"/>
@@ -8214,7 +8232,7 @@
             <w:r/>
             <w:r>
               <w:rPr>
-                <w:rFonts w:ascii="Arial Unicode MS" w:hAnsi="Arial Unicode MS" w:eastAsia="Arial Unicode MS"/>
+                <w:rFonts w:ascii="Apple SD Gothic Neo" w:hAnsi="Apple SD Gothic Neo" w:eastAsia="Apple SD Gothic Neo"/>
                 <w:b w:val="0"/>
                 <w:color w:val="16243A"/>
                 <w:sz w:val="17"/>
@@ -8242,7 +8260,7 @@
             <w:r/>
             <w:r>
               <w:rPr>
-                <w:rFonts w:ascii="Arial Unicode MS" w:hAnsi="Arial Unicode MS" w:eastAsia="Arial Unicode MS"/>
+                <w:rFonts w:ascii="Apple SD Gothic Neo" w:hAnsi="Apple SD Gothic Neo" w:eastAsia="Apple SD Gothic Neo"/>
                 <w:b w:val="0"/>
                 <w:color w:val="16243A"/>
                 <w:sz w:val="17"/>
@@ -8275,7 +8293,7 @@
             <w:r/>
             <w:r>
               <w:rPr>
-                <w:rFonts w:ascii="Arial Unicode MS" w:hAnsi="Arial Unicode MS" w:eastAsia="Arial Unicode MS"/>
+                <w:rFonts w:ascii="Apple SD Gothic Neo" w:hAnsi="Apple SD Gothic Neo" w:eastAsia="Apple SD Gothic Neo"/>
                 <w:b/>
                 <w:color w:val="16243A"/>
                 <w:sz w:val="17"/>
@@ -8303,7 +8321,7 @@
             <w:r/>
             <w:r>
               <w:rPr>
-                <w:rFonts w:ascii="Arial Unicode MS" w:hAnsi="Arial Unicode MS" w:eastAsia="Arial Unicode MS"/>
+                <w:rFonts w:ascii="Apple SD Gothic Neo" w:hAnsi="Apple SD Gothic Neo" w:eastAsia="Apple SD Gothic Neo"/>
                 <w:b w:val="0"/>
                 <w:color w:val="16243A"/>
                 <w:sz w:val="17"/>
@@ -8331,7 +8349,7 @@
             <w:r/>
             <w:r>
               <w:rPr>
-                <w:rFonts w:ascii="Arial Unicode MS" w:hAnsi="Arial Unicode MS" w:eastAsia="Arial Unicode MS"/>
+                <w:rFonts w:ascii="Apple SD Gothic Neo" w:hAnsi="Apple SD Gothic Neo" w:eastAsia="Apple SD Gothic Neo"/>
                 <w:b w:val="0"/>
                 <w:color w:val="16243A"/>
                 <w:sz w:val="17"/>
@@ -8359,7 +8377,7 @@
             <w:r/>
             <w:r>
               <w:rPr>
-                <w:rFonts w:ascii="Arial Unicode MS" w:hAnsi="Arial Unicode MS" w:eastAsia="Arial Unicode MS"/>
+                <w:rFonts w:ascii="Apple SD Gothic Neo" w:hAnsi="Apple SD Gothic Neo" w:eastAsia="Apple SD Gothic Neo"/>
                 <w:b w:val="0"/>
                 <w:color w:val="16243A"/>
                 <w:sz w:val="17"/>
@@ -8392,7 +8410,7 @@
             <w:r/>
             <w:r>
               <w:rPr>
-                <w:rFonts w:ascii="Arial Unicode MS" w:hAnsi="Arial Unicode MS" w:eastAsia="Arial Unicode MS"/>
+                <w:rFonts w:ascii="Apple SD Gothic Neo" w:hAnsi="Apple SD Gothic Neo" w:eastAsia="Apple SD Gothic Neo"/>
                 <w:b/>
                 <w:color w:val="16243A"/>
                 <w:sz w:val="17"/>
@@ -8420,7 +8438,7 @@
             <w:r/>
             <w:r>
               <w:rPr>
-                <w:rFonts w:ascii="Arial Unicode MS" w:hAnsi="Arial Unicode MS" w:eastAsia="Arial Unicode MS"/>
+                <w:rFonts w:ascii="Apple SD Gothic Neo" w:hAnsi="Apple SD Gothic Neo" w:eastAsia="Apple SD Gothic Neo"/>
                 <w:b w:val="0"/>
                 <w:color w:val="16243A"/>
                 <w:sz w:val="17"/>
@@ -8448,7 +8466,7 @@
             <w:r/>
             <w:r>
               <w:rPr>
-                <w:rFonts w:ascii="Arial Unicode MS" w:hAnsi="Arial Unicode MS" w:eastAsia="Arial Unicode MS"/>
+                <w:rFonts w:ascii="Apple SD Gothic Neo" w:hAnsi="Apple SD Gothic Neo" w:eastAsia="Apple SD Gothic Neo"/>
                 <w:b w:val="0"/>
                 <w:color w:val="16243A"/>
                 <w:sz w:val="17"/>
@@ -8476,7 +8494,7 @@
             <w:r/>
             <w:r>
               <w:rPr>
-                <w:rFonts w:ascii="Arial Unicode MS" w:hAnsi="Arial Unicode MS" w:eastAsia="Arial Unicode MS"/>
+                <w:rFonts w:ascii="Apple SD Gothic Neo" w:hAnsi="Apple SD Gothic Neo" w:eastAsia="Apple SD Gothic Neo"/>
                 <w:b w:val="0"/>
                 <w:color w:val="16243A"/>
                 <w:sz w:val="17"/>
@@ -8509,7 +8527,7 @@
             <w:r/>
             <w:r>
               <w:rPr>
-                <w:rFonts w:ascii="Arial Unicode MS" w:hAnsi="Arial Unicode MS" w:eastAsia="Arial Unicode MS"/>
+                <w:rFonts w:ascii="Apple SD Gothic Neo" w:hAnsi="Apple SD Gothic Neo" w:eastAsia="Apple SD Gothic Neo"/>
                 <w:b/>
                 <w:color w:val="16243A"/>
                 <w:sz w:val="17"/>
@@ -8537,7 +8555,7 @@
             <w:r/>
             <w:r>
               <w:rPr>
-                <w:rFonts w:ascii="Arial Unicode MS" w:hAnsi="Arial Unicode MS" w:eastAsia="Arial Unicode MS"/>
+                <w:rFonts w:ascii="Apple SD Gothic Neo" w:hAnsi="Apple SD Gothic Neo" w:eastAsia="Apple SD Gothic Neo"/>
                 <w:b w:val="0"/>
                 <w:color w:val="16243A"/>
                 <w:sz w:val="17"/>
@@ -8565,7 +8583,7 @@
             <w:r/>
             <w:r>
               <w:rPr>
-                <w:rFonts w:ascii="Arial Unicode MS" w:hAnsi="Arial Unicode MS" w:eastAsia="Arial Unicode MS"/>
+                <w:rFonts w:ascii="Apple SD Gothic Neo" w:hAnsi="Apple SD Gothic Neo" w:eastAsia="Apple SD Gothic Neo"/>
                 <w:b w:val="0"/>
                 <w:color w:val="16243A"/>
                 <w:sz w:val="17"/>
@@ -8593,7 +8611,7 @@
             <w:r/>
             <w:r>
               <w:rPr>
-                <w:rFonts w:ascii="Arial Unicode MS" w:hAnsi="Arial Unicode MS" w:eastAsia="Arial Unicode MS"/>
+                <w:rFonts w:ascii="Apple SD Gothic Neo" w:hAnsi="Apple SD Gothic Neo" w:eastAsia="Apple SD Gothic Neo"/>
                 <w:b w:val="0"/>
                 <w:color w:val="16243A"/>
                 <w:sz w:val="17"/>
@@ -8626,7 +8644,7 @@
             <w:r/>
             <w:r>
               <w:rPr>
-                <w:rFonts w:ascii="Arial Unicode MS" w:hAnsi="Arial Unicode MS" w:eastAsia="Arial Unicode MS"/>
+                <w:rFonts w:ascii="Apple SD Gothic Neo" w:hAnsi="Apple SD Gothic Neo" w:eastAsia="Apple SD Gothic Neo"/>
                 <w:b/>
                 <w:color w:val="16243A"/>
                 <w:sz w:val="17"/>
@@ -8654,7 +8672,7 @@
             <w:r/>
             <w:r>
               <w:rPr>
-                <w:rFonts w:ascii="Arial Unicode MS" w:hAnsi="Arial Unicode MS" w:eastAsia="Arial Unicode MS"/>
+                <w:rFonts w:ascii="Apple SD Gothic Neo" w:hAnsi="Apple SD Gothic Neo" w:eastAsia="Apple SD Gothic Neo"/>
                 <w:b w:val="0"/>
                 <w:color w:val="16243A"/>
                 <w:sz w:val="17"/>
@@ -8682,7 +8700,7 @@
             <w:r/>
             <w:r>
               <w:rPr>
-                <w:rFonts w:ascii="Arial Unicode MS" w:hAnsi="Arial Unicode MS" w:eastAsia="Arial Unicode MS"/>
+                <w:rFonts w:ascii="Apple SD Gothic Neo" w:hAnsi="Apple SD Gothic Neo" w:eastAsia="Apple SD Gothic Neo"/>
                 <w:b w:val="0"/>
                 <w:color w:val="16243A"/>
                 <w:sz w:val="17"/>
@@ -8710,7 +8728,7 @@
             <w:r/>
             <w:r>
               <w:rPr>
-                <w:rFonts w:ascii="Arial Unicode MS" w:hAnsi="Arial Unicode MS" w:eastAsia="Arial Unicode MS"/>
+                <w:rFonts w:ascii="Apple SD Gothic Neo" w:hAnsi="Apple SD Gothic Neo" w:eastAsia="Apple SD Gothic Neo"/>
                 <w:b w:val="0"/>
                 <w:color w:val="16243A"/>
                 <w:sz w:val="17"/>
@@ -8743,7 +8761,7 @@
             <w:r/>
             <w:r>
               <w:rPr>
-                <w:rFonts w:ascii="Arial Unicode MS" w:hAnsi="Arial Unicode MS" w:eastAsia="Arial Unicode MS"/>
+                <w:rFonts w:ascii="Apple SD Gothic Neo" w:hAnsi="Apple SD Gothic Neo" w:eastAsia="Apple SD Gothic Neo"/>
                 <w:b/>
                 <w:color w:val="16243A"/>
                 <w:sz w:val="17"/>
@@ -8771,7 +8789,7 @@
             <w:r/>
             <w:r>
               <w:rPr>
-                <w:rFonts w:ascii="Arial Unicode MS" w:hAnsi="Arial Unicode MS" w:eastAsia="Arial Unicode MS"/>
+                <w:rFonts w:ascii="Apple SD Gothic Neo" w:hAnsi="Apple SD Gothic Neo" w:eastAsia="Apple SD Gothic Neo"/>
                 <w:b w:val="0"/>
                 <w:color w:val="16243A"/>
                 <w:sz w:val="17"/>
@@ -8799,7 +8817,7 @@
             <w:r/>
             <w:r>
               <w:rPr>
-                <w:rFonts w:ascii="Arial Unicode MS" w:hAnsi="Arial Unicode MS" w:eastAsia="Arial Unicode MS"/>
+                <w:rFonts w:ascii="Apple SD Gothic Neo" w:hAnsi="Apple SD Gothic Neo" w:eastAsia="Apple SD Gothic Neo"/>
                 <w:b w:val="0"/>
                 <w:color w:val="16243A"/>
                 <w:sz w:val="17"/>
@@ -8827,7 +8845,7 @@
             <w:r/>
             <w:r>
               <w:rPr>
-                <w:rFonts w:ascii="Arial Unicode MS" w:hAnsi="Arial Unicode MS" w:eastAsia="Arial Unicode MS"/>
+                <w:rFonts w:ascii="Apple SD Gothic Neo" w:hAnsi="Apple SD Gothic Neo" w:eastAsia="Apple SD Gothic Neo"/>
                 <w:b w:val="0"/>
                 <w:color w:val="16243A"/>
                 <w:sz w:val="17"/>
@@ -8860,7 +8878,7 @@
             <w:r/>
             <w:r>
               <w:rPr>
-                <w:rFonts w:ascii="Arial Unicode MS" w:hAnsi="Arial Unicode MS" w:eastAsia="Arial Unicode MS"/>
+                <w:rFonts w:ascii="Apple SD Gothic Neo" w:hAnsi="Apple SD Gothic Neo" w:eastAsia="Apple SD Gothic Neo"/>
                 <w:b/>
                 <w:color w:val="16243A"/>
                 <w:sz w:val="17"/>
@@ -8888,7 +8906,7 @@
             <w:r/>
             <w:r>
               <w:rPr>
-                <w:rFonts w:ascii="Arial Unicode MS" w:hAnsi="Arial Unicode MS" w:eastAsia="Arial Unicode MS"/>
+                <w:rFonts w:ascii="Apple SD Gothic Neo" w:hAnsi="Apple SD Gothic Neo" w:eastAsia="Apple SD Gothic Neo"/>
                 <w:b w:val="0"/>
                 <w:color w:val="16243A"/>
                 <w:sz w:val="17"/>
@@ -8916,7 +8934,7 @@
             <w:r/>
             <w:r>
               <w:rPr>
-                <w:rFonts w:ascii="Arial Unicode MS" w:hAnsi="Arial Unicode MS" w:eastAsia="Arial Unicode MS"/>
+                <w:rFonts w:ascii="Apple SD Gothic Neo" w:hAnsi="Apple SD Gothic Neo" w:eastAsia="Apple SD Gothic Neo"/>
                 <w:b w:val="0"/>
                 <w:color w:val="16243A"/>
                 <w:sz w:val="17"/>
@@ -8944,7 +8962,7 @@
             <w:r/>
             <w:r>
               <w:rPr>
-                <w:rFonts w:ascii="Arial Unicode MS" w:hAnsi="Arial Unicode MS" w:eastAsia="Arial Unicode MS"/>
+                <w:rFonts w:ascii="Apple SD Gothic Neo" w:hAnsi="Apple SD Gothic Neo" w:eastAsia="Apple SD Gothic Neo"/>
                 <w:b w:val="0"/>
                 <w:color w:val="16243A"/>
                 <w:sz w:val="17"/>
@@ -8977,7 +8995,7 @@
             <w:r/>
             <w:r>
               <w:rPr>
-                <w:rFonts w:ascii="Arial Unicode MS" w:hAnsi="Arial Unicode MS" w:eastAsia="Arial Unicode MS"/>
+                <w:rFonts w:ascii="Apple SD Gothic Neo" w:hAnsi="Apple SD Gothic Neo" w:eastAsia="Apple SD Gothic Neo"/>
                 <w:b/>
                 <w:color w:val="16243A"/>
                 <w:sz w:val="17"/>
@@ -9005,7 +9023,7 @@
             <w:r/>
             <w:r>
               <w:rPr>
-                <w:rFonts w:ascii="Arial Unicode MS" w:hAnsi="Arial Unicode MS" w:eastAsia="Arial Unicode MS"/>
+                <w:rFonts w:ascii="Apple SD Gothic Neo" w:hAnsi="Apple SD Gothic Neo" w:eastAsia="Apple SD Gothic Neo"/>
                 <w:b w:val="0"/>
                 <w:color w:val="16243A"/>
                 <w:sz w:val="17"/>
@@ -9033,7 +9051,7 @@
             <w:r/>
             <w:r>
               <w:rPr>
-                <w:rFonts w:ascii="Arial Unicode MS" w:hAnsi="Arial Unicode MS" w:eastAsia="Arial Unicode MS"/>
+                <w:rFonts w:ascii="Apple SD Gothic Neo" w:hAnsi="Apple SD Gothic Neo" w:eastAsia="Apple SD Gothic Neo"/>
                 <w:b w:val="0"/>
                 <w:color w:val="16243A"/>
                 <w:sz w:val="17"/>
@@ -9061,7 +9079,7 @@
             <w:r/>
             <w:r>
               <w:rPr>
-                <w:rFonts w:ascii="Arial Unicode MS" w:hAnsi="Arial Unicode MS" w:eastAsia="Arial Unicode MS"/>
+                <w:rFonts w:ascii="Apple SD Gothic Neo" w:hAnsi="Apple SD Gothic Neo" w:eastAsia="Apple SD Gothic Neo"/>
                 <w:b w:val="0"/>
                 <w:color w:val="16243A"/>
                 <w:sz w:val="17"/>
@@ -9094,7 +9112,7 @@
             <w:r/>
             <w:r>
               <w:rPr>
-                <w:rFonts w:ascii="Arial Unicode MS" w:hAnsi="Arial Unicode MS" w:eastAsia="Arial Unicode MS"/>
+                <w:rFonts w:ascii="Apple SD Gothic Neo" w:hAnsi="Apple SD Gothic Neo" w:eastAsia="Apple SD Gothic Neo"/>
                 <w:b/>
                 <w:color w:val="16243A"/>
                 <w:sz w:val="17"/>
@@ -9122,7 +9140,7 @@
             <w:r/>
             <w:r>
               <w:rPr>
-                <w:rFonts w:ascii="Arial Unicode MS" w:hAnsi="Arial Unicode MS" w:eastAsia="Arial Unicode MS"/>
+                <w:rFonts w:ascii="Apple SD Gothic Neo" w:hAnsi="Apple SD Gothic Neo" w:eastAsia="Apple SD Gothic Neo"/>
                 <w:b w:val="0"/>
                 <w:color w:val="16243A"/>
                 <w:sz w:val="17"/>
@@ -9150,7 +9168,7 @@
             <w:r/>
             <w:r>
               <w:rPr>
-                <w:rFonts w:ascii="Arial Unicode MS" w:hAnsi="Arial Unicode MS" w:eastAsia="Arial Unicode MS"/>
+                <w:rFonts w:ascii="Apple SD Gothic Neo" w:hAnsi="Apple SD Gothic Neo" w:eastAsia="Apple SD Gothic Neo"/>
                 <w:b w:val="0"/>
                 <w:color w:val="16243A"/>
                 <w:sz w:val="17"/>
@@ -9178,7 +9196,7 @@
             <w:r/>
             <w:r>
               <w:rPr>
-                <w:rFonts w:ascii="Arial Unicode MS" w:hAnsi="Arial Unicode MS" w:eastAsia="Arial Unicode MS"/>
+                <w:rFonts w:ascii="Apple SD Gothic Neo" w:hAnsi="Apple SD Gothic Neo" w:eastAsia="Apple SD Gothic Neo"/>
                 <w:b w:val="0"/>
                 <w:color w:val="16243A"/>
                 <w:sz w:val="17"/>
@@ -9211,7 +9229,7 @@
             <w:r/>
             <w:r>
               <w:rPr>
-                <w:rFonts w:ascii="Arial Unicode MS" w:hAnsi="Arial Unicode MS" w:eastAsia="Arial Unicode MS"/>
+                <w:rFonts w:ascii="Apple SD Gothic Neo" w:hAnsi="Apple SD Gothic Neo" w:eastAsia="Apple SD Gothic Neo"/>
                 <w:b/>
                 <w:color w:val="16243A"/>
                 <w:sz w:val="17"/>
@@ -9239,7 +9257,7 @@
             <w:r/>
             <w:r>
               <w:rPr>
-                <w:rFonts w:ascii="Arial Unicode MS" w:hAnsi="Arial Unicode MS" w:eastAsia="Arial Unicode MS"/>
+                <w:rFonts w:ascii="Apple SD Gothic Neo" w:hAnsi="Apple SD Gothic Neo" w:eastAsia="Apple SD Gothic Neo"/>
                 <w:b w:val="0"/>
                 <w:color w:val="16243A"/>
                 <w:sz w:val="17"/>
@@ -9267,7 +9285,7 @@
             <w:r/>
             <w:r>
               <w:rPr>
-                <w:rFonts w:ascii="Arial Unicode MS" w:hAnsi="Arial Unicode MS" w:eastAsia="Arial Unicode MS"/>
+                <w:rFonts w:ascii="Apple SD Gothic Neo" w:hAnsi="Apple SD Gothic Neo" w:eastAsia="Apple SD Gothic Neo"/>
                 <w:b w:val="0"/>
                 <w:color w:val="16243A"/>
                 <w:sz w:val="17"/>
@@ -9295,7 +9313,7 @@
             <w:r/>
             <w:r>
               <w:rPr>
-                <w:rFonts w:ascii="Arial Unicode MS" w:hAnsi="Arial Unicode MS" w:eastAsia="Arial Unicode MS"/>
+                <w:rFonts w:ascii="Apple SD Gothic Neo" w:hAnsi="Apple SD Gothic Neo" w:eastAsia="Apple SD Gothic Neo"/>
                 <w:b w:val="0"/>
                 <w:color w:val="16243A"/>
                 <w:sz w:val="17"/>
@@ -9328,7 +9346,7 @@
             <w:r/>
             <w:r>
               <w:rPr>
-                <w:rFonts w:ascii="Arial Unicode MS" w:hAnsi="Arial Unicode MS" w:eastAsia="Arial Unicode MS"/>
+                <w:rFonts w:ascii="Apple SD Gothic Neo" w:hAnsi="Apple SD Gothic Neo" w:eastAsia="Apple SD Gothic Neo"/>
                 <w:b/>
                 <w:color w:val="16243A"/>
                 <w:sz w:val="17"/>
@@ -9356,7 +9374,7 @@
             <w:r/>
             <w:r>
               <w:rPr>
-                <w:rFonts w:ascii="Arial Unicode MS" w:hAnsi="Arial Unicode MS" w:eastAsia="Arial Unicode MS"/>
+                <w:rFonts w:ascii="Apple SD Gothic Neo" w:hAnsi="Apple SD Gothic Neo" w:eastAsia="Apple SD Gothic Neo"/>
                 <w:b w:val="0"/>
                 <w:color w:val="16243A"/>
                 <w:sz w:val="17"/>
@@ -9384,7 +9402,7 @@
             <w:r/>
             <w:r>
               <w:rPr>
-                <w:rFonts w:ascii="Arial Unicode MS" w:hAnsi="Arial Unicode MS" w:eastAsia="Arial Unicode MS"/>
+                <w:rFonts w:ascii="Apple SD Gothic Neo" w:hAnsi="Apple SD Gothic Neo" w:eastAsia="Apple SD Gothic Neo"/>
                 <w:b w:val="0"/>
                 <w:color w:val="16243A"/>
                 <w:sz w:val="17"/>
@@ -9412,7 +9430,7 @@
             <w:r/>
             <w:r>
               <w:rPr>
-                <w:rFonts w:ascii="Arial Unicode MS" w:hAnsi="Arial Unicode MS" w:eastAsia="Arial Unicode MS"/>
+                <w:rFonts w:ascii="Apple SD Gothic Neo" w:hAnsi="Apple SD Gothic Neo" w:eastAsia="Apple SD Gothic Neo"/>
                 <w:b w:val="0"/>
                 <w:color w:val="16243A"/>
                 <w:sz w:val="17"/>
@@ -9445,7 +9463,7 @@
             <w:r/>
             <w:r>
               <w:rPr>
-                <w:rFonts w:ascii="Arial Unicode MS" w:hAnsi="Arial Unicode MS" w:eastAsia="Arial Unicode MS"/>
+                <w:rFonts w:ascii="Apple SD Gothic Neo" w:hAnsi="Apple SD Gothic Neo" w:eastAsia="Apple SD Gothic Neo"/>
                 <w:b/>
                 <w:color w:val="16243A"/>
                 <w:sz w:val="17"/>
@@ -9473,7 +9491,7 @@
             <w:r/>
             <w:r>
               <w:rPr>
-                <w:rFonts w:ascii="Arial Unicode MS" w:hAnsi="Arial Unicode MS" w:eastAsia="Arial Unicode MS"/>
+                <w:rFonts w:ascii="Apple SD Gothic Neo" w:hAnsi="Apple SD Gothic Neo" w:eastAsia="Apple SD Gothic Neo"/>
                 <w:b w:val="0"/>
                 <w:color w:val="16243A"/>
                 <w:sz w:val="17"/>
@@ -9501,7 +9519,7 @@
             <w:r/>
             <w:r>
               <w:rPr>
-                <w:rFonts w:ascii="Arial Unicode MS" w:hAnsi="Arial Unicode MS" w:eastAsia="Arial Unicode MS"/>
+                <w:rFonts w:ascii="Apple SD Gothic Neo" w:hAnsi="Apple SD Gothic Neo" w:eastAsia="Apple SD Gothic Neo"/>
                 <w:b w:val="0"/>
                 <w:color w:val="16243A"/>
                 <w:sz w:val="17"/>
@@ -9529,7 +9547,7 @@
             <w:r/>
             <w:r>
               <w:rPr>
-                <w:rFonts w:ascii="Arial Unicode MS" w:hAnsi="Arial Unicode MS" w:eastAsia="Arial Unicode MS"/>
+                <w:rFonts w:ascii="Apple SD Gothic Neo" w:hAnsi="Apple SD Gothic Neo" w:eastAsia="Apple SD Gothic Neo"/>
                 <w:b w:val="0"/>
                 <w:color w:val="16243A"/>
                 <w:sz w:val="17"/>
@@ -9562,7 +9580,7 @@
             <w:r/>
             <w:r>
               <w:rPr>
-                <w:rFonts w:ascii="Arial Unicode MS" w:hAnsi="Arial Unicode MS" w:eastAsia="Arial Unicode MS"/>
+                <w:rFonts w:ascii="Apple SD Gothic Neo" w:hAnsi="Apple SD Gothic Neo" w:eastAsia="Apple SD Gothic Neo"/>
                 <w:b/>
                 <w:color w:val="16243A"/>
                 <w:sz w:val="17"/>
@@ -9590,7 +9608,7 @@
             <w:r/>
             <w:r>
               <w:rPr>
-                <w:rFonts w:ascii="Arial Unicode MS" w:hAnsi="Arial Unicode MS" w:eastAsia="Arial Unicode MS"/>
+                <w:rFonts w:ascii="Apple SD Gothic Neo" w:hAnsi="Apple SD Gothic Neo" w:eastAsia="Apple SD Gothic Neo"/>
                 <w:b w:val="0"/>
                 <w:color w:val="16243A"/>
                 <w:sz w:val="17"/>
@@ -9618,7 +9636,7 @@
             <w:r/>
             <w:r>
               <w:rPr>
-                <w:rFonts w:ascii="Arial Unicode MS" w:hAnsi="Arial Unicode MS" w:eastAsia="Arial Unicode MS"/>
+                <w:rFonts w:ascii="Apple SD Gothic Neo" w:hAnsi="Apple SD Gothic Neo" w:eastAsia="Apple SD Gothic Neo"/>
                 <w:b w:val="0"/>
                 <w:color w:val="16243A"/>
                 <w:sz w:val="17"/>
@@ -9646,7 +9664,7 @@
             <w:r/>
             <w:r>
               <w:rPr>
-                <w:rFonts w:ascii="Arial Unicode MS" w:hAnsi="Arial Unicode MS" w:eastAsia="Arial Unicode MS"/>
+                <w:rFonts w:ascii="Apple SD Gothic Neo" w:hAnsi="Apple SD Gothic Neo" w:eastAsia="Apple SD Gothic Neo"/>
                 <w:b w:val="0"/>
                 <w:color w:val="16243A"/>
                 <w:sz w:val="17"/>
@@ -9679,7 +9697,7 @@
             <w:r/>
             <w:r>
               <w:rPr>
-                <w:rFonts w:ascii="Arial Unicode MS" w:hAnsi="Arial Unicode MS" w:eastAsia="Arial Unicode MS"/>
+                <w:rFonts w:ascii="Apple SD Gothic Neo" w:hAnsi="Apple SD Gothic Neo" w:eastAsia="Apple SD Gothic Neo"/>
                 <w:b/>
                 <w:color w:val="16243A"/>
                 <w:sz w:val="17"/>
@@ -9707,7 +9725,7 @@
             <w:r/>
             <w:r>
               <w:rPr>
-                <w:rFonts w:ascii="Arial Unicode MS" w:hAnsi="Arial Unicode MS" w:eastAsia="Arial Unicode MS"/>
+                <w:rFonts w:ascii="Apple SD Gothic Neo" w:hAnsi="Apple SD Gothic Neo" w:eastAsia="Apple SD Gothic Neo"/>
                 <w:b w:val="0"/>
                 <w:color w:val="16243A"/>
                 <w:sz w:val="17"/>
@@ -9735,7 +9753,7 @@
             <w:r/>
             <w:r>
               <w:rPr>
-                <w:rFonts w:ascii="Arial Unicode MS" w:hAnsi="Arial Unicode MS" w:eastAsia="Arial Unicode MS"/>
+                <w:rFonts w:ascii="Apple SD Gothic Neo" w:hAnsi="Apple SD Gothic Neo" w:eastAsia="Apple SD Gothic Neo"/>
                 <w:b w:val="0"/>
                 <w:color w:val="16243A"/>
                 <w:sz w:val="17"/>
@@ -9763,7 +9781,7 @@
             <w:r/>
             <w:r>
               <w:rPr>
-                <w:rFonts w:ascii="Arial Unicode MS" w:hAnsi="Arial Unicode MS" w:eastAsia="Arial Unicode MS"/>
+                <w:rFonts w:ascii="Apple SD Gothic Neo" w:hAnsi="Apple SD Gothic Neo" w:eastAsia="Apple SD Gothic Neo"/>
                 <w:b w:val="0"/>
                 <w:color w:val="16243A"/>
                 <w:sz w:val="17"/>
@@ -9796,7 +9814,7 @@
             <w:r/>
             <w:r>
               <w:rPr>
-                <w:rFonts w:ascii="Arial Unicode MS" w:hAnsi="Arial Unicode MS" w:eastAsia="Arial Unicode MS"/>
+                <w:rFonts w:ascii="Apple SD Gothic Neo" w:hAnsi="Apple SD Gothic Neo" w:eastAsia="Apple SD Gothic Neo"/>
                 <w:b/>
                 <w:color w:val="16243A"/>
                 <w:sz w:val="17"/>
@@ -9824,7 +9842,7 @@
             <w:r/>
             <w:r>
               <w:rPr>
-                <w:rFonts w:ascii="Arial Unicode MS" w:hAnsi="Arial Unicode MS" w:eastAsia="Arial Unicode MS"/>
+                <w:rFonts w:ascii="Apple SD Gothic Neo" w:hAnsi="Apple SD Gothic Neo" w:eastAsia="Apple SD Gothic Neo"/>
                 <w:b w:val="0"/>
                 <w:color w:val="16243A"/>
                 <w:sz w:val="17"/>
@@ -9852,7 +9870,7 @@
             <w:r/>
             <w:r>
               <w:rPr>
-                <w:rFonts w:ascii="Arial Unicode MS" w:hAnsi="Arial Unicode MS" w:eastAsia="Arial Unicode MS"/>
+                <w:rFonts w:ascii="Apple SD Gothic Neo" w:hAnsi="Apple SD Gothic Neo" w:eastAsia="Apple SD Gothic Neo"/>
                 <w:b w:val="0"/>
                 <w:color w:val="16243A"/>
                 <w:sz w:val="17"/>
@@ -9880,7 +9898,7 @@
             <w:r/>
             <w:r>
               <w:rPr>
-                <w:rFonts w:ascii="Arial Unicode MS" w:hAnsi="Arial Unicode MS" w:eastAsia="Arial Unicode MS"/>
+                <w:rFonts w:ascii="Apple SD Gothic Neo" w:hAnsi="Apple SD Gothic Neo" w:eastAsia="Apple SD Gothic Neo"/>
                 <w:b w:val="0"/>
                 <w:color w:val="16243A"/>
                 <w:sz w:val="17"/>
@@ -9913,7 +9931,7 @@
             <w:r/>
             <w:r>
               <w:rPr>
-                <w:rFonts w:ascii="Arial Unicode MS" w:hAnsi="Arial Unicode MS" w:eastAsia="Arial Unicode MS"/>
+                <w:rFonts w:ascii="Apple SD Gothic Neo" w:hAnsi="Apple SD Gothic Neo" w:eastAsia="Apple SD Gothic Neo"/>
                 <w:b/>
                 <w:color w:val="16243A"/>
                 <w:sz w:val="17"/>
@@ -9941,7 +9959,7 @@
             <w:r/>
             <w:r>
               <w:rPr>
-                <w:rFonts w:ascii="Arial Unicode MS" w:hAnsi="Arial Unicode MS" w:eastAsia="Arial Unicode MS"/>
+                <w:rFonts w:ascii="Apple SD Gothic Neo" w:hAnsi="Apple SD Gothic Neo" w:eastAsia="Apple SD Gothic Neo"/>
                 <w:b w:val="0"/>
                 <w:color w:val="16243A"/>
                 <w:sz w:val="17"/>
@@ -9969,7 +9987,7 @@
             <w:r/>
             <w:r>
               <w:rPr>
-                <w:rFonts w:ascii="Arial Unicode MS" w:hAnsi="Arial Unicode MS" w:eastAsia="Arial Unicode MS"/>
+                <w:rFonts w:ascii="Apple SD Gothic Neo" w:hAnsi="Apple SD Gothic Neo" w:eastAsia="Apple SD Gothic Neo"/>
                 <w:b w:val="0"/>
                 <w:color w:val="16243A"/>
                 <w:sz w:val="17"/>
@@ -9997,7 +10015,7 @@
             <w:r/>
             <w:r>
               <w:rPr>
-                <w:rFonts w:ascii="Arial Unicode MS" w:hAnsi="Arial Unicode MS" w:eastAsia="Arial Unicode MS"/>
+                <w:rFonts w:ascii="Apple SD Gothic Neo" w:hAnsi="Apple SD Gothic Neo" w:eastAsia="Apple SD Gothic Neo"/>
                 <w:b w:val="0"/>
                 <w:color w:val="16243A"/>
                 <w:sz w:val="17"/>
@@ -10030,7 +10048,7 @@
             <w:r/>
             <w:r>
               <w:rPr>
-                <w:rFonts w:ascii="Arial Unicode MS" w:hAnsi="Arial Unicode MS" w:eastAsia="Arial Unicode MS"/>
+                <w:rFonts w:ascii="Apple SD Gothic Neo" w:hAnsi="Apple SD Gothic Neo" w:eastAsia="Apple SD Gothic Neo"/>
                 <w:b/>
                 <w:color w:val="16243A"/>
                 <w:sz w:val="17"/>
@@ -10058,7 +10076,7 @@
             <w:r/>
             <w:r>
               <w:rPr>
-                <w:rFonts w:ascii="Arial Unicode MS" w:hAnsi="Arial Unicode MS" w:eastAsia="Arial Unicode MS"/>
+                <w:rFonts w:ascii="Apple SD Gothic Neo" w:hAnsi="Apple SD Gothic Neo" w:eastAsia="Apple SD Gothic Neo"/>
                 <w:b w:val="0"/>
                 <w:color w:val="16243A"/>
                 <w:sz w:val="17"/>
@@ -10086,7 +10104,7 @@
             <w:r/>
             <w:r>
               <w:rPr>
-                <w:rFonts w:ascii="Arial Unicode MS" w:hAnsi="Arial Unicode MS" w:eastAsia="Arial Unicode MS"/>
+                <w:rFonts w:ascii="Apple SD Gothic Neo" w:hAnsi="Apple SD Gothic Neo" w:eastAsia="Apple SD Gothic Neo"/>
                 <w:b w:val="0"/>
                 <w:color w:val="16243A"/>
                 <w:sz w:val="17"/>
@@ -10114,7 +10132,7 @@
             <w:r/>
             <w:r>
               <w:rPr>
-                <w:rFonts w:ascii="Arial Unicode MS" w:hAnsi="Arial Unicode MS" w:eastAsia="Arial Unicode MS"/>
+                <w:rFonts w:ascii="Apple SD Gothic Neo" w:hAnsi="Apple SD Gothic Neo" w:eastAsia="Apple SD Gothic Neo"/>
                 <w:b w:val="0"/>
                 <w:color w:val="16243A"/>
                 <w:sz w:val="17"/>
@@ -10147,7 +10165,7 @@
             <w:r/>
             <w:r>
               <w:rPr>
-                <w:rFonts w:ascii="Arial Unicode MS" w:hAnsi="Arial Unicode MS" w:eastAsia="Arial Unicode MS"/>
+                <w:rFonts w:ascii="Apple SD Gothic Neo" w:hAnsi="Apple SD Gothic Neo" w:eastAsia="Apple SD Gothic Neo"/>
                 <w:b/>
                 <w:color w:val="16243A"/>
                 <w:sz w:val="17"/>
@@ -10175,7 +10193,7 @@
             <w:r/>
             <w:r>
               <w:rPr>
-                <w:rFonts w:ascii="Arial Unicode MS" w:hAnsi="Arial Unicode MS" w:eastAsia="Arial Unicode MS"/>
+                <w:rFonts w:ascii="Apple SD Gothic Neo" w:hAnsi="Apple SD Gothic Neo" w:eastAsia="Apple SD Gothic Neo"/>
                 <w:b w:val="0"/>
                 <w:color w:val="16243A"/>
                 <w:sz w:val="17"/>
@@ -10203,7 +10221,7 @@
             <w:r/>
             <w:r>
               <w:rPr>
-                <w:rFonts w:ascii="Arial Unicode MS" w:hAnsi="Arial Unicode MS" w:eastAsia="Arial Unicode MS"/>
+                <w:rFonts w:ascii="Apple SD Gothic Neo" w:hAnsi="Apple SD Gothic Neo" w:eastAsia="Apple SD Gothic Neo"/>
                 <w:b w:val="0"/>
                 <w:color w:val="16243A"/>
                 <w:sz w:val="17"/>
@@ -10231,7 +10249,7 @@
             <w:r/>
             <w:r>
               <w:rPr>
-                <w:rFonts w:ascii="Arial Unicode MS" w:hAnsi="Arial Unicode MS" w:eastAsia="Arial Unicode MS"/>
+                <w:rFonts w:ascii="Apple SD Gothic Neo" w:hAnsi="Apple SD Gothic Neo" w:eastAsia="Apple SD Gothic Neo"/>
                 <w:b w:val="0"/>
                 <w:color w:val="16243A"/>
                 <w:sz w:val="17"/>
@@ -10264,7 +10282,7 @@
             <w:r/>
             <w:r>
               <w:rPr>
-                <w:rFonts w:ascii="Arial Unicode MS" w:hAnsi="Arial Unicode MS" w:eastAsia="Arial Unicode MS"/>
+                <w:rFonts w:ascii="Apple SD Gothic Neo" w:hAnsi="Apple SD Gothic Neo" w:eastAsia="Apple SD Gothic Neo"/>
                 <w:b/>
                 <w:color w:val="16243A"/>
                 <w:sz w:val="17"/>
@@ -10292,7 +10310,7 @@
             <w:r/>
             <w:r>
               <w:rPr>
-                <w:rFonts w:ascii="Arial Unicode MS" w:hAnsi="Arial Unicode MS" w:eastAsia="Arial Unicode MS"/>
+                <w:rFonts w:ascii="Apple SD Gothic Neo" w:hAnsi="Apple SD Gothic Neo" w:eastAsia="Apple SD Gothic Neo"/>
                 <w:b w:val="0"/>
                 <w:color w:val="16243A"/>
                 <w:sz w:val="17"/>
@@ -10320,7 +10338,7 @@
             <w:r/>
             <w:r>
               <w:rPr>
-                <w:rFonts w:ascii="Arial Unicode MS" w:hAnsi="Arial Unicode MS" w:eastAsia="Arial Unicode MS"/>
+                <w:rFonts w:ascii="Apple SD Gothic Neo" w:hAnsi="Apple SD Gothic Neo" w:eastAsia="Apple SD Gothic Neo"/>
                 <w:b w:val="0"/>
                 <w:color w:val="16243A"/>
                 <w:sz w:val="17"/>
@@ -10348,7 +10366,7 @@
             <w:r/>
             <w:r>
               <w:rPr>
-                <w:rFonts w:ascii="Arial Unicode MS" w:hAnsi="Arial Unicode MS" w:eastAsia="Arial Unicode MS"/>
+                <w:rFonts w:ascii="Apple SD Gothic Neo" w:hAnsi="Apple SD Gothic Neo" w:eastAsia="Apple SD Gothic Neo"/>
                 <w:b w:val="0"/>
                 <w:color w:val="16243A"/>
                 <w:sz w:val="17"/>
@@ -10381,7 +10399,7 @@
             <w:r/>
             <w:r>
               <w:rPr>
-                <w:rFonts w:ascii="Arial Unicode MS" w:hAnsi="Arial Unicode MS" w:eastAsia="Arial Unicode MS"/>
+                <w:rFonts w:ascii="Apple SD Gothic Neo" w:hAnsi="Apple SD Gothic Neo" w:eastAsia="Apple SD Gothic Neo"/>
                 <w:b/>
                 <w:color w:val="16243A"/>
                 <w:sz w:val="17"/>
@@ -10409,7 +10427,7 @@
             <w:r/>
             <w:r>
               <w:rPr>
-                <w:rFonts w:ascii="Arial Unicode MS" w:hAnsi="Arial Unicode MS" w:eastAsia="Arial Unicode MS"/>
+                <w:rFonts w:ascii="Apple SD Gothic Neo" w:hAnsi="Apple SD Gothic Neo" w:eastAsia="Apple SD Gothic Neo"/>
                 <w:b w:val="0"/>
                 <w:color w:val="16243A"/>
                 <w:sz w:val="17"/>
@@ -10437,7 +10455,7 @@
             <w:r/>
             <w:r>
               <w:rPr>
-                <w:rFonts w:ascii="Arial Unicode MS" w:hAnsi="Arial Unicode MS" w:eastAsia="Arial Unicode MS"/>
+                <w:rFonts w:ascii="Apple SD Gothic Neo" w:hAnsi="Apple SD Gothic Neo" w:eastAsia="Apple SD Gothic Neo"/>
                 <w:b w:val="0"/>
                 <w:color w:val="16243A"/>
                 <w:sz w:val="17"/>
@@ -10465,7 +10483,7 @@
             <w:r/>
             <w:r>
               <w:rPr>
-                <w:rFonts w:ascii="Arial Unicode MS" w:hAnsi="Arial Unicode MS" w:eastAsia="Arial Unicode MS"/>
+                <w:rFonts w:ascii="Apple SD Gothic Neo" w:hAnsi="Apple SD Gothic Neo" w:eastAsia="Apple SD Gothic Neo"/>
                 <w:b w:val="0"/>
                 <w:color w:val="16243A"/>
                 <w:sz w:val="17"/>
@@ -10498,7 +10516,7 @@
             <w:r/>
             <w:r>
               <w:rPr>
-                <w:rFonts w:ascii="Arial Unicode MS" w:hAnsi="Arial Unicode MS" w:eastAsia="Arial Unicode MS"/>
+                <w:rFonts w:ascii="Apple SD Gothic Neo" w:hAnsi="Apple SD Gothic Neo" w:eastAsia="Apple SD Gothic Neo"/>
                 <w:b/>
                 <w:color w:val="16243A"/>
                 <w:sz w:val="17"/>
@@ -10526,7 +10544,7 @@
             <w:r/>
             <w:r>
               <w:rPr>
-                <w:rFonts w:ascii="Arial Unicode MS" w:hAnsi="Arial Unicode MS" w:eastAsia="Arial Unicode MS"/>
+                <w:rFonts w:ascii="Apple SD Gothic Neo" w:hAnsi="Apple SD Gothic Neo" w:eastAsia="Apple SD Gothic Neo"/>
                 <w:b w:val="0"/>
                 <w:color w:val="16243A"/>
                 <w:sz w:val="17"/>
@@ -10554,7 +10572,7 @@
             <w:r/>
             <w:r>
               <w:rPr>
-                <w:rFonts w:ascii="Arial Unicode MS" w:hAnsi="Arial Unicode MS" w:eastAsia="Arial Unicode MS"/>
+                <w:rFonts w:ascii="Apple SD Gothic Neo" w:hAnsi="Apple SD Gothic Neo" w:eastAsia="Apple SD Gothic Neo"/>
                 <w:b w:val="0"/>
                 <w:color w:val="16243A"/>
                 <w:sz w:val="17"/>
@@ -10582,7 +10600,7 @@
             <w:r/>
             <w:r>
               <w:rPr>
-                <w:rFonts w:ascii="Arial Unicode MS" w:hAnsi="Arial Unicode MS" w:eastAsia="Arial Unicode MS"/>
+                <w:rFonts w:ascii="Apple SD Gothic Neo" w:hAnsi="Apple SD Gothic Neo" w:eastAsia="Apple SD Gothic Neo"/>
                 <w:b w:val="0"/>
                 <w:color w:val="16243A"/>
                 <w:sz w:val="17"/>
@@ -10615,7 +10633,7 @@
             <w:r/>
             <w:r>
               <w:rPr>
-                <w:rFonts w:ascii="Arial Unicode MS" w:hAnsi="Arial Unicode MS" w:eastAsia="Arial Unicode MS"/>
+                <w:rFonts w:ascii="Apple SD Gothic Neo" w:hAnsi="Apple SD Gothic Neo" w:eastAsia="Apple SD Gothic Neo"/>
                 <w:b/>
                 <w:color w:val="16243A"/>
                 <w:sz w:val="17"/>
@@ -10643,7 +10661,7 @@
             <w:r/>
             <w:r>
               <w:rPr>
-                <w:rFonts w:ascii="Arial Unicode MS" w:hAnsi="Arial Unicode MS" w:eastAsia="Arial Unicode MS"/>
+                <w:rFonts w:ascii="Apple SD Gothic Neo" w:hAnsi="Apple SD Gothic Neo" w:eastAsia="Apple SD Gothic Neo"/>
                 <w:b w:val="0"/>
                 <w:color w:val="16243A"/>
                 <w:sz w:val="17"/>
@@ -10671,7 +10689,7 @@
             <w:r/>
             <w:r>
               <w:rPr>
-                <w:rFonts w:ascii="Arial Unicode MS" w:hAnsi="Arial Unicode MS" w:eastAsia="Arial Unicode MS"/>
+                <w:rFonts w:ascii="Apple SD Gothic Neo" w:hAnsi="Apple SD Gothic Neo" w:eastAsia="Apple SD Gothic Neo"/>
                 <w:b w:val="0"/>
                 <w:color w:val="16243A"/>
                 <w:sz w:val="17"/>
@@ -10699,7 +10717,7 @@
             <w:r/>
             <w:r>
               <w:rPr>
-                <w:rFonts w:ascii="Arial Unicode MS" w:hAnsi="Arial Unicode MS" w:eastAsia="Arial Unicode MS"/>
+                <w:rFonts w:ascii="Apple SD Gothic Neo" w:hAnsi="Apple SD Gothic Neo" w:eastAsia="Apple SD Gothic Neo"/>
                 <w:b w:val="0"/>
                 <w:color w:val="16243A"/>
                 <w:sz w:val="17"/>
@@ -10732,7 +10750,7 @@
             <w:r/>
             <w:r>
               <w:rPr>
-                <w:rFonts w:ascii="Arial Unicode MS" w:hAnsi="Arial Unicode MS" w:eastAsia="Arial Unicode MS"/>
+                <w:rFonts w:ascii="Apple SD Gothic Neo" w:hAnsi="Apple SD Gothic Neo" w:eastAsia="Apple SD Gothic Neo"/>
                 <w:b/>
                 <w:color w:val="16243A"/>
                 <w:sz w:val="17"/>
@@ -10760,7 +10778,7 @@
             <w:r/>
             <w:r>
               <w:rPr>
-                <w:rFonts w:ascii="Arial Unicode MS" w:hAnsi="Arial Unicode MS" w:eastAsia="Arial Unicode MS"/>
+                <w:rFonts w:ascii="Apple SD Gothic Neo" w:hAnsi="Apple SD Gothic Neo" w:eastAsia="Apple SD Gothic Neo"/>
                 <w:b w:val="0"/>
                 <w:color w:val="16243A"/>
                 <w:sz w:val="17"/>
@@ -10788,7 +10806,7 @@
             <w:r/>
             <w:r>
               <w:rPr>
-                <w:rFonts w:ascii="Arial Unicode MS" w:hAnsi="Arial Unicode MS" w:eastAsia="Arial Unicode MS"/>
+                <w:rFonts w:ascii="Apple SD Gothic Neo" w:hAnsi="Apple SD Gothic Neo" w:eastAsia="Apple SD Gothic Neo"/>
                 <w:b w:val="0"/>
                 <w:color w:val="16243A"/>
                 <w:sz w:val="17"/>
@@ -10816,7 +10834,7 @@
             <w:r/>
             <w:r>
               <w:rPr>
-                <w:rFonts w:ascii="Arial Unicode MS" w:hAnsi="Arial Unicode MS" w:eastAsia="Arial Unicode MS"/>
+                <w:rFonts w:ascii="Apple SD Gothic Neo" w:hAnsi="Apple SD Gothic Neo" w:eastAsia="Apple SD Gothic Neo"/>
                 <w:b w:val="0"/>
                 <w:color w:val="16243A"/>
                 <w:sz w:val="17"/>
@@ -10849,7 +10867,7 @@
             <w:r/>
             <w:r>
               <w:rPr>
-                <w:rFonts w:ascii="Arial Unicode MS" w:hAnsi="Arial Unicode MS" w:eastAsia="Arial Unicode MS"/>
+                <w:rFonts w:ascii="Apple SD Gothic Neo" w:hAnsi="Apple SD Gothic Neo" w:eastAsia="Apple SD Gothic Neo"/>
                 <w:b/>
                 <w:color w:val="16243A"/>
                 <w:sz w:val="17"/>
@@ -10877,7 +10895,7 @@
             <w:r/>
             <w:r>
               <w:rPr>
-                <w:rFonts w:ascii="Arial Unicode MS" w:hAnsi="Arial Unicode MS" w:eastAsia="Arial Unicode MS"/>
+                <w:rFonts w:ascii="Apple SD Gothic Neo" w:hAnsi="Apple SD Gothic Neo" w:eastAsia="Apple SD Gothic Neo"/>
                 <w:b w:val="0"/>
                 <w:color w:val="16243A"/>
                 <w:sz w:val="17"/>
@@ -10905,7 +10923,7 @@
             <w:r/>
             <w:r>
               <w:rPr>
-                <w:rFonts w:ascii="Arial Unicode MS" w:hAnsi="Arial Unicode MS" w:eastAsia="Arial Unicode MS"/>
+                <w:rFonts w:ascii="Apple SD Gothic Neo" w:hAnsi="Apple SD Gothic Neo" w:eastAsia="Apple SD Gothic Neo"/>
                 <w:b w:val="0"/>
                 <w:color w:val="16243A"/>
                 <w:sz w:val="17"/>
@@ -10933,7 +10951,7 @@
             <w:r/>
             <w:r>
               <w:rPr>
-                <w:rFonts w:ascii="Arial Unicode MS" w:hAnsi="Arial Unicode MS" w:eastAsia="Arial Unicode MS"/>
+                <w:rFonts w:ascii="Apple SD Gothic Neo" w:hAnsi="Apple SD Gothic Neo" w:eastAsia="Apple SD Gothic Neo"/>
                 <w:b w:val="0"/>
                 <w:color w:val="16243A"/>
                 <w:sz w:val="17"/>
@@ -10966,7 +10984,7 @@
             <w:r/>
             <w:r>
               <w:rPr>
-                <w:rFonts w:ascii="Arial Unicode MS" w:hAnsi="Arial Unicode MS" w:eastAsia="Arial Unicode MS"/>
+                <w:rFonts w:ascii="Apple SD Gothic Neo" w:hAnsi="Apple SD Gothic Neo" w:eastAsia="Apple SD Gothic Neo"/>
                 <w:b/>
                 <w:color w:val="16243A"/>
                 <w:sz w:val="17"/>
@@ -10994,7 +11012,7 @@
             <w:r/>
             <w:r>
               <w:rPr>
-                <w:rFonts w:ascii="Arial Unicode MS" w:hAnsi="Arial Unicode MS" w:eastAsia="Arial Unicode MS"/>
+                <w:rFonts w:ascii="Apple SD Gothic Neo" w:hAnsi="Apple SD Gothic Neo" w:eastAsia="Apple SD Gothic Neo"/>
                 <w:b w:val="0"/>
                 <w:color w:val="16243A"/>
                 <w:sz w:val="17"/>
@@ -11022,7 +11040,7 @@
             <w:r/>
             <w:r>
               <w:rPr>
-                <w:rFonts w:ascii="Arial Unicode MS" w:hAnsi="Arial Unicode MS" w:eastAsia="Arial Unicode MS"/>
+                <w:rFonts w:ascii="Apple SD Gothic Neo" w:hAnsi="Apple SD Gothic Neo" w:eastAsia="Apple SD Gothic Neo"/>
                 <w:b w:val="0"/>
                 <w:color w:val="16243A"/>
                 <w:sz w:val="17"/>
@@ -11050,7 +11068,7 @@
             <w:r/>
             <w:r>
               <w:rPr>
-                <w:rFonts w:ascii="Arial Unicode MS" w:hAnsi="Arial Unicode MS" w:eastAsia="Arial Unicode MS"/>
+                <w:rFonts w:ascii="Apple SD Gothic Neo" w:hAnsi="Apple SD Gothic Neo" w:eastAsia="Apple SD Gothic Neo"/>
                 <w:b w:val="0"/>
                 <w:color w:val="16243A"/>
                 <w:sz w:val="17"/>
@@ -11083,7 +11101,7 @@
             <w:r/>
             <w:r>
               <w:rPr>
-                <w:rFonts w:ascii="Arial Unicode MS" w:hAnsi="Arial Unicode MS" w:eastAsia="Arial Unicode MS"/>
+                <w:rFonts w:ascii="Apple SD Gothic Neo" w:hAnsi="Apple SD Gothic Neo" w:eastAsia="Apple SD Gothic Neo"/>
                 <w:b/>
                 <w:color w:val="16243A"/>
                 <w:sz w:val="17"/>
@@ -11111,7 +11129,7 @@
             <w:r/>
             <w:r>
               <w:rPr>
-                <w:rFonts w:ascii="Arial Unicode MS" w:hAnsi="Arial Unicode MS" w:eastAsia="Arial Unicode MS"/>
+                <w:rFonts w:ascii="Apple SD Gothic Neo" w:hAnsi="Apple SD Gothic Neo" w:eastAsia="Apple SD Gothic Neo"/>
                 <w:b w:val="0"/>
                 <w:color w:val="16243A"/>
                 <w:sz w:val="17"/>
@@ -11139,7 +11157,7 @@
             <w:r/>
             <w:r>
               <w:rPr>
-                <w:rFonts w:ascii="Arial Unicode MS" w:hAnsi="Arial Unicode MS" w:eastAsia="Arial Unicode MS"/>
+                <w:rFonts w:ascii="Apple SD Gothic Neo" w:hAnsi="Apple SD Gothic Neo" w:eastAsia="Apple SD Gothic Neo"/>
                 <w:b w:val="0"/>
                 <w:color w:val="16243A"/>
                 <w:sz w:val="17"/>
@@ -11167,7 +11185,7 @@
             <w:r/>
             <w:r>
               <w:rPr>
-                <w:rFonts w:ascii="Arial Unicode MS" w:hAnsi="Arial Unicode MS" w:eastAsia="Arial Unicode MS"/>
+                <w:rFonts w:ascii="Apple SD Gothic Neo" w:hAnsi="Apple SD Gothic Neo" w:eastAsia="Apple SD Gothic Neo"/>
                 <w:b w:val="0"/>
                 <w:color w:val="16243A"/>
                 <w:sz w:val="17"/>
@@ -11200,7 +11218,7 @@
             <w:r/>
             <w:r>
               <w:rPr>
-                <w:rFonts w:ascii="Arial Unicode MS" w:hAnsi="Arial Unicode MS" w:eastAsia="Arial Unicode MS"/>
+                <w:rFonts w:ascii="Apple SD Gothic Neo" w:hAnsi="Apple SD Gothic Neo" w:eastAsia="Apple SD Gothic Neo"/>
                 <w:b/>
                 <w:color w:val="16243A"/>
                 <w:sz w:val="17"/>
@@ -11228,7 +11246,7 @@
             <w:r/>
             <w:r>
               <w:rPr>
-                <w:rFonts w:ascii="Arial Unicode MS" w:hAnsi="Arial Unicode MS" w:eastAsia="Arial Unicode MS"/>
+                <w:rFonts w:ascii="Apple SD Gothic Neo" w:hAnsi="Apple SD Gothic Neo" w:eastAsia="Apple SD Gothic Neo"/>
                 <w:b w:val="0"/>
                 <w:color w:val="16243A"/>
                 <w:sz w:val="17"/>
@@ -11256,7 +11274,7 @@
             <w:r/>
             <w:r>
               <w:rPr>
-                <w:rFonts w:ascii="Arial Unicode MS" w:hAnsi="Arial Unicode MS" w:eastAsia="Arial Unicode MS"/>
+                <w:rFonts w:ascii="Apple SD Gothic Neo" w:hAnsi="Apple SD Gothic Neo" w:eastAsia="Apple SD Gothic Neo"/>
                 <w:b w:val="0"/>
                 <w:color w:val="16243A"/>
                 <w:sz w:val="17"/>
@@ -11284,7 +11302,7 @@
             <w:r/>
             <w:r>
               <w:rPr>
-                <w:rFonts w:ascii="Arial Unicode MS" w:hAnsi="Arial Unicode MS" w:eastAsia="Arial Unicode MS"/>
+                <w:rFonts w:ascii="Apple SD Gothic Neo" w:hAnsi="Apple SD Gothic Neo" w:eastAsia="Apple SD Gothic Neo"/>
                 <w:b w:val="0"/>
                 <w:color w:val="16243A"/>
                 <w:sz w:val="17"/>
@@ -11317,7 +11335,7 @@
             <w:r/>
             <w:r>
               <w:rPr>
-                <w:rFonts w:ascii="Arial Unicode MS" w:hAnsi="Arial Unicode MS" w:eastAsia="Arial Unicode MS"/>
+                <w:rFonts w:ascii="Apple SD Gothic Neo" w:hAnsi="Apple SD Gothic Neo" w:eastAsia="Apple SD Gothic Neo"/>
                 <w:b/>
                 <w:color w:val="16243A"/>
                 <w:sz w:val="17"/>
@@ -11345,7 +11363,7 @@
             <w:r/>
             <w:r>
               <w:rPr>
-                <w:rFonts w:ascii="Arial Unicode MS" w:hAnsi="Arial Unicode MS" w:eastAsia="Arial Unicode MS"/>
+                <w:rFonts w:ascii="Apple SD Gothic Neo" w:hAnsi="Apple SD Gothic Neo" w:eastAsia="Apple SD Gothic Neo"/>
                 <w:b w:val="0"/>
                 <w:color w:val="16243A"/>
                 <w:sz w:val="17"/>
@@ -11373,7 +11391,7 @@
             <w:r/>
             <w:r>
               <w:rPr>
-                <w:rFonts w:ascii="Arial Unicode MS" w:hAnsi="Arial Unicode MS" w:eastAsia="Arial Unicode MS"/>
+                <w:rFonts w:ascii="Apple SD Gothic Neo" w:hAnsi="Apple SD Gothic Neo" w:eastAsia="Apple SD Gothic Neo"/>
                 <w:b w:val="0"/>
                 <w:color w:val="16243A"/>
                 <w:sz w:val="17"/>
@@ -11401,7 +11419,7 @@
             <w:r/>
             <w:r>
               <w:rPr>
-                <w:rFonts w:ascii="Arial Unicode MS" w:hAnsi="Arial Unicode MS" w:eastAsia="Arial Unicode MS"/>
+                <w:rFonts w:ascii="Apple SD Gothic Neo" w:hAnsi="Apple SD Gothic Neo" w:eastAsia="Apple SD Gothic Neo"/>
                 <w:b w:val="0"/>
                 <w:color w:val="16243A"/>
                 <w:sz w:val="17"/>
@@ -11434,7 +11452,7 @@
             <w:r/>
             <w:r>
               <w:rPr>
-                <w:rFonts w:ascii="Arial Unicode MS" w:hAnsi="Arial Unicode MS" w:eastAsia="Arial Unicode MS"/>
+                <w:rFonts w:ascii="Apple SD Gothic Neo" w:hAnsi="Apple SD Gothic Neo" w:eastAsia="Apple SD Gothic Neo"/>
                 <w:b/>
                 <w:color w:val="16243A"/>
                 <w:sz w:val="17"/>
@@ -11462,7 +11480,7 @@
             <w:r/>
             <w:r>
               <w:rPr>
-                <w:rFonts w:ascii="Arial Unicode MS" w:hAnsi="Arial Unicode MS" w:eastAsia="Arial Unicode MS"/>
+                <w:rFonts w:ascii="Apple SD Gothic Neo" w:hAnsi="Apple SD Gothic Neo" w:eastAsia="Apple SD Gothic Neo"/>
                 <w:b w:val="0"/>
                 <w:color w:val="16243A"/>
                 <w:sz w:val="17"/>
@@ -11490,7 +11508,7 @@
             <w:r/>
             <w:r>
               <w:rPr>
-                <w:rFonts w:ascii="Arial Unicode MS" w:hAnsi="Arial Unicode MS" w:eastAsia="Arial Unicode MS"/>
+                <w:rFonts w:ascii="Apple SD Gothic Neo" w:hAnsi="Apple SD Gothic Neo" w:eastAsia="Apple SD Gothic Neo"/>
                 <w:b w:val="0"/>
                 <w:color w:val="16243A"/>
                 <w:sz w:val="17"/>
@@ -11518,7 +11536,7 @@
             <w:r/>
             <w:r>
               <w:rPr>
-                <w:rFonts w:ascii="Arial Unicode MS" w:hAnsi="Arial Unicode MS" w:eastAsia="Arial Unicode MS"/>
+                <w:rFonts w:ascii="Apple SD Gothic Neo" w:hAnsi="Apple SD Gothic Neo" w:eastAsia="Apple SD Gothic Neo"/>
                 <w:b w:val="0"/>
                 <w:color w:val="16243A"/>
                 <w:sz w:val="17"/>
@@ -11551,7 +11569,7 @@
             <w:r/>
             <w:r>
               <w:rPr>
-                <w:rFonts w:ascii="Arial Unicode MS" w:hAnsi="Arial Unicode MS" w:eastAsia="Arial Unicode MS"/>
+                <w:rFonts w:ascii="Apple SD Gothic Neo" w:hAnsi="Apple SD Gothic Neo" w:eastAsia="Apple SD Gothic Neo"/>
                 <w:b/>
                 <w:color w:val="16243A"/>
                 <w:sz w:val="17"/>
@@ -11579,7 +11597,7 @@
             <w:r/>
             <w:r>
               <w:rPr>
-                <w:rFonts w:ascii="Arial Unicode MS" w:hAnsi="Arial Unicode MS" w:eastAsia="Arial Unicode MS"/>
+                <w:rFonts w:ascii="Apple SD Gothic Neo" w:hAnsi="Apple SD Gothic Neo" w:eastAsia="Apple SD Gothic Neo"/>
                 <w:b w:val="0"/>
                 <w:color w:val="16243A"/>
                 <w:sz w:val="17"/>
@@ -11607,7 +11625,7 @@
             <w:r/>
             <w:r>
               <w:rPr>
-                <w:rFonts w:ascii="Arial Unicode MS" w:hAnsi="Arial Unicode MS" w:eastAsia="Arial Unicode MS"/>
+                <w:rFonts w:ascii="Apple SD Gothic Neo" w:hAnsi="Apple SD Gothic Neo" w:eastAsia="Apple SD Gothic Neo"/>
                 <w:b w:val="0"/>
                 <w:color w:val="16243A"/>
                 <w:sz w:val="17"/>
@@ -11635,7 +11653,7 @@
             <w:r/>
             <w:r>
               <w:rPr>
-                <w:rFonts w:ascii="Arial Unicode MS" w:hAnsi="Arial Unicode MS" w:eastAsia="Arial Unicode MS"/>
+                <w:rFonts w:ascii="Apple SD Gothic Neo" w:hAnsi="Apple SD Gothic Neo" w:eastAsia="Apple SD Gothic Neo"/>
                 <w:b w:val="0"/>
                 <w:color w:val="16243A"/>
                 <w:sz w:val="17"/>
@@ -11668,7 +11686,7 @@
             <w:r/>
             <w:r>
               <w:rPr>
-                <w:rFonts w:ascii="Arial Unicode MS" w:hAnsi="Arial Unicode MS" w:eastAsia="Arial Unicode MS"/>
+                <w:rFonts w:ascii="Apple SD Gothic Neo" w:hAnsi="Apple SD Gothic Neo" w:eastAsia="Apple SD Gothic Neo"/>
                 <w:b/>
                 <w:color w:val="16243A"/>
                 <w:sz w:val="17"/>
@@ -11696,7 +11714,7 @@
             <w:r/>
             <w:r>
               <w:rPr>
-                <w:rFonts w:ascii="Arial Unicode MS" w:hAnsi="Arial Unicode MS" w:eastAsia="Arial Unicode MS"/>
+                <w:rFonts w:ascii="Apple SD Gothic Neo" w:hAnsi="Apple SD Gothic Neo" w:eastAsia="Apple SD Gothic Neo"/>
                 <w:b w:val="0"/>
                 <w:color w:val="16243A"/>
                 <w:sz w:val="17"/>
@@ -11724,7 +11742,7 @@
             <w:r/>
             <w:r>
               <w:rPr>
-                <w:rFonts w:ascii="Arial Unicode MS" w:hAnsi="Arial Unicode MS" w:eastAsia="Arial Unicode MS"/>
+                <w:rFonts w:ascii="Apple SD Gothic Neo" w:hAnsi="Apple SD Gothic Neo" w:eastAsia="Apple SD Gothic Neo"/>
                 <w:b w:val="0"/>
                 <w:color w:val="16243A"/>
                 <w:sz w:val="17"/>
@@ -11752,7 +11770,7 @@
             <w:r/>
             <w:r>
               <w:rPr>
-                <w:rFonts w:ascii="Arial Unicode MS" w:hAnsi="Arial Unicode MS" w:eastAsia="Arial Unicode MS"/>
+                <w:rFonts w:ascii="Apple SD Gothic Neo" w:hAnsi="Apple SD Gothic Neo" w:eastAsia="Apple SD Gothic Neo"/>
                 <w:b w:val="0"/>
                 <w:color w:val="16243A"/>
                 <w:sz w:val="17"/>
@@ -11785,7 +11803,7 @@
             <w:r/>
             <w:r>
               <w:rPr>
-                <w:rFonts w:ascii="Arial Unicode MS" w:hAnsi="Arial Unicode MS" w:eastAsia="Arial Unicode MS"/>
+                <w:rFonts w:ascii="Apple SD Gothic Neo" w:hAnsi="Apple SD Gothic Neo" w:eastAsia="Apple SD Gothic Neo"/>
                 <w:b/>
                 <w:color w:val="16243A"/>
                 <w:sz w:val="17"/>
@@ -11813,7 +11831,7 @@
             <w:r/>
             <w:r>
               <w:rPr>
-                <w:rFonts w:ascii="Arial Unicode MS" w:hAnsi="Arial Unicode MS" w:eastAsia="Arial Unicode MS"/>
+                <w:rFonts w:ascii="Apple SD Gothic Neo" w:hAnsi="Apple SD Gothic Neo" w:eastAsia="Apple SD Gothic Neo"/>
                 <w:b w:val="0"/>
                 <w:color w:val="16243A"/>
                 <w:sz w:val="17"/>
@@ -11841,7 +11859,7 @@
             <w:r/>
             <w:r>
               <w:rPr>
-                <w:rFonts w:ascii="Arial Unicode MS" w:hAnsi="Arial Unicode MS" w:eastAsia="Arial Unicode MS"/>
+                <w:rFonts w:ascii="Apple SD Gothic Neo" w:hAnsi="Apple SD Gothic Neo" w:eastAsia="Apple SD Gothic Neo"/>
                 <w:b w:val="0"/>
                 <w:color w:val="16243A"/>
                 <w:sz w:val="17"/>
@@ -11869,7 +11887,7 @@
             <w:r/>
             <w:r>
               <w:rPr>
-                <w:rFonts w:ascii="Arial Unicode MS" w:hAnsi="Arial Unicode MS" w:eastAsia="Arial Unicode MS"/>
+                <w:rFonts w:ascii="Apple SD Gothic Neo" w:hAnsi="Apple SD Gothic Neo" w:eastAsia="Apple SD Gothic Neo"/>
                 <w:b w:val="0"/>
                 <w:color w:val="16243A"/>
                 <w:sz w:val="17"/>
@@ -11902,7 +11920,7 @@
             <w:r/>
             <w:r>
               <w:rPr>
-                <w:rFonts w:ascii="Arial Unicode MS" w:hAnsi="Arial Unicode MS" w:eastAsia="Arial Unicode MS"/>
+                <w:rFonts w:ascii="Apple SD Gothic Neo" w:hAnsi="Apple SD Gothic Neo" w:eastAsia="Apple SD Gothic Neo"/>
                 <w:b/>
                 <w:color w:val="16243A"/>
                 <w:sz w:val="17"/>
@@ -11930,7 +11948,7 @@
             <w:r/>
             <w:r>
               <w:rPr>
-                <w:rFonts w:ascii="Arial Unicode MS" w:hAnsi="Arial Unicode MS" w:eastAsia="Arial Unicode MS"/>
+                <w:rFonts w:ascii="Apple SD Gothic Neo" w:hAnsi="Apple SD Gothic Neo" w:eastAsia="Apple SD Gothic Neo"/>
                 <w:b w:val="0"/>
                 <w:color w:val="16243A"/>
                 <w:sz w:val="17"/>
@@ -11958,7 +11976,7 @@
             <w:r/>
             <w:r>
               <w:rPr>
-                <w:rFonts w:ascii="Arial Unicode MS" w:hAnsi="Arial Unicode MS" w:eastAsia="Arial Unicode MS"/>
+                <w:rFonts w:ascii="Apple SD Gothic Neo" w:hAnsi="Apple SD Gothic Neo" w:eastAsia="Apple SD Gothic Neo"/>
                 <w:b w:val="0"/>
                 <w:color w:val="16243A"/>
                 <w:sz w:val="17"/>
@@ -11986,7 +12004,7 @@
             <w:r/>
             <w:r>
               <w:rPr>
-                <w:rFonts w:ascii="Arial Unicode MS" w:hAnsi="Arial Unicode MS" w:eastAsia="Arial Unicode MS"/>
+                <w:rFonts w:ascii="Apple SD Gothic Neo" w:hAnsi="Apple SD Gothic Neo" w:eastAsia="Apple SD Gothic Neo"/>
                 <w:b w:val="0"/>
                 <w:color w:val="16243A"/>
                 <w:sz w:val="17"/>
@@ -12019,7 +12037,7 @@
             <w:r/>
             <w:r>
               <w:rPr>
-                <w:rFonts w:ascii="Arial Unicode MS" w:hAnsi="Arial Unicode MS" w:eastAsia="Arial Unicode MS"/>
+                <w:rFonts w:ascii="Apple SD Gothic Neo" w:hAnsi="Apple SD Gothic Neo" w:eastAsia="Apple SD Gothic Neo"/>
                 <w:b/>
                 <w:color w:val="16243A"/>
                 <w:sz w:val="17"/>
@@ -12047,7 +12065,7 @@
             <w:r/>
             <w:r>
               <w:rPr>
-                <w:rFonts w:ascii="Arial Unicode MS" w:hAnsi="Arial Unicode MS" w:eastAsia="Arial Unicode MS"/>
+                <w:rFonts w:ascii="Apple SD Gothic Neo" w:hAnsi="Apple SD Gothic Neo" w:eastAsia="Apple SD Gothic Neo"/>
                 <w:b w:val="0"/>
                 <w:color w:val="16243A"/>
                 <w:sz w:val="17"/>
@@ -12075,7 +12093,7 @@
             <w:r/>
             <w:r>
               <w:rPr>
-                <w:rFonts w:ascii="Arial Unicode MS" w:hAnsi="Arial Unicode MS" w:eastAsia="Arial Unicode MS"/>
+                <w:rFonts w:ascii="Apple SD Gothic Neo" w:hAnsi="Apple SD Gothic Neo" w:eastAsia="Apple SD Gothic Neo"/>
                 <w:b w:val="0"/>
                 <w:color w:val="16243A"/>
                 <w:sz w:val="17"/>
@@ -12103,7 +12121,7 @@
             <w:r/>
             <w:r>
               <w:rPr>
-                <w:rFonts w:ascii="Arial Unicode MS" w:hAnsi="Arial Unicode MS" w:eastAsia="Arial Unicode MS"/>
+                <w:rFonts w:ascii="Apple SD Gothic Neo" w:hAnsi="Apple SD Gothic Neo" w:eastAsia="Apple SD Gothic Neo"/>
                 <w:b w:val="0"/>
                 <w:color w:val="16243A"/>
                 <w:sz w:val="17"/>
@@ -12136,7 +12154,7 @@
             <w:r/>
             <w:r>
               <w:rPr>
-                <w:rFonts w:ascii="Arial Unicode MS" w:hAnsi="Arial Unicode MS" w:eastAsia="Arial Unicode MS"/>
+                <w:rFonts w:ascii="Apple SD Gothic Neo" w:hAnsi="Apple SD Gothic Neo" w:eastAsia="Apple SD Gothic Neo"/>
                 <w:b/>
                 <w:color w:val="16243A"/>
                 <w:sz w:val="17"/>
@@ -12164,7 +12182,7 @@
             <w:r/>
             <w:r>
               <w:rPr>
-                <w:rFonts w:ascii="Arial Unicode MS" w:hAnsi="Arial Unicode MS" w:eastAsia="Arial Unicode MS"/>
+                <w:rFonts w:ascii="Apple SD Gothic Neo" w:hAnsi="Apple SD Gothic Neo" w:eastAsia="Apple SD Gothic Neo"/>
                 <w:b w:val="0"/>
                 <w:color w:val="16243A"/>
                 <w:sz w:val="17"/>
@@ -12192,7 +12210,7 @@
             <w:r/>
             <w:r>
               <w:rPr>
-                <w:rFonts w:ascii="Arial Unicode MS" w:hAnsi="Arial Unicode MS" w:eastAsia="Arial Unicode MS"/>
+                <w:rFonts w:ascii="Apple SD Gothic Neo" w:hAnsi="Apple SD Gothic Neo" w:eastAsia="Apple SD Gothic Neo"/>
                 <w:b w:val="0"/>
                 <w:color w:val="16243A"/>
                 <w:sz w:val="17"/>
@@ -12220,7 +12238,7 @@
             <w:r/>
             <w:r>
               <w:rPr>
-                <w:rFonts w:ascii="Arial Unicode MS" w:hAnsi="Arial Unicode MS" w:eastAsia="Arial Unicode MS"/>
+                <w:rFonts w:ascii="Apple SD Gothic Neo" w:hAnsi="Apple SD Gothic Neo" w:eastAsia="Apple SD Gothic Neo"/>
                 <w:b w:val="0"/>
                 <w:color w:val="16243A"/>
                 <w:sz w:val="17"/>
@@ -12253,7 +12271,7 @@
             <w:r/>
             <w:r>
               <w:rPr>
-                <w:rFonts w:ascii="Arial Unicode MS" w:hAnsi="Arial Unicode MS" w:eastAsia="Arial Unicode MS"/>
+                <w:rFonts w:ascii="Apple SD Gothic Neo" w:hAnsi="Apple SD Gothic Neo" w:eastAsia="Apple SD Gothic Neo"/>
                 <w:b/>
                 <w:color w:val="16243A"/>
                 <w:sz w:val="17"/>
@@ -12281,7 +12299,7 @@
             <w:r/>
             <w:r>
               <w:rPr>
-                <w:rFonts w:ascii="Arial Unicode MS" w:hAnsi="Arial Unicode MS" w:eastAsia="Arial Unicode MS"/>
+                <w:rFonts w:ascii="Apple SD Gothic Neo" w:hAnsi="Apple SD Gothic Neo" w:eastAsia="Apple SD Gothic Neo"/>
                 <w:b w:val="0"/>
                 <w:color w:val="16243A"/>
                 <w:sz w:val="17"/>
@@ -12309,7 +12327,7 @@
             <w:r/>
             <w:r>
               <w:rPr>
-                <w:rFonts w:ascii="Arial Unicode MS" w:hAnsi="Arial Unicode MS" w:eastAsia="Arial Unicode MS"/>
+                <w:rFonts w:ascii="Apple SD Gothic Neo" w:hAnsi="Apple SD Gothic Neo" w:eastAsia="Apple SD Gothic Neo"/>
                 <w:b w:val="0"/>
                 <w:color w:val="16243A"/>
                 <w:sz w:val="17"/>
@@ -12337,7 +12355,7 @@
             <w:r/>
             <w:r>
               <w:rPr>
-                <w:rFonts w:ascii="Arial Unicode MS" w:hAnsi="Arial Unicode MS" w:eastAsia="Arial Unicode MS"/>
+                <w:rFonts w:ascii="Apple SD Gothic Neo" w:hAnsi="Apple SD Gothic Neo" w:eastAsia="Apple SD Gothic Neo"/>
                 <w:b w:val="0"/>
                 <w:color w:val="16243A"/>
                 <w:sz w:val="17"/>
@@ -12370,7 +12388,7 @@
             <w:r/>
             <w:r>
               <w:rPr>
-                <w:rFonts w:ascii="Arial Unicode MS" w:hAnsi="Arial Unicode MS" w:eastAsia="Arial Unicode MS"/>
+                <w:rFonts w:ascii="Apple SD Gothic Neo" w:hAnsi="Apple SD Gothic Neo" w:eastAsia="Apple SD Gothic Neo"/>
                 <w:b/>
                 <w:color w:val="16243A"/>
                 <w:sz w:val="17"/>
@@ -12398,7 +12416,7 @@
             <w:r/>
             <w:r>
               <w:rPr>
-                <w:rFonts w:ascii="Arial Unicode MS" w:hAnsi="Arial Unicode MS" w:eastAsia="Arial Unicode MS"/>
+                <w:rFonts w:ascii="Apple SD Gothic Neo" w:hAnsi="Apple SD Gothic Neo" w:eastAsia="Apple SD Gothic Neo"/>
                 <w:b w:val="0"/>
                 <w:color w:val="16243A"/>
                 <w:sz w:val="17"/>
@@ -12426,7 +12444,7 @@
             <w:r/>
             <w:r>
               <w:rPr>
-                <w:rFonts w:ascii="Arial Unicode MS" w:hAnsi="Arial Unicode MS" w:eastAsia="Arial Unicode MS"/>
+                <w:rFonts w:ascii="Apple SD Gothic Neo" w:hAnsi="Apple SD Gothic Neo" w:eastAsia="Apple SD Gothic Neo"/>
                 <w:b w:val="0"/>
                 <w:color w:val="16243A"/>
                 <w:sz w:val="17"/>
@@ -12454,7 +12472,7 @@
             <w:r/>
             <w:r>
               <w:rPr>
-                <w:rFonts w:ascii="Arial Unicode MS" w:hAnsi="Arial Unicode MS" w:eastAsia="Arial Unicode MS"/>
+                <w:rFonts w:ascii="Apple SD Gothic Neo" w:hAnsi="Apple SD Gothic Neo" w:eastAsia="Apple SD Gothic Neo"/>
                 <w:b w:val="0"/>
                 <w:color w:val="16243A"/>
                 <w:sz w:val="17"/>
@@ -12487,7 +12505,7 @@
             <w:r/>
             <w:r>
               <w:rPr>
-                <w:rFonts w:ascii="Arial Unicode MS" w:hAnsi="Arial Unicode MS" w:eastAsia="Arial Unicode MS"/>
+                <w:rFonts w:ascii="Apple SD Gothic Neo" w:hAnsi="Apple SD Gothic Neo" w:eastAsia="Apple SD Gothic Neo"/>
                 <w:b/>
                 <w:color w:val="16243A"/>
                 <w:sz w:val="17"/>
@@ -12515,7 +12533,7 @@
             <w:r/>
             <w:r>
               <w:rPr>
-                <w:rFonts w:ascii="Arial Unicode MS" w:hAnsi="Arial Unicode MS" w:eastAsia="Arial Unicode MS"/>
+                <w:rFonts w:ascii="Apple SD Gothic Neo" w:hAnsi="Apple SD Gothic Neo" w:eastAsia="Apple SD Gothic Neo"/>
                 <w:b w:val="0"/>
                 <w:color w:val="16243A"/>
                 <w:sz w:val="17"/>
@@ -12543,7 +12561,7 @@
             <w:r/>
             <w:r>
               <w:rPr>
-                <w:rFonts w:ascii="Arial Unicode MS" w:hAnsi="Arial Unicode MS" w:eastAsia="Arial Unicode MS"/>
+                <w:rFonts w:ascii="Apple SD Gothic Neo" w:hAnsi="Apple SD Gothic Neo" w:eastAsia="Apple SD Gothic Neo"/>
                 <w:b w:val="0"/>
                 <w:color w:val="16243A"/>
                 <w:sz w:val="17"/>
@@ -12571,7 +12589,7 @@
             <w:r/>
             <w:r>
               <w:rPr>
-                <w:rFonts w:ascii="Arial Unicode MS" w:hAnsi="Arial Unicode MS" w:eastAsia="Arial Unicode MS"/>
+                <w:rFonts w:ascii="Apple SD Gothic Neo" w:hAnsi="Apple SD Gothic Neo" w:eastAsia="Apple SD Gothic Neo"/>
                 <w:b w:val="0"/>
                 <w:color w:val="16243A"/>
                 <w:sz w:val="17"/>
@@ -12604,7 +12622,7 @@
             <w:r/>
             <w:r>
               <w:rPr>
-                <w:rFonts w:ascii="Arial Unicode MS" w:hAnsi="Arial Unicode MS" w:eastAsia="Arial Unicode MS"/>
+                <w:rFonts w:ascii="Apple SD Gothic Neo" w:hAnsi="Apple SD Gothic Neo" w:eastAsia="Apple SD Gothic Neo"/>
                 <w:b/>
                 <w:color w:val="16243A"/>
                 <w:sz w:val="17"/>
@@ -12632,7 +12650,7 @@
             <w:r/>
             <w:r>
               <w:rPr>
-                <w:rFonts w:ascii="Arial Unicode MS" w:hAnsi="Arial Unicode MS" w:eastAsia="Arial Unicode MS"/>
+                <w:rFonts w:ascii="Apple SD Gothic Neo" w:hAnsi="Apple SD Gothic Neo" w:eastAsia="Apple SD Gothic Neo"/>
                 <w:b w:val="0"/>
                 <w:color w:val="16243A"/>
                 <w:sz w:val="17"/>
@@ -12660,7 +12678,7 @@
             <w:r/>
             <w:r>
               <w:rPr>
-                <w:rFonts w:ascii="Arial Unicode MS" w:hAnsi="Arial Unicode MS" w:eastAsia="Arial Unicode MS"/>
+                <w:rFonts w:ascii="Apple SD Gothic Neo" w:hAnsi="Apple SD Gothic Neo" w:eastAsia="Apple SD Gothic Neo"/>
                 <w:b w:val="0"/>
                 <w:color w:val="16243A"/>
                 <w:sz w:val="17"/>
@@ -12688,7 +12706,7 @@
             <w:r/>
             <w:r>
               <w:rPr>
-                <w:rFonts w:ascii="Arial Unicode MS" w:hAnsi="Arial Unicode MS" w:eastAsia="Arial Unicode MS"/>
+                <w:rFonts w:ascii="Apple SD Gothic Neo" w:hAnsi="Apple SD Gothic Neo" w:eastAsia="Apple SD Gothic Neo"/>
                 <w:b w:val="0"/>
                 <w:color w:val="16243A"/>
                 <w:sz w:val="17"/>
@@ -12721,7 +12739,7 @@
             <w:r/>
             <w:r>
               <w:rPr>
-                <w:rFonts w:ascii="Arial Unicode MS" w:hAnsi="Arial Unicode MS" w:eastAsia="Arial Unicode MS"/>
+                <w:rFonts w:ascii="Apple SD Gothic Neo" w:hAnsi="Apple SD Gothic Neo" w:eastAsia="Apple SD Gothic Neo"/>
                 <w:b/>
                 <w:color w:val="16243A"/>
                 <w:sz w:val="17"/>
@@ -12749,7 +12767,7 @@
             <w:r/>
             <w:r>
               <w:rPr>
-                <w:rFonts w:ascii="Arial Unicode MS" w:hAnsi="Arial Unicode MS" w:eastAsia="Arial Unicode MS"/>
+                <w:rFonts w:ascii="Apple SD Gothic Neo" w:hAnsi="Apple SD Gothic Neo" w:eastAsia="Apple SD Gothic Neo"/>
                 <w:b w:val="0"/>
                 <w:color w:val="16243A"/>
                 <w:sz w:val="17"/>
@@ -12777,7 +12795,7 @@
             <w:r/>
             <w:r>
               <w:rPr>
-                <w:rFonts w:ascii="Arial Unicode MS" w:hAnsi="Arial Unicode MS" w:eastAsia="Arial Unicode MS"/>
+                <w:rFonts w:ascii="Apple SD Gothic Neo" w:hAnsi="Apple SD Gothic Neo" w:eastAsia="Apple SD Gothic Neo"/>
                 <w:b w:val="0"/>
                 <w:color w:val="16243A"/>
                 <w:sz w:val="17"/>
@@ -12805,7 +12823,7 @@
             <w:r/>
             <w:r>
               <w:rPr>
-                <w:rFonts w:ascii="Arial Unicode MS" w:hAnsi="Arial Unicode MS" w:eastAsia="Arial Unicode MS"/>
+                <w:rFonts w:ascii="Apple SD Gothic Neo" w:hAnsi="Apple SD Gothic Neo" w:eastAsia="Apple SD Gothic Neo"/>
                 <w:b w:val="0"/>
                 <w:color w:val="16243A"/>
                 <w:sz w:val="17"/>
@@ -12838,7 +12856,7 @@
             <w:r/>
             <w:r>
               <w:rPr>
-                <w:rFonts w:ascii="Arial Unicode MS" w:hAnsi="Arial Unicode MS" w:eastAsia="Arial Unicode MS"/>
+                <w:rFonts w:ascii="Apple SD Gothic Neo" w:hAnsi="Apple SD Gothic Neo" w:eastAsia="Apple SD Gothic Neo"/>
                 <w:b/>
                 <w:color w:val="16243A"/>
                 <w:sz w:val="17"/>
@@ -12866,7 +12884,7 @@
             <w:r/>
             <w:r>
               <w:rPr>
-                <w:rFonts w:ascii="Arial Unicode MS" w:hAnsi="Arial Unicode MS" w:eastAsia="Arial Unicode MS"/>
+                <w:rFonts w:ascii="Apple SD Gothic Neo" w:hAnsi="Apple SD Gothic Neo" w:eastAsia="Apple SD Gothic Neo"/>
                 <w:b w:val="0"/>
                 <w:color w:val="16243A"/>
                 <w:sz w:val="17"/>
@@ -12894,7 +12912,7 @@
             <w:r/>
             <w:r>
               <w:rPr>
-                <w:rFonts w:ascii="Arial Unicode MS" w:hAnsi="Arial Unicode MS" w:eastAsia="Arial Unicode MS"/>
+                <w:rFonts w:ascii="Apple SD Gothic Neo" w:hAnsi="Apple SD Gothic Neo" w:eastAsia="Apple SD Gothic Neo"/>
                 <w:b w:val="0"/>
                 <w:color w:val="16243A"/>
                 <w:sz w:val="17"/>
@@ -12922,7 +12940,7 @@
             <w:r/>
             <w:r>
               <w:rPr>
-                <w:rFonts w:ascii="Arial Unicode MS" w:hAnsi="Arial Unicode MS" w:eastAsia="Arial Unicode MS"/>
+                <w:rFonts w:ascii="Apple SD Gothic Neo" w:hAnsi="Apple SD Gothic Neo" w:eastAsia="Apple SD Gothic Neo"/>
                 <w:b w:val="0"/>
                 <w:color w:val="16243A"/>
                 <w:sz w:val="17"/>
@@ -12955,7 +12973,7 @@
             <w:r/>
             <w:r>
               <w:rPr>
-                <w:rFonts w:ascii="Arial Unicode MS" w:hAnsi="Arial Unicode MS" w:eastAsia="Arial Unicode MS"/>
+                <w:rFonts w:ascii="Apple SD Gothic Neo" w:hAnsi="Apple SD Gothic Neo" w:eastAsia="Apple SD Gothic Neo"/>
                 <w:b/>
                 <w:color w:val="16243A"/>
                 <w:sz w:val="17"/>
@@ -12983,7 +13001,7 @@
             <w:r/>
             <w:r>
               <w:rPr>
-                <w:rFonts w:ascii="Arial Unicode MS" w:hAnsi="Arial Unicode MS" w:eastAsia="Arial Unicode MS"/>
+                <w:rFonts w:ascii="Apple SD Gothic Neo" w:hAnsi="Apple SD Gothic Neo" w:eastAsia="Apple SD Gothic Neo"/>
                 <w:b w:val="0"/>
                 <w:color w:val="16243A"/>
                 <w:sz w:val="17"/>
@@ -13011,7 +13029,7 @@
             <w:r/>
             <w:r>
               <w:rPr>
-                <w:rFonts w:ascii="Arial Unicode MS" w:hAnsi="Arial Unicode MS" w:eastAsia="Arial Unicode MS"/>
+                <w:rFonts w:ascii="Apple SD Gothic Neo" w:hAnsi="Apple SD Gothic Neo" w:eastAsia="Apple SD Gothic Neo"/>
                 <w:b w:val="0"/>
                 <w:color w:val="16243A"/>
                 <w:sz w:val="17"/>
@@ -13039,7 +13057,7 @@
             <w:r/>
             <w:r>
               <w:rPr>
-                <w:rFonts w:ascii="Arial Unicode MS" w:hAnsi="Arial Unicode MS" w:eastAsia="Arial Unicode MS"/>
+                <w:rFonts w:ascii="Apple SD Gothic Neo" w:hAnsi="Apple SD Gothic Neo" w:eastAsia="Apple SD Gothic Neo"/>
                 <w:b w:val="0"/>
                 <w:color w:val="16243A"/>
                 <w:sz w:val="17"/>
@@ -13072,7 +13090,7 @@
             <w:r/>
             <w:r>
               <w:rPr>
-                <w:rFonts w:ascii="Arial Unicode MS" w:hAnsi="Arial Unicode MS" w:eastAsia="Arial Unicode MS"/>
+                <w:rFonts w:ascii="Apple SD Gothic Neo" w:hAnsi="Apple SD Gothic Neo" w:eastAsia="Apple SD Gothic Neo"/>
                 <w:b/>
                 <w:color w:val="16243A"/>
                 <w:sz w:val="17"/>
@@ -13100,7 +13118,7 @@
             <w:r/>
             <w:r>
               <w:rPr>
-                <w:rFonts w:ascii="Arial Unicode MS" w:hAnsi="Arial Unicode MS" w:eastAsia="Arial Unicode MS"/>
+                <w:rFonts w:ascii="Apple SD Gothic Neo" w:hAnsi="Apple SD Gothic Neo" w:eastAsia="Apple SD Gothic Neo"/>
                 <w:b w:val="0"/>
                 <w:color w:val="16243A"/>
                 <w:sz w:val="17"/>
@@ -13128,7 +13146,7 @@
             <w:r/>
             <w:r>
               <w:rPr>
-                <w:rFonts w:ascii="Arial Unicode MS" w:hAnsi="Arial Unicode MS" w:eastAsia="Arial Unicode MS"/>
+                <w:rFonts w:ascii="Apple SD Gothic Neo" w:hAnsi="Apple SD Gothic Neo" w:eastAsia="Apple SD Gothic Neo"/>
                 <w:b w:val="0"/>
                 <w:color w:val="16243A"/>
                 <w:sz w:val="17"/>
@@ -13156,7 +13174,7 @@
             <w:r/>
             <w:r>
               <w:rPr>
-                <w:rFonts w:ascii="Arial Unicode MS" w:hAnsi="Arial Unicode MS" w:eastAsia="Arial Unicode MS"/>
+                <w:rFonts w:ascii="Apple SD Gothic Neo" w:hAnsi="Apple SD Gothic Neo" w:eastAsia="Apple SD Gothic Neo"/>
                 <w:b w:val="0"/>
                 <w:color w:val="16243A"/>
                 <w:sz w:val="17"/>
@@ -13189,7 +13207,7 @@
             <w:r/>
             <w:r>
               <w:rPr>
-                <w:rFonts w:ascii="Arial Unicode MS" w:hAnsi="Arial Unicode MS" w:eastAsia="Arial Unicode MS"/>
+                <w:rFonts w:ascii="Apple SD Gothic Neo" w:hAnsi="Apple SD Gothic Neo" w:eastAsia="Apple SD Gothic Neo"/>
                 <w:b/>
                 <w:color w:val="16243A"/>
                 <w:sz w:val="17"/>
@@ -13217,7 +13235,7 @@
             <w:r/>
             <w:r>
               <w:rPr>
-                <w:rFonts w:ascii="Arial Unicode MS" w:hAnsi="Arial Unicode MS" w:eastAsia="Arial Unicode MS"/>
+                <w:rFonts w:ascii="Apple SD Gothic Neo" w:hAnsi="Apple SD Gothic Neo" w:eastAsia="Apple SD Gothic Neo"/>
                 <w:b w:val="0"/>
                 <w:color w:val="16243A"/>
                 <w:sz w:val="17"/>
@@ -13245,7 +13263,7 @@
             <w:r/>
             <w:r>
               <w:rPr>
-                <w:rFonts w:ascii="Arial Unicode MS" w:hAnsi="Arial Unicode MS" w:eastAsia="Arial Unicode MS"/>
+                <w:rFonts w:ascii="Apple SD Gothic Neo" w:hAnsi="Apple SD Gothic Neo" w:eastAsia="Apple SD Gothic Neo"/>
                 <w:b w:val="0"/>
                 <w:color w:val="16243A"/>
                 <w:sz w:val="17"/>
@@ -13273,7 +13291,7 @@
             <w:r/>
             <w:r>
               <w:rPr>
-                <w:rFonts w:ascii="Arial Unicode MS" w:hAnsi="Arial Unicode MS" w:eastAsia="Arial Unicode MS"/>
+                <w:rFonts w:ascii="Apple SD Gothic Neo" w:hAnsi="Apple SD Gothic Neo" w:eastAsia="Apple SD Gothic Neo"/>
                 <w:b w:val="0"/>
                 <w:color w:val="16243A"/>
                 <w:sz w:val="17"/>
@@ -13306,7 +13324,7 @@
             <w:r/>
             <w:r>
               <w:rPr>
-                <w:rFonts w:ascii="Arial Unicode MS" w:hAnsi="Arial Unicode MS" w:eastAsia="Arial Unicode MS"/>
+                <w:rFonts w:ascii="Apple SD Gothic Neo" w:hAnsi="Apple SD Gothic Neo" w:eastAsia="Apple SD Gothic Neo"/>
                 <w:b/>
                 <w:color w:val="16243A"/>
                 <w:sz w:val="17"/>
@@ -13334,7 +13352,7 @@
             <w:r/>
             <w:r>
               <w:rPr>
-                <w:rFonts w:ascii="Arial Unicode MS" w:hAnsi="Arial Unicode MS" w:eastAsia="Arial Unicode MS"/>
+                <w:rFonts w:ascii="Apple SD Gothic Neo" w:hAnsi="Apple SD Gothic Neo" w:eastAsia="Apple SD Gothic Neo"/>
                 <w:b w:val="0"/>
                 <w:color w:val="16243A"/>
                 <w:sz w:val="17"/>
@@ -13362,7 +13380,7 @@
             <w:r/>
             <w:r>
               <w:rPr>
-                <w:rFonts w:ascii="Arial Unicode MS" w:hAnsi="Arial Unicode MS" w:eastAsia="Arial Unicode MS"/>
+                <w:rFonts w:ascii="Apple SD Gothic Neo" w:hAnsi="Apple SD Gothic Neo" w:eastAsia="Apple SD Gothic Neo"/>
                 <w:b w:val="0"/>
                 <w:color w:val="16243A"/>
                 <w:sz w:val="17"/>
@@ -13390,7 +13408,7 @@
             <w:r/>
             <w:r>
               <w:rPr>
-                <w:rFonts w:ascii="Arial Unicode MS" w:hAnsi="Arial Unicode MS" w:eastAsia="Arial Unicode MS"/>
+                <w:rFonts w:ascii="Apple SD Gothic Neo" w:hAnsi="Apple SD Gothic Neo" w:eastAsia="Apple SD Gothic Neo"/>
                 <w:b w:val="0"/>
                 <w:color w:val="16243A"/>
                 <w:sz w:val="17"/>
@@ -13423,7 +13441,7 @@
             <w:r/>
             <w:r>
               <w:rPr>
-                <w:rFonts w:ascii="Arial Unicode MS" w:hAnsi="Arial Unicode MS" w:eastAsia="Arial Unicode MS"/>
+                <w:rFonts w:ascii="Apple SD Gothic Neo" w:hAnsi="Apple SD Gothic Neo" w:eastAsia="Apple SD Gothic Neo"/>
                 <w:b/>
                 <w:color w:val="16243A"/>
                 <w:sz w:val="17"/>
@@ -13451,7 +13469,7 @@
             <w:r/>
             <w:r>
               <w:rPr>
-                <w:rFonts w:ascii="Arial Unicode MS" w:hAnsi="Arial Unicode MS" w:eastAsia="Arial Unicode MS"/>
+                <w:rFonts w:ascii="Apple SD Gothic Neo" w:hAnsi="Apple SD Gothic Neo" w:eastAsia="Apple SD Gothic Neo"/>
                 <w:b w:val="0"/>
                 <w:color w:val="16243A"/>
                 <w:sz w:val="17"/>
@@ -13479,7 +13497,7 @@
             <w:r/>
             <w:r>
               <w:rPr>
-                <w:rFonts w:ascii="Arial Unicode MS" w:hAnsi="Arial Unicode MS" w:eastAsia="Arial Unicode MS"/>
+                <w:rFonts w:ascii="Apple SD Gothic Neo" w:hAnsi="Apple SD Gothic Neo" w:eastAsia="Apple SD Gothic Neo"/>
                 <w:b w:val="0"/>
                 <w:color w:val="16243A"/>
                 <w:sz w:val="17"/>
@@ -13507,7 +13525,7 @@
             <w:r/>
             <w:r>
               <w:rPr>
-                <w:rFonts w:ascii="Arial Unicode MS" w:hAnsi="Arial Unicode MS" w:eastAsia="Arial Unicode MS"/>
+                <w:rFonts w:ascii="Apple SD Gothic Neo" w:hAnsi="Apple SD Gothic Neo" w:eastAsia="Apple SD Gothic Neo"/>
                 <w:b w:val="0"/>
                 <w:color w:val="16243A"/>
                 <w:sz w:val="17"/>
@@ -13540,7 +13558,7 @@
             <w:r/>
             <w:r>
               <w:rPr>
-                <w:rFonts w:ascii="Arial Unicode MS" w:hAnsi="Arial Unicode MS" w:eastAsia="Arial Unicode MS"/>
+                <w:rFonts w:ascii="Apple SD Gothic Neo" w:hAnsi="Apple SD Gothic Neo" w:eastAsia="Apple SD Gothic Neo"/>
                 <w:b/>
                 <w:color w:val="16243A"/>
                 <w:sz w:val="17"/>
@@ -13568,7 +13586,7 @@
             <w:r/>
             <w:r>
               <w:rPr>
-                <w:rFonts w:ascii="Arial Unicode MS" w:hAnsi="Arial Unicode MS" w:eastAsia="Arial Unicode MS"/>
+                <w:rFonts w:ascii="Apple SD Gothic Neo" w:hAnsi="Apple SD Gothic Neo" w:eastAsia="Apple SD Gothic Neo"/>
                 <w:b w:val="0"/>
                 <w:color w:val="16243A"/>
                 <w:sz w:val="17"/>
@@ -13596,7 +13614,7 @@
             <w:r/>
             <w:r>
               <w:rPr>
-                <w:rFonts w:ascii="Arial Unicode MS" w:hAnsi="Arial Unicode MS" w:eastAsia="Arial Unicode MS"/>
+                <w:rFonts w:ascii="Apple SD Gothic Neo" w:hAnsi="Apple SD Gothic Neo" w:eastAsia="Apple SD Gothic Neo"/>
                 <w:b w:val="0"/>
                 <w:color w:val="16243A"/>
                 <w:sz w:val="17"/>
@@ -13624,7 +13642,7 @@
             <w:r/>
             <w:r>
               <w:rPr>
-                <w:rFonts w:ascii="Arial Unicode MS" w:hAnsi="Arial Unicode MS" w:eastAsia="Arial Unicode MS"/>
+                <w:rFonts w:ascii="Apple SD Gothic Neo" w:hAnsi="Apple SD Gothic Neo" w:eastAsia="Apple SD Gothic Neo"/>
                 <w:b w:val="0"/>
                 <w:color w:val="16243A"/>
                 <w:sz w:val="17"/>
@@ -13657,7 +13675,7 @@
             <w:r/>
             <w:r>
               <w:rPr>
-                <w:rFonts w:ascii="Arial Unicode MS" w:hAnsi="Arial Unicode MS" w:eastAsia="Arial Unicode MS"/>
+                <w:rFonts w:ascii="Apple SD Gothic Neo" w:hAnsi="Apple SD Gothic Neo" w:eastAsia="Apple SD Gothic Neo"/>
                 <w:b/>
                 <w:color w:val="16243A"/>
                 <w:sz w:val="17"/>
@@ -13685,7 +13703,7 @@
             <w:r/>
             <w:r>
               <w:rPr>
-                <w:rFonts w:ascii="Arial Unicode MS" w:hAnsi="Arial Unicode MS" w:eastAsia="Arial Unicode MS"/>
+                <w:rFonts w:ascii="Apple SD Gothic Neo" w:hAnsi="Apple SD Gothic Neo" w:eastAsia="Apple SD Gothic Neo"/>
                 <w:b w:val="0"/>
                 <w:color w:val="16243A"/>
                 <w:sz w:val="17"/>
@@ -13713,7 +13731,7 @@
             <w:r/>
             <w:r>
               <w:rPr>
-                <w:rFonts w:ascii="Arial Unicode MS" w:hAnsi="Arial Unicode MS" w:eastAsia="Arial Unicode MS"/>
+                <w:rFonts w:ascii="Apple SD Gothic Neo" w:hAnsi="Apple SD Gothic Neo" w:eastAsia="Apple SD Gothic Neo"/>
                 <w:b w:val="0"/>
                 <w:color w:val="16243A"/>
                 <w:sz w:val="17"/>
@@ -13741,7 +13759,7 @@
             <w:r/>
             <w:r>
               <w:rPr>
-                <w:rFonts w:ascii="Arial Unicode MS" w:hAnsi="Arial Unicode MS" w:eastAsia="Arial Unicode MS"/>
+                <w:rFonts w:ascii="Apple SD Gothic Neo" w:hAnsi="Apple SD Gothic Neo" w:eastAsia="Apple SD Gothic Neo"/>
                 <w:b w:val="0"/>
                 <w:color w:val="16243A"/>
                 <w:sz w:val="17"/>
@@ -13774,7 +13792,7 @@
             <w:r/>
             <w:r>
               <w:rPr>
-                <w:rFonts w:ascii="Arial Unicode MS" w:hAnsi="Arial Unicode MS" w:eastAsia="Arial Unicode MS"/>
+                <w:rFonts w:ascii="Apple SD Gothic Neo" w:hAnsi="Apple SD Gothic Neo" w:eastAsia="Apple SD Gothic Neo"/>
                 <w:b/>
                 <w:color w:val="16243A"/>
                 <w:sz w:val="17"/>
@@ -13802,7 +13820,7 @@
             <w:r/>
             <w:r>
               <w:rPr>
-                <w:rFonts w:ascii="Arial Unicode MS" w:hAnsi="Arial Unicode MS" w:eastAsia="Arial Unicode MS"/>
+                <w:rFonts w:ascii="Apple SD Gothic Neo" w:hAnsi="Apple SD Gothic Neo" w:eastAsia="Apple SD Gothic Neo"/>
                 <w:b w:val="0"/>
                 <w:color w:val="16243A"/>
                 <w:sz w:val="17"/>
@@ -13830,7 +13848,7 @@
             <w:r/>
             <w:r>
               <w:rPr>
-                <w:rFonts w:ascii="Arial Unicode MS" w:hAnsi="Arial Unicode MS" w:eastAsia="Arial Unicode MS"/>
+                <w:rFonts w:ascii="Apple SD Gothic Neo" w:hAnsi="Apple SD Gothic Neo" w:eastAsia="Apple SD Gothic Neo"/>
                 <w:b w:val="0"/>
                 <w:color w:val="16243A"/>
                 <w:sz w:val="17"/>
@@ -13858,7 +13876,7 @@
             <w:r/>
             <w:r>
               <w:rPr>
-                <w:rFonts w:ascii="Arial Unicode MS" w:hAnsi="Arial Unicode MS" w:eastAsia="Arial Unicode MS"/>
+                <w:rFonts w:ascii="Apple SD Gothic Neo" w:hAnsi="Apple SD Gothic Neo" w:eastAsia="Apple SD Gothic Neo"/>
                 <w:b w:val="0"/>
                 <w:color w:val="16243A"/>
                 <w:sz w:val="17"/>
@@ -13891,7 +13909,7 @@
             <w:r/>
             <w:r>
               <w:rPr>
-                <w:rFonts w:ascii="Arial Unicode MS" w:hAnsi="Arial Unicode MS" w:eastAsia="Arial Unicode MS"/>
+                <w:rFonts w:ascii="Apple SD Gothic Neo" w:hAnsi="Apple SD Gothic Neo" w:eastAsia="Apple SD Gothic Neo"/>
                 <w:b/>
                 <w:color w:val="16243A"/>
                 <w:sz w:val="17"/>
@@ -13919,7 +13937,7 @@
             <w:r/>
             <w:r>
               <w:rPr>
-                <w:rFonts w:ascii="Arial Unicode MS" w:hAnsi="Arial Unicode MS" w:eastAsia="Arial Unicode MS"/>
+                <w:rFonts w:ascii="Apple SD Gothic Neo" w:hAnsi="Apple SD Gothic Neo" w:eastAsia="Apple SD Gothic Neo"/>
                 <w:b w:val="0"/>
                 <w:color w:val="16243A"/>
                 <w:sz w:val="17"/>
@@ -13947,7 +13965,7 @@
             <w:r/>
             <w:r>
               <w:rPr>
-                <w:rFonts w:ascii="Arial Unicode MS" w:hAnsi="Arial Unicode MS" w:eastAsia="Arial Unicode MS"/>
+                <w:rFonts w:ascii="Apple SD Gothic Neo" w:hAnsi="Apple SD Gothic Neo" w:eastAsia="Apple SD Gothic Neo"/>
                 <w:b w:val="0"/>
                 <w:color w:val="16243A"/>
                 <w:sz w:val="17"/>
@@ -13975,7 +13993,7 @@
             <w:r/>
             <w:r>
               <w:rPr>
-                <w:rFonts w:ascii="Arial Unicode MS" w:hAnsi="Arial Unicode MS" w:eastAsia="Arial Unicode MS"/>
+                <w:rFonts w:ascii="Apple SD Gothic Neo" w:hAnsi="Apple SD Gothic Neo" w:eastAsia="Apple SD Gothic Neo"/>
                 <w:b w:val="0"/>
                 <w:color w:val="16243A"/>
                 <w:sz w:val="17"/>
@@ -14008,7 +14026,7 @@
             <w:r/>
             <w:r>
               <w:rPr>
-                <w:rFonts w:ascii="Arial Unicode MS" w:hAnsi="Arial Unicode MS" w:eastAsia="Arial Unicode MS"/>
+                <w:rFonts w:ascii="Apple SD Gothic Neo" w:hAnsi="Apple SD Gothic Neo" w:eastAsia="Apple SD Gothic Neo"/>
                 <w:b/>
                 <w:color w:val="16243A"/>
                 <w:sz w:val="17"/>
@@ -14036,7 +14054,7 @@
             <w:r/>
             <w:r>
               <w:rPr>
-                <w:rFonts w:ascii="Arial Unicode MS" w:hAnsi="Arial Unicode MS" w:eastAsia="Arial Unicode MS"/>
+                <w:rFonts w:ascii="Apple SD Gothic Neo" w:hAnsi="Apple SD Gothic Neo" w:eastAsia="Apple SD Gothic Neo"/>
                 <w:b w:val="0"/>
                 <w:color w:val="16243A"/>
                 <w:sz w:val="17"/>
@@ -14064,7 +14082,7 @@
             <w:r/>
             <w:r>
               <w:rPr>
-                <w:rFonts w:ascii="Arial Unicode MS" w:hAnsi="Arial Unicode MS" w:eastAsia="Arial Unicode MS"/>
+                <w:rFonts w:ascii="Apple SD Gothic Neo" w:hAnsi="Apple SD Gothic Neo" w:eastAsia="Apple SD Gothic Neo"/>
                 <w:b w:val="0"/>
                 <w:color w:val="16243A"/>
                 <w:sz w:val="17"/>
@@ -14092,7 +14110,7 @@
             <w:r/>
             <w:r>
               <w:rPr>
-                <w:rFonts w:ascii="Arial Unicode MS" w:hAnsi="Arial Unicode MS" w:eastAsia="Arial Unicode MS"/>
+                <w:rFonts w:ascii="Apple SD Gothic Neo" w:hAnsi="Apple SD Gothic Neo" w:eastAsia="Apple SD Gothic Neo"/>
                 <w:b w:val="0"/>
                 <w:color w:val="16243A"/>
                 <w:sz w:val="17"/>
@@ -14125,7 +14143,7 @@
             <w:r/>
             <w:r>
               <w:rPr>
-                <w:rFonts w:ascii="Arial Unicode MS" w:hAnsi="Arial Unicode MS" w:eastAsia="Arial Unicode MS"/>
+                <w:rFonts w:ascii="Apple SD Gothic Neo" w:hAnsi="Apple SD Gothic Neo" w:eastAsia="Apple SD Gothic Neo"/>
                 <w:b/>
                 <w:color w:val="16243A"/>
                 <w:sz w:val="17"/>
@@ -14153,7 +14171,7 @@
             <w:r/>
             <w:r>
               <w:rPr>
-                <w:rFonts w:ascii="Arial Unicode MS" w:hAnsi="Arial Unicode MS" w:eastAsia="Arial Unicode MS"/>
+                <w:rFonts w:ascii="Apple SD Gothic Neo" w:hAnsi="Apple SD Gothic Neo" w:eastAsia="Apple SD Gothic Neo"/>
                 <w:b w:val="0"/>
                 <w:color w:val="16243A"/>
                 <w:sz w:val="17"/>
@@ -14181,7 +14199,7 @@
             <w:r/>
             <w:r>
               <w:rPr>
-                <w:rFonts w:ascii="Arial Unicode MS" w:hAnsi="Arial Unicode MS" w:eastAsia="Arial Unicode MS"/>
+                <w:rFonts w:ascii="Apple SD Gothic Neo" w:hAnsi="Apple SD Gothic Neo" w:eastAsia="Apple SD Gothic Neo"/>
                 <w:b w:val="0"/>
                 <w:color w:val="16243A"/>
                 <w:sz w:val="17"/>
@@ -14209,7 +14227,7 @@
             <w:r/>
             <w:r>
               <w:rPr>
-                <w:rFonts w:ascii="Arial Unicode MS" w:hAnsi="Arial Unicode MS" w:eastAsia="Arial Unicode MS"/>
+                <w:rFonts w:ascii="Apple SD Gothic Neo" w:hAnsi="Apple SD Gothic Neo" w:eastAsia="Apple SD Gothic Neo"/>
                 <w:b w:val="0"/>
                 <w:color w:val="16243A"/>
                 <w:sz w:val="17"/>
@@ -14242,7 +14260,7 @@
             <w:r/>
             <w:r>
               <w:rPr>
-                <w:rFonts w:ascii="Arial Unicode MS" w:hAnsi="Arial Unicode MS" w:eastAsia="Arial Unicode MS"/>
+                <w:rFonts w:ascii="Apple SD Gothic Neo" w:hAnsi="Apple SD Gothic Neo" w:eastAsia="Apple SD Gothic Neo"/>
                 <w:b/>
                 <w:color w:val="16243A"/>
                 <w:sz w:val="17"/>
@@ -14270,7 +14288,7 @@
             <w:r/>
             <w:r>
               <w:rPr>
-                <w:rFonts w:ascii="Arial Unicode MS" w:hAnsi="Arial Unicode MS" w:eastAsia="Arial Unicode MS"/>
+                <w:rFonts w:ascii="Apple SD Gothic Neo" w:hAnsi="Apple SD Gothic Neo" w:eastAsia="Apple SD Gothic Neo"/>
                 <w:b w:val="0"/>
                 <w:color w:val="16243A"/>
                 <w:sz w:val="17"/>
@@ -14298,7 +14316,7 @@
             <w:r/>
             <w:r>
               <w:rPr>
-                <w:rFonts w:ascii="Arial Unicode MS" w:hAnsi="Arial Unicode MS" w:eastAsia="Arial Unicode MS"/>
+                <w:rFonts w:ascii="Apple SD Gothic Neo" w:hAnsi="Apple SD Gothic Neo" w:eastAsia="Apple SD Gothic Neo"/>
                 <w:b w:val="0"/>
                 <w:color w:val="16243A"/>
                 <w:sz w:val="17"/>
@@ -14326,7 +14344,7 @@
             <w:r/>
             <w:r>
               <w:rPr>
-                <w:rFonts w:ascii="Arial Unicode MS" w:hAnsi="Arial Unicode MS" w:eastAsia="Arial Unicode MS"/>
+                <w:rFonts w:ascii="Apple SD Gothic Neo" w:hAnsi="Apple SD Gothic Neo" w:eastAsia="Apple SD Gothic Neo"/>
                 <w:b w:val="0"/>
                 <w:color w:val="16243A"/>
                 <w:sz w:val="17"/>
@@ -14359,7 +14377,7 @@
             <w:r/>
             <w:r>
               <w:rPr>
-                <w:rFonts w:ascii="Arial Unicode MS" w:hAnsi="Arial Unicode MS" w:eastAsia="Arial Unicode MS"/>
+                <w:rFonts w:ascii="Apple SD Gothic Neo" w:hAnsi="Apple SD Gothic Neo" w:eastAsia="Apple SD Gothic Neo"/>
                 <w:b/>
                 <w:color w:val="16243A"/>
                 <w:sz w:val="17"/>
@@ -14387,7 +14405,7 @@
             <w:r/>
             <w:r>
               <w:rPr>
-                <w:rFonts w:ascii="Arial Unicode MS" w:hAnsi="Arial Unicode MS" w:eastAsia="Arial Unicode MS"/>
+                <w:rFonts w:ascii="Apple SD Gothic Neo" w:hAnsi="Apple SD Gothic Neo" w:eastAsia="Apple SD Gothic Neo"/>
                 <w:b w:val="0"/>
                 <w:color w:val="16243A"/>
                 <w:sz w:val="17"/>
@@ -14415,7 +14433,7 @@
             <w:r/>
             <w:r>
               <w:rPr>
-                <w:rFonts w:ascii="Arial Unicode MS" w:hAnsi="Arial Unicode MS" w:eastAsia="Arial Unicode MS"/>
+                <w:rFonts w:ascii="Apple SD Gothic Neo" w:hAnsi="Apple SD Gothic Neo" w:eastAsia="Apple SD Gothic Neo"/>
                 <w:b w:val="0"/>
                 <w:color w:val="16243A"/>
                 <w:sz w:val="17"/>
@@ -14443,7 +14461,7 @@
             <w:r/>
             <w:r>
               <w:rPr>
-                <w:rFonts w:ascii="Arial Unicode MS" w:hAnsi="Arial Unicode MS" w:eastAsia="Arial Unicode MS"/>
+                <w:rFonts w:ascii="Apple SD Gothic Neo" w:hAnsi="Apple SD Gothic Neo" w:eastAsia="Apple SD Gothic Neo"/>
                 <w:b w:val="0"/>
                 <w:color w:val="16243A"/>
                 <w:sz w:val="17"/>
@@ -14476,7 +14494,7 @@
             <w:r/>
             <w:r>
               <w:rPr>
-                <w:rFonts w:ascii="Arial Unicode MS" w:hAnsi="Arial Unicode MS" w:eastAsia="Arial Unicode MS"/>
+                <w:rFonts w:ascii="Apple SD Gothic Neo" w:hAnsi="Apple SD Gothic Neo" w:eastAsia="Apple SD Gothic Neo"/>
                 <w:b/>
                 <w:color w:val="16243A"/>
                 <w:sz w:val="17"/>
@@ -14504,7 +14522,7 @@
             <w:r/>
             <w:r>
               <w:rPr>
-                <w:rFonts w:ascii="Arial Unicode MS" w:hAnsi="Arial Unicode MS" w:eastAsia="Arial Unicode MS"/>
+                <w:rFonts w:ascii="Apple SD Gothic Neo" w:hAnsi="Apple SD Gothic Neo" w:eastAsia="Apple SD Gothic Neo"/>
                 <w:b w:val="0"/>
                 <w:color w:val="16243A"/>
                 <w:sz w:val="17"/>
@@ -14532,7 +14550,7 @@
             <w:r/>
             <w:r>
               <w:rPr>
-                <w:rFonts w:ascii="Arial Unicode MS" w:hAnsi="Arial Unicode MS" w:eastAsia="Arial Unicode MS"/>
+                <w:rFonts w:ascii="Apple SD Gothic Neo" w:hAnsi="Apple SD Gothic Neo" w:eastAsia="Apple SD Gothic Neo"/>
                 <w:b w:val="0"/>
                 <w:color w:val="16243A"/>
                 <w:sz w:val="17"/>
@@ -14560,7 +14578,7 @@
             <w:r/>
             <w:r>
               <w:rPr>
-                <w:rFonts w:ascii="Arial Unicode MS" w:hAnsi="Arial Unicode MS" w:eastAsia="Arial Unicode MS"/>
+                <w:rFonts w:ascii="Apple SD Gothic Neo" w:hAnsi="Apple SD Gothic Neo" w:eastAsia="Apple SD Gothic Neo"/>
                 <w:b w:val="0"/>
                 <w:color w:val="16243A"/>
                 <w:sz w:val="17"/>
@@ -14593,7 +14611,7 @@
             <w:r/>
             <w:r>
               <w:rPr>
-                <w:rFonts w:ascii="Arial Unicode MS" w:hAnsi="Arial Unicode MS" w:eastAsia="Arial Unicode MS"/>
+                <w:rFonts w:ascii="Apple SD Gothic Neo" w:hAnsi="Apple SD Gothic Neo" w:eastAsia="Apple SD Gothic Neo"/>
                 <w:b/>
                 <w:color w:val="16243A"/>
                 <w:sz w:val="17"/>
@@ -14621,7 +14639,7 @@
             <w:r/>
             <w:r>
               <w:rPr>
-                <w:rFonts w:ascii="Arial Unicode MS" w:hAnsi="Arial Unicode MS" w:eastAsia="Arial Unicode MS"/>
+                <w:rFonts w:ascii="Apple SD Gothic Neo" w:hAnsi="Apple SD Gothic Neo" w:eastAsia="Apple SD Gothic Neo"/>
                 <w:b w:val="0"/>
                 <w:color w:val="16243A"/>
                 <w:sz w:val="17"/>
@@ -14649,7 +14667,7 @@
             <w:r/>
             <w:r>
               <w:rPr>
-                <w:rFonts w:ascii="Arial Unicode MS" w:hAnsi="Arial Unicode MS" w:eastAsia="Arial Unicode MS"/>
+                <w:rFonts w:ascii="Apple SD Gothic Neo" w:hAnsi="Apple SD Gothic Neo" w:eastAsia="Apple SD Gothic Neo"/>
                 <w:b w:val="0"/>
                 <w:color w:val="16243A"/>
                 <w:sz w:val="17"/>
@@ -14677,7 +14695,7 @@
             <w:r/>
             <w:r>
               <w:rPr>
-                <w:rFonts w:ascii="Arial Unicode MS" w:hAnsi="Arial Unicode MS" w:eastAsia="Arial Unicode MS"/>
+                <w:rFonts w:ascii="Apple SD Gothic Neo" w:hAnsi="Apple SD Gothic Neo" w:eastAsia="Apple SD Gothic Neo"/>
                 <w:b w:val="0"/>
                 <w:color w:val="16243A"/>
                 <w:sz w:val="17"/>
@@ -14710,7 +14728,7 @@
             <w:r/>
             <w:r>
               <w:rPr>
-                <w:rFonts w:ascii="Arial Unicode MS" w:hAnsi="Arial Unicode MS" w:eastAsia="Arial Unicode MS"/>
+                <w:rFonts w:ascii="Apple SD Gothic Neo" w:hAnsi="Apple SD Gothic Neo" w:eastAsia="Apple SD Gothic Neo"/>
                 <w:b/>
                 <w:color w:val="16243A"/>
                 <w:sz w:val="17"/>
@@ -14738,7 +14756,7 @@
             <w:r/>
             <w:r>
               <w:rPr>
-                <w:rFonts w:ascii="Arial Unicode MS" w:hAnsi="Arial Unicode MS" w:eastAsia="Arial Unicode MS"/>
+                <w:rFonts w:ascii="Apple SD Gothic Neo" w:hAnsi="Apple SD Gothic Neo" w:eastAsia="Apple SD Gothic Neo"/>
                 <w:b w:val="0"/>
                 <w:color w:val="16243A"/>
                 <w:sz w:val="17"/>
@@ -14766,7 +14784,7 @@
             <w:r/>
             <w:r>
               <w:rPr>
-                <w:rFonts w:ascii="Arial Unicode MS" w:hAnsi="Arial Unicode MS" w:eastAsia="Arial Unicode MS"/>
+                <w:rFonts w:ascii="Apple SD Gothic Neo" w:hAnsi="Apple SD Gothic Neo" w:eastAsia="Apple SD Gothic Neo"/>
                 <w:b w:val="0"/>
                 <w:color w:val="16243A"/>
                 <w:sz w:val="17"/>
@@ -14794,7 +14812,7 @@
             <w:r/>
             <w:r>
               <w:rPr>
-                <w:rFonts w:ascii="Arial Unicode MS" w:hAnsi="Arial Unicode MS" w:eastAsia="Arial Unicode MS"/>
+                <w:rFonts w:ascii="Apple SD Gothic Neo" w:hAnsi="Apple SD Gothic Neo" w:eastAsia="Apple SD Gothic Neo"/>
                 <w:b w:val="0"/>
                 <w:color w:val="16243A"/>
                 <w:sz w:val="17"/>
@@ -14827,7 +14845,7 @@
             <w:r/>
             <w:r>
               <w:rPr>
-                <w:rFonts w:ascii="Arial Unicode MS" w:hAnsi="Arial Unicode MS" w:eastAsia="Arial Unicode MS"/>
+                <w:rFonts w:ascii="Apple SD Gothic Neo" w:hAnsi="Apple SD Gothic Neo" w:eastAsia="Apple SD Gothic Neo"/>
                 <w:b/>
                 <w:color w:val="16243A"/>
                 <w:sz w:val="17"/>
@@ -14855,7 +14873,7 @@
             <w:r/>
             <w:r>
               <w:rPr>
-                <w:rFonts w:ascii="Arial Unicode MS" w:hAnsi="Arial Unicode MS" w:eastAsia="Arial Unicode MS"/>
+                <w:rFonts w:ascii="Apple SD Gothic Neo" w:hAnsi="Apple SD Gothic Neo" w:eastAsia="Apple SD Gothic Neo"/>
                 <w:b w:val="0"/>
                 <w:color w:val="16243A"/>
                 <w:sz w:val="17"/>
@@ -14883,7 +14901,7 @@
             <w:r/>
             <w:r>
               <w:rPr>
-                <w:rFonts w:ascii="Arial Unicode MS" w:hAnsi="Arial Unicode MS" w:eastAsia="Arial Unicode MS"/>
+                <w:rFonts w:ascii="Apple SD Gothic Neo" w:hAnsi="Apple SD Gothic Neo" w:eastAsia="Apple SD Gothic Neo"/>
                 <w:b w:val="0"/>
                 <w:color w:val="16243A"/>
                 <w:sz w:val="17"/>
@@ -14911,7 +14929,7 @@
             <w:r/>
             <w:r>
               <w:rPr>
-                <w:rFonts w:ascii="Arial Unicode MS" w:hAnsi="Arial Unicode MS" w:eastAsia="Arial Unicode MS"/>
+                <w:rFonts w:ascii="Apple SD Gothic Neo" w:hAnsi="Apple SD Gothic Neo" w:eastAsia="Apple SD Gothic Neo"/>
                 <w:b w:val="0"/>
                 <w:color w:val="16243A"/>
                 <w:sz w:val="17"/>
@@ -14944,7 +14962,7 @@
             <w:r/>
             <w:r>
               <w:rPr>
-                <w:rFonts w:ascii="Arial Unicode MS" w:hAnsi="Arial Unicode MS" w:eastAsia="Arial Unicode MS"/>
+                <w:rFonts w:ascii="Apple SD Gothic Neo" w:hAnsi="Apple SD Gothic Neo" w:eastAsia="Apple SD Gothic Neo"/>
                 <w:b/>
                 <w:color w:val="16243A"/>
                 <w:sz w:val="17"/>
@@ -14972,7 +14990,7 @@
             <w:r/>
             <w:r>
               <w:rPr>
-                <w:rFonts w:ascii="Arial Unicode MS" w:hAnsi="Arial Unicode MS" w:eastAsia="Arial Unicode MS"/>
+                <w:rFonts w:ascii="Apple SD Gothic Neo" w:hAnsi="Apple SD Gothic Neo" w:eastAsia="Apple SD Gothic Neo"/>
                 <w:b w:val="0"/>
                 <w:color w:val="16243A"/>
                 <w:sz w:val="17"/>
@@ -15000,7 +15018,7 @@
             <w:r/>
             <w:r>
               <w:rPr>
-                <w:rFonts w:ascii="Arial Unicode MS" w:hAnsi="Arial Unicode MS" w:eastAsia="Arial Unicode MS"/>
+                <w:rFonts w:ascii="Apple SD Gothic Neo" w:hAnsi="Apple SD Gothic Neo" w:eastAsia="Apple SD Gothic Neo"/>
                 <w:b w:val="0"/>
                 <w:color w:val="16243A"/>
                 <w:sz w:val="17"/>
@@ -15028,7 +15046,7 @@
             <w:r/>
             <w:r>
               <w:rPr>
-                <w:rFonts w:ascii="Arial Unicode MS" w:hAnsi="Arial Unicode MS" w:eastAsia="Arial Unicode MS"/>
+                <w:rFonts w:ascii="Apple SD Gothic Neo" w:hAnsi="Apple SD Gothic Neo" w:eastAsia="Apple SD Gothic Neo"/>
                 <w:b w:val="0"/>
                 <w:color w:val="16243A"/>
                 <w:sz w:val="17"/>
@@ -15061,7 +15079,7 @@
             <w:r/>
             <w:r>
               <w:rPr>
-                <w:rFonts w:ascii="Arial Unicode MS" w:hAnsi="Arial Unicode MS" w:eastAsia="Arial Unicode MS"/>
+                <w:rFonts w:ascii="Apple SD Gothic Neo" w:hAnsi="Apple SD Gothic Neo" w:eastAsia="Apple SD Gothic Neo"/>
                 <w:b/>
                 <w:color w:val="16243A"/>
                 <w:sz w:val="17"/>
@@ -15089,7 +15107,7 @@
             <w:r/>
             <w:r>
               <w:rPr>
-                <w:rFonts w:ascii="Arial Unicode MS" w:hAnsi="Arial Unicode MS" w:eastAsia="Arial Unicode MS"/>
+                <w:rFonts w:ascii="Apple SD Gothic Neo" w:hAnsi="Apple SD Gothic Neo" w:eastAsia="Apple SD Gothic Neo"/>
                 <w:b w:val="0"/>
                 <w:color w:val="16243A"/>
                 <w:sz w:val="17"/>
@@ -15117,7 +15135,7 @@
             <w:r/>
             <w:r>
               <w:rPr>
-                <w:rFonts w:ascii="Arial Unicode MS" w:hAnsi="Arial Unicode MS" w:eastAsia="Arial Unicode MS"/>
+                <w:rFonts w:ascii="Apple SD Gothic Neo" w:hAnsi="Apple SD Gothic Neo" w:eastAsia="Apple SD Gothic Neo"/>
                 <w:b w:val="0"/>
                 <w:color w:val="16243A"/>
                 <w:sz w:val="17"/>
@@ -15145,7 +15163,7 @@
             <w:r/>
             <w:r>
               <w:rPr>
-                <w:rFonts w:ascii="Arial Unicode MS" w:hAnsi="Arial Unicode MS" w:eastAsia="Arial Unicode MS"/>
+                <w:rFonts w:ascii="Apple SD Gothic Neo" w:hAnsi="Apple SD Gothic Neo" w:eastAsia="Apple SD Gothic Neo"/>
                 <w:b w:val="0"/>
                 <w:color w:val="16243A"/>
                 <w:sz w:val="17"/>
@@ -15178,7 +15196,7 @@
             <w:r/>
             <w:r>
               <w:rPr>
-                <w:rFonts w:ascii="Arial Unicode MS" w:hAnsi="Arial Unicode MS" w:eastAsia="Arial Unicode MS"/>
+                <w:rFonts w:ascii="Apple SD Gothic Neo" w:hAnsi="Apple SD Gothic Neo" w:eastAsia="Apple SD Gothic Neo"/>
                 <w:b/>
                 <w:color w:val="16243A"/>
                 <w:sz w:val="17"/>
@@ -15206,7 +15224,7 @@
             <w:r/>
             <w:r>
               <w:rPr>
-                <w:rFonts w:ascii="Arial Unicode MS" w:hAnsi="Arial Unicode MS" w:eastAsia="Arial Unicode MS"/>
+                <w:rFonts w:ascii="Apple SD Gothic Neo" w:hAnsi="Apple SD Gothic Neo" w:eastAsia="Apple SD Gothic Neo"/>
                 <w:b w:val="0"/>
                 <w:color w:val="16243A"/>
                 <w:sz w:val="17"/>
@@ -15234,7 +15252,7 @@
             <w:r/>
             <w:r>
               <w:rPr>
-                <w:rFonts w:ascii="Arial Unicode MS" w:hAnsi="Arial Unicode MS" w:eastAsia="Arial Unicode MS"/>
+                <w:rFonts w:ascii="Apple SD Gothic Neo" w:hAnsi="Apple SD Gothic Neo" w:eastAsia="Apple SD Gothic Neo"/>
                 <w:b w:val="0"/>
                 <w:color w:val="16243A"/>
                 <w:sz w:val="17"/>
@@ -15262,7 +15280,7 @@
             <w:r/>
             <w:r>
               <w:rPr>
-                <w:rFonts w:ascii="Arial Unicode MS" w:hAnsi="Arial Unicode MS" w:eastAsia="Arial Unicode MS"/>
+                <w:rFonts w:ascii="Apple SD Gothic Neo" w:hAnsi="Apple SD Gothic Neo" w:eastAsia="Apple SD Gothic Neo"/>
                 <w:b w:val="0"/>
                 <w:color w:val="16243A"/>
                 <w:sz w:val="17"/>
@@ -15301,7 +15319,7 @@
     <w:r/>
     <w:r>
       <w:rPr>
-        <w:rFonts w:ascii="Arial Unicode MS" w:hAnsi="Arial Unicode MS" w:eastAsia="Arial Unicode MS"/>
+        <w:rFonts w:ascii="Apple SD Gothic Neo" w:hAnsi="Apple SD Gothic Neo" w:eastAsia="Apple SD Gothic Neo"/>
         <w:color w:val="5E6878"/>
         <w:sz w:val="17"/>
       </w:rPr>
@@ -15325,12 +15343,12 @@
     <w:r/>
     <w:r>
       <w:rPr>
-        <w:rFonts w:ascii="Arial Unicode MS" w:hAnsi="Arial Unicode MS" w:eastAsia="Arial Unicode MS"/>
+        <w:rFonts w:ascii="Apple SD Gothic Neo" w:hAnsi="Apple SD Gothic Neo" w:eastAsia="Apple SD Gothic Neo"/>
         <w:b/>
         <w:color w:val="5E6878"/>
         <w:sz w:val="17"/>
       </w:rPr>
-      <w:t>기술검토 부록   ·   FDS-APP-2026-08-v1.3</w:t>
+      <w:t>기술검토 부록   ·   FDS-APP-2026-08-v1.4</w:t>
     </w:r>
   </w:p>
 </w:hdr>
@@ -15741,7 +15759,7 @@
       <w:spacing w:before="0" w:after="120" w:line="300" w:lineRule="auto"/>
     </w:pPr>
     <w:rPr>
-      <w:rFonts w:ascii="Arial Unicode MS" w:hAnsi="Arial Unicode MS" w:eastAsia="Arial Unicode MS"/>
+      <w:rFonts w:ascii="Apple SD Gothic Neo" w:hAnsi="Apple SD Gothic Neo" w:eastAsia="Apple SD Gothic Neo"/>
       <w:color w:val="16243A"/>
       <w:sz w:val="22"/>
     </w:rPr>
@@ -15805,7 +15823,7 @@
       <w:outlineLvl w:val="0"/>
     </w:pPr>
     <w:rPr>
-      <w:rFonts w:asciiTheme="majorHAnsi" w:eastAsiaTheme="majorEastAsia" w:hAnsiTheme="majorHAnsi" w:cstheme="majorBidi" w:ascii="Arial Unicode MS" w:hAnsi="Arial Unicode MS" w:eastAsia="Arial Unicode MS"/>
+      <w:rFonts w:asciiTheme="majorHAnsi" w:eastAsiaTheme="majorEastAsia" w:hAnsiTheme="majorHAnsi" w:cstheme="majorBidi" w:ascii="Apple SD Gothic Neo" w:hAnsi="Apple SD Gothic Neo" w:eastAsia="Apple SD Gothic Neo"/>
       <w:b/>
       <w:bCs/>
       <w:color w:val="2454DB"/>
@@ -15829,7 +15847,7 @@
       <w:outlineLvl w:val="1"/>
     </w:pPr>
     <w:rPr>
-      <w:rFonts w:asciiTheme="majorHAnsi" w:eastAsiaTheme="majorEastAsia" w:hAnsiTheme="majorHAnsi" w:cstheme="majorBidi" w:ascii="Arial Unicode MS" w:hAnsi="Arial Unicode MS" w:eastAsia="Arial Unicode MS"/>
+      <w:rFonts w:asciiTheme="majorHAnsi" w:eastAsiaTheme="majorEastAsia" w:hAnsiTheme="majorHAnsi" w:cstheme="majorBidi" w:ascii="Apple SD Gothic Neo" w:hAnsi="Apple SD Gothic Neo" w:eastAsia="Apple SD Gothic Neo"/>
       <w:b/>
       <w:bCs/>
       <w:color w:val="2454DB"/>
@@ -15853,7 +15871,7 @@
       <w:outlineLvl w:val="2"/>
     </w:pPr>
     <w:rPr>
-      <w:rFonts w:asciiTheme="majorHAnsi" w:eastAsiaTheme="majorEastAsia" w:hAnsiTheme="majorHAnsi" w:cstheme="majorBidi" w:ascii="Arial Unicode MS" w:hAnsi="Arial Unicode MS" w:eastAsia="Arial Unicode MS"/>
+      <w:rFonts w:asciiTheme="majorHAnsi" w:eastAsiaTheme="majorEastAsia" w:hAnsiTheme="majorHAnsi" w:cstheme="majorBidi" w:ascii="Apple SD Gothic Neo" w:hAnsi="Apple SD Gothic Neo" w:eastAsia="Apple SD Gothic Neo"/>
       <w:b/>
       <w:bCs/>
       <w:color w:val="17356F"/>

--- a/docs/기능정의서_기술검토_부록.docx
+++ b/docs/기능정의서_기술검토_부록.docx
@@ -184,7 +184,7 @@
                 <w:color w:val="16243A"/>
                 <w:sz w:val="19"/>
               </w:rPr>
-              <w:t>v1.4 · 2026-08-25</w:t>
+              <w:t>v1.5 · 2026-08-25</w:t>
             </w:r>
           </w:p>
         </w:tc>
@@ -245,7 +245,7 @@
                 <w:color w:val="16243A"/>
                 <w:sz w:val="19"/>
               </w:rPr>
-              <w:t>글로벌 개인정보 문서 서비스 기능정의서 v2.4</w:t>
+              <w:t>글로벌 개인정보 문서 서비스 기능정의서 v2.5</w:t>
             </w:r>
           </w:p>
         </w:tc>
@@ -1860,7 +1860,7 @@
                 <w:color w:val="16243A"/>
                 <w:sz w:val="17"/>
               </w:rPr>
-              <w:t>서비스·목표 국가·상태를 묶는 작업 단위</w:t>
+              <w:t>서비스·선택한 목표 국가 목록·상태를 묶는 작업 단위</w:t>
             </w:r>
           </w:p>
         </w:tc>
@@ -1888,7 +1888,7 @@
                 <w:color w:val="16243A"/>
                 <w:sz w:val="17"/>
               </w:rPr>
-              <w:t>project_id · company_id</w:t>
+              <w:t>project_id · company_id · target_jurisdictions</w:t>
             </w:r>
           </w:p>
         </w:tc>
@@ -4131,7 +4131,7 @@
           <w:color w:val="16243A"/>
           <w:sz w:val="21"/>
         </w:rPr>
-        <w:t>확정 사실과 작성 시점의 국가별 법령·공식 지침으로 4개 국가 초안을 만들고 출처·차이·생성 근거를 확인할 수 있다.</w:t>
+        <w:t>확정 사실과 작성 시점의 국가별 법령·공식 지침으로 사용자가 선택한 목표 국가의 초안만 만들고 출처·차이·생성 근거를 확인할 수 있다.</w:t>
       </w:r>
     </w:p>
     <w:p>
@@ -4315,7 +4315,7 @@
                 <w:color w:val="16243A"/>
                 <w:sz w:val="20"/>
               </w:rPr>
-              <w:t>4개 관할 법률 콘텐츠, 고객 사실 확인, 국가별 독립 버전, 공식 출처 변경 감지, 사람 승인 후 발행을 모두 충족하는 단일 성숙 오픈소스는 확인되지 않았습니다. 핵심 도메인과 법률 콘텐츠는 자체 소유하고 주변 기능만 부품으로 검증하는 구성이 적절합니다.</w:t>
+              <w:t>지원하는 4개 관할의 법률 콘텐츠, 고객 사실 확인, 선택 국가별 독립 버전, 공식 출처 변경 감지, 사람 승인 후 발행을 모두 충족하는 단일 성숙 오픈소스는 확인되지 않았습니다. 핵심 도메인과 법률 콘텐츠는 자체 소유하고 주변 기능만 부품으로 검증하는 구성이 적절합니다.</w:t>
             </w:r>
           </w:p>
         </w:tc>
@@ -6271,7 +6271,7 @@
                 <w:color w:val="16243A"/>
                 <w:sz w:val="18"/>
               </w:rPr>
-              <w:t>안전 검사→사실 확인→4개 초안→승인→발행 통합</w:t>
+              <w:t>4개 관할 중 목표 국가 선택→선택 국가 초안→승인→발행 통합</w:t>
             </w:r>
           </w:p>
         </w:tc>
@@ -15348,7 +15348,7 @@
         <w:color w:val="5E6878"/>
         <w:sz w:val="17"/>
       </w:rPr>
-      <w:t>기술검토 부록   ·   FDS-APP-2026-08-v1.4</w:t>
+      <w:t>기술검토 부록   ·   FDS-APP-2026-08-v1.5</w:t>
     </w:r>
   </w:p>
 </w:hdr>

--- a/docs/기능정의서_기술검토_부록.docx
+++ b/docs/기능정의서_기술검토_부록.docx
@@ -184,7 +184,7 @@
                 <w:color w:val="16243A"/>
                 <w:sz w:val="19"/>
               </w:rPr>
-              <w:t>v1.5 · 2026-08-25</w:t>
+              <w:t>v1.6 · 2026-08-25</w:t>
             </w:r>
           </w:p>
         </w:tc>
@@ -245,7 +245,7 @@
                 <w:color w:val="16243A"/>
                 <w:sz w:val="19"/>
               </w:rPr>
-              <w:t>글로벌 개인정보 문서 서비스 기능정의서 v2.5</w:t>
+              <w:t>글로벌 개인정보 문서 서비스 기능정의서 v2.6</w:t>
             </w:r>
           </w:p>
         </w:tc>
@@ -1949,7 +1949,7 @@
                 <w:color w:val="16243A"/>
                 <w:sz w:val="17"/>
               </w:rPr>
-              <w:t>URL·문서·공급업체 등 입력 자료</w:t>
+              <w:t>사용자 지정 개별 URL·문서·공급업체 등 입력 자료</w:t>
             </w:r>
           </w:p>
         </w:tc>
@@ -4077,7 +4077,7 @@
           <w:color w:val="16243A"/>
           <w:sz w:val="21"/>
         </w:rPr>
-        <w:t>개인정보 후보가 있는 자료는 외부 AI로 전송되지 않고 사용자가 위치와 조치 방법을 확인할 수 있다.</w:t>
+        <w:t>사용자가 지정한 개별 URL은 각각 안전검사 후 분석하며, 개인정보 후보가 있는 자료는 외부 AI로 전송되지 않고 사용자가 위치와 조치 방법을 확인할 수 있다.</w:t>
       </w:r>
     </w:p>
     <w:p>
@@ -15348,7 +15348,7 @@
         <w:color w:val="5E6878"/>
         <w:sz w:val="17"/>
       </w:rPr>
-      <w:t>기술검토 부록   ·   FDS-APP-2026-08-v1.5</w:t>
+      <w:t>기술검토 부록   ·   FDS-APP-2026-08-v1.6</w:t>
     </w:r>
   </w:p>
 </w:hdr>

--- a/docs/기능정의서_기술검토_부록.docx
+++ b/docs/기능정의서_기술검토_부록.docx
@@ -184,7 +184,7 @@
                 <w:color w:val="16243A"/>
                 <w:sz w:val="19"/>
               </w:rPr>
-              <w:t>v1.6 · 2026-08-25</w:t>
+              <w:t>v1.7 · 2026-08-25</w:t>
             </w:r>
           </w:p>
         </w:tc>
@@ -245,7 +245,7 @@
                 <w:color w:val="16243A"/>
                 <w:sz w:val="19"/>
               </w:rPr>
-              <w:t>글로벌 개인정보 문서 서비스 기능정의서 v2.6</w:t>
+              <w:t>글로벌 개인정보 문서 서비스 기능정의서 v2.7</w:t>
             </w:r>
           </w:p>
         </w:tc>
@@ -15348,7 +15348,7 @@
         <w:color w:val="5E6878"/>
         <w:sz w:val="17"/>
       </w:rPr>
-      <w:t>기술검토 부록   ·   FDS-APP-2026-08-v1.6</w:t>
+      <w:t>기술검토 부록   ·   FDS-APP-2026-08-v1.7</w:t>
     </w:r>
   </w:p>
 </w:hdr>

--- a/docs/기능정의서_기술검토_부록.docx
+++ b/docs/기능정의서_기술검토_부록.docx
@@ -184,7 +184,7 @@
                 <w:color w:val="16243A"/>
                 <w:sz w:val="19"/>
               </w:rPr>
-              <w:t>v1.7 · 2026-08-25</w:t>
+              <w:t>v1.8 · 2026-08-25</w:t>
             </w:r>
           </w:p>
         </w:tc>
@@ -7108,67 +7108,6 @@
           </w:p>
         </w:tc>
       </w:tr>
-      <w:tr>
-        <w:trPr>
-          <w:cantSplit/>
-        </w:trPr>
-        <w:tc>
-          <w:tcPr>
-            <w:tcW w:type="dxa" w:w="2700"/>
-            <w:tcMar>
-              <w:top w:w="80" w:type="dxa"/>
-              <w:start w:w="120" w:type="dxa"/>
-              <w:bottom w:w="80" w:type="dxa"/>
-              <w:end w:w="120" w:type="dxa"/>
-            </w:tcMar>
-            <w:vAlign w:val="center"/>
-          </w:tcPr>
-          <w:p>
-            <w:pPr>
-              <w:spacing w:before="0" w:after="0" w:line="276" w:lineRule="auto"/>
-              <w:jc w:val="left"/>
-            </w:pPr>
-            <w:r/>
-            <w:r>
-              <w:rPr>
-                <w:rFonts w:ascii="Apple SD Gothic Neo" w:hAnsi="Apple SD Gothic Neo" w:eastAsia="Apple SD Gothic Neo"/>
-                <w:b w:val="0"/>
-                <w:color w:val="16243A"/>
-                <w:sz w:val="18"/>
-              </w:rPr>
-              <w:t>제품 성공 기준</w:t>
-            </w:r>
-          </w:p>
-        </w:tc>
-        <w:tc>
-          <w:tcPr>
-            <w:tcW w:type="dxa" w:w="6660"/>
-            <w:tcMar>
-              <w:top w:w="80" w:type="dxa"/>
-              <w:start w:w="120" w:type="dxa"/>
-              <w:bottom w:w="80" w:type="dxa"/>
-              <w:end w:w="120" w:type="dxa"/>
-            </w:tcMar>
-            <w:vAlign w:val="center"/>
-          </w:tcPr>
-          <w:p>
-            <w:pPr>
-              <w:spacing w:before="0" w:after="0" w:line="276" w:lineRule="auto"/>
-              <w:jc w:val="left"/>
-            </w:pPr>
-            <w:r/>
-            <w:r>
-              <w:rPr>
-                <w:rFonts w:ascii="Apple SD Gothic Neo" w:hAnsi="Apple SD Gothic Neo" w:eastAsia="Apple SD Gothic Neo"/>
-                <w:b w:val="0"/>
-                <w:color w:val="16243A"/>
-                <w:sz w:val="18"/>
-              </w:rPr>
-              <w:t>활성화·문서 완성·오류·검토시간·변경대응 KPI와 목표값</w:t>
-            </w:r>
-          </w:p>
-        </w:tc>
-      </w:tr>
     </w:tbl>
     <w:p>
       <w:pPr>
@@ -15348,7 +15287,7 @@
         <w:color w:val="5E6878"/>
         <w:sz w:val="17"/>
       </w:rPr>
-      <w:t>기술검토 부록   ·   FDS-APP-2026-08-v1.7</w:t>
+      <w:t>기술검토 부록   ·   FDS-APP-2026-08-v1.8</w:t>
     </w:r>
   </w:p>
 </w:hdr>

--- a/docs/기능정의서_기술검토_부록.docx
+++ b/docs/기능정의서_기술검토_부록.docx
@@ -184,7 +184,7 @@
                 <w:color w:val="16243A"/>
                 <w:sz w:val="19"/>
               </w:rPr>
-              <w:t>v1.8 · 2026-08-25</w:t>
+              <w:t>v1.9 · 2026-08-25</w:t>
             </w:r>
           </w:p>
         </w:tc>
@@ -6892,7 +6892,7 @@
                 <w:color w:val="16243A"/>
                 <w:sz w:val="18"/>
               </w:rPr>
-              <w:t>상품·결제</w:t>
+              <w:t>데이터 보유</w:t>
             </w:r>
           </w:p>
         </w:tc>
@@ -6920,190 +6920,7 @@
                 <w:color w:val="16243A"/>
                 <w:sz w:val="18"/>
               </w:rPr>
-              <w:t>플랜·가격·무료 범위·과금 시점·환불·세금·영수증·구독 정책</w:t>
-            </w:r>
-          </w:p>
-        </w:tc>
-      </w:tr>
-      <w:tr>
-        <w:trPr>
-          <w:cantSplit/>
-        </w:trPr>
-        <w:tc>
-          <w:tcPr>
-            <w:tcW w:type="dxa" w:w="2700"/>
-            <w:tcMar>
-              <w:top w:w="80" w:type="dxa"/>
-              <w:start w:w="120" w:type="dxa"/>
-              <w:bottom w:w="80" w:type="dxa"/>
-              <w:end w:w="120" w:type="dxa"/>
-            </w:tcMar>
-            <w:vAlign w:val="center"/>
-          </w:tcPr>
-          <w:p>
-            <w:pPr>
-              <w:spacing w:before="0" w:after="0" w:line="276" w:lineRule="auto"/>
-              <w:jc w:val="left"/>
-            </w:pPr>
-            <w:r/>
-            <w:r>
-              <w:rPr>
-                <w:rFonts w:ascii="Apple SD Gothic Neo" w:hAnsi="Apple SD Gothic Neo" w:eastAsia="Apple SD Gothic Neo"/>
-                <w:b w:val="0"/>
-                <w:color w:val="16243A"/>
-                <w:sz w:val="18"/>
-              </w:rPr>
-              <w:t>외부 변호사 검수</w:t>
-            </w:r>
-          </w:p>
-        </w:tc>
-        <w:tc>
-          <w:tcPr>
-            <w:tcW w:type="dxa" w:w="6660"/>
-            <w:tcMar>
-              <w:top w:w="80" w:type="dxa"/>
-              <w:start w:w="120" w:type="dxa"/>
-              <w:bottom w:w="80" w:type="dxa"/>
-              <w:end w:w="120" w:type="dxa"/>
-            </w:tcMar>
-            <w:vAlign w:val="center"/>
-          </w:tcPr>
-          <w:p>
-            <w:pPr>
-              <w:spacing w:before="0" w:after="0" w:line="276" w:lineRule="auto"/>
-              <w:jc w:val="left"/>
-            </w:pPr>
-            <w:r/>
-            <w:r>
-              <w:rPr>
-                <w:rFonts w:ascii="Apple SD Gothic Neo" w:hAnsi="Apple SD Gothic Neo" w:eastAsia="Apple SD Gothic Neo"/>
-                <w:b w:val="0"/>
-                <w:color w:val="16243A"/>
-                <w:sz w:val="18"/>
-              </w:rPr>
-              <w:t>관할·자격·배정·NDA·이해상충·책임·SLA·재검수·환불 계약</w:t>
-            </w:r>
-          </w:p>
-        </w:tc>
-      </w:tr>
-      <w:tr>
-        <w:trPr>
-          <w:cantSplit/>
-        </w:trPr>
-        <w:tc>
-          <w:tcPr>
-            <w:tcW w:type="dxa" w:w="2700"/>
-            <w:tcMar>
-              <w:top w:w="80" w:type="dxa"/>
-              <w:start w:w="120" w:type="dxa"/>
-              <w:bottom w:w="80" w:type="dxa"/>
-              <w:end w:w="120" w:type="dxa"/>
-            </w:tcMar>
-            <w:vAlign w:val="center"/>
-          </w:tcPr>
-          <w:p>
-            <w:pPr>
-              <w:spacing w:before="0" w:after="0" w:line="276" w:lineRule="auto"/>
-              <w:jc w:val="left"/>
-            </w:pPr>
-            <w:r/>
-            <w:r>
-              <w:rPr>
-                <w:rFonts w:ascii="Apple SD Gothic Neo" w:hAnsi="Apple SD Gothic Neo" w:eastAsia="Apple SD Gothic Neo"/>
-                <w:b w:val="0"/>
-                <w:color w:val="16243A"/>
-                <w:sz w:val="18"/>
-              </w:rPr>
-              <w:t>데이터 보유</w:t>
-            </w:r>
-          </w:p>
-        </w:tc>
-        <w:tc>
-          <w:tcPr>
-            <w:tcW w:type="dxa" w:w="6660"/>
-            <w:tcMar>
-              <w:top w:w="80" w:type="dxa"/>
-              <w:start w:w="120" w:type="dxa"/>
-              <w:bottom w:w="80" w:type="dxa"/>
-              <w:end w:w="120" w:type="dxa"/>
-            </w:tcMar>
-            <w:vAlign w:val="center"/>
-          </w:tcPr>
-          <w:p>
-            <w:pPr>
-              <w:spacing w:before="0" w:after="0" w:line="276" w:lineRule="auto"/>
-              <w:jc w:val="left"/>
-            </w:pPr>
-            <w:r/>
-            <w:r>
-              <w:rPr>
-                <w:rFonts w:ascii="Apple SD Gothic Neo" w:hAnsi="Apple SD Gothic Neo" w:eastAsia="Apple SD Gothic Neo"/>
-                <w:b w:val="0"/>
-                <w:color w:val="16243A"/>
-                <w:sz w:val="18"/>
-              </w:rPr>
               <w:t>원본·추출·원장·문서·감사·백업별 기간과 삭제 예외</w:t>
-            </w:r>
-          </w:p>
-        </w:tc>
-      </w:tr>
-      <w:tr>
-        <w:trPr>
-          <w:cantSplit/>
-        </w:trPr>
-        <w:tc>
-          <w:tcPr>
-            <w:tcW w:type="dxa" w:w="2700"/>
-            <w:tcMar>
-              <w:top w:w="80" w:type="dxa"/>
-              <w:start w:w="120" w:type="dxa"/>
-              <w:bottom w:w="80" w:type="dxa"/>
-              <w:end w:w="120" w:type="dxa"/>
-            </w:tcMar>
-            <w:vAlign w:val="center"/>
-          </w:tcPr>
-          <w:p>
-            <w:pPr>
-              <w:spacing w:before="0" w:after="0" w:line="276" w:lineRule="auto"/>
-              <w:jc w:val="left"/>
-            </w:pPr>
-            <w:r/>
-            <w:r>
-              <w:rPr>
-                <w:rFonts w:ascii="Apple SD Gothic Neo" w:hAnsi="Apple SD Gothic Neo" w:eastAsia="Apple SD Gothic Neo"/>
-                <w:b w:val="0"/>
-                <w:color w:val="16243A"/>
-                <w:sz w:val="18"/>
-              </w:rPr>
-              <w:t>알림·재동의</w:t>
-            </w:r>
-          </w:p>
-        </w:tc>
-        <w:tc>
-          <w:tcPr>
-            <w:tcW w:type="dxa" w:w="6660"/>
-            <w:tcMar>
-              <w:top w:w="80" w:type="dxa"/>
-              <w:start w:w="120" w:type="dxa"/>
-              <w:bottom w:w="80" w:type="dxa"/>
-              <w:end w:w="120" w:type="dxa"/>
-            </w:tcMar>
-            <w:vAlign w:val="center"/>
-          </w:tcPr>
-          <w:p>
-            <w:pPr>
-              <w:spacing w:before="0" w:after="0" w:line="276" w:lineRule="auto"/>
-              <w:jc w:val="left"/>
-            </w:pPr>
-            <w:r/>
-            <w:r>
-              <w:rPr>
-                <w:rFonts w:ascii="Apple SD Gothic Neo" w:hAnsi="Apple SD Gothic Neo" w:eastAsia="Apple SD Gothic Neo"/>
-                <w:b w:val="0"/>
-                <w:color w:val="16243A"/>
-                <w:sz w:val="18"/>
-              </w:rPr>
-              <w:t>채널·수신 동의·중요 변경 기준·재동의 정책</w:t>
             </w:r>
           </w:p>
         </w:tc>
@@ -15287,7 +15104,7 @@
         <w:color w:val="5E6878"/>
         <w:sz w:val="17"/>
       </w:rPr>
-      <w:t>기술검토 부록   ·   FDS-APP-2026-08-v1.8</w:t>
+      <w:t>기술검토 부록   ·   FDS-APP-2026-08-v1.9</w:t>
     </w:r>
   </w:p>
 </w:hdr>

--- a/docs/기능정의서_기술검토_부록.docx
+++ b/docs/기능정의서_기술검토_부록.docx
@@ -184,7 +184,7 @@
                 <w:color w:val="16243A"/>
                 <w:sz w:val="19"/>
               </w:rPr>
-              <w:t>v1.9 · 2026-08-25</w:t>
+              <w:t>v1.10 · 2026-08-25</w:t>
             </w:r>
           </w:p>
         </w:tc>
@@ -878,95 +878,6 @@
                 <w:sz w:val="18"/>
               </w:rPr>
               <w:t>법률 자격을 전제로 하지 않고 의견 범위를 표시</w:t>
-            </w:r>
-          </w:p>
-        </w:tc>
-      </w:tr>
-      <w:tr>
-        <w:trPr>
-          <w:cantSplit/>
-        </w:trPr>
-        <w:tc>
-          <w:tcPr>
-            <w:tcW w:type="dxa" w:w="1500"/>
-            <w:tcMar>
-              <w:top w:w="80" w:type="dxa"/>
-              <w:start w:w="120" w:type="dxa"/>
-              <w:bottom w:w="80" w:type="dxa"/>
-              <w:end w:w="120" w:type="dxa"/>
-            </w:tcMar>
-            <w:vAlign w:val="center"/>
-          </w:tcPr>
-          <w:p>
-            <w:pPr>
-              <w:spacing w:before="0" w:after="0" w:line="276" w:lineRule="auto"/>
-              <w:jc w:val="left"/>
-            </w:pPr>
-            <w:r/>
-            <w:r>
-              <w:rPr>
-                <w:rFonts w:ascii="Apple SD Gothic Neo" w:hAnsi="Apple SD Gothic Neo" w:eastAsia="Apple SD Gothic Neo"/>
-                <w:b/>
-                <w:color w:val="16243A"/>
-                <w:sz w:val="18"/>
-              </w:rPr>
-              <w:t>외부 법률 검토자</w:t>
-            </w:r>
-          </w:p>
-        </w:tc>
-        <w:tc>
-          <w:tcPr>
-            <w:tcW w:type="dxa" w:w="4450"/>
-            <w:tcMar>
-              <w:top w:w="80" w:type="dxa"/>
-              <w:start w:w="120" w:type="dxa"/>
-              <w:bottom w:w="80" w:type="dxa"/>
-              <w:end w:w="120" w:type="dxa"/>
-            </w:tcMar>
-            <w:vAlign w:val="center"/>
-          </w:tcPr>
-          <w:p>
-            <w:pPr>
-              <w:spacing w:before="0" w:after="0" w:line="276" w:lineRule="auto"/>
-              <w:jc w:val="left"/>
-            </w:pPr>
-            <w:r/>
-            <w:r>
-              <w:rPr>
-                <w:rFonts w:ascii="Apple SD Gothic Neo" w:hAnsi="Apple SD Gothic Neo" w:eastAsia="Apple SD Gothic Neo"/>
-                <w:b w:val="0"/>
-                <w:color w:val="16243A"/>
-                <w:sz w:val="18"/>
-              </w:rPr>
-              <w:t>정해진 관할·범위·기준일의 법률 검수</w:t>
-            </w:r>
-          </w:p>
-        </w:tc>
-        <w:tc>
-          <w:tcPr>
-            <w:tcW w:type="dxa" w:w="3410"/>
-            <w:tcMar>
-              <w:top w:w="80" w:type="dxa"/>
-              <w:start w:w="120" w:type="dxa"/>
-              <w:bottom w:w="80" w:type="dxa"/>
-              <w:end w:w="120" w:type="dxa"/>
-            </w:tcMar>
-            <w:vAlign w:val="center"/>
-          </w:tcPr>
-          <w:p>
-            <w:pPr>
-              <w:spacing w:before="0" w:after="0" w:line="276" w:lineRule="auto"/>
-              <w:jc w:val="left"/>
-            </w:pPr>
-            <w:r/>
-            <w:r>
-              <w:rPr>
-                <w:rFonts w:ascii="Apple SD Gothic Neo" w:hAnsi="Apple SD Gothic Neo" w:eastAsia="Apple SD Gothic Neo"/>
-                <w:b w:val="0"/>
-                <w:color w:val="16243A"/>
-                <w:sz w:val="18"/>
-              </w:rPr>
-              <w:t>자격·계약·NDA·제외 범위 확인 후 접근</w:t>
             </w:r>
           </w:p>
         </w:tc>
@@ -15104,7 +15015,7 @@
         <w:color w:val="5E6878"/>
         <w:sz w:val="17"/>
       </w:rPr>
-      <w:t>기술검토 부록   ·   FDS-APP-2026-08-v1.9</w:t>
+      <w:t>기술검토 부록   ·   FDS-APP-2026-08-v1.10</w:t>
     </w:r>
   </w:p>
 </w:hdr>

--- a/docs/기능정의서_기술검토_부록.docx
+++ b/docs/기능정의서_기술검토_부록.docx
@@ -184,7 +184,7 @@
                 <w:color w:val="16243A"/>
                 <w:sz w:val="19"/>
               </w:rPr>
-              <w:t>v1.10 · 2026-08-25</w:t>
+              <w:t>v1.11 · 2026-08-25</w:t>
             </w:r>
           </w:p>
         </w:tc>
@@ -245,7 +245,7 @@
                 <w:color w:val="16243A"/>
                 <w:sz w:val="19"/>
               </w:rPr>
-              <w:t>글로벌 개인정보 문서 서비스 기능정의서 v2.7</w:t>
+              <w:t>글로벌 개인정보 문서 서비스 기능정의서 v2.8</w:t>
             </w:r>
           </w:p>
         </w:tc>
@@ -15015,7 +15015,7 @@
         <w:color w:val="5E6878"/>
         <w:sz w:val="17"/>
       </w:rPr>
-      <w:t>기술검토 부록   ·   FDS-APP-2026-08-v1.10</w:t>
+      <w:t>기술검토 부록   ·   FDS-APP-2026-08-v1.11</w:t>
     </w:r>
   </w:p>
 </w:hdr>

--- a/docs/기능정의서_기술검토_부록.docx
+++ b/docs/기능정의서_기술검토_부록.docx
@@ -184,7 +184,7 @@
                 <w:color w:val="16243A"/>
                 <w:sz w:val="19"/>
               </w:rPr>
-              <w:t>v1.11 · 2026-08-25</w:t>
+              <w:t>v1.12 · 2026-08-25</w:t>
             </w:r>
           </w:p>
         </w:tc>
@@ -789,95 +789,6 @@
                 <w:sz w:val="18"/>
               </w:rPr>
               <w:t>법적 의미 판단 또는 변호사 검수로 자동 간주하지 않음</w:t>
-            </w:r>
-          </w:p>
-        </w:tc>
-      </w:tr>
-      <w:tr>
-        <w:trPr>
-          <w:cantSplit/>
-        </w:trPr>
-        <w:tc>
-          <w:tcPr>
-            <w:tcW w:type="dxa" w:w="1500"/>
-            <w:tcMar>
-              <w:top w:w="80" w:type="dxa"/>
-              <w:start w:w="120" w:type="dxa"/>
-              <w:bottom w:w="80" w:type="dxa"/>
-              <w:end w:w="120" w:type="dxa"/>
-            </w:tcMar>
-            <w:vAlign w:val="center"/>
-          </w:tcPr>
-          <w:p>
-            <w:pPr>
-              <w:spacing w:before="0" w:after="0" w:line="276" w:lineRule="auto"/>
-              <w:jc w:val="left"/>
-            </w:pPr>
-            <w:r/>
-            <w:r>
-              <w:rPr>
-                <w:rFonts w:ascii="Apple SD Gothic Neo" w:hAnsi="Apple SD Gothic Neo" w:eastAsia="Apple SD Gothic Neo"/>
-                <w:b/>
-                <w:color w:val="16243A"/>
-                <w:sz w:val="18"/>
-              </w:rPr>
-              <w:t>일반 검토자</w:t>
-            </w:r>
-          </w:p>
-        </w:tc>
-        <w:tc>
-          <w:tcPr>
-            <w:tcW w:type="dxa" w:w="4450"/>
-            <w:tcMar>
-              <w:top w:w="80" w:type="dxa"/>
-              <w:start w:w="120" w:type="dxa"/>
-              <w:bottom w:w="80" w:type="dxa"/>
-              <w:end w:w="120" w:type="dxa"/>
-            </w:tcMar>
-            <w:vAlign w:val="center"/>
-          </w:tcPr>
-          <w:p>
-            <w:pPr>
-              <w:spacing w:before="0" w:after="0" w:line="276" w:lineRule="auto"/>
-              <w:jc w:val="left"/>
-            </w:pPr>
-            <w:r/>
-            <w:r>
-              <w:rPr>
-                <w:rFonts w:ascii="Apple SD Gothic Neo" w:hAnsi="Apple SD Gothic Neo" w:eastAsia="Apple SD Gothic Neo"/>
-                <w:b w:val="0"/>
-                <w:color w:val="16243A"/>
-                <w:sz w:val="18"/>
-              </w:rPr>
-              <w:t>누락·표현·문서 간 일관성 검토</w:t>
-            </w:r>
-          </w:p>
-        </w:tc>
-        <w:tc>
-          <w:tcPr>
-            <w:tcW w:type="dxa" w:w="3410"/>
-            <w:tcMar>
-              <w:top w:w="80" w:type="dxa"/>
-              <w:start w:w="120" w:type="dxa"/>
-              <w:bottom w:w="80" w:type="dxa"/>
-              <w:end w:w="120" w:type="dxa"/>
-            </w:tcMar>
-            <w:vAlign w:val="center"/>
-          </w:tcPr>
-          <w:p>
-            <w:pPr>
-              <w:spacing w:before="0" w:after="0" w:line="276" w:lineRule="auto"/>
-              <w:jc w:val="left"/>
-            </w:pPr>
-            <w:r/>
-            <w:r>
-              <w:rPr>
-                <w:rFonts w:ascii="Apple SD Gothic Neo" w:hAnsi="Apple SD Gothic Neo" w:eastAsia="Apple SD Gothic Neo"/>
-                <w:b w:val="0"/>
-                <w:color w:val="16243A"/>
-                <w:sz w:val="18"/>
-              </w:rPr>
-              <w:t>법률 자격을 전제로 하지 않고 의견 범위를 표시</w:t>
             </w:r>
           </w:p>
         </w:tc>
@@ -15015,7 +14926,7 @@
         <w:color w:val="5E6878"/>
         <w:sz w:val="17"/>
       </w:rPr>
-      <w:t>기술검토 부록   ·   FDS-APP-2026-08-v1.11</w:t>
+      <w:t>기술검토 부록   ·   FDS-APP-2026-08-v1.12</w:t>
     </w:r>
   </w:p>
 </w:hdr>

--- a/docs/기능정의서_기술검토_부록.docx
+++ b/docs/기능정의서_기술검토_부록.docx
@@ -184,7 +184,7 @@
                 <w:color w:val="16243A"/>
                 <w:sz w:val="19"/>
               </w:rPr>
-              <w:t>v1.12 · 2026-08-25</w:t>
+              <w:t>v1.13 · 2026-08-25</w:t>
             </w:r>
           </w:p>
         </w:tc>
@@ -4026,24 +4026,6 @@
           <w:sz w:val="21"/>
         </w:rPr>
         <w:t>사람이 새 규칙·조항을 승인해도 고객 승인 전에는 현재 공개 문서가 유지된다.</w:t>
-      </w:r>
-    </w:p>
-    <w:p>
-      <w:pPr>
-        <w:numPr>
-          <w:ilvl w:val="0"/>
-          <w:numId w:val="11"/>
-        </w:numPr>
-        <w:spacing w:after="100" w:line="300" w:lineRule="auto"/>
-        <w:ind w:left="540" w:hanging="271"/>
-      </w:pPr>
-      <w:r>
-        <w:rPr>
-          <w:rFonts w:ascii="Apple SD Gothic Neo" w:hAnsi="Apple SD Gothic Neo" w:eastAsia="Apple SD Gothic Neo"/>
-          <w:color w:val="16243A"/>
-          <w:sz w:val="21"/>
-        </w:rPr>
-        <w:t>일반 검토와 변호사 검수는 화면·데이터·감사 로그에서 구분된다.</w:t>
       </w:r>
     </w:p>
     <w:p>
@@ -14926,7 +14908,7 @@
         <w:color w:val="5E6878"/>
         <w:sz w:val="17"/>
       </w:rPr>
-      <w:t>기술검토 부록   ·   FDS-APP-2026-08-v1.12</w:t>
+      <w:t>기술검토 부록   ·   FDS-APP-2026-08-v1.13</w:t>
     </w:r>
   </w:p>
 </w:hdr>

--- a/docs/기능정의서_기술검토_부록.docx
+++ b/docs/기능정의서_기술검토_부록.docx
@@ -1,6 +1,6 @@
 
 <file path=word/document.xml><?xml version="1.0" encoding="utf-8"?>
-<w:document xmlns:wpc="http://schemas.microsoft.com/office/word/2010/wordprocessingCanvas" xmlns:mo="http://schemas.microsoft.com/office/mac/office/2008/main" xmlns:mc="http://schemas.openxmlformats.org/markup-compatibility/2006" xmlns:mv="urn:schemas-microsoft-com:mac:vml" xmlns:o="urn:schemas-microsoft-com:office:office" xmlns:r="http://schemas.openxmlformats.org/officeDocument/2006/relationships" xmlns:m="http://schemas.openxmlformats.org/officeDocument/2006/math" xmlns:v="urn:schemas-microsoft-com:vml" xmlns:wp14="http://schemas.microsoft.com/office/word/2010/wordprocessingDrawing" xmlns:wp="http://schemas.openxmlformats.org/drawingml/2006/wordprocessingDrawing" xmlns:w10="urn:schemas-microsoft-com:office:word" xmlns:w="http://schemas.openxmlformats.org/wordprocessingml/2006/main" xmlns:w14="http://schemas.microsoft.com/office/word/2010/wordml" xmlns:wpg="http://schemas.microsoft.com/office/word/2010/wordprocessingGroup" xmlns:wpi="http://schemas.microsoft.com/office/word/2010/wordprocessingInk" xmlns:wne="http://schemas.microsoft.com/office/word/2006/wordml" xmlns:wps="http://schemas.microsoft.com/office/word/2010/wordprocessingShape" mc:Ignorable="w14 wp14">
+<w:document xmlns:mc="http://schemas.openxmlformats.org/markup-compatibility/2006" xmlns:r="http://schemas.openxmlformats.org/officeDocument/2006/relationships" xmlns:w="http://schemas.openxmlformats.org/wordprocessingml/2006/main" mc:Ignorable="w14 wp14">
   <w:body>
     <w:p>
       <w:pPr>
@@ -3828,6 +3828,19 @@
       </w:pPr>
       <w:r>
         <w:t>5. 상세 수용 테스트</w:t>
+      </w:r>
+    </w:p>
+    <w:p>
+      <w:pPr>
+        <w:numPr>
+          <w:ilvl w:val="0"/>
+          <w:numId w:val="11"/>
+        </w:numPr>
+        <w:spacing w:after="100" w:line="300" w:lineRule="auto"/>
+        <w:ind w:left="540" w:hanging="271"/>
+      </w:pPr>
+      <w:r>
+        <w:t>MVP 수용 여부는 핵심 기능정의서 5장 ‘핵심 수용 시나리오’를 기준으로 판단합니다. 이 절은 구현·테스트 참고사항이며 기능 범위를 추가하지 않습니다. 내용이 충돌하면 핵심 기능정의서를 우선합니다.</w:t>
       </w:r>
     </w:p>
     <w:p>
@@ -6745,12 +6758,7 @@
     </w:p>
     <w:p>
       <w:r>
-        <w:rPr>
-          <w:rFonts w:ascii="Apple SD Gothic Neo" w:hAnsi="Apple SD Gothic Neo" w:eastAsia="Apple SD Gothic Neo"/>
-          <w:color w:val="16243A"/>
-          <w:sz w:val="22"/>
-        </w:rPr>
-        <w:t>기존 v1.0의 68개 기능을 모두 핵심 기능, 출시 후, 결정 필요 또는 외부 검토로 매핑했습니다. 이 표는 범위 축소 과정에서 요구사항이 유실되지 않았음을 확인하는 용도입니다.</w:t>
+        <w:t>기존 v1.0의 68개 기능을 모두 핵심 기능, 현재 구현 제외·후속 검토 후보, 현재 구현 제외·선결정 필요 또는 외부 검토로 매핑했습니다. 이 표는 범위 축소 과정에서 요구사항이 유실되지 않았음을 확인하는 용도입니다.</w:t>
       </w:r>
     </w:p>
     <w:tbl>
@@ -7228,19 +7236,8 @@
             <w:vAlign w:val="center"/>
           </w:tcPr>
           <w:p>
-            <w:pPr>
-              <w:spacing w:before="0" w:after="0" w:line="276" w:lineRule="auto"/>
-              <w:jc w:val="left"/>
-            </w:pPr>
-            <w:r/>
-            <w:r>
-              <w:rPr>
-                <w:rFonts w:ascii="Apple SD Gothic Neo" w:hAnsi="Apple SD Gothic Neo" w:eastAsia="Apple SD Gothic Neo"/>
-                <w:b w:val="0"/>
-                <w:color w:val="16243A"/>
-                <w:sz w:val="17"/>
-              </w:rPr>
-              <w:t>출시 후</w:t>
+            <w:r>
+              <w:t>현재 구현 제외 · 후속 검토 후보</w:t>
             </w:r>
           </w:p>
         </w:tc>
@@ -7813,19 +7810,8 @@
             <w:vAlign w:val="center"/>
           </w:tcPr>
           <w:p>
-            <w:pPr>
-              <w:spacing w:before="0" w:after="0" w:line="276" w:lineRule="auto"/>
-              <w:jc w:val="left"/>
-            </w:pPr>
-            <w:r/>
-            <w:r>
-              <w:rPr>
-                <w:rFonts w:ascii="Apple SD Gothic Neo" w:hAnsi="Apple SD Gothic Neo" w:eastAsia="Apple SD Gothic Neo"/>
-                <w:b w:val="0"/>
-                <w:color w:val="16243A"/>
-                <w:sz w:val="17"/>
-              </w:rPr>
-              <w:t>출시 후</w:t>
+            <w:r>
+              <w:t>현재 구현 제외 · 후속 검토 후보</w:t>
             </w:r>
           </w:p>
         </w:tc>
@@ -9100,19 +9086,8 @@
             <w:vAlign w:val="center"/>
           </w:tcPr>
           <w:p>
-            <w:pPr>
-              <w:spacing w:before="0" w:after="0" w:line="276" w:lineRule="auto"/>
-              <w:jc w:val="left"/>
-            </w:pPr>
-            <w:r/>
-            <w:r>
-              <w:rPr>
-                <w:rFonts w:ascii="Apple SD Gothic Neo" w:hAnsi="Apple SD Gothic Neo" w:eastAsia="Apple SD Gothic Neo"/>
-                <w:b w:val="0"/>
-                <w:color w:val="16243A"/>
-                <w:sz w:val="17"/>
-              </w:rPr>
-              <w:t>FAC-03</w:t>
+            <w:r>
+              <w:t>FAC-02</w:t>
             </w:r>
           </w:p>
         </w:tc>
@@ -9217,19 +9192,8 @@
             <w:vAlign w:val="center"/>
           </w:tcPr>
           <w:p>
-            <w:pPr>
-              <w:spacing w:before="0" w:after="0" w:line="276" w:lineRule="auto"/>
-              <w:jc w:val="left"/>
-            </w:pPr>
-            <w:r/>
-            <w:r>
-              <w:rPr>
-                <w:rFonts w:ascii="Apple SD Gothic Neo" w:hAnsi="Apple SD Gothic Neo" w:eastAsia="Apple SD Gothic Neo"/>
-                <w:b w:val="0"/>
-                <w:color w:val="16243A"/>
-                <w:sz w:val="17"/>
-              </w:rPr>
-              <w:t>FAC-04</w:t>
+            <w:r>
+              <w:t>FAC-02</w:t>
             </w:r>
           </w:p>
         </w:tc>
@@ -9334,19 +9298,8 @@
             <w:vAlign w:val="center"/>
           </w:tcPr>
           <w:p>
-            <w:pPr>
-              <w:spacing w:before="0" w:after="0" w:line="276" w:lineRule="auto"/>
-              <w:jc w:val="left"/>
-            </w:pPr>
-            <w:r/>
-            <w:r>
-              <w:rPr>
-                <w:rFonts w:ascii="Apple SD Gothic Neo" w:hAnsi="Apple SD Gothic Neo" w:eastAsia="Apple SD Gothic Neo"/>
-                <w:b w:val="0"/>
-                <w:color w:val="16243A"/>
-                <w:sz w:val="17"/>
-              </w:rPr>
-              <w:t>출시 후</w:t>
+            <w:r>
+              <w:t>현재 구현 제외 · 후속 검토 후보</w:t>
             </w:r>
           </w:p>
         </w:tc>
@@ -9568,19 +9521,8 @@
             <w:vAlign w:val="center"/>
           </w:tcPr>
           <w:p>
-            <w:pPr>
-              <w:spacing w:before="0" w:after="0" w:line="276" w:lineRule="auto"/>
-              <w:jc w:val="left"/>
-            </w:pPr>
-            <w:r/>
-            <w:r>
-              <w:rPr>
-                <w:rFonts w:ascii="Apple SD Gothic Neo" w:hAnsi="Apple SD Gothic Neo" w:eastAsia="Apple SD Gothic Neo"/>
-                <w:b w:val="0"/>
-                <w:color w:val="16243A"/>
-                <w:sz w:val="17"/>
-              </w:rPr>
-              <w:t>FAC-05</w:t>
+            <w:r>
+              <w:t>FAC-03</w:t>
             </w:r>
           </w:p>
         </w:tc>
@@ -9685,19 +9627,8 @@
             <w:vAlign w:val="center"/>
           </w:tcPr>
           <w:p>
-            <w:pPr>
-              <w:spacing w:before="0" w:after="0" w:line="276" w:lineRule="auto"/>
-              <w:jc w:val="left"/>
-            </w:pPr>
-            <w:r/>
-            <w:r>
-              <w:rPr>
-                <w:rFonts w:ascii="Apple SD Gothic Neo" w:hAnsi="Apple SD Gothic Neo" w:eastAsia="Apple SD Gothic Neo"/>
-                <w:b w:val="0"/>
-                <w:color w:val="16243A"/>
-                <w:sz w:val="17"/>
-              </w:rPr>
-              <w:t>FAC-05</w:t>
+            <w:r>
+              <w:t>FAC-03</w:t>
             </w:r>
           </w:p>
         </w:tc>
@@ -9802,19 +9733,8 @@
             <w:vAlign w:val="center"/>
           </w:tcPr>
           <w:p>
-            <w:pPr>
-              <w:spacing w:before="0" w:after="0" w:line="276" w:lineRule="auto"/>
-              <w:jc w:val="left"/>
-            </w:pPr>
-            <w:r/>
-            <w:r>
-              <w:rPr>
-                <w:rFonts w:ascii="Apple SD Gothic Neo" w:hAnsi="Apple SD Gothic Neo" w:eastAsia="Apple SD Gothic Neo"/>
-                <w:b w:val="0"/>
-                <w:color w:val="16243A"/>
-                <w:sz w:val="17"/>
-              </w:rPr>
-              <w:t>FAC-05</w:t>
+            <w:r>
+              <w:t>FAC-03</w:t>
             </w:r>
           </w:p>
         </w:tc>
@@ -9919,19 +9839,8 @@
             <w:vAlign w:val="center"/>
           </w:tcPr>
           <w:p>
-            <w:pPr>
-              <w:spacing w:before="0" w:after="0" w:line="276" w:lineRule="auto"/>
-              <w:jc w:val="left"/>
-            </w:pPr>
-            <w:r/>
-            <w:r>
-              <w:rPr>
-                <w:rFonts w:ascii="Apple SD Gothic Neo" w:hAnsi="Apple SD Gothic Neo" w:eastAsia="Apple SD Gothic Neo"/>
-                <w:b w:val="0"/>
-                <w:color w:val="16243A"/>
-                <w:sz w:val="17"/>
-              </w:rPr>
-              <w:t>출시 후</w:t>
+            <w:r>
+              <w:t>현재 구현 제외 · 후속 검토 후보</w:t>
             </w:r>
           </w:p>
         </w:tc>
@@ -11089,19 +10998,8 @@
             <w:vAlign w:val="center"/>
           </w:tcPr>
           <w:p>
-            <w:pPr>
-              <w:spacing w:before="0" w:after="0" w:line="276" w:lineRule="auto"/>
-              <w:jc w:val="left"/>
-            </w:pPr>
-            <w:r/>
-            <w:r>
-              <w:rPr>
-                <w:rFonts w:ascii="Apple SD Gothic Neo" w:hAnsi="Apple SD Gothic Neo" w:eastAsia="Apple SD Gothic Neo"/>
-                <w:b w:val="0"/>
-                <w:color w:val="16243A"/>
-                <w:sz w:val="17"/>
-              </w:rPr>
-              <w:t>출시 후</w:t>
+            <w:r>
+              <w:t>현재 구현 제외 · 후속 검토 후보</w:t>
             </w:r>
           </w:p>
         </w:tc>
@@ -11206,19 +11104,8 @@
             <w:vAlign w:val="center"/>
           </w:tcPr>
           <w:p>
-            <w:pPr>
-              <w:spacing w:before="0" w:after="0" w:line="276" w:lineRule="auto"/>
-              <w:jc w:val="left"/>
-            </w:pPr>
-            <w:r/>
-            <w:r>
-              <w:rPr>
-                <w:rFonts w:ascii="Apple SD Gothic Neo" w:hAnsi="Apple SD Gothic Neo" w:eastAsia="Apple SD Gothic Neo"/>
-                <w:b w:val="0"/>
-                <w:color w:val="16243A"/>
-                <w:sz w:val="17"/>
-              </w:rPr>
-              <w:t>결정 필요</w:t>
+            <w:r>
+              <w:t>현재 구현 제외 · 선결정 필요</w:t>
             </w:r>
           </w:p>
         </w:tc>
@@ -11440,19 +11327,8 @@
             <w:vAlign w:val="center"/>
           </w:tcPr>
           <w:p>
-            <w:pPr>
-              <w:spacing w:before="0" w:after="0" w:line="276" w:lineRule="auto"/>
-              <w:jc w:val="left"/>
-            </w:pPr>
-            <w:r/>
-            <w:r>
-              <w:rPr>
-                <w:rFonts w:ascii="Apple SD Gothic Neo" w:hAnsi="Apple SD Gothic Neo" w:eastAsia="Apple SD Gothic Neo"/>
-                <w:b w:val="0"/>
-                <w:color w:val="16243A"/>
-                <w:sz w:val="17"/>
-              </w:rPr>
-              <w:t>출시 후</w:t>
+            <w:r>
+              <w:t>현재 구현 제외 · 후속 검토 후보</w:t>
             </w:r>
           </w:p>
         </w:tc>
@@ -12025,19 +11901,8 @@
             <w:vAlign w:val="center"/>
           </w:tcPr>
           <w:p>
-            <w:pPr>
-              <w:spacing w:before="0" w:after="0" w:line="276" w:lineRule="auto"/>
-              <w:jc w:val="left"/>
-            </w:pPr>
-            <w:r/>
-            <w:r>
-              <w:rPr>
-                <w:rFonts w:ascii="Apple SD Gothic Neo" w:hAnsi="Apple SD Gothic Neo" w:eastAsia="Apple SD Gothic Neo"/>
-                <w:b w:val="0"/>
-                <w:color w:val="16243A"/>
-                <w:sz w:val="17"/>
-              </w:rPr>
-              <w:t>출시 후</w:t>
+            <w:r>
+              <w:t>현재 구현 제외 · 후속 검토 후보</w:t>
             </w:r>
           </w:p>
         </w:tc>
@@ -12259,19 +12124,8 @@
             <w:vAlign w:val="center"/>
           </w:tcPr>
           <w:p>
-            <w:pPr>
-              <w:spacing w:before="0" w:after="0" w:line="276" w:lineRule="auto"/>
-              <w:jc w:val="left"/>
-            </w:pPr>
-            <w:r/>
-            <w:r>
-              <w:rPr>
-                <w:rFonts w:ascii="Apple SD Gothic Neo" w:hAnsi="Apple SD Gothic Neo" w:eastAsia="Apple SD Gothic Neo"/>
-                <w:b w:val="0"/>
-                <w:color w:val="16243A"/>
-                <w:sz w:val="17"/>
-              </w:rPr>
-              <w:t>출시 후</w:t>
+            <w:r>
+              <w:t>PUB-05</w:t>
             </w:r>
           </w:p>
         </w:tc>
@@ -12376,19 +12230,8 @@
             <w:vAlign w:val="center"/>
           </w:tcPr>
           <w:p>
-            <w:pPr>
-              <w:spacing w:before="0" w:after="0" w:line="276" w:lineRule="auto"/>
-              <w:jc w:val="left"/>
-            </w:pPr>
-            <w:r/>
-            <w:r>
-              <w:rPr>
-                <w:rFonts w:ascii="Apple SD Gothic Neo" w:hAnsi="Apple SD Gothic Neo" w:eastAsia="Apple SD Gothic Neo"/>
-                <w:b w:val="0"/>
-                <w:color w:val="16243A"/>
-                <w:sz w:val="17"/>
-              </w:rPr>
-              <w:t>출시 후</w:t>
+            <w:r>
+              <w:t>현재 구현 제외 · 후속 검토 후보</w:t>
             </w:r>
           </w:p>
         </w:tc>
@@ -12493,19 +12336,8 @@
             <w:vAlign w:val="center"/>
           </w:tcPr>
           <w:p>
-            <w:pPr>
-              <w:spacing w:before="0" w:after="0" w:line="276" w:lineRule="auto"/>
-              <w:jc w:val="left"/>
-            </w:pPr>
-            <w:r/>
-            <w:r>
-              <w:rPr>
-                <w:rFonts w:ascii="Apple SD Gothic Neo" w:hAnsi="Apple SD Gothic Neo" w:eastAsia="Apple SD Gothic Neo"/>
-                <w:b w:val="0"/>
-                <w:color w:val="16243A"/>
-                <w:sz w:val="17"/>
-              </w:rPr>
-              <w:t>출시 후</w:t>
+            <w:r>
+              <w:t>현재 구현 제외 · 후속 검토 후보</w:t>
             </w:r>
           </w:p>
         </w:tc>
@@ -12610,19 +12442,8 @@
             <w:vAlign w:val="center"/>
           </w:tcPr>
           <w:p>
-            <w:pPr>
-              <w:spacing w:before="0" w:after="0" w:line="276" w:lineRule="auto"/>
-              <w:jc w:val="left"/>
-            </w:pPr>
-            <w:r/>
-            <w:r>
-              <w:rPr>
-                <w:rFonts w:ascii="Apple SD Gothic Neo" w:hAnsi="Apple SD Gothic Neo" w:eastAsia="Apple SD Gothic Neo"/>
-                <w:b w:val="0"/>
-                <w:color w:val="16243A"/>
-                <w:sz w:val="17"/>
-              </w:rPr>
-              <w:t>출시 후</w:t>
+            <w:r>
+              <w:t>현재 구현 제외 · 후속 검토 후보</w:t>
             </w:r>
           </w:p>
         </w:tc>
@@ -12727,19 +12548,8 @@
             <w:vAlign w:val="center"/>
           </w:tcPr>
           <w:p>
-            <w:pPr>
-              <w:spacing w:before="0" w:after="0" w:line="276" w:lineRule="auto"/>
-              <w:jc w:val="left"/>
-            </w:pPr>
-            <w:r/>
-            <w:r>
-              <w:rPr>
-                <w:rFonts w:ascii="Apple SD Gothic Neo" w:hAnsi="Apple SD Gothic Neo" w:eastAsia="Apple SD Gothic Neo"/>
-                <w:b w:val="0"/>
-                <w:color w:val="16243A"/>
-                <w:sz w:val="17"/>
-              </w:rPr>
-              <w:t>출시 후</w:t>
+            <w:r>
+              <w:t>현재 구현 제외 · 후속 검토 후보</w:t>
             </w:r>
           </w:p>
         </w:tc>
@@ -13078,19 +12888,8 @@
             <w:vAlign w:val="center"/>
           </w:tcPr>
           <w:p>
-            <w:pPr>
-              <w:spacing w:before="0" w:after="0" w:line="276" w:lineRule="auto"/>
-              <w:jc w:val="left"/>
-            </w:pPr>
-            <w:r/>
-            <w:r>
-              <w:rPr>
-                <w:rFonts w:ascii="Apple SD Gothic Neo" w:hAnsi="Apple SD Gothic Neo" w:eastAsia="Apple SD Gothic Neo"/>
-                <w:b w:val="0"/>
-                <w:color w:val="16243A"/>
-                <w:sz w:val="17"/>
-              </w:rPr>
-              <w:t>출시 후</w:t>
+            <w:r>
+              <w:t>현재 구현 제외 · 후속 검토 후보</w:t>
             </w:r>
           </w:p>
         </w:tc>
@@ -13195,19 +12994,8 @@
             <w:vAlign w:val="center"/>
           </w:tcPr>
           <w:p>
-            <w:pPr>
-              <w:spacing w:before="0" w:after="0" w:line="276" w:lineRule="auto"/>
-              <w:jc w:val="left"/>
-            </w:pPr>
-            <w:r/>
-            <w:r>
-              <w:rPr>
-                <w:rFonts w:ascii="Apple SD Gothic Neo" w:hAnsi="Apple SD Gothic Neo" w:eastAsia="Apple SD Gothic Neo"/>
-                <w:b w:val="0"/>
-                <w:color w:val="16243A"/>
-                <w:sz w:val="17"/>
-              </w:rPr>
-              <w:t>출시 후</w:t>
+            <w:r>
+              <w:t>현재 구현 제외 · 후속 검토 후보</w:t>
             </w:r>
           </w:p>
         </w:tc>
@@ -13312,19 +13100,8 @@
             <w:vAlign w:val="center"/>
           </w:tcPr>
           <w:p>
-            <w:pPr>
-              <w:spacing w:before="0" w:after="0" w:line="276" w:lineRule="auto"/>
-              <w:jc w:val="left"/>
-            </w:pPr>
-            <w:r/>
-            <w:r>
-              <w:rPr>
-                <w:rFonts w:ascii="Apple SD Gothic Neo" w:hAnsi="Apple SD Gothic Neo" w:eastAsia="Apple SD Gothic Neo"/>
-                <w:b w:val="0"/>
-                <w:color w:val="16243A"/>
-                <w:sz w:val="17"/>
-              </w:rPr>
-              <w:t>결정 필요</w:t>
+            <w:r>
+              <w:t>현재 구현 제외 · 선결정 필요</w:t>
             </w:r>
           </w:p>
         </w:tc>
@@ -13429,19 +13206,8 @@
             <w:vAlign w:val="center"/>
           </w:tcPr>
           <w:p>
-            <w:pPr>
-              <w:spacing w:before="0" w:after="0" w:line="276" w:lineRule="auto"/>
-              <w:jc w:val="left"/>
-            </w:pPr>
-            <w:r/>
-            <w:r>
-              <w:rPr>
-                <w:rFonts w:ascii="Apple SD Gothic Neo" w:hAnsi="Apple SD Gothic Neo" w:eastAsia="Apple SD Gothic Neo"/>
-                <w:b w:val="0"/>
-                <w:color w:val="16243A"/>
-                <w:sz w:val="17"/>
-              </w:rPr>
-              <w:t>결정 필요</w:t>
+            <w:r>
+              <w:t>현재 구현 제외 · 선결정 필요</w:t>
             </w:r>
           </w:p>
         </w:tc>
@@ -13546,19 +13312,8 @@
             <w:vAlign w:val="center"/>
           </w:tcPr>
           <w:p>
-            <w:pPr>
-              <w:spacing w:before="0" w:after="0" w:line="276" w:lineRule="auto"/>
-              <w:jc w:val="left"/>
-            </w:pPr>
-            <w:r/>
-            <w:r>
-              <w:rPr>
-                <w:rFonts w:ascii="Apple SD Gothic Neo" w:hAnsi="Apple SD Gothic Neo" w:eastAsia="Apple SD Gothic Neo"/>
-                <w:b w:val="0"/>
-                <w:color w:val="16243A"/>
-                <w:sz w:val="17"/>
-              </w:rPr>
-              <w:t>결정 필요</w:t>
+            <w:r>
+              <w:t>현재 구현 제외 · 선결정 필요</w:t>
             </w:r>
           </w:p>
         </w:tc>
@@ -13663,19 +13418,8 @@
             <w:vAlign w:val="center"/>
           </w:tcPr>
           <w:p>
-            <w:pPr>
-              <w:spacing w:before="0" w:after="0" w:line="276" w:lineRule="auto"/>
-              <w:jc w:val="left"/>
-            </w:pPr>
-            <w:r/>
-            <w:r>
-              <w:rPr>
-                <w:rFonts w:ascii="Apple SD Gothic Neo" w:hAnsi="Apple SD Gothic Neo" w:eastAsia="Apple SD Gothic Neo"/>
-                <w:b w:val="0"/>
-                <w:color w:val="16243A"/>
-                <w:sz w:val="17"/>
-              </w:rPr>
-              <w:t>결정 필요</w:t>
+            <w:r>
+              <w:t>현재 구현 제외 · 선결정 필요</w:t>
             </w:r>
           </w:p>
         </w:tc>
@@ -13780,19 +13524,8 @@
             <w:vAlign w:val="center"/>
           </w:tcPr>
           <w:p>
-            <w:pPr>
-              <w:spacing w:before="0" w:after="0" w:line="276" w:lineRule="auto"/>
-              <w:jc w:val="left"/>
-            </w:pPr>
-            <w:r/>
-            <w:r>
-              <w:rPr>
-                <w:rFonts w:ascii="Apple SD Gothic Neo" w:hAnsi="Apple SD Gothic Neo" w:eastAsia="Apple SD Gothic Neo"/>
-                <w:b w:val="0"/>
-                <w:color w:val="16243A"/>
-                <w:sz w:val="17"/>
-              </w:rPr>
-              <w:t>출시 후</w:t>
+            <w:r>
+              <w:t>현재 구현 제외 · 후속 검토 후보</w:t>
             </w:r>
           </w:p>
         </w:tc>
@@ -13897,19 +13630,8 @@
             <w:vAlign w:val="center"/>
           </w:tcPr>
           <w:p>
-            <w:pPr>
-              <w:spacing w:before="0" w:after="0" w:line="276" w:lineRule="auto"/>
-              <w:jc w:val="left"/>
-            </w:pPr>
-            <w:r/>
-            <w:r>
-              <w:rPr>
-                <w:rFonts w:ascii="Apple SD Gothic Neo" w:hAnsi="Apple SD Gothic Neo" w:eastAsia="Apple SD Gothic Neo"/>
-                <w:b w:val="0"/>
-                <w:color w:val="16243A"/>
-                <w:sz w:val="17"/>
-              </w:rPr>
-              <w:t>출시 후</w:t>
+            <w:r>
+              <w:t>현재 구현 제외 · 후속 검토 후보</w:t>
             </w:r>
           </w:p>
         </w:tc>
@@ -14365,19 +14087,8 @@
             <w:vAlign w:val="center"/>
           </w:tcPr>
           <w:p>
-            <w:pPr>
-              <w:spacing w:before="0" w:after="0" w:line="276" w:lineRule="auto"/>
-              <w:jc w:val="left"/>
-            </w:pPr>
-            <w:r/>
-            <w:r>
-              <w:rPr>
-                <w:rFonts w:ascii="Apple SD Gothic Neo" w:hAnsi="Apple SD Gothic Neo" w:eastAsia="Apple SD Gothic Neo"/>
-                <w:b w:val="0"/>
-                <w:color w:val="16243A"/>
-                <w:sz w:val="17"/>
-              </w:rPr>
-              <w:t>출시 후</w:t>
+            <w:r>
+              <w:t>현재 구현 제외 · 후속 검토 후보</w:t>
             </w:r>
           </w:p>
         </w:tc>
@@ -14599,19 +14310,8 @@
             <w:vAlign w:val="center"/>
           </w:tcPr>
           <w:p>
-            <w:pPr>
-              <w:spacing w:before="0" w:after="0" w:line="276" w:lineRule="auto"/>
-              <w:jc w:val="left"/>
-            </w:pPr>
-            <w:r/>
-            <w:r>
-              <w:rPr>
-                <w:rFonts w:ascii="Apple SD Gothic Neo" w:hAnsi="Apple SD Gothic Neo" w:eastAsia="Apple SD Gothic Neo"/>
-                <w:b w:val="0"/>
-                <w:color w:val="16243A"/>
-                <w:sz w:val="17"/>
-              </w:rPr>
-              <w:t>출시 후</w:t>
+            <w:r>
+              <w:t>현재 구현 제외 · 후속 검토 후보</w:t>
             </w:r>
           </w:p>
         </w:tc>

--- a/docs/기능정의서_기술검토_부록.docx
+++ b/docs/기능정의서_기술검토_부록.docx
@@ -176,15 +176,8 @@
               <w:spacing w:before="0" w:after="0" w:line="276" w:lineRule="auto"/>
               <w:jc w:val="left"/>
             </w:pPr>
-            <w:r/>
-            <w:r>
-              <w:rPr>
-                <w:rFonts w:ascii="Apple SD Gothic Neo" w:hAnsi="Apple SD Gothic Neo" w:eastAsia="Apple SD Gothic Neo"/>
-                <w:b w:val="0"/>
-                <w:color w:val="16243A"/>
-                <w:sz w:val="19"/>
-              </w:rPr>
-              <w:t>v1.13 · 2026-08-25</w:t>
+            <w:r>
+              <w:t>v1.14 · 2026-08-25</w:t>
             </w:r>
           </w:p>
         </w:tc>
@@ -237,15 +230,8 @@
               <w:spacing w:before="0" w:after="0" w:line="276" w:lineRule="auto"/>
               <w:jc w:val="left"/>
             </w:pPr>
-            <w:r/>
-            <w:r>
-              <w:rPr>
-                <w:rFonts w:ascii="Apple SD Gothic Neo" w:hAnsi="Apple SD Gothic Neo" w:eastAsia="Apple SD Gothic Neo"/>
-                <w:b w:val="0"/>
-                <w:color w:val="16243A"/>
-                <w:sz w:val="19"/>
-              </w:rPr>
-              <w:t>글로벌 개인정보 문서 서비스 기능정의서 v2.8</w:t>
+            <w:r>
+              <w:t>글로벌 개인정보 문서 서비스 기능정의서 v2.9</w:t>
             </w:r>
           </w:p>
         </w:tc>
@@ -1763,15 +1749,8 @@
               <w:spacing w:before="0" w:after="0" w:line="276" w:lineRule="auto"/>
               <w:jc w:val="left"/>
             </w:pPr>
-            <w:r/>
-            <w:r>
-              <w:rPr>
-                <w:rFonts w:ascii="Apple SD Gothic Neo" w:hAnsi="Apple SD Gothic Neo" w:eastAsia="Apple SD Gothic Neo"/>
-                <w:b w:val="0"/>
-                <w:color w:val="16243A"/>
-                <w:sz w:val="17"/>
-              </w:rPr>
-              <w:t>사용자 지정 개별 URL·문서·공급업체 등 입력 자료</w:t>
+            <w:r>
+              <w:t>사용자가 지정한 개별 URL·문서·원문·공급업체 입력 자료. URL은 입력한 페이지 하나만 대상으로 하며 자동 크롤링하지 않음</w:t>
             </w:r>
           </w:p>
         </w:tc>
@@ -1791,15 +1770,8 @@
               <w:spacing w:before="0" w:after="0" w:line="276" w:lineRule="auto"/>
               <w:jc w:val="left"/>
             </w:pPr>
-            <w:r/>
-            <w:r>
-              <w:rPr>
-                <w:rFonts w:ascii="Apple SD Gothic Neo" w:hAnsi="Apple SD Gothic Neo" w:eastAsia="Apple SD Gothic Neo"/>
-                <w:b w:val="0"/>
-                <w:color w:val="16243A"/>
-                <w:sz w:val="17"/>
-              </w:rPr>
-              <w:t>source_id · content_hash · safety_status</w:t>
+            <w:r>
+              <w:t>source_id · content_hash · safety_status · detector_version</w:t>
             </w:r>
           </w:p>
         </w:tc>
@@ -2030,15 +2002,8 @@
               <w:spacing w:before="0" w:after="0" w:line="276" w:lineRule="auto"/>
               <w:jc w:val="left"/>
             </w:pPr>
-            <w:r/>
-            <w:r>
-              <w:rPr>
-                <w:rFonts w:ascii="Apple SD Gothic Neo" w:hAnsi="Apple SD Gothic Neo" w:eastAsia="Apple SD Gothic Neo"/>
-                <w:b w:val="0"/>
-                <w:color w:val="16243A"/>
-                <w:sz w:val="17"/>
-              </w:rPr>
-              <w:t>관할별 승인 규칙·조항</w:t>
+            <w:r>
+              <w:t>관할별 법률 검토를 거쳐 승인·활성화된 규칙·조항 버전. 새로 수집한 출처 스냅샷과 별도 상태로 관리</w:t>
             </w:r>
           </w:p>
         </w:tc>
@@ -2058,15 +2023,8 @@
               <w:spacing w:before="0" w:after="0" w:line="276" w:lineRule="auto"/>
               <w:jc w:val="left"/>
             </w:pPr>
-            <w:r/>
-            <w:r>
-              <w:rPr>
-                <w:rFonts w:ascii="Apple SD Gothic Neo" w:hAnsi="Apple SD Gothic Neo" w:eastAsia="Apple SD Gothic Neo"/>
-                <w:b w:val="0"/>
-                <w:color w:val="16243A"/>
-                <w:sz w:val="17"/>
-              </w:rPr>
-              <w:t>jurisdiction · version · legal_as_of · source_snapshot_id · approval</w:t>
+            <w:r>
+              <w:t>jurisdiction · version · legal_as_of · source_snapshot_ids · reviewer · approval · activation</w:t>
             </w:r>
           </w:p>
         </w:tc>
@@ -2208,15 +2166,8 @@
               <w:spacing w:before="0" w:after="0" w:line="276" w:lineRule="auto"/>
               <w:jc w:val="left"/>
             </w:pPr>
-            <w:r/>
-            <w:r>
-              <w:rPr>
-                <w:rFonts w:ascii="Apple SD Gothic Neo" w:hAnsi="Apple SD Gothic Neo" w:eastAsia="Apple SD Gothic Neo"/>
-                <w:b w:val="0"/>
-                <w:color w:val="16243A"/>
-                <w:sz w:val="17"/>
-              </w:rPr>
-              <w:t>특정 사실·공식 출처·규칙·조항으로 만든 불변 버전</w:t>
+            <w:r>
+              <w:t>특정 사실 리비전·활성 RuleSet·Clause·승인 근거 스냅샷으로 만든 불변 국가별 문서 버전</w:t>
             </w:r>
           </w:p>
         </w:tc>
@@ -2236,15 +2187,8 @@
               <w:spacing w:before="0" w:after="0" w:line="276" w:lineRule="auto"/>
               <w:jc w:val="left"/>
             </w:pPr>
-            <w:r/>
-            <w:r>
-              <w:rPr>
-                <w:rFonts w:ascii="Apple SD Gothic Neo" w:hAnsi="Apple SD Gothic Neo" w:eastAsia="Apple SD Gothic Neo"/>
-                <w:b w:val="0"/>
-                <w:color w:val="16243A"/>
-                <w:sz w:val="17"/>
-              </w:rPr>
-              <w:t>version · source_snapshot_ids · content_hash · effective_at</w:t>
+            <w:r>
+              <w:t>version · fact_revision_id · ruleset_version · source_snapshot_ids · content_hash · effective_at</w:t>
             </w:r>
           </w:p>
         </w:tc>
@@ -2297,15 +2241,8 @@
               <w:spacing w:before="0" w:after="0" w:line="276" w:lineRule="auto"/>
               <w:jc w:val="left"/>
             </w:pPr>
-            <w:r/>
-            <w:r>
-              <w:rPr>
-                <w:rFonts w:ascii="Apple SD Gothic Neo" w:hAnsi="Apple SD Gothic Neo" w:eastAsia="Apple SD Gothic Neo"/>
-                <w:b w:val="0"/>
-                <w:color w:val="16243A"/>
-                <w:sz w:val="17"/>
-              </w:rPr>
-              <w:t>문서 작성·재작성 시 조회한 공식 법령·지침 공개본</w:t>
+            <w:r>
+              <w:t>작성·재작성 시 조회한 공식 법령·지침 공개본의 불변 수집 증거. 수집 완료만으로 법률 콘텐츠 승인으로 간주하지 않음</w:t>
             </w:r>
           </w:p>
         </w:tc>
@@ -2325,15 +2262,8 @@
               <w:spacing w:before="0" w:after="0" w:line="276" w:lineRule="auto"/>
               <w:jc w:val="left"/>
             </w:pPr>
-            <w:r/>
-            <w:r>
-              <w:rPr>
-                <w:rFonts w:ascii="Apple SD Gothic Neo" w:hAnsi="Apple SD Gothic Neo" w:eastAsia="Apple SD Gothic Neo"/>
-                <w:b w:val="0"/>
-                <w:color w:val="16243A"/>
-                <w:sz w:val="17"/>
-              </w:rPr>
-              <w:t>url · fetched_at · hash · legal_as_of · rights_status</w:t>
+            <w:r>
+              <w:t>url · fetched_at · hash · legal_as_of · rights_status · comparison_status</w:t>
             </w:r>
           </w:p>
         </w:tc>
@@ -2386,15 +2316,8 @@
               <w:spacing w:before="0" w:after="0" w:line="276" w:lineRule="auto"/>
               <w:jc w:val="left"/>
             </w:pPr>
-            <w:r/>
-            <w:r>
-              <w:rPr>
-                <w:rFonts w:ascii="Apple SD Gothic Neo" w:hAnsi="Apple SD Gothic Neo" w:eastAsia="Apple SD Gothic Neo"/>
-                <w:b w:val="0"/>
-                <w:color w:val="16243A"/>
-                <w:sz w:val="17"/>
-              </w:rPr>
-              <w:t>출처 변경의 사람 판단과 영향</w:t>
+            <w:r>
+              <w:t>공식 출처 차이에 대한 사람의 법적 의미·영향 판단과 새 RuleSet·Clause 승인 결정</w:t>
             </w:r>
           </w:p>
         </w:tc>
@@ -2414,15 +2337,8 @@
               <w:spacing w:before="0" w:after="0" w:line="276" w:lineRule="auto"/>
               <w:jc w:val="left"/>
             </w:pPr>
-            <w:r/>
-            <w:r>
-              <w:rPr>
-                <w:rFonts w:ascii="Apple SD Gothic Neo" w:hAnsi="Apple SD Gothic Neo" w:eastAsia="Apple SD Gothic Neo"/>
-                <w:b w:val="0"/>
-                <w:color w:val="16243A"/>
-                <w:sz w:val="17"/>
-              </w:rPr>
-              <w:t>review_id · reviewer · decision · evidence</w:t>
+            <w:r>
+              <w:t>review_id · snapshot_id · reviewer · decision · evidence · decided_at</w:t>
             </w:r>
           </w:p>
         </w:tc>
@@ -2656,14 +2572,7 @@
               <w:spacing w:before="0" w:after="0" w:line="276" w:lineRule="auto"/>
               <w:jc w:val="left"/>
             </w:pPr>
-            <w:r/>
-            <w:r>
-              <w:rPr>
-                <w:rFonts w:ascii="Apple SD Gothic Neo" w:hAnsi="Apple SD Gothic Neo" w:eastAsia="Apple SD Gothic Neo"/>
-                <w:b/>
-                <w:color w:val="16243A"/>
-                <w:sz w:val="18"/>
-              </w:rPr>
+            <w:r>
               <w:t>대상</w:t>
             </w:r>
           </w:p>
@@ -2686,14 +2595,7 @@
               <w:spacing w:before="0" w:after="0" w:line="276" w:lineRule="auto"/>
               <w:jc w:val="left"/>
             </w:pPr>
-            <w:r/>
-            <w:r>
-              <w:rPr>
-                <w:rFonts w:ascii="Apple SD Gothic Neo" w:hAnsi="Apple SD Gothic Neo" w:eastAsia="Apple SD Gothic Neo"/>
-                <w:b/>
-                <w:color w:val="16243A"/>
-                <w:sz w:val="18"/>
-              </w:rPr>
+            <w:r>
               <w:t>허용 상태</w:t>
             </w:r>
           </w:p>
@@ -2716,14 +2618,7 @@
               <w:spacing w:before="0" w:after="0" w:line="276" w:lineRule="auto"/>
               <w:jc w:val="left"/>
             </w:pPr>
-            <w:r/>
-            <w:r>
-              <w:rPr>
-                <w:rFonts w:ascii="Apple SD Gothic Neo" w:hAnsi="Apple SD Gothic Neo" w:eastAsia="Apple SD Gothic Neo"/>
-                <w:b/>
-                <w:color w:val="16243A"/>
-                <w:sz w:val="18"/>
-              </w:rPr>
+            <w:r>
               <w:t>핵심 전이 규칙</w:t>
             </w:r>
           </w:p>
@@ -2749,14 +2644,7 @@
               <w:spacing w:before="0" w:after="0" w:line="276" w:lineRule="auto"/>
               <w:jc w:val="left"/>
             </w:pPr>
-            <w:r/>
-            <w:r>
-              <w:rPr>
-                <w:rFonts w:ascii="Apple SD Gothic Neo" w:hAnsi="Apple SD Gothic Neo" w:eastAsia="Apple SD Gothic Neo"/>
-                <w:b/>
-                <w:color w:val="16243A"/>
-                <w:sz w:val="18"/>
-              </w:rPr>
+            <w:r>
               <w:t>자료</w:t>
             </w:r>
           </w:p>
@@ -2777,14 +2665,7 @@
               <w:spacing w:before="0" w:after="0" w:line="276" w:lineRule="auto"/>
               <w:jc w:val="left"/>
             </w:pPr>
-            <w:r/>
-            <w:r>
-              <w:rPr>
-                <w:rFonts w:ascii="Apple SD Gothic Neo" w:hAnsi="Apple SD Gothic Neo" w:eastAsia="Apple SD Gothic Neo"/>
-                <w:b w:val="0"/>
-                <w:color w:val="16243A"/>
-                <w:sz w:val="18"/>
-              </w:rPr>
+            <w:r>
               <w:t>등록 → 검사중 → 차단/안전 → 파싱중 → 분석완료/실패 → 삭제</w:t>
             </w:r>
           </w:p>
@@ -2805,15 +2686,8 @@
               <w:spacing w:before="0" w:after="0" w:line="276" w:lineRule="auto"/>
               <w:jc w:val="left"/>
             </w:pPr>
-            <w:r/>
-            <w:r>
-              <w:rPr>
-                <w:rFonts w:ascii="Apple SD Gothic Neo" w:hAnsi="Apple SD Gothic Neo" w:eastAsia="Apple SD Gothic Neo"/>
-                <w:b w:val="0"/>
-                <w:color w:val="16243A"/>
-                <w:sz w:val="18"/>
-              </w:rPr>
-              <w:t>차단 자료는 외부 분석으로 전달하지 않음</w:t>
+            <w:r>
+              <w:t>악성 파일 또는 실제 개인정보·비밀정보 후보가 있는 자료는 외부 분석으로 전달하지 않고 수정·삭제 후 재검사</w:t>
             </w:r>
           </w:p>
         </w:tc>
@@ -2838,14 +2712,7 @@
               <w:spacing w:before="0" w:after="0" w:line="276" w:lineRule="auto"/>
               <w:jc w:val="left"/>
             </w:pPr>
-            <w:r/>
-            <w:r>
-              <w:rPr>
-                <w:rFonts w:ascii="Apple SD Gothic Neo" w:hAnsi="Apple SD Gothic Neo" w:eastAsia="Apple SD Gothic Neo"/>
-                <w:b/>
-                <w:color w:val="16243A"/>
-                <w:sz w:val="18"/>
-              </w:rPr>
+            <w:r>
               <w:t>사실 후보</w:t>
             </w:r>
           </w:p>
@@ -2866,15 +2733,8 @@
               <w:spacing w:before="0" w:after="0" w:line="276" w:lineRule="auto"/>
               <w:jc w:val="left"/>
             </w:pPr>
-            <w:r/>
-            <w:r>
-              <w:rPr>
-                <w:rFonts w:ascii="Apple SD Gothic Neo" w:hAnsi="Apple SD Gothic Neo" w:eastAsia="Apple SD Gothic Neo"/>
-                <w:b w:val="0"/>
-                <w:color w:val="16243A"/>
-                <w:sz w:val="18"/>
-              </w:rPr>
-              <w:t>제안 → 확인 필요 → 확인/수정/해당 없음 → 변경 후보</w:t>
+            <w:r>
+              <w:t>제안 → 확인 필요 → 확인/수정/해당 없음/보류 → 변경 후보</w:t>
             </w:r>
           </w:p>
         </w:tc>
@@ -2894,15 +2754,8 @@
               <w:spacing w:before="0" w:after="0" w:line="276" w:lineRule="auto"/>
               <w:jc w:val="left"/>
             </w:pPr>
-            <w:r/>
-            <w:r>
-              <w:rPr>
-                <w:rFonts w:ascii="Apple SD Gothic Neo" w:hAnsi="Apple SD Gothic Neo" w:eastAsia="Apple SD Gothic Neo"/>
-                <w:b w:val="0"/>
-                <w:color w:val="16243A"/>
-                <w:sz w:val="18"/>
-              </w:rPr>
-              <w:t>확인 필요 값은 확정 원장·공개 문서에 반영하지 않음</w:t>
+            <w:r>
+              <w:t>보류·확인 필요 값은 확정 사실 리비전과 공개 문서에 반영하지 않음</w:t>
             </w:r>
           </w:p>
         </w:tc>
@@ -2927,14 +2780,7 @@
               <w:spacing w:before="0" w:after="0" w:line="276" w:lineRule="auto"/>
               <w:jc w:val="left"/>
             </w:pPr>
-            <w:r/>
-            <w:r>
-              <w:rPr>
-                <w:rFonts w:ascii="Apple SD Gothic Neo" w:hAnsi="Apple SD Gothic Neo" w:eastAsia="Apple SD Gothic Neo"/>
-                <w:b/>
-                <w:color w:val="16243A"/>
-                <w:sz w:val="18"/>
-              </w:rPr>
+            <w:r>
               <w:t>문서</w:t>
             </w:r>
           </w:p>
@@ -2955,14 +2801,7 @@
               <w:spacing w:before="0" w:after="0" w:line="276" w:lineRule="auto"/>
               <w:jc w:val="left"/>
             </w:pPr>
-            <w:r/>
-            <w:r>
-              <w:rPr>
-                <w:rFonts w:ascii="Apple SD Gothic Neo" w:hAnsi="Apple SD Gothic Neo" w:eastAsia="Apple SD Gothic Neo"/>
-                <w:b w:val="0"/>
-                <w:color w:val="16243A"/>
-                <w:sz w:val="18"/>
-              </w:rPr>
+            <w:r>
               <w:t>초안 → 차단/검토 가능 → 승인 대기 → 승인 → 발행 → 대체/중단</w:t>
             </w:r>
           </w:p>
@@ -2983,15 +2822,8 @@
               <w:spacing w:before="0" w:after="0" w:line="276" w:lineRule="auto"/>
               <w:jc w:val="left"/>
             </w:pPr>
-            <w:r/>
-            <w:r>
-              <w:rPr>
-                <w:rFonts w:ascii="Apple SD Gothic Neo" w:hAnsi="Apple SD Gothic Neo" w:eastAsia="Apple SD Gothic Neo"/>
-                <w:b w:val="0"/>
-                <w:color w:val="16243A"/>
-                <w:sz w:val="18"/>
-              </w:rPr>
-              <w:t>차단·미승인 상태에서 공개 발행 불가</w:t>
+            <w:r>
+              <w:t>차단·미승인 상태에서 공개 발행할 수 없고 기존 발행본을 덮어쓰지 않음</w:t>
             </w:r>
           </w:p>
         </w:tc>
@@ -3016,15 +2848,8 @@
               <w:spacing w:before="0" w:after="0" w:line="276" w:lineRule="auto"/>
               <w:jc w:val="left"/>
             </w:pPr>
-            <w:r/>
-            <w:r>
-              <w:rPr>
-                <w:rFonts w:ascii="Apple SD Gothic Neo" w:hAnsi="Apple SD Gothic Neo" w:eastAsia="Apple SD Gothic Neo"/>
-                <w:b/>
-                <w:color w:val="16243A"/>
-                <w:sz w:val="18"/>
-              </w:rPr>
-              <w:t>법률 출처</w:t>
+            <w:r>
+              <w:t>공식 출처</w:t>
             </w:r>
           </w:p>
         </w:tc>
@@ -3044,15 +2869,8 @@
               <w:spacing w:before="0" w:after="0" w:line="276" w:lineRule="auto"/>
               <w:jc w:val="left"/>
             </w:pPr>
-            <w:r/>
-            <w:r>
-              <w:rPr>
-                <w:rFonts w:ascii="Apple SD Gothic Neo" w:hAnsi="Apple SD Gothic Neo" w:eastAsia="Apple SD Gothic Neo"/>
-                <w:b w:val="0"/>
-                <w:color w:val="16243A"/>
-                <w:sz w:val="18"/>
-              </w:rPr>
-              <w:t>대기 → 조회중 → 완료/실패 → 차이 검토 필요</w:t>
+            <w:r>
+              <w:t>대기 → 조회중 → 실패/완료 → 동일/차이 검토 필요</w:t>
             </w:r>
           </w:p>
         </w:tc>
@@ -3072,15 +2890,8 @@
               <w:spacing w:before="0" w:after="0" w:line="276" w:lineRule="auto"/>
               <w:jc w:val="left"/>
             </w:pPr>
-            <w:r/>
-            <w:r>
-              <w:rPr>
-                <w:rFonts w:ascii="Apple SD Gothic Neo" w:hAnsi="Apple SD Gothic Neo" w:eastAsia="Apple SD Gothic Neo"/>
-                <w:b w:val="0"/>
-                <w:color w:val="16243A"/>
-                <w:sz w:val="18"/>
-              </w:rPr>
-              <w:t>조회 실패 시 해당 국가 생성을 차단하고 차이만으로 문서를 자동 수정하지 않음</w:t>
+            <w:r>
+              <w:t>조회 실패 또는 차이 검토 필요 상태에서는 해당 국가의 신규 생성·재생성을 차단하고 현재 발행본을 유지</w:t>
             </w:r>
           </w:p>
         </w:tc>
@@ -3105,14 +2916,75 @@
               <w:spacing w:before="0" w:after="0" w:line="276" w:lineRule="auto"/>
               <w:jc w:val="left"/>
             </w:pPr>
-            <w:r/>
-            <w:r>
-              <w:rPr>
-                <w:rFonts w:ascii="Apple SD Gothic Neo" w:hAnsi="Apple SD Gothic Neo" w:eastAsia="Apple SD Gothic Neo"/>
-                <w:b/>
-                <w:color w:val="16243A"/>
-                <w:sz w:val="18"/>
-              </w:rPr>
+            <w:r>
+              <w:t>규칙·조항</w:t>
+            </w:r>
+          </w:p>
+        </w:tc>
+        <w:tc>
+          <w:tcPr>
+            <w:tcW w:type="dxa" w:w="3710"/>
+            <w:tcMar>
+              <w:top w:w="80" w:type="dxa"/>
+              <w:start w:w="120" w:type="dxa"/>
+              <w:bottom w:w="80" w:type="dxa"/>
+              <w:end w:w="120" w:type="dxa"/>
+            </w:tcMar>
+            <w:vAlign w:val="center"/>
+          </w:tcPr>
+          <w:p>
+            <w:pPr>
+              <w:spacing w:before="0" w:after="0" w:line="276" w:lineRule="auto"/>
+              <w:jc w:val="left"/>
+            </w:pPr>
+            <w:r>
+              <w:t>초안 → 검토중 → 반려/승인 → 활성 → 대체</w:t>
+            </w:r>
+          </w:p>
+        </w:tc>
+        <w:tc>
+          <w:tcPr>
+            <w:tcW w:type="dxa" w:w="4150"/>
+            <w:tcMar>
+              <w:top w:w="80" w:type="dxa"/>
+              <w:start w:w="120" w:type="dxa"/>
+              <w:bottom w:w="80" w:type="dxa"/>
+              <w:end w:w="120" w:type="dxa"/>
+            </w:tcMar>
+            <w:vAlign w:val="center"/>
+          </w:tcPr>
+          <w:p>
+            <w:pPr>
+              <w:spacing w:before="0" w:after="0" w:line="276" w:lineRule="auto"/>
+              <w:jc w:val="left"/>
+            </w:pPr>
+            <w:r>
+              <w:t>법률 검토 후 승인·활성화된 버전만 생성에 사용하며 출처 변화만으로 자동 수정·활성화하지 않음</w:t>
+            </w:r>
+          </w:p>
+        </w:tc>
+      </w:tr>
+      <w:tr>
+        <w:trPr>
+          <w:cantSplit/>
+        </w:trPr>
+        <w:tc>
+          <w:tcPr>
+            <w:tcW w:type="dxa" w:w="1500"/>
+            <w:tcMar>
+              <w:top w:w="80" w:type="dxa"/>
+              <w:start w:w="120" w:type="dxa"/>
+              <w:bottom w:w="80" w:type="dxa"/>
+              <w:end w:w="120" w:type="dxa"/>
+            </w:tcMar>
+            <w:vAlign w:val="center"/>
+          </w:tcPr>
+          <w:p>
+            <w:pPr>
+              <w:spacing w:before="0" w:after="0" w:line="276" w:lineRule="auto"/>
+              <w:jc w:val="left"/>
+            </w:pPr>
+            <w:r>
               <w:t>삭제</w:t>
             </w:r>
           </w:p>
@@ -3133,14 +3005,7 @@
               <w:spacing w:before="0" w:after="0" w:line="276" w:lineRule="auto"/>
               <w:jc w:val="left"/>
             </w:pPr>
-            <w:r/>
-            <w:r>
-              <w:rPr>
-                <w:rFonts w:ascii="Apple SD Gothic Neo" w:hAnsi="Apple SD Gothic Neo" w:eastAsia="Apple SD Gothic Neo"/>
-                <w:b w:val="0"/>
-                <w:color w:val="16243A"/>
-                <w:sz w:val="18"/>
-              </w:rPr>
+            <w:r>
               <w:t>요청 → 유예/대기 → 실행중 → 부분 실패/완료 → 백업 만료</w:t>
             </w:r>
           </w:p>
@@ -3161,15 +3026,451 @@
               <w:spacing w:before="0" w:after="0" w:line="276" w:lineRule="auto"/>
               <w:jc w:val="left"/>
             </w:pPr>
-            <w:r/>
-            <w:r>
-              <w:rPr>
-                <w:rFonts w:ascii="Apple SD Gothic Neo" w:hAnsi="Apple SD Gothic Neo" w:eastAsia="Apple SD Gothic Neo"/>
-                <w:b w:val="0"/>
-                <w:color w:val="16243A"/>
-                <w:sz w:val="18"/>
-              </w:rPr>
-              <w:t>보존 예외와 최종 만료일을 분리 기록</w:t>
+            <w:r>
+              <w:t>보존 예외와 최종 만료일을 분리 기록하고 부분 실패를 재시도</w:t>
+            </w:r>
+          </w:p>
+        </w:tc>
+      </w:tr>
+    </w:tbl>
+    <w:p>
+      <w:pPr>
+        <w:pStyle w:val="Heading2"/>
+      </w:pPr>
+      <w:r>
+        <w:t>3.1 공식 출처와 법률 콘텐츠 승인 흐름</w:t>
+      </w:r>
+    </w:p>
+    <w:p>
+      <w:r>
+        <w:t>공식 출처 수집은 기술적 증거 확보이고, RuleSet·Clause 승인은 법률 검토 결과입니다. 두 상태를 분리해 새로 수집한 문구가 검토 없이 고객 문서에 반영되지 않도록 합니다.</w:t>
+      </w:r>
+    </w:p>
+    <w:tbl>
+      <w:tblPr>
+        <w:tblStyle w:val="TableGrid"/>
+        <w:tblW w:type="dxa" w:w="9360"/>
+        <w:jc w:val="left"/>
+        <w:tblLayout w:type="fixed"/>
+        <w:tblLook w:firstColumn="1" w:firstRow="1" w:lastColumn="0" w:lastRow="0" w:noHBand="0" w:noVBand="1" w:val="04A0"/>
+        <w:tblInd w:w="120" w:type="dxa"/>
+      </w:tblPr>
+      <w:tblGrid>
+        <w:gridCol w:w="1500"/>
+        <w:gridCol w:w="3710"/>
+        <w:gridCol w:w="4150"/>
+      </w:tblGrid>
+      <w:tr>
+        <w:trPr>
+          <w:tblHeader w:val="true"/>
+          <w:cantSplit/>
+        </w:trPr>
+        <w:tc>
+          <w:tcPr>
+            <w:tcW w:type="dxa" w:w="1500"/>
+            <w:shd w:fill="E8EEF9"/>
+            <w:tcMar>
+              <w:top w:w="80" w:type="dxa"/>
+              <w:start w:w="120" w:type="dxa"/>
+              <w:bottom w:w="80" w:type="dxa"/>
+              <w:end w:w="120" w:type="dxa"/>
+            </w:tcMar>
+            <w:vAlign w:val="center"/>
+          </w:tcPr>
+          <w:p>
+            <w:pPr>
+              <w:keepNext/>
+              <w:spacing w:before="0" w:after="0" w:line="276" w:lineRule="auto"/>
+              <w:jc w:val="left"/>
+            </w:pPr>
+            <w:r>
+              <w:t>단계</w:t>
+            </w:r>
+          </w:p>
+        </w:tc>
+        <w:tc>
+          <w:tcPr>
+            <w:tcW w:type="dxa" w:w="3710"/>
+            <w:shd w:fill="E8EEF9"/>
+            <w:tcMar>
+              <w:top w:w="80" w:type="dxa"/>
+              <w:start w:w="120" w:type="dxa"/>
+              <w:bottom w:w="80" w:type="dxa"/>
+              <w:end w:w="120" w:type="dxa"/>
+            </w:tcMar>
+            <w:vAlign w:val="center"/>
+          </w:tcPr>
+          <w:p>
+            <w:pPr>
+              <w:keepNext/>
+              <w:spacing w:before="0" w:after="0" w:line="276" w:lineRule="auto"/>
+              <w:jc w:val="left"/>
+            </w:pPr>
+            <w:r>
+              <w:t>시스템 처리</w:t>
+            </w:r>
+          </w:p>
+        </w:tc>
+        <w:tc>
+          <w:tcPr>
+            <w:tcW w:type="dxa" w:w="4150"/>
+            <w:shd w:fill="E8EEF9"/>
+            <w:tcMar>
+              <w:top w:w="80" w:type="dxa"/>
+              <w:start w:w="120" w:type="dxa"/>
+              <w:bottom w:w="80" w:type="dxa"/>
+              <w:end w:w="120" w:type="dxa"/>
+            </w:tcMar>
+            <w:vAlign w:val="center"/>
+          </w:tcPr>
+          <w:p>
+            <w:pPr>
+              <w:keepNext/>
+              <w:spacing w:before="0" w:after="0" w:line="276" w:lineRule="auto"/>
+              <w:jc w:val="left"/>
+            </w:pPr>
+            <w:r>
+              <w:t>게이트</w:t>
+            </w:r>
+          </w:p>
+        </w:tc>
+      </w:tr>
+      <w:tr>
+        <w:trPr>
+          <w:cantSplit/>
+        </w:trPr>
+        <w:tc>
+          <w:tcPr>
+            <w:tcW w:type="dxa" w:w="1500"/>
+            <w:tcMar>
+              <w:top w:w="80" w:type="dxa"/>
+              <w:start w:w="120" w:type="dxa"/>
+              <w:bottom w:w="80" w:type="dxa"/>
+              <w:end w:w="120" w:type="dxa"/>
+            </w:tcMar>
+            <w:vAlign w:val="center"/>
+          </w:tcPr>
+          <w:p>
+            <w:pPr>
+              <w:spacing w:before="0" w:after="0" w:line="276" w:lineRule="auto"/>
+              <w:jc w:val="left"/>
+            </w:pPr>
+            <w:r>
+              <w:t>1. 조회</w:t>
+            </w:r>
+          </w:p>
+        </w:tc>
+        <w:tc>
+          <w:tcPr>
+            <w:tcW w:type="dxa" w:w="3710"/>
+            <w:tcMar>
+              <w:top w:w="80" w:type="dxa"/>
+              <w:start w:w="120" w:type="dxa"/>
+              <w:bottom w:w="80" w:type="dxa"/>
+              <w:end w:w="120" w:type="dxa"/>
+            </w:tcMar>
+            <w:vAlign w:val="center"/>
+          </w:tcPr>
+          <w:p>
+            <w:pPr>
+              <w:spacing w:before="0" w:after="0" w:line="276" w:lineRule="auto"/>
+              <w:jc w:val="left"/>
+            </w:pPr>
+            <w:r>
+              <w:t>허용된 공식 출처를 조회해 URL·시각·해시·법률 기준일·이용조건 상태를 SourceSnapshot으로 저장</w:t>
+            </w:r>
+          </w:p>
+        </w:tc>
+        <w:tc>
+          <w:tcPr>
+            <w:tcW w:type="dxa" w:w="4150"/>
+            <w:tcMar>
+              <w:top w:w="80" w:type="dxa"/>
+              <w:start w:w="120" w:type="dxa"/>
+              <w:bottom w:w="80" w:type="dxa"/>
+              <w:end w:w="120" w:type="dxa"/>
+            </w:tcMar>
+            <w:vAlign w:val="center"/>
+          </w:tcPr>
+          <w:p>
+            <w:pPr>
+              <w:spacing w:before="0" w:after="0" w:line="276" w:lineRule="auto"/>
+              <w:jc w:val="left"/>
+            </w:pPr>
+            <w:r>
+              <w:t>조회·검증 실패 시 해당 국가 신규 생성·재생성 차단</w:t>
+            </w:r>
+          </w:p>
+        </w:tc>
+      </w:tr>
+      <w:tr>
+        <w:trPr>
+          <w:cantSplit/>
+        </w:trPr>
+        <w:tc>
+          <w:tcPr>
+            <w:tcW w:type="dxa" w:w="1500"/>
+            <w:tcMar>
+              <w:top w:w="80" w:type="dxa"/>
+              <w:start w:w="120" w:type="dxa"/>
+              <w:bottom w:w="80" w:type="dxa"/>
+              <w:end w:w="120" w:type="dxa"/>
+            </w:tcMar>
+            <w:vAlign w:val="center"/>
+          </w:tcPr>
+          <w:p>
+            <w:pPr>
+              <w:spacing w:before="0" w:after="0" w:line="276" w:lineRule="auto"/>
+              <w:jc w:val="left"/>
+            </w:pPr>
+            <w:r>
+              <w:t>2. 비교</w:t>
+            </w:r>
+          </w:p>
+        </w:tc>
+        <w:tc>
+          <w:tcPr>
+            <w:tcW w:type="dxa" w:w="3710"/>
+            <w:tcMar>
+              <w:top w:w="80" w:type="dxa"/>
+              <w:start w:w="120" w:type="dxa"/>
+              <w:bottom w:w="80" w:type="dxa"/>
+              <w:end w:w="120" w:type="dxa"/>
+            </w:tcMar>
+            <w:vAlign w:val="center"/>
+          </w:tcPr>
+          <w:p>
+            <w:pPr>
+              <w:spacing w:before="0" w:after="0" w:line="276" w:lineRule="auto"/>
+              <w:jc w:val="left"/>
+            </w:pPr>
+            <w:r>
+              <w:t>작성 시점 SourceSnapshot과 활성 RuleSet·Clause의 승인 근거 스냅샷 해시를 비교</w:t>
+            </w:r>
+          </w:p>
+        </w:tc>
+        <w:tc>
+          <w:tcPr>
+            <w:tcW w:type="dxa" w:w="4150"/>
+            <w:tcMar>
+              <w:top w:w="80" w:type="dxa"/>
+              <w:start w:w="120" w:type="dxa"/>
+              <w:bottom w:w="80" w:type="dxa"/>
+              <w:end w:w="120" w:type="dxa"/>
+            </w:tcMar>
+            <w:vAlign w:val="center"/>
+          </w:tcPr>
+          <w:p>
+            <w:pPr>
+              <w:spacing w:before="0" w:after="0" w:line="276" w:lineRule="auto"/>
+              <w:jc w:val="left"/>
+            </w:pPr>
+            <w:r>
+              <w:t>동일하면 활성 버전 사용 가능, 다르면 ChangeReview 생성</w:t>
+            </w:r>
+          </w:p>
+        </w:tc>
+      </w:tr>
+      <w:tr>
+        <w:trPr>
+          <w:cantSplit/>
+        </w:trPr>
+        <w:tc>
+          <w:tcPr>
+            <w:tcW w:type="dxa" w:w="1500"/>
+            <w:tcMar>
+              <w:top w:w="80" w:type="dxa"/>
+              <w:start w:w="120" w:type="dxa"/>
+              <w:bottom w:w="80" w:type="dxa"/>
+              <w:end w:w="120" w:type="dxa"/>
+            </w:tcMar>
+            <w:vAlign w:val="center"/>
+          </w:tcPr>
+          <w:p>
+            <w:pPr>
+              <w:spacing w:before="0" w:after="0" w:line="276" w:lineRule="auto"/>
+              <w:jc w:val="left"/>
+            </w:pPr>
+            <w:r>
+              <w:t>3. 사람 검토</w:t>
+            </w:r>
+          </w:p>
+        </w:tc>
+        <w:tc>
+          <w:tcPr>
+            <w:tcW w:type="dxa" w:w="3710"/>
+            <w:tcMar>
+              <w:top w:w="80" w:type="dxa"/>
+              <w:start w:w="120" w:type="dxa"/>
+              <w:bottom w:w="80" w:type="dxa"/>
+              <w:end w:w="120" w:type="dxa"/>
+            </w:tcMar>
+            <w:vAlign w:val="center"/>
+          </w:tcPr>
+          <w:p>
+            <w:pPr>
+              <w:spacing w:before="0" w:after="0" w:line="276" w:lineRule="auto"/>
+              <w:jc w:val="left"/>
+            </w:pPr>
+            <w:r>
+              <w:t>법률 검토자가 문구 변화의 의미·적용 조건·영향을 판단하고 근거를 기록</w:t>
+            </w:r>
+          </w:p>
+        </w:tc>
+        <w:tc>
+          <w:tcPr>
+            <w:tcW w:type="dxa" w:w="4150"/>
+            <w:tcMar>
+              <w:top w:w="80" w:type="dxa"/>
+              <w:start w:w="120" w:type="dxa"/>
+              <w:bottom w:w="80" w:type="dxa"/>
+              <w:end w:w="120" w:type="dxa"/>
+            </w:tcMar>
+            <w:vAlign w:val="center"/>
+          </w:tcPr>
+          <w:p>
+            <w:pPr>
+              <w:spacing w:before="0" w:after="0" w:line="276" w:lineRule="auto"/>
+              <w:jc w:val="left"/>
+            </w:pPr>
+            <w:r>
+              <w:t>판단 전에는 규칙·조항·고객 문서 자동 변경 금지</w:t>
+            </w:r>
+          </w:p>
+        </w:tc>
+      </w:tr>
+      <w:tr>
+        <w:trPr>
+          <w:cantSplit/>
+        </w:trPr>
+        <w:tc>
+          <w:tcPr>
+            <w:tcW w:type="dxa" w:w="1500"/>
+            <w:tcMar>
+              <w:top w:w="80" w:type="dxa"/>
+              <w:start w:w="120" w:type="dxa"/>
+              <w:bottom w:w="80" w:type="dxa"/>
+              <w:end w:w="120" w:type="dxa"/>
+            </w:tcMar>
+            <w:vAlign w:val="center"/>
+          </w:tcPr>
+          <w:p>
+            <w:pPr>
+              <w:spacing w:before="0" w:after="0" w:line="276" w:lineRule="auto"/>
+              <w:jc w:val="left"/>
+            </w:pPr>
+            <w:r>
+              <w:t>4. 승인·활성화</w:t>
+            </w:r>
+          </w:p>
+        </w:tc>
+        <w:tc>
+          <w:tcPr>
+            <w:tcW w:type="dxa" w:w="3710"/>
+            <w:tcMar>
+              <w:top w:w="80" w:type="dxa"/>
+              <w:start w:w="120" w:type="dxa"/>
+              <w:bottom w:w="80" w:type="dxa"/>
+              <w:end w:w="120" w:type="dxa"/>
+            </w:tcMar>
+            <w:vAlign w:val="center"/>
+          </w:tcPr>
+          <w:p>
+            <w:pPr>
+              <w:spacing w:before="0" w:after="0" w:line="276" w:lineRule="auto"/>
+              <w:jc w:val="left"/>
+            </w:pPr>
+            <w:r>
+              <w:t>필요한 경우 새 RuleSet·Clause 버전을 승인하고 활성화</w:t>
+            </w:r>
+          </w:p>
+        </w:tc>
+        <w:tc>
+          <w:tcPr>
+            <w:tcW w:type="dxa" w:w="4150"/>
+            <w:tcMar>
+              <w:top w:w="80" w:type="dxa"/>
+              <w:start w:w="120" w:type="dxa"/>
+              <w:bottom w:w="80" w:type="dxa"/>
+              <w:end w:w="120" w:type="dxa"/>
+            </w:tcMar>
+            <w:vAlign w:val="center"/>
+          </w:tcPr>
+          <w:p>
+            <w:pPr>
+              <w:spacing w:before="0" w:after="0" w:line="276" w:lineRule="auto"/>
+              <w:jc w:val="left"/>
+            </w:pPr>
+            <w:r>
+              <w:t>검토자·결정·기준일·근거 스냅샷이 없으면 활성화 금지</w:t>
+            </w:r>
+          </w:p>
+        </w:tc>
+      </w:tr>
+      <w:tr>
+        <w:trPr>
+          <w:cantSplit/>
+        </w:trPr>
+        <w:tc>
+          <w:tcPr>
+            <w:tcW w:type="dxa" w:w="1500"/>
+            <w:tcMar>
+              <w:top w:w="80" w:type="dxa"/>
+              <w:start w:w="120" w:type="dxa"/>
+              <w:bottom w:w="80" w:type="dxa"/>
+              <w:end w:w="120" w:type="dxa"/>
+            </w:tcMar>
+            <w:vAlign w:val="center"/>
+          </w:tcPr>
+          <w:p>
+            <w:pPr>
+              <w:spacing w:before="0" w:after="0" w:line="276" w:lineRule="auto"/>
+              <w:jc w:val="left"/>
+            </w:pPr>
+            <w:r>
+              <w:t>5. 새 초안</w:t>
+            </w:r>
+          </w:p>
+        </w:tc>
+        <w:tc>
+          <w:tcPr>
+            <w:tcW w:type="dxa" w:w="3710"/>
+            <w:tcMar>
+              <w:top w:w="80" w:type="dxa"/>
+              <w:start w:w="120" w:type="dxa"/>
+              <w:bottom w:w="80" w:type="dxa"/>
+              <w:end w:w="120" w:type="dxa"/>
+            </w:tcMar>
+            <w:vAlign w:val="center"/>
+          </w:tcPr>
+          <w:p>
+            <w:pPr>
+              <w:spacing w:before="0" w:after="0" w:line="276" w:lineRule="auto"/>
+              <w:jc w:val="left"/>
+            </w:pPr>
+            <w:r>
+              <w:t>확정 사실과 새 활성 버전으로 별도 DocumentVersion 생성</w:t>
+            </w:r>
+          </w:p>
+        </w:tc>
+        <w:tc>
+          <w:tcPr>
+            <w:tcW w:type="dxa" w:w="4150"/>
+            <w:tcMar>
+              <w:top w:w="80" w:type="dxa"/>
+              <w:start w:w="120" w:type="dxa"/>
+              <w:bottom w:w="80" w:type="dxa"/>
+              <w:end w:w="120" w:type="dxa"/>
+            </w:tcMar>
+            <w:vAlign w:val="center"/>
+          </w:tcPr>
+          <w:p>
+            <w:pPr>
+              <w:spacing w:before="0" w:after="0" w:line="276" w:lineRule="auto"/>
+              <w:jc w:val="left"/>
+            </w:pPr>
+            <w:r>
+              <w:t>고객 재승인 전까지 현재 공개 버전 유지</w:t>
             </w:r>
           </w:p>
         </w:tc>
@@ -3224,14 +3525,7 @@
               <w:spacing w:before="0" w:after="0" w:line="276" w:lineRule="auto"/>
               <w:jc w:val="left"/>
             </w:pPr>
-            <w:r/>
-            <w:r>
-              <w:rPr>
-                <w:rFonts w:ascii="Apple SD Gothic Neo" w:hAnsi="Apple SD Gothic Neo" w:eastAsia="Apple SD Gothic Neo"/>
-                <w:b/>
-                <w:color w:val="16243A"/>
-                <w:sz w:val="18"/>
-              </w:rPr>
+            <w:r>
               <w:t>영역</w:t>
             </w:r>
           </w:p>
@@ -3254,14 +3548,7 @@
               <w:spacing w:before="0" w:after="0" w:line="276" w:lineRule="auto"/>
               <w:jc w:val="left"/>
             </w:pPr>
-            <w:r/>
-            <w:r>
-              <w:rPr>
-                <w:rFonts w:ascii="Apple SD Gothic Neo" w:hAnsi="Apple SD Gothic Neo" w:eastAsia="Apple SD Gothic Neo"/>
-                <w:b/>
-                <w:color w:val="16243A"/>
-                <w:sz w:val="18"/>
-              </w:rPr>
+            <w:r>
               <w:t>요구사항</w:t>
             </w:r>
           </w:p>
@@ -3287,14 +3574,7 @@
               <w:spacing w:before="0" w:after="0" w:line="276" w:lineRule="auto"/>
               <w:jc w:val="left"/>
             </w:pPr>
-            <w:r/>
-            <w:r>
-              <w:rPr>
-                <w:rFonts w:ascii="Apple SD Gothic Neo" w:hAnsi="Apple SD Gothic Neo" w:eastAsia="Apple SD Gothic Neo"/>
-                <w:b w:val="0"/>
-                <w:color w:val="16243A"/>
-                <w:sz w:val="18"/>
-              </w:rPr>
+            <w:r>
               <w:t>보안</w:t>
             </w:r>
           </w:p>
@@ -3315,14 +3595,7 @@
               <w:spacing w:before="0" w:after="0" w:line="276" w:lineRule="auto"/>
               <w:jc w:val="left"/>
             </w:pPr>
-            <w:r/>
-            <w:r>
-              <w:rPr>
-                <w:rFonts w:ascii="Apple SD Gothic Neo" w:hAnsi="Apple SD Gothic Neo" w:eastAsia="Apple SD Gothic Neo"/>
-                <w:b w:val="0"/>
-                <w:color w:val="16243A"/>
-                <w:sz w:val="18"/>
-              </w:rPr>
+            <w:r>
               <w:t>전송·저장 암호화, 최소권한, 비밀관리, 업로드 격리, 악성코드 검사, 감사 가능한 관리자 접근</w:t>
             </w:r>
           </w:p>
@@ -3348,14 +3621,7 @@
               <w:spacing w:before="0" w:after="0" w:line="276" w:lineRule="auto"/>
               <w:jc w:val="left"/>
             </w:pPr>
-            <w:r/>
-            <w:r>
-              <w:rPr>
-                <w:rFonts w:ascii="Apple SD Gothic Neo" w:hAnsi="Apple SD Gothic Neo" w:eastAsia="Apple SD Gothic Neo"/>
-                <w:b w:val="0"/>
-                <w:color w:val="16243A"/>
-                <w:sz w:val="18"/>
-              </w:rPr>
+            <w:r>
               <w:t>프라이버시</w:t>
             </w:r>
           </w:p>
@@ -3376,15 +3642,8 @@
               <w:spacing w:before="0" w:after="0" w:line="276" w:lineRule="auto"/>
               <w:jc w:val="left"/>
             </w:pPr>
-            <w:r/>
-            <w:r>
-              <w:rPr>
-                <w:rFonts w:ascii="Apple SD Gothic Neo" w:hAnsi="Apple SD Gothic Neo" w:eastAsia="Apple SD Gothic Neo"/>
-                <w:b w:val="0"/>
-                <w:color w:val="16243A"/>
-                <w:sz w:val="18"/>
-              </w:rPr>
-              <w:t>데이터 최소화, 외부 AI 전송 전 차단, 공급업체·처리지역 명시, 원본·파생 데이터 보유기간 분리</w:t>
+            <w:r>
+              <w:t>데이터 최소화, 외부 AI 전송 전 실제 개인정보·비밀정보 차단, 원문 로그 금지, 공급업체·처리지역·학습 사용·보유·삭제 조건 승인</w:t>
             </w:r>
           </w:p>
         </w:tc>
@@ -3409,15 +3668,8 @@
               <w:spacing w:before="0" w:after="0" w:line="276" w:lineRule="auto"/>
               <w:jc w:val="left"/>
             </w:pPr>
-            <w:r/>
-            <w:r>
-              <w:rPr>
-                <w:rFonts w:ascii="Apple SD Gothic Neo" w:hAnsi="Apple SD Gothic Neo" w:eastAsia="Apple SD Gothic Neo"/>
-                <w:b w:val="0"/>
-                <w:color w:val="16243A"/>
-                <w:sz w:val="18"/>
-              </w:rPr>
-              <w:t>정확성</w:t>
+            <w:r>
+              <w:t>입력 안전검사 구현</w:t>
             </w:r>
           </w:p>
         </w:tc>
@@ -3437,15 +3689,8 @@
               <w:spacing w:before="0" w:after="0" w:line="276" w:lineRule="auto"/>
               <w:jc w:val="left"/>
             </w:pPr>
-            <w:r/>
-            <w:r>
-              <w:rPr>
-                <w:rFonts w:ascii="Apple SD Gothic Neo" w:hAnsi="Apple SD Gothic Neo" w:eastAsia="Apple SD Gothic Neo"/>
-                <w:b w:val="0"/>
-                <w:color w:val="16243A"/>
-                <w:sz w:val="18"/>
-              </w:rPr>
-              <w:t>후보 근거·신뢰도·추출 버전 표시, 규칙·조항 승인 게이트, 회귀 테스트와 사람 검토</w:t>
+            <w:r>
+              <w:t>통제된 환경의 규칙·정규표현식·비밀 탐지기를 조합하고 탐지기 버전을 기록. 차단 결과 우회 전송 금지, 위치·유형·마스킹된 근거만 제공</w:t>
             </w:r>
           </w:p>
         </w:tc>
@@ -3470,15 +3715,8 @@
               <w:spacing w:before="0" w:after="0" w:line="276" w:lineRule="auto"/>
               <w:jc w:val="left"/>
             </w:pPr>
-            <w:r/>
-            <w:r>
-              <w:rPr>
-                <w:rFonts w:ascii="Apple SD Gothic Neo" w:hAnsi="Apple SD Gothic Neo" w:eastAsia="Apple SD Gothic Neo"/>
-                <w:b w:val="0"/>
-                <w:color w:val="16243A"/>
-                <w:sz w:val="18"/>
-              </w:rPr>
-              <w:t>추적성</w:t>
+            <w:r>
+              <w:t>정확성</w:t>
             </w:r>
           </w:p>
         </w:tc>
@@ -3498,15 +3736,8 @@
               <w:spacing w:before="0" w:after="0" w:line="276" w:lineRule="auto"/>
               <w:jc w:val="left"/>
             </w:pPr>
-            <w:r/>
-            <w:r>
-              <w:rPr>
-                <w:rFonts w:ascii="Apple SD Gothic Neo" w:hAnsi="Apple SD Gothic Neo" w:eastAsia="Apple SD Gothic Neo"/>
-                <w:b w:val="0"/>
-                <w:color w:val="16243A"/>
-                <w:sz w:val="18"/>
-              </w:rPr>
-              <w:t>사실·작성 시점 출처 스냅샷→규칙→조항→문서 버전→고객 승인 연결</w:t>
+            <w:r>
+              <w:t>후보 근거·추출 버전 표시, SourceSnapshot 수집 상태와 RuleSet·Clause 승인·활성 상태 분리, 회귀 테스트와 사람 검토</w:t>
             </w:r>
           </w:p>
         </w:tc>
@@ -3531,15 +3762,8 @@
               <w:spacing w:before="0" w:after="0" w:line="276" w:lineRule="auto"/>
               <w:jc w:val="left"/>
             </w:pPr>
-            <w:r/>
-            <w:r>
-              <w:rPr>
-                <w:rFonts w:ascii="Apple SD Gothic Neo" w:hAnsi="Apple SD Gothic Neo" w:eastAsia="Apple SD Gothic Neo"/>
-                <w:b w:val="0"/>
-                <w:color w:val="16243A"/>
-                <w:sz w:val="18"/>
-              </w:rPr>
-              <w:t>가용성</w:t>
+            <w:r>
+              <w:t>추적성</w:t>
             </w:r>
           </w:p>
         </w:tc>
@@ -3559,15 +3783,8 @@
               <w:spacing w:before="0" w:after="0" w:line="276" w:lineRule="auto"/>
               <w:jc w:val="left"/>
             </w:pPr>
-            <w:r/>
-            <w:r>
-              <w:rPr>
-                <w:rFonts w:ascii="Apple SD Gothic Neo" w:hAnsi="Apple SD Gothic Neo" w:eastAsia="Apple SD Gothic Neo"/>
-                <w:b w:val="0"/>
-                <w:color w:val="16243A"/>
-                <w:sz w:val="18"/>
-              </w:rPr>
-              <w:t>분석·수집·발행 작업의 멱등성, 재시도, 부분 실패 상태, 작업 큐와 운영 경보</w:t>
+            <w:r>
+              <w:t>사실 리비전→출처 스냅샷→ChangeReview→활성 규칙·조항→문서 버전→고객 승인 연결</w:t>
             </w:r>
           </w:p>
         </w:tc>
@@ -3592,15 +3809,8 @@
               <w:spacing w:before="0" w:after="0" w:line="276" w:lineRule="auto"/>
               <w:jc w:val="left"/>
             </w:pPr>
-            <w:r/>
-            <w:r>
-              <w:rPr>
-                <w:rFonts w:ascii="Apple SD Gothic Neo" w:hAnsi="Apple SD Gothic Neo" w:eastAsia="Apple SD Gothic Neo"/>
-                <w:b w:val="0"/>
-                <w:color w:val="16243A"/>
-                <w:sz w:val="18"/>
-              </w:rPr>
-              <w:t>접근성</w:t>
+            <w:r>
+              <w:t>가용성</w:t>
             </w:r>
           </w:p>
         </w:tc>
@@ -3620,15 +3830,8 @@
               <w:spacing w:before="0" w:after="0" w:line="276" w:lineRule="auto"/>
               <w:jc w:val="left"/>
             </w:pPr>
-            <w:r/>
-            <w:r>
-              <w:rPr>
-                <w:rFonts w:ascii="Apple SD Gothic Neo" w:hAnsi="Apple SD Gothic Neo" w:eastAsia="Apple SD Gothic Neo"/>
-                <w:b w:val="0"/>
-                <w:color w:val="16243A"/>
-                <w:sz w:val="18"/>
-              </w:rPr>
-              <w:t>키보드 조작, 포커스 가시성, 상태 변경 알림, 색상 외 상태 표현, 의미 있는 제목·레이블</w:t>
+            <w:r>
+              <w:t>분석·수집·발행 작업의 멱등성, 재시도, 국가별 부분 실패 상태, 작업 ID·큐와 기본 운영 경보</w:t>
             </w:r>
           </w:p>
         </w:tc>
@@ -3653,15 +3856,8 @@
               <w:spacing w:before="0" w:after="0" w:line="276" w:lineRule="auto"/>
               <w:jc w:val="left"/>
             </w:pPr>
-            <w:r/>
-            <w:r>
-              <w:rPr>
-                <w:rFonts w:ascii="Apple SD Gothic Neo" w:hAnsi="Apple SD Gothic Neo" w:eastAsia="Apple SD Gothic Neo"/>
-                <w:b w:val="0"/>
-                <w:color w:val="16243A"/>
-                <w:sz w:val="18"/>
-              </w:rPr>
-              <w:t>반응형</w:t>
+            <w:r>
+              <w:t>접근성</w:t>
             </w:r>
           </w:p>
         </w:tc>
@@ -3681,15 +3877,8 @@
               <w:spacing w:before="0" w:after="0" w:line="276" w:lineRule="auto"/>
               <w:jc w:val="left"/>
             </w:pPr>
-            <w:r/>
-            <w:r>
-              <w:rPr>
-                <w:rFonts w:ascii="Apple SD Gothic Neo" w:hAnsi="Apple SD Gothic Neo" w:eastAsia="Apple SD Gothic Neo"/>
-                <w:b w:val="0"/>
-                <w:color w:val="16243A"/>
-                <w:sz w:val="18"/>
-              </w:rPr>
-              <w:t>모바일 하단 고정 CTA, 긴 표 카드 전환/가로 스크롤 안내, 가로 넘침 방지</w:t>
+            <w:r>
+              <w:t>키보드 조작, 포커스 가시성, 상태 변경 알림, 색상 외 상태 표현, 의미 있는 제목·레이블</w:t>
             </w:r>
           </w:p>
         </w:tc>
@@ -3714,15 +3903,8 @@
               <w:spacing w:before="0" w:after="0" w:line="276" w:lineRule="auto"/>
               <w:jc w:val="left"/>
             </w:pPr>
-            <w:r/>
-            <w:r>
-              <w:rPr>
-                <w:rFonts w:ascii="Apple SD Gothic Neo" w:hAnsi="Apple SD Gothic Neo" w:eastAsia="Apple SD Gothic Neo"/>
-                <w:b w:val="0"/>
-                <w:color w:val="16243A"/>
-                <w:sz w:val="18"/>
-              </w:rPr>
-              <w:t>관찰성</w:t>
+            <w:r>
+              <w:t>반응형</w:t>
             </w:r>
           </w:p>
         </w:tc>
@@ -3742,15 +3924,8 @@
               <w:spacing w:before="0" w:after="0" w:line="276" w:lineRule="auto"/>
               <w:jc w:val="left"/>
             </w:pPr>
-            <w:r/>
-            <w:r>
-              <w:rPr>
-                <w:rFonts w:ascii="Apple SD Gothic Neo" w:hAnsi="Apple SD Gothic Neo" w:eastAsia="Apple SD Gothic Neo"/>
-                <w:b w:val="0"/>
-                <w:color w:val="16243A"/>
-                <w:sz w:val="18"/>
-              </w:rPr>
-              <w:t>원문·개인정보를 제외한 구조화 로그, 지표·트레이스·작업 ID, 고객 영향 기반 경보</w:t>
+            <w:r>
+              <w:t>최소 360 CSS px, 모바일 CTA 가림 방지, 긴 표 카드 전환/가로 스크롤 안내, 의도하지 않은 가로 넘침 방지</w:t>
             </w:r>
           </w:p>
         </w:tc>
@@ -3775,14 +3950,54 @@
               <w:spacing w:before="0" w:after="0" w:line="276" w:lineRule="auto"/>
               <w:jc w:val="left"/>
             </w:pPr>
-            <w:r/>
-            <w:r>
-              <w:rPr>
-                <w:rFonts w:ascii="Apple SD Gothic Neo" w:hAnsi="Apple SD Gothic Neo" w:eastAsia="Apple SD Gothic Neo"/>
-                <w:b w:val="0"/>
-                <w:color w:val="16243A"/>
-                <w:sz w:val="18"/>
-              </w:rPr>
+            <w:r>
+              <w:t>관찰성</w:t>
+            </w:r>
+          </w:p>
+        </w:tc>
+        <w:tc>
+          <w:tcPr>
+            <w:tcW w:type="dxa" w:w="7660"/>
+            <w:tcMar>
+              <w:top w:w="80" w:type="dxa"/>
+              <w:start w:w="120" w:type="dxa"/>
+              <w:bottom w:w="80" w:type="dxa"/>
+              <w:end w:w="120" w:type="dxa"/>
+            </w:tcMar>
+            <w:vAlign w:val="center"/>
+          </w:tcPr>
+          <w:p>
+            <w:pPr>
+              <w:spacing w:before="0" w:after="0" w:line="276" w:lineRule="auto"/>
+              <w:jc w:val="left"/>
+            </w:pPr>
+            <w:r>
+              <w:t>원문·개인정보를 제외한 구조화 로그, 지표·트레이스·작업 ID·오류 코드, 고객 영향 기반 경보</w:t>
+            </w:r>
+          </w:p>
+        </w:tc>
+      </w:tr>
+      <w:tr>
+        <w:trPr>
+          <w:cantSplit/>
+        </w:trPr>
+        <w:tc>
+          <w:tcPr>
+            <w:tcW w:type="dxa" w:w="1700"/>
+            <w:tcMar>
+              <w:top w:w="80" w:type="dxa"/>
+              <w:start w:w="120" w:type="dxa"/>
+              <w:bottom w:w="80" w:type="dxa"/>
+              <w:end w:w="120" w:type="dxa"/>
+            </w:tcMar>
+            <w:vAlign w:val="center"/>
+          </w:tcPr>
+          <w:p>
+            <w:pPr>
+              <w:spacing w:before="0" w:after="0" w:line="276" w:lineRule="auto"/>
+              <w:jc w:val="left"/>
+            </w:pPr>
+            <w:r>
               <w:t>보존·삭제</w:t>
             </w:r>
           </w:p>
@@ -3803,15 +4018,519 @@
               <w:spacing w:before="0" w:after="0" w:line="276" w:lineRule="auto"/>
               <w:jc w:val="left"/>
             </w:pPr>
-            <w:r/>
-            <w:r>
-              <w:rPr>
-                <w:rFonts w:ascii="Apple SD Gothic Neo" w:hAnsi="Apple SD Gothic Neo" w:eastAsia="Apple SD Gothic Neo"/>
-                <w:b w:val="0"/>
-                <w:color w:val="16243A"/>
-                <w:sz w:val="18"/>
-              </w:rPr>
-              <w:t>원본·추출·문서·감사·백업별 정책, 삭제 증적과 법적 보존 예외 분리</w:t>
+            <w:r>
+              <w:t>원본·추출·문서·감사·검색·백업별 정책, 삭제 증적, 부분 실패 재시도와 법적 보존 예외 분리</w:t>
+            </w:r>
+          </w:p>
+        </w:tc>
+      </w:tr>
+    </w:tbl>
+    <w:p>
+      <w:pPr>
+        <w:pStyle w:val="Heading2"/>
+      </w:pPr>
+      <w:r>
+        <w:t>4.1 MVP 기술 선택 상태</w:t>
+      </w:r>
+    </w:p>
+    <w:p>
+      <w:r>
+        <w:t>아래 항목은 제품의 필수 책임과 특정 기술 제품 선택을 구분합니다. ‘필요’는 구현 능력이 필요하다는 뜻이며 공급업체나 제품이 확정되었다는 의미는 아닙니다.</w:t>
+      </w:r>
+    </w:p>
+    <w:tbl>
+      <w:tblPr>
+        <w:tblStyle w:val="TableGrid"/>
+        <w:tblW w:type="dxa" w:w="9360"/>
+        <w:jc w:val="left"/>
+        <w:tblLayout w:type="fixed"/>
+        <w:tblLook w:firstColumn="1" w:firstRow="1" w:lastColumn="0" w:lastRow="0" w:noHBand="0" w:noVBand="1" w:val="04A0"/>
+        <w:tblInd w:w="120" w:type="dxa"/>
+      </w:tblPr>
+      <w:tblGrid>
+        <w:gridCol w:w="1500"/>
+        <w:gridCol w:w="3710"/>
+        <w:gridCol w:w="4150"/>
+      </w:tblGrid>
+      <w:tr>
+        <w:trPr>
+          <w:tblHeader w:val="true"/>
+          <w:cantSplit/>
+        </w:trPr>
+        <w:tc>
+          <w:tcPr>
+            <w:tcW w:type="dxa" w:w="1500"/>
+            <w:shd w:fill="E8EEF9"/>
+            <w:tcMar>
+              <w:top w:w="80" w:type="dxa"/>
+              <w:start w:w="120" w:type="dxa"/>
+              <w:bottom w:w="80" w:type="dxa"/>
+              <w:end w:w="120" w:type="dxa"/>
+            </w:tcMar>
+            <w:vAlign w:val="center"/>
+          </w:tcPr>
+          <w:p>
+            <w:pPr>
+              <w:keepNext/>
+              <w:spacing w:before="0" w:after="0" w:line="276" w:lineRule="auto"/>
+              <w:jc w:val="left"/>
+            </w:pPr>
+            <w:r>
+              <w:t>결정 항목</w:t>
+            </w:r>
+          </w:p>
+        </w:tc>
+        <w:tc>
+          <w:tcPr>
+            <w:tcW w:type="dxa" w:w="3710"/>
+            <w:shd w:fill="E8EEF9"/>
+            <w:tcMar>
+              <w:top w:w="80" w:type="dxa"/>
+              <w:start w:w="120" w:type="dxa"/>
+              <w:bottom w:w="80" w:type="dxa"/>
+              <w:end w:w="120" w:type="dxa"/>
+            </w:tcMar>
+            <w:vAlign w:val="center"/>
+          </w:tcPr>
+          <w:p>
+            <w:pPr>
+              <w:keepNext/>
+              <w:spacing w:before="0" w:after="0" w:line="276" w:lineRule="auto"/>
+              <w:jc w:val="left"/>
+            </w:pPr>
+            <w:r>
+              <w:t>상태</w:t>
+            </w:r>
+          </w:p>
+        </w:tc>
+        <w:tc>
+          <w:tcPr>
+            <w:tcW w:type="dxa" w:w="4150"/>
+            <w:shd w:fill="E8EEF9"/>
+            <w:tcMar>
+              <w:top w:w="80" w:type="dxa"/>
+              <w:start w:w="120" w:type="dxa"/>
+              <w:bottom w:w="80" w:type="dxa"/>
+              <w:end w:w="120" w:type="dxa"/>
+            </w:tcMar>
+            <w:vAlign w:val="center"/>
+          </w:tcPr>
+          <w:p>
+            <w:pPr>
+              <w:keepNext/>
+              <w:spacing w:before="0" w:after="0" w:line="276" w:lineRule="auto"/>
+              <w:jc w:val="left"/>
+            </w:pPr>
+            <w:r>
+              <w:t>MVP 기준</w:t>
+            </w:r>
+          </w:p>
+        </w:tc>
+      </w:tr>
+      <w:tr>
+        <w:trPr>
+          <w:cantSplit/>
+        </w:trPr>
+        <w:tc>
+          <w:tcPr>
+            <w:tcW w:type="dxa" w:w="1500"/>
+            <w:tcMar>
+              <w:top w:w="80" w:type="dxa"/>
+              <w:start w:w="120" w:type="dxa"/>
+              <w:bottom w:w="80" w:type="dxa"/>
+              <w:end w:w="120" w:type="dxa"/>
+            </w:tcMar>
+            <w:vAlign w:val="center"/>
+          </w:tcPr>
+          <w:p>
+            <w:pPr>
+              <w:spacing w:before="0" w:after="0" w:line="276" w:lineRule="auto"/>
+              <w:jc w:val="left"/>
+            </w:pPr>
+            <w:r>
+              <w:t>애플리케이션 구조</w:t>
+            </w:r>
+          </w:p>
+        </w:tc>
+        <w:tc>
+          <w:tcPr>
+            <w:tcW w:type="dxa" w:w="3710"/>
+            <w:tcMar>
+              <w:top w:w="80" w:type="dxa"/>
+              <w:start w:w="120" w:type="dxa"/>
+              <w:bottom w:w="80" w:type="dxa"/>
+              <w:end w:w="120" w:type="dxa"/>
+            </w:tcMar>
+            <w:vAlign w:val="center"/>
+          </w:tcPr>
+          <w:p>
+            <w:pPr>
+              <w:spacing w:before="0" w:after="0" w:line="276" w:lineRule="auto"/>
+              <w:jc w:val="left"/>
+            </w:pPr>
+            <w:r>
+              <w:t>권장안</w:t>
+            </w:r>
+          </w:p>
+        </w:tc>
+        <w:tc>
+          <w:tcPr>
+            <w:tcW w:type="dxa" w:w="4150"/>
+            <w:tcMar>
+              <w:top w:w="80" w:type="dxa"/>
+              <w:start w:w="120" w:type="dxa"/>
+              <w:bottom w:w="80" w:type="dxa"/>
+              <w:end w:w="120" w:type="dxa"/>
+            </w:tcMar>
+            <w:vAlign w:val="center"/>
+          </w:tcPr>
+          <w:p>
+            <w:pPr>
+              <w:spacing w:before="0" w:after="0" w:line="276" w:lineRule="auto"/>
+              <w:jc w:val="left"/>
+            </w:pPr>
+            <w:r>
+              <w:t>초기에는 모듈형 모놀리스와 분리된 작업자로 구성하고 기능 ID 기준의 모듈 경계를 유지</w:t>
+            </w:r>
+          </w:p>
+        </w:tc>
+      </w:tr>
+      <w:tr>
+        <w:trPr>
+          <w:cantSplit/>
+        </w:trPr>
+        <w:tc>
+          <w:tcPr>
+            <w:tcW w:type="dxa" w:w="1500"/>
+            <w:tcMar>
+              <w:top w:w="80" w:type="dxa"/>
+              <w:start w:w="120" w:type="dxa"/>
+              <w:bottom w:w="80" w:type="dxa"/>
+              <w:end w:w="120" w:type="dxa"/>
+            </w:tcMar>
+            <w:vAlign w:val="center"/>
+          </w:tcPr>
+          <w:p>
+            <w:pPr>
+              <w:spacing w:before="0" w:after="0" w:line="276" w:lineRule="auto"/>
+              <w:jc w:val="left"/>
+            </w:pPr>
+            <w:r>
+              <w:t>관계형 데이터 저장소</w:t>
+            </w:r>
+          </w:p>
+        </w:tc>
+        <w:tc>
+          <w:tcPr>
+            <w:tcW w:type="dxa" w:w="3710"/>
+            <w:tcMar>
+              <w:top w:w="80" w:type="dxa"/>
+              <w:start w:w="120" w:type="dxa"/>
+              <w:bottom w:w="80" w:type="dxa"/>
+              <w:end w:w="120" w:type="dxa"/>
+            </w:tcMar>
+            <w:vAlign w:val="center"/>
+          </w:tcPr>
+          <w:p>
+            <w:pPr>
+              <w:spacing w:before="0" w:after="0" w:line="276" w:lineRule="auto"/>
+              <w:jc w:val="left"/>
+            </w:pPr>
+            <w:r>
+              <w:t>필요·제품 미정</w:t>
+            </w:r>
+          </w:p>
+        </w:tc>
+        <w:tc>
+          <w:tcPr>
+            <w:tcW w:type="dxa" w:w="4150"/>
+            <w:tcMar>
+              <w:top w:w="80" w:type="dxa"/>
+              <w:start w:w="120" w:type="dxa"/>
+              <w:bottom w:w="80" w:type="dxa"/>
+              <w:end w:w="120" w:type="dxa"/>
+            </w:tcMar>
+            <w:vAlign w:val="center"/>
+          </w:tcPr>
+          <w:p>
+            <w:pPr>
+              <w:spacing w:before="0" w:after="0" w:line="276" w:lineRule="auto"/>
+              <w:jc w:val="left"/>
+            </w:pPr>
+            <w:r>
+              <w:t>프로젝트·사실 리비전·규칙·문서·승인·감사 상태와 참조 무결성을 저장</w:t>
+            </w:r>
+          </w:p>
+        </w:tc>
+      </w:tr>
+      <w:tr>
+        <w:trPr>
+          <w:cantSplit/>
+        </w:trPr>
+        <w:tc>
+          <w:tcPr>
+            <w:tcW w:type="dxa" w:w="1500"/>
+            <w:tcMar>
+              <w:top w:w="80" w:type="dxa"/>
+              <w:start w:w="120" w:type="dxa"/>
+              <w:bottom w:w="80" w:type="dxa"/>
+              <w:end w:w="120" w:type="dxa"/>
+            </w:tcMar>
+            <w:vAlign w:val="center"/>
+          </w:tcPr>
+          <w:p>
+            <w:pPr>
+              <w:spacing w:before="0" w:after="0" w:line="276" w:lineRule="auto"/>
+              <w:jc w:val="left"/>
+            </w:pPr>
+            <w:r>
+              <w:t>암호화 객체 저장소</w:t>
+            </w:r>
+          </w:p>
+        </w:tc>
+        <w:tc>
+          <w:tcPr>
+            <w:tcW w:type="dxa" w:w="3710"/>
+            <w:tcMar>
+              <w:top w:w="80" w:type="dxa"/>
+              <w:start w:w="120" w:type="dxa"/>
+              <w:bottom w:w="80" w:type="dxa"/>
+              <w:end w:w="120" w:type="dxa"/>
+            </w:tcMar>
+            <w:vAlign w:val="center"/>
+          </w:tcPr>
+          <w:p>
+            <w:pPr>
+              <w:spacing w:before="0" w:after="0" w:line="276" w:lineRule="auto"/>
+              <w:jc w:val="left"/>
+            </w:pPr>
+            <w:r>
+              <w:t>필요·제품 미정</w:t>
+            </w:r>
+          </w:p>
+        </w:tc>
+        <w:tc>
+          <w:tcPr>
+            <w:tcW w:type="dxa" w:w="4150"/>
+            <w:tcMar>
+              <w:top w:w="80" w:type="dxa"/>
+              <w:start w:w="120" w:type="dxa"/>
+              <w:bottom w:w="80" w:type="dxa"/>
+              <w:end w:w="120" w:type="dxa"/>
+            </w:tcMar>
+            <w:vAlign w:val="center"/>
+          </w:tcPr>
+          <w:p>
+            <w:pPr>
+              <w:spacing w:before="0" w:after="0" w:line="276" w:lineRule="auto"/>
+              <w:jc w:val="left"/>
+            </w:pPr>
+            <w:r>
+              <w:t>업로드 파일·출처 스냅샷·생성 문서를 고객별로 분리하고 암호화·보존·삭제 상태를 관리</w:t>
+            </w:r>
+          </w:p>
+        </w:tc>
+      </w:tr>
+      <w:tr>
+        <w:trPr>
+          <w:cantSplit/>
+        </w:trPr>
+        <w:tc>
+          <w:tcPr>
+            <w:tcW w:type="dxa" w:w="1500"/>
+            <w:tcMar>
+              <w:top w:w="80" w:type="dxa"/>
+              <w:start w:w="120" w:type="dxa"/>
+              <w:bottom w:w="80" w:type="dxa"/>
+              <w:end w:w="120" w:type="dxa"/>
+            </w:tcMar>
+            <w:vAlign w:val="center"/>
+          </w:tcPr>
+          <w:p>
+            <w:pPr>
+              <w:spacing w:before="0" w:after="0" w:line="276" w:lineRule="auto"/>
+              <w:jc w:val="left"/>
+            </w:pPr>
+            <w:r>
+              <w:t>작업 큐</w:t>
+            </w:r>
+          </w:p>
+        </w:tc>
+        <w:tc>
+          <w:tcPr>
+            <w:tcW w:type="dxa" w:w="3710"/>
+            <w:tcMar>
+              <w:top w:w="80" w:type="dxa"/>
+              <w:start w:w="120" w:type="dxa"/>
+              <w:bottom w:w="80" w:type="dxa"/>
+              <w:end w:w="120" w:type="dxa"/>
+            </w:tcMar>
+            <w:vAlign w:val="center"/>
+          </w:tcPr>
+          <w:p>
+            <w:pPr>
+              <w:spacing w:before="0" w:after="0" w:line="276" w:lineRule="auto"/>
+              <w:jc w:val="left"/>
+            </w:pPr>
+            <w:r>
+              <w:t>필요·제품 미정</w:t>
+            </w:r>
+          </w:p>
+        </w:tc>
+        <w:tc>
+          <w:tcPr>
+            <w:tcW w:type="dxa" w:w="4150"/>
+            <w:tcMar>
+              <w:top w:w="80" w:type="dxa"/>
+              <w:start w:w="120" w:type="dxa"/>
+              <w:bottom w:w="80" w:type="dxa"/>
+              <w:end w:w="120" w:type="dxa"/>
+            </w:tcMar>
+            <w:vAlign w:val="center"/>
+          </w:tcPr>
+          <w:p>
+            <w:pPr>
+              <w:spacing w:before="0" w:after="0" w:line="276" w:lineRule="auto"/>
+              <w:jc w:val="left"/>
+            </w:pPr>
+            <w:r>
+              <w:t>분석·출처 조회·생성·발행 작업 ID, 멱등성, 재시도와 부분 실패를 지원</w:t>
+            </w:r>
+          </w:p>
+        </w:tc>
+      </w:tr>
+      <w:tr>
+        <w:trPr>
+          <w:cantSplit/>
+        </w:trPr>
+        <w:tc>
+          <w:tcPr>
+            <w:tcW w:type="dxa" w:w="1500"/>
+            <w:tcMar>
+              <w:top w:w="80" w:type="dxa"/>
+              <w:start w:w="120" w:type="dxa"/>
+              <w:bottom w:w="80" w:type="dxa"/>
+              <w:end w:w="120" w:type="dxa"/>
+            </w:tcMar>
+            <w:vAlign w:val="center"/>
+          </w:tcPr>
+          <w:p>
+            <w:pPr>
+              <w:spacing w:before="0" w:after="0" w:line="276" w:lineRule="auto"/>
+              <w:jc w:val="left"/>
+            </w:pPr>
+            <w:r>
+              <w:t>외부 AI</w:t>
+            </w:r>
+          </w:p>
+        </w:tc>
+        <w:tc>
+          <w:tcPr>
+            <w:tcW w:type="dxa" w:w="3710"/>
+            <w:tcMar>
+              <w:top w:w="80" w:type="dxa"/>
+              <w:start w:w="120" w:type="dxa"/>
+              <w:bottom w:w="80" w:type="dxa"/>
+              <w:end w:w="120" w:type="dxa"/>
+            </w:tcMar>
+            <w:vAlign w:val="center"/>
+          </w:tcPr>
+          <w:p>
+            <w:pPr>
+              <w:spacing w:before="0" w:after="0" w:line="276" w:lineRule="auto"/>
+              <w:jc w:val="left"/>
+            </w:pPr>
+            <w:r>
+              <w:t>착수 게이트</w:t>
+            </w:r>
+          </w:p>
+        </w:tc>
+        <w:tc>
+          <w:tcPr>
+            <w:tcW w:type="dxa" w:w="4150"/>
+            <w:tcMar>
+              <w:top w:w="80" w:type="dxa"/>
+              <w:start w:w="120" w:type="dxa"/>
+              <w:bottom w:w="80" w:type="dxa"/>
+              <w:end w:w="120" w:type="dxa"/>
+            </w:tcMar>
+            <w:vAlign w:val="center"/>
+          </w:tcPr>
+          <w:p>
+            <w:pPr>
+              <w:spacing w:before="0" w:after="0" w:line="276" w:lineRule="auto"/>
+              <w:jc w:val="left"/>
+            </w:pPr>
+            <w:r>
+              <w:t>공급업체·처리 지역·학습 사용·보유·삭제·DPA 승인 후 안전검사 통과 자료만 전송</w:t>
+            </w:r>
+          </w:p>
+        </w:tc>
+      </w:tr>
+      <w:tr>
+        <w:trPr>
+          <w:cantSplit/>
+        </w:trPr>
+        <w:tc>
+          <w:tcPr>
+            <w:tcW w:type="dxa" w:w="1500"/>
+            <w:tcMar>
+              <w:top w:w="80" w:type="dxa"/>
+              <w:start w:w="120" w:type="dxa"/>
+              <w:bottom w:w="80" w:type="dxa"/>
+              <w:end w:w="120" w:type="dxa"/>
+            </w:tcMar>
+            <w:vAlign w:val="center"/>
+          </w:tcPr>
+          <w:p>
+            <w:pPr>
+              <w:spacing w:before="0" w:after="0" w:line="276" w:lineRule="auto"/>
+              <w:jc w:val="left"/>
+            </w:pPr>
+            <w:r>
+              <w:t>Rule / Clause Store</w:t>
+            </w:r>
+          </w:p>
+        </w:tc>
+        <w:tc>
+          <w:tcPr>
+            <w:tcW w:type="dxa" w:w="3710"/>
+            <w:tcMar>
+              <w:top w:w="80" w:type="dxa"/>
+              <w:start w:w="120" w:type="dxa"/>
+              <w:bottom w:w="80" w:type="dxa"/>
+              <w:end w:w="120" w:type="dxa"/>
+            </w:tcMar>
+            <w:vAlign w:val="center"/>
+          </w:tcPr>
+          <w:p>
+            <w:pPr>
+              <w:spacing w:before="0" w:after="0" w:line="276" w:lineRule="auto"/>
+              <w:jc w:val="left"/>
+            </w:pPr>
+            <w:r>
+              <w:t>논리 구성요소</w:t>
+            </w:r>
+          </w:p>
+        </w:tc>
+        <w:tc>
+          <w:tcPr>
+            <w:tcW w:type="dxa" w:w="4150"/>
+            <w:tcMar>
+              <w:top w:w="80" w:type="dxa"/>
+              <w:start w:w="120" w:type="dxa"/>
+              <w:bottom w:w="80" w:type="dxa"/>
+              <w:end w:w="120" w:type="dxa"/>
+            </w:tcMar>
+            <w:vAlign w:val="center"/>
+          </w:tcPr>
+          <w:p>
+            <w:pPr>
+              <w:spacing w:before="0" w:after="0" w:line="276" w:lineRule="auto"/>
+              <w:jc w:val="left"/>
+            </w:pPr>
+            <w:r>
+              <w:t>초기에는 관계형 데이터 저장소 안의 권한 분리 스키마로 구현할 수 있으며 별도 데이터베이스를 필수로 하지 않음</w:t>
             </w:r>
           </w:p>
         </w:tc>
@@ -3831,250 +4550,78 @@
       </w:r>
     </w:p>
     <w:p>
-      <w:pPr>
-        <w:numPr>
-          <w:ilvl w:val="0"/>
-          <w:numId w:val="11"/>
-        </w:numPr>
-        <w:spacing w:after="100" w:line="300" w:lineRule="auto"/>
-        <w:ind w:left="540" w:hanging="271"/>
-      </w:pPr>
       <w:r>
-        <w:t>MVP 수용 여부는 핵심 기능정의서 5장 ‘핵심 수용 시나리오’를 기준으로 판단합니다. 이 절은 구현·테스트 참고사항이며 기능 범위를 추가하지 않습니다. 내용이 충돌하면 핵심 기능정의서를 우선합니다.</w:t>
+        <w:t>MVP 수용 여부는 핵심 기능정의서 5장 ‘핵심 수용 시나리오’와 ‘표준 수용 테스트 데이터’를 기준으로 판단합니다. 이 절은 구현·테스트 참고사항이며 기능 범위를 추가하지 않습니다. 내용이 충돌하면 핵심 기능정의서를 우선합니다.</w:t>
       </w:r>
     </w:p>
     <w:p>
-      <w:pPr>
-        <w:numPr>
-          <w:ilvl w:val="0"/>
-          <w:numId w:val="11"/>
-        </w:numPr>
-        <w:spacing w:after="100" w:line="300" w:lineRule="auto"/>
-        <w:ind w:left="540" w:hanging="271"/>
-      </w:pPr>
       <w:r>
-        <w:rPr>
-          <w:rFonts w:ascii="Apple SD Gothic Neo" w:hAnsi="Apple SD Gothic Neo" w:eastAsia="Apple SD Gothic Neo"/>
-          <w:color w:val="16243A"/>
-          <w:sz w:val="21"/>
-        </w:rPr>
-        <w:t>가입 필수 동의가 없으면 실제 고객 계정을 만들 수 없다.</w:t>
+        <w:t>SET-01 필수 동의와 세션 만료를 UI와 API에서 각각 검증한다.</w:t>
       </w:r>
     </w:p>
     <w:p>
-      <w:pPr>
-        <w:numPr>
-          <w:ilvl w:val="0"/>
-          <w:numId w:val="11"/>
-        </w:numPr>
-        <w:spacing w:after="100" w:line="300" w:lineRule="auto"/>
-        <w:ind w:left="540" w:hanging="271"/>
-      </w:pPr>
       <w:r>
-        <w:rPr>
-          <w:rFonts w:ascii="Apple SD Gothic Neo" w:hAnsi="Apple SD Gothic Neo" w:eastAsia="Apple SD Gothic Neo"/>
-          <w:color w:val="16243A"/>
-          <w:sz w:val="21"/>
-        </w:rPr>
-        <w:t>개인 예비창업자는 회사 정보가 확정되지 않아도 초안 생성까지 진행할 수 있고, 표시 주체 명칭·주소·연락처가 미확정이면 공개 발행이 차단된다.</w:t>
+        <w:t>SAFE-01은 정상 후보와 근거를 생성하고, PII-01·SECRET-01·MALWARE-01은 외부 AI 호출이 0회인 상태로 차단되어야 한다.</w:t>
       </w:r>
     </w:p>
     <w:p>
-      <w:pPr>
-        <w:numPr>
-          <w:ilvl w:val="0"/>
-          <w:numId w:val="11"/>
-        </w:numPr>
-        <w:spacing w:after="100" w:line="300" w:lineRule="auto"/>
-        <w:ind w:left="540" w:hanging="271"/>
-      </w:pPr>
       <w:r>
-        <w:rPr>
-          <w:rFonts w:ascii="Apple SD Gothic Neo" w:hAnsi="Apple SD Gothic Neo" w:eastAsia="Apple SD Gothic Neo"/>
-          <w:color w:val="16243A"/>
-          <w:sz w:val="21"/>
-        </w:rPr>
-        <w:t>SET-04 다섯 기준 중 하나라도 해당하면 일반 자동 생성·발행 경로를 차단하고 판정 근거와 관할별 외부 검토 행동을 표시한다.</w:t>
+        <w:t>사용자가 지정한 개별 URL 하나만 검사·분석하며 최상위 URL 변환, 하위 링크 탐색 또는 사이트 전체 크롤링을 실행하지 않는다.</w:t>
       </w:r>
     </w:p>
     <w:p>
-      <w:pPr>
-        <w:numPr>
-          <w:ilvl w:val="0"/>
-          <w:numId w:val="11"/>
-        </w:numPr>
-        <w:spacing w:after="100" w:line="300" w:lineRule="auto"/>
-        <w:ind w:left="540" w:hanging="271"/>
-      </w:pPr>
       <w:r>
-        <w:rPr>
-          <w:rFonts w:ascii="Apple SD Gothic Neo" w:hAnsi="Apple SD Gothic Neo" w:eastAsia="Apple SD Gothic Neo"/>
-          <w:color w:val="16243A"/>
-          <w:sz w:val="21"/>
-        </w:rPr>
-        <w:t>사용자가 지정한 개별 URL은 각각 안전검사 후 분석하며, 개인정보 후보가 있는 자료는 외부 AI로 전송되지 않고 사용자가 위치와 조치 방법을 확인할 수 있다.</w:t>
+        <w:t>CONFLICT-01은 값과 근거 위치를 표시하고 해결 전 사실 리비전 확정과 발행을 차단한다.</w:t>
       </w:r>
     </w:p>
     <w:p>
-      <w:pPr>
-        <w:numPr>
-          <w:ilvl w:val="0"/>
-          <w:numId w:val="11"/>
-        </w:numPr>
-        <w:spacing w:after="100" w:line="300" w:lineRule="auto"/>
-        <w:ind w:left="540" w:hanging="271"/>
-      </w:pPr>
       <w:r>
-        <w:rPr>
-          <w:rFonts w:ascii="Apple SD Gothic Neo" w:hAnsi="Apple SD Gothic Neo" w:eastAsia="Apple SD Gothic Neo"/>
-          <w:color w:val="16243A"/>
-          <w:sz w:val="21"/>
-        </w:rPr>
-        <w:t>후보 중 하나라도 미확인이면 국가별 초안 미리보기는 가능하지만 공개 발행은 불가하다.</w:t>
+        <w:t>RISK-01은 일반 자동 생성·발행 경로를 차단하고 판정 근거와 관할별 외부 검토 행동을 표시한다.</w:t>
       </w:r>
     </w:p>
     <w:p>
-      <w:pPr>
-        <w:numPr>
-          <w:ilvl w:val="0"/>
-          <w:numId w:val="11"/>
-        </w:numPr>
-        <w:spacing w:after="100" w:line="300" w:lineRule="auto"/>
-        <w:ind w:left="540" w:hanging="271"/>
-      </w:pPr>
       <w:r>
-        <w:rPr>
-          <w:rFonts w:ascii="Apple SD Gothic Neo" w:hAnsi="Apple SD Gothic Neo" w:eastAsia="Apple SD Gothic Neo"/>
-          <w:color w:val="16243A"/>
-          <w:sz w:val="21"/>
-        </w:rPr>
-        <w:t>국가별 초안 생성 요청 시 공식 법령·지침 공개본을 조회해 출처 URL·조회 시각·원문 해시·법률 기준일을 저장하고, 조회 실패 시 해당 국가 초안 생성을 차단한다.</w:t>
+        <w:t>SOURCE-FAIL-01은 해당 국가 신규 생성·재생성을 차단하고 현재 발행본을 유지한다.</w:t>
       </w:r>
     </w:p>
     <w:p>
-      <w:pPr>
-        <w:numPr>
-          <w:ilvl w:val="0"/>
-          <w:numId w:val="11"/>
-        </w:numPr>
-        <w:spacing w:after="100" w:line="300" w:lineRule="auto"/>
-        <w:ind w:left="540" w:hanging="271"/>
-      </w:pPr>
       <w:r>
-        <w:rPr>
-          <w:rFonts w:ascii="Apple SD Gothic Neo" w:hAnsi="Apple SD Gothic Neo" w:eastAsia="Apple SD Gothic Neo"/>
-          <w:color w:val="16243A"/>
-          <w:sz w:val="21"/>
-        </w:rPr>
-        <w:t>확정 사실과 작성 시점의 국가별 법령·공식 지침으로 사용자가 선택한 목표 국가의 초안만 만들고 출처·차이·생성 근거를 확인할 수 있다.</w:t>
+        <w:t>SOURCE-CHANGE-01은 ChangeReview를 만들고 새 RuleSet·Clause가 승인·활성화될 때까지 신규 생성·재생성과 자동 문서 변경을 막는다.</w:t>
       </w:r>
     </w:p>
     <w:p>
-      <w:pPr>
-        <w:numPr>
-          <w:ilvl w:val="0"/>
-          <w:numId w:val="11"/>
-        </w:numPr>
-        <w:spacing w:after="100" w:line="300" w:lineRule="auto"/>
-        <w:ind w:left="540" w:hanging="271"/>
-      </w:pPr>
       <w:r>
-        <w:rPr>
-          <w:rFonts w:ascii="Apple SD Gothic Neo" w:hAnsi="Apple SD Gothic Neo" w:eastAsia="Apple SD Gothic Neo"/>
-          <w:color w:val="16243A"/>
-          <w:sz w:val="21"/>
-        </w:rPr>
-        <w:t>차단 항목, 미승인 규칙 또는 고객 최종 승인 누락이 있으면 발행 API와 UI 모두 거부한다.</w:t>
+        <w:t>선택한 국가의 활성 RuleSet·Clause와 승인 근거 SourceSnapshot만 생성에 사용하며 검토되지 않은 새 스냅샷을 입력으로 사용하지 않는다.</w:t>
       </w:r>
     </w:p>
     <w:p>
-      <w:pPr>
-        <w:numPr>
-          <w:ilvl w:val="0"/>
-          <w:numId w:val="11"/>
-        </w:numPr>
-        <w:spacing w:after="100" w:line="300" w:lineRule="auto"/>
-        <w:ind w:left="540" w:hanging="271"/>
-      </w:pPr>
       <w:r>
-        <w:rPr>
-          <w:rFonts w:ascii="Apple SD Gothic Neo" w:hAnsi="Apple SD Gothic Neo" w:eastAsia="Apple SD Gothic Neo"/>
-          <w:color w:val="16243A"/>
-          <w:sz w:val="21"/>
-        </w:rPr>
-        <w:t>각 국가 문서는 독립 버전으로 발행되고 이전 버전·시행일·변경 이유를 비교할 수 있다.</w:t>
+        <w:t>APPROVAL-01과 다른 차단 항목은 UI와 API 발행을 모두 거부하고 해결 행동을 표시한다.</w:t>
       </w:r>
     </w:p>
     <w:p>
-      <w:pPr>
-        <w:numPr>
-          <w:ilvl w:val="0"/>
-          <w:numId w:val="11"/>
-        </w:numPr>
-        <w:spacing w:after="100" w:line="300" w:lineRule="auto"/>
-        <w:ind w:left="540" w:hanging="271"/>
-      </w:pPr>
       <w:r>
-        <w:rPr>
-          <w:rFonts w:ascii="Apple SD Gothic Neo" w:hAnsi="Apple SD Gothic Neo" w:eastAsia="Apple SD Gothic Neo"/>
-          <w:color w:val="16243A"/>
-          <w:sz w:val="21"/>
-        </w:rPr>
-        <w:t>공식 출처 문구가 달라져도 검토 대기열만 만들고 규칙·조항·고객 문서는 자동 변경하지 않는다.</w:t>
+        <w:t>동일 작업 요청을 반복해도 중복 사실 리비전·출처 스냅샷·문서 버전·발행본을 만들지 않는다.</w:t>
       </w:r>
     </w:p>
     <w:p>
-      <w:pPr>
-        <w:numPr>
-          <w:ilvl w:val="0"/>
-          <w:numId w:val="11"/>
-        </w:numPr>
-        <w:spacing w:after="100" w:line="300" w:lineRule="auto"/>
-        <w:ind w:left="540" w:hanging="271"/>
-      </w:pPr>
       <w:r>
-        <w:rPr>
-          <w:rFonts w:ascii="Apple SD Gothic Neo" w:hAnsi="Apple SD Gothic Neo" w:eastAsia="Apple SD Gothic Neo"/>
-          <w:color w:val="16243A"/>
-          <w:sz w:val="21"/>
-        </w:rPr>
-        <w:t>사람이 새 규칙·조항을 승인해도 고객 승인 전에는 현재 공개 문서가 유지된다.</w:t>
+        <w:t>국가별 부분 실패가 다른 국가의 성공 결과를 되돌리지 않으며 실패 작업만 재시도할 수 있다.</w:t>
       </w:r>
     </w:p>
     <w:p>
-      <w:pPr>
-        <w:numPr>
-          <w:ilvl w:val="0"/>
-          <w:numId w:val="11"/>
-        </w:numPr>
-        <w:spacing w:after="100" w:line="300" w:lineRule="auto"/>
-        <w:ind w:left="540" w:hanging="271"/>
-      </w:pPr>
       <w:r>
-        <w:rPr>
-          <w:rFonts w:ascii="Apple SD Gothic Neo" w:hAnsi="Apple SD Gothic Neo" w:eastAsia="Apple SD Gothic Neo"/>
-          <w:color w:val="16243A"/>
-          <w:sz w:val="21"/>
-        </w:rPr>
-        <w:t>프로젝트 삭제 요청 후 원본·파생 데이터·공개 URL·감사·백업 상태를 구분해 추적할 수 있다.</w:t>
+        <w:t>발행 문서의 핵심 조항에서 사실 리비전, 승인 스냅샷, ChangeReview, 활성 규칙·조항, 고객 승인까지 역추적한다.</w:t>
       </w:r>
     </w:p>
     <w:p>
-      <w:pPr>
-        <w:numPr>
-          <w:ilvl w:val="0"/>
-          <w:numId w:val="11"/>
-        </w:numPr>
-        <w:spacing w:after="100" w:line="300" w:lineRule="auto"/>
-        <w:ind w:left="540" w:hanging="271"/>
-      </w:pPr>
       <w:r>
-        <w:rPr>
-          <w:rFonts w:ascii="Apple SD Gothic Neo" w:hAnsi="Apple SD Gothic Neo" w:eastAsia="Apple SD Gothic Neo"/>
-          <w:color w:val="16243A"/>
-          <w:sz w:val="21"/>
-        </w:rPr>
-        <w:t>모바일과 키보드만으로 핵심 여정의 다음 행동을 완료할 수 있고 런타임 오류와 가로 넘침이 없다.</w:t>
+        <w:t>프로젝트 삭제 요청 후 원본·파생 데이터·문서·공개 URL·검색·감사·백업·보존 예외 상태를 구분해 추적한다.</w:t>
+      </w:r>
+    </w:p>
+    <w:p>
+      <w:r>
+        <w:t>최소 360 CSS px와 키보드만으로 핵심 여정을 완료하고 포커스·상태·오류를 인지할 수 있으며 런타임 오류와 의도하지 않은 가로 넘침이 없다.</w:t>
       </w:r>
     </w:p>
     <w:p>
